--- a/UML/Insurance_Full_Test_Case.docx
+++ b/UML/Insurance_Full_Test_Case.docx
@@ -33,8 +33,13 @@
         <w:pStyle w:val="Heading1"/>
       </w:pPr>
       <w:r>
-        <w:t>2. Test Data / Instances</w:t>
+        <w:t xml:space="preserve">2. </w:t>
       </w:r>
+      <w:proofErr w:type="spellStart"/>
+      <w:r>
+        <w:t>cvvvxxc</w:t>
+      </w:r>
+      <w:proofErr w:type="spellEnd"/>
     </w:p>
     <w:p>
       <w:pPr>
@@ -3000,7 +3005,13 @@
       </w:pPr>
       <w:r>
         <w:lastRenderedPageBreak/>
-        <w:t>BMW X5: $52,000 × 1.10 = $57,200.</w:t>
+        <w:t>BMW X5: $52,000 × 1.10 = $</w:t>
+      </w:r>
+      <w:r>
+        <w:t>57</w:t>
+      </w:r>
+      <w:r>
+        <w:t>,200.</w:t>
       </w:r>
     </w:p>
     <w:p>
@@ -4637,12 +4648,304 @@
         </w:tc>
       </w:tr>
     </w:tbl>
+    <w:p/>
+    <w:p>
+      <w:pPr>
+        <w:rPr>
+          <w:rFonts w:hint="eastAsia"/>
+          <w:b/>
+          <w:bCs/>
+        </w:rPr>
+      </w:pPr>
+      <w:r>
+        <w:rPr>
+          <w:b/>
+          <w:bCs/>
+        </w:rPr>
+        <w:t xml:space="preserve">Pictures of console after test: </w:t>
+      </w:r>
+    </w:p>
     <w:p>
       <w:pPr>
         <w:rPr>
           <w:rFonts w:hint="eastAsia"/>
         </w:rPr>
       </w:pPr>
+      <w:r>
+        <w:rPr>
+          <w:rFonts w:hint="eastAsia"/>
+          <w:noProof/>
+        </w:rPr>
+        <w:lastRenderedPageBreak/>
+        <w:drawing>
+          <wp:inline distT="0" distB="0" distL="0" distR="0" wp14:anchorId="6F597C73" wp14:editId="62B5DA9B">
+            <wp:extent cx="6388100" cy="4648200"/>
+            <wp:effectExtent l="0" t="0" r="0" b="0"/>
+            <wp:docPr id="6" name="Picture 6"/>
+            <wp:cNvGraphicFramePr>
+              <a:graphicFrameLocks xmlns:a="http://schemas.openxmlformats.org/drawingml/2006/main" noChangeAspect="1"/>
+            </wp:cNvGraphicFramePr>
+            <a:graphic xmlns:a="http://schemas.openxmlformats.org/drawingml/2006/main">
+              <a:graphicData uri="http://schemas.openxmlformats.org/drawingml/2006/picture">
+                <pic:pic xmlns:pic="http://schemas.openxmlformats.org/drawingml/2006/picture">
+                  <pic:nvPicPr>
+                    <pic:cNvPr id="0" name="Picture 6"/>
+                    <pic:cNvPicPr>
+                      <a:picLocks noChangeAspect="1" noChangeArrowheads="1"/>
+                    </pic:cNvPicPr>
+                  </pic:nvPicPr>
+                  <pic:blipFill>
+                    <a:blip r:embed="rId6">
+                      <a:extLst>
+                        <a:ext uri="{28A0092B-C50C-407E-A947-70E740481C1C}">
+                          <a14:useLocalDpi xmlns:a14="http://schemas.microsoft.com/office/drawing/2010/main" val="0"/>
+                        </a:ext>
+                      </a:extLst>
+                    </a:blip>
+                    <a:srcRect/>
+                    <a:stretch>
+                      <a:fillRect/>
+                    </a:stretch>
+                  </pic:blipFill>
+                  <pic:spPr bwMode="auto">
+                    <a:xfrm>
+                      <a:off x="0" y="0"/>
+                      <a:ext cx="6388100" cy="4648200"/>
+                    </a:xfrm>
+                    <a:prstGeom prst="rect">
+                      <a:avLst/>
+                    </a:prstGeom>
+                    <a:noFill/>
+                    <a:ln>
+                      <a:noFill/>
+                    </a:ln>
+                  </pic:spPr>
+                </pic:pic>
+              </a:graphicData>
+            </a:graphic>
+          </wp:inline>
+        </w:drawing>
+      </w:r>
+      <w:r>
+        <w:rPr>
+          <w:rFonts w:hint="eastAsia"/>
+          <w:noProof/>
+        </w:rPr>
+        <w:lastRenderedPageBreak/>
+        <w:drawing>
+          <wp:inline distT="0" distB="0" distL="0" distR="0" wp14:anchorId="76A4A8E0" wp14:editId="3783D95B">
+            <wp:extent cx="6400800" cy="4635500"/>
+            <wp:effectExtent l="0" t="0" r="0" b="0"/>
+            <wp:docPr id="7" name="Picture 7"/>
+            <wp:cNvGraphicFramePr>
+              <a:graphicFrameLocks xmlns:a="http://schemas.openxmlformats.org/drawingml/2006/main" noChangeAspect="1"/>
+            </wp:cNvGraphicFramePr>
+            <a:graphic xmlns:a="http://schemas.openxmlformats.org/drawingml/2006/main">
+              <a:graphicData uri="http://schemas.openxmlformats.org/drawingml/2006/picture">
+                <pic:pic xmlns:pic="http://schemas.openxmlformats.org/drawingml/2006/picture">
+                  <pic:nvPicPr>
+                    <pic:cNvPr id="0" name="Picture 7"/>
+                    <pic:cNvPicPr>
+                      <a:picLocks noChangeAspect="1" noChangeArrowheads="1"/>
+                    </pic:cNvPicPr>
+                  </pic:nvPicPr>
+                  <pic:blipFill>
+                    <a:blip r:embed="rId7">
+                      <a:extLst>
+                        <a:ext uri="{28A0092B-C50C-407E-A947-70E740481C1C}">
+                          <a14:useLocalDpi xmlns:a14="http://schemas.microsoft.com/office/drawing/2010/main" val="0"/>
+                        </a:ext>
+                      </a:extLst>
+                    </a:blip>
+                    <a:srcRect/>
+                    <a:stretch>
+                      <a:fillRect/>
+                    </a:stretch>
+                  </pic:blipFill>
+                  <pic:spPr bwMode="auto">
+                    <a:xfrm>
+                      <a:off x="0" y="0"/>
+                      <a:ext cx="6400800" cy="4635500"/>
+                    </a:xfrm>
+                    <a:prstGeom prst="rect">
+                      <a:avLst/>
+                    </a:prstGeom>
+                    <a:noFill/>
+                    <a:ln>
+                      <a:noFill/>
+                    </a:ln>
+                  </pic:spPr>
+                </pic:pic>
+              </a:graphicData>
+            </a:graphic>
+          </wp:inline>
+        </w:drawing>
+      </w:r>
+      <w:r>
+        <w:rPr>
+          <w:rFonts w:hint="eastAsia"/>
+          <w:noProof/>
+        </w:rPr>
+        <w:lastRenderedPageBreak/>
+        <w:drawing>
+          <wp:inline distT="0" distB="0" distL="0" distR="0" wp14:anchorId="554E5E7B" wp14:editId="6D51EB56">
+            <wp:extent cx="6400800" cy="4660900"/>
+            <wp:effectExtent l="0" t="0" r="0" b="6350"/>
+            <wp:docPr id="8" name="Picture 8"/>
+            <wp:cNvGraphicFramePr>
+              <a:graphicFrameLocks xmlns:a="http://schemas.openxmlformats.org/drawingml/2006/main" noChangeAspect="1"/>
+            </wp:cNvGraphicFramePr>
+            <a:graphic xmlns:a="http://schemas.openxmlformats.org/drawingml/2006/main">
+              <a:graphicData uri="http://schemas.openxmlformats.org/drawingml/2006/picture">
+                <pic:pic xmlns:pic="http://schemas.openxmlformats.org/drawingml/2006/picture">
+                  <pic:nvPicPr>
+                    <pic:cNvPr id="0" name="Picture 8"/>
+                    <pic:cNvPicPr>
+                      <a:picLocks noChangeAspect="1" noChangeArrowheads="1"/>
+                    </pic:cNvPicPr>
+                  </pic:nvPicPr>
+                  <pic:blipFill>
+                    <a:blip r:embed="rId8">
+                      <a:extLst>
+                        <a:ext uri="{28A0092B-C50C-407E-A947-70E740481C1C}">
+                          <a14:useLocalDpi xmlns:a14="http://schemas.microsoft.com/office/drawing/2010/main" val="0"/>
+                        </a:ext>
+                      </a:extLst>
+                    </a:blip>
+                    <a:srcRect/>
+                    <a:stretch>
+                      <a:fillRect/>
+                    </a:stretch>
+                  </pic:blipFill>
+                  <pic:spPr bwMode="auto">
+                    <a:xfrm>
+                      <a:off x="0" y="0"/>
+                      <a:ext cx="6400800" cy="4660900"/>
+                    </a:xfrm>
+                    <a:prstGeom prst="rect">
+                      <a:avLst/>
+                    </a:prstGeom>
+                    <a:noFill/>
+                    <a:ln>
+                      <a:noFill/>
+                    </a:ln>
+                  </pic:spPr>
+                </pic:pic>
+              </a:graphicData>
+            </a:graphic>
+          </wp:inline>
+        </w:drawing>
+      </w:r>
+      <w:r>
+        <w:rPr>
+          <w:rFonts w:hint="eastAsia"/>
+          <w:noProof/>
+        </w:rPr>
+        <w:lastRenderedPageBreak/>
+        <w:drawing>
+          <wp:inline distT="0" distB="0" distL="0" distR="0" wp14:anchorId="42F9EAB5" wp14:editId="11600CB4">
+            <wp:extent cx="6388100" cy="4584700"/>
+            <wp:effectExtent l="0" t="0" r="0" b="6350"/>
+            <wp:docPr id="9" name="Picture 9"/>
+            <wp:cNvGraphicFramePr>
+              <a:graphicFrameLocks xmlns:a="http://schemas.openxmlformats.org/drawingml/2006/main" noChangeAspect="1"/>
+            </wp:cNvGraphicFramePr>
+            <a:graphic xmlns:a="http://schemas.openxmlformats.org/drawingml/2006/main">
+              <a:graphicData uri="http://schemas.openxmlformats.org/drawingml/2006/picture">
+                <pic:pic xmlns:pic="http://schemas.openxmlformats.org/drawingml/2006/picture">
+                  <pic:nvPicPr>
+                    <pic:cNvPr id="0" name="Picture 9"/>
+                    <pic:cNvPicPr>
+                      <a:picLocks noChangeAspect="1" noChangeArrowheads="1"/>
+                    </pic:cNvPicPr>
+                  </pic:nvPicPr>
+                  <pic:blipFill>
+                    <a:blip r:embed="rId9">
+                      <a:extLst>
+                        <a:ext uri="{28A0092B-C50C-407E-A947-70E740481C1C}">
+                          <a14:useLocalDpi xmlns:a14="http://schemas.microsoft.com/office/drawing/2010/main" val="0"/>
+                        </a:ext>
+                      </a:extLst>
+                    </a:blip>
+                    <a:srcRect/>
+                    <a:stretch>
+                      <a:fillRect/>
+                    </a:stretch>
+                  </pic:blipFill>
+                  <pic:spPr bwMode="auto">
+                    <a:xfrm>
+                      <a:off x="0" y="0"/>
+                      <a:ext cx="6388100" cy="4584700"/>
+                    </a:xfrm>
+                    <a:prstGeom prst="rect">
+                      <a:avLst/>
+                    </a:prstGeom>
+                    <a:noFill/>
+                    <a:ln>
+                      <a:noFill/>
+                    </a:ln>
+                  </pic:spPr>
+                </pic:pic>
+              </a:graphicData>
+            </a:graphic>
+          </wp:inline>
+        </w:drawing>
+      </w:r>
+      <w:r>
+        <w:rPr>
+          <w:rFonts w:hint="eastAsia"/>
+          <w:noProof/>
+        </w:rPr>
+        <w:lastRenderedPageBreak/>
+        <w:drawing>
+          <wp:inline distT="0" distB="0" distL="0" distR="0" wp14:anchorId="612358E5" wp14:editId="45299B4A">
+            <wp:extent cx="6388100" cy="4432300"/>
+            <wp:effectExtent l="0" t="0" r="0" b="6350"/>
+            <wp:docPr id="10" name="Picture 10"/>
+            <wp:cNvGraphicFramePr>
+              <a:graphicFrameLocks xmlns:a="http://schemas.openxmlformats.org/drawingml/2006/main" noChangeAspect="1"/>
+            </wp:cNvGraphicFramePr>
+            <a:graphic xmlns:a="http://schemas.openxmlformats.org/drawingml/2006/main">
+              <a:graphicData uri="http://schemas.openxmlformats.org/drawingml/2006/picture">
+                <pic:pic xmlns:pic="http://schemas.openxmlformats.org/drawingml/2006/picture">
+                  <pic:nvPicPr>
+                    <pic:cNvPr id="0" name="Picture 10"/>
+                    <pic:cNvPicPr>
+                      <a:picLocks noChangeAspect="1" noChangeArrowheads="1"/>
+                    </pic:cNvPicPr>
+                  </pic:nvPicPr>
+                  <pic:blipFill>
+                    <a:blip r:embed="rId10">
+                      <a:extLst>
+                        <a:ext uri="{28A0092B-C50C-407E-A947-70E740481C1C}">
+                          <a14:useLocalDpi xmlns:a14="http://schemas.microsoft.com/office/drawing/2010/main" val="0"/>
+                        </a:ext>
+                      </a:extLst>
+                    </a:blip>
+                    <a:srcRect/>
+                    <a:stretch>
+                      <a:fillRect/>
+                    </a:stretch>
+                  </pic:blipFill>
+                  <pic:spPr bwMode="auto">
+                    <a:xfrm>
+                      <a:off x="0" y="0"/>
+                      <a:ext cx="6388100" cy="4432300"/>
+                    </a:xfrm>
+                    <a:prstGeom prst="rect">
+                      <a:avLst/>
+                    </a:prstGeom>
+                    <a:noFill/>
+                    <a:ln>
+                      <a:noFill/>
+                    </a:ln>
+                  </pic:spPr>
+                </pic:pic>
+              </a:graphicData>
+            </a:graphic>
+          </wp:inline>
+        </w:drawing>
+      </w:r>
     </w:p>
     <w:sectPr>
       <w:pgSz w:w="12240" w:h="15840"/>
@@ -5464,7 +5767,6 @@
   <w:style w:type="character" w:default="1" w:styleId="DefaultParagraphFont">
     <w:name w:val="Default Paragraph Font"/>
     <w:uiPriority w:val="1"/>
-    <w:semiHidden/>
     <w:unhideWhenUsed/>
   </w:style>
   <w:style w:type="table" w:default="1" w:styleId="TableNormal">

--- a/UML/Insurance_Full_Test_Case.docx
+++ b/UML/Insurance_Full_Test_Case.docx
@@ -5,23 +5,27 @@
     <w:p>
       <w:pPr>
         <w:rPr>
-          <w:rFonts w:hint="eastAsia"/>
+          <w:rFonts w:asciiTheme="majorBidi" w:hAnsiTheme="majorBidi" w:cstheme="majorBidi"/>
         </w:rPr>
       </w:pPr>
       <w:r>
+        <w:rPr>
+          <w:rFonts w:asciiTheme="majorBidi" w:hAnsiTheme="majorBidi" w:cstheme="majorBidi"/>
+        </w:rPr>
         <w:t>The test suite contains 21 tests covering administrator validation, user management, policy management, premium calculations, total payments, filtering, policy counting, car-price increases, and date logic.</w:t>
       </w:r>
     </w:p>
     <w:p>
       <w:pPr>
         <w:rPr>
-          <w:rFonts w:hint="eastAsia"/>
+          <w:rFonts w:asciiTheme="majorBidi" w:hAnsiTheme="majorBidi" w:cstheme="majorBidi"/>
           <w:sz w:val="28"/>
           <w:szCs w:val="28"/>
         </w:rPr>
       </w:pPr>
       <w:r>
         <w:rPr>
+          <w:rFonts w:asciiTheme="majorBidi" w:hAnsiTheme="majorBidi" w:cstheme="majorBidi"/>
           <w:sz w:val="28"/>
           <w:szCs w:val="28"/>
         </w:rPr>
@@ -31,12 +35,21 @@
     <w:p>
       <w:pPr>
         <w:pStyle w:val="Heading1"/>
+        <w:rPr>
+          <w:rFonts w:asciiTheme="majorBidi" w:hAnsiTheme="majorBidi"/>
+        </w:rPr>
       </w:pPr>
       <w:r>
+        <w:rPr>
+          <w:rFonts w:asciiTheme="majorBidi" w:hAnsiTheme="majorBidi"/>
+        </w:rPr>
         <w:t xml:space="preserve">2. </w:t>
       </w:r>
       <w:proofErr w:type="spellStart"/>
       <w:r>
+        <w:rPr>
+          <w:rFonts w:asciiTheme="majorBidi" w:hAnsiTheme="majorBidi"/>
+        </w:rPr>
         <w:t>cvvvxxc</w:t>
       </w:r>
       <w:proofErr w:type="spellEnd"/>
@@ -44,8 +57,14 @@
     <w:p>
       <w:pPr>
         <w:pStyle w:val="Heading2"/>
+        <w:rPr>
+          <w:rFonts w:asciiTheme="majorBidi" w:hAnsiTheme="majorBidi"/>
+        </w:rPr>
       </w:pPr>
       <w:r>
+        <w:rPr>
+          <w:rFonts w:asciiTheme="majorBidi" w:hAnsiTheme="majorBidi"/>
+        </w:rPr>
         <w:t>Users</w:t>
       </w:r>
     </w:p>
@@ -75,11 +94,12 @@
           <w:p>
             <w:pPr>
               <w:rPr>
-                <w:rFonts w:hint="eastAsia"/>
-              </w:rPr>
-            </w:pPr>
-            <w:r>
-              <w:rPr>
+                <w:rFonts w:asciiTheme="majorBidi" w:hAnsiTheme="majorBidi" w:cstheme="majorBidi"/>
+              </w:rPr>
+            </w:pPr>
+            <w:r>
+              <w:rPr>
+                <w:rFonts w:asciiTheme="majorBidi" w:hAnsiTheme="majorBidi" w:cstheme="majorBidi"/>
                 <w:b/>
               </w:rPr>
               <w:t>User ID</w:t>
@@ -95,11 +115,12 @@
           <w:p>
             <w:pPr>
               <w:rPr>
-                <w:rFonts w:hint="eastAsia"/>
-              </w:rPr>
-            </w:pPr>
-            <w:r>
-              <w:rPr>
+                <w:rFonts w:asciiTheme="majorBidi" w:hAnsiTheme="majorBidi" w:cstheme="majorBidi"/>
+              </w:rPr>
+            </w:pPr>
+            <w:r>
+              <w:rPr>
+                <w:rFonts w:asciiTheme="majorBidi" w:hAnsiTheme="majorBidi" w:cstheme="majorBidi"/>
                 <w:b/>
               </w:rPr>
               <w:t>User</w:t>
@@ -115,11 +136,12 @@
           <w:p>
             <w:pPr>
               <w:rPr>
-                <w:rFonts w:hint="eastAsia"/>
-              </w:rPr>
-            </w:pPr>
-            <w:r>
-              <w:rPr>
+                <w:rFonts w:asciiTheme="majorBidi" w:hAnsiTheme="majorBidi" w:cstheme="majorBidi"/>
+              </w:rPr>
+            </w:pPr>
+            <w:r>
+              <w:rPr>
+                <w:rFonts w:asciiTheme="majorBidi" w:hAnsiTheme="majorBidi" w:cstheme="majorBidi"/>
                 <w:b/>
               </w:rPr>
               <w:t>address</w:t>
@@ -135,11 +157,12 @@
           <w:p>
             <w:pPr>
               <w:rPr>
-                <w:rFonts w:hint="eastAsia"/>
-              </w:rPr>
-            </w:pPr>
-            <w:r>
-              <w:rPr>
+                <w:rFonts w:asciiTheme="majorBidi" w:hAnsiTheme="majorBidi" w:cstheme="majorBidi"/>
+              </w:rPr>
+            </w:pPr>
+            <w:r>
+              <w:rPr>
+                <w:rFonts w:asciiTheme="majorBidi" w:hAnsiTheme="majorBidi" w:cstheme="majorBidi"/>
                 <w:b/>
               </w:rPr>
               <w:t>Policies</w:t>
@@ -159,10 +182,13 @@
           <w:p>
             <w:pPr>
               <w:rPr>
-                <w:rFonts w:hint="eastAsia"/>
-              </w:rPr>
-            </w:pPr>
-            <w:r>
+                <w:rFonts w:asciiTheme="majorBidi" w:hAnsiTheme="majorBidi" w:cstheme="majorBidi"/>
+              </w:rPr>
+            </w:pPr>
+            <w:r>
+              <w:rPr>
+                <w:rFonts w:asciiTheme="majorBidi" w:hAnsiTheme="majorBidi" w:cstheme="majorBidi"/>
+              </w:rPr>
               <w:t>1001</w:t>
             </w:r>
           </w:p>
@@ -175,10 +201,13 @@
           <w:p>
             <w:pPr>
               <w:rPr>
-                <w:rFonts w:hint="eastAsia"/>
-              </w:rPr>
-            </w:pPr>
-            <w:r>
+                <w:rFonts w:asciiTheme="majorBidi" w:hAnsiTheme="majorBidi" w:cstheme="majorBidi"/>
+              </w:rPr>
+            </w:pPr>
+            <w:r>
+              <w:rPr>
+                <w:rFonts w:asciiTheme="majorBidi" w:hAnsiTheme="majorBidi" w:cstheme="majorBidi"/>
+              </w:rPr>
               <w:t>Alice Smith</w:t>
             </w:r>
           </w:p>
@@ -191,10 +220,13 @@
           <w:p>
             <w:pPr>
               <w:rPr>
-                <w:rFonts w:hint="eastAsia"/>
-              </w:rPr>
-            </w:pPr>
-            <w:r>
+                <w:rFonts w:asciiTheme="majorBidi" w:hAnsiTheme="majorBidi" w:cstheme="majorBidi"/>
+              </w:rPr>
+            </w:pPr>
+            <w:r>
+              <w:rPr>
+                <w:rFonts w:asciiTheme="majorBidi" w:hAnsiTheme="majorBidi" w:cstheme="majorBidi"/>
+              </w:rPr>
               <w:t>addr1</w:t>
             </w:r>
           </w:p>
@@ -207,10 +239,13 @@
           <w:p>
             <w:pPr>
               <w:rPr>
-                <w:rFonts w:hint="eastAsia"/>
-              </w:rPr>
-            </w:pPr>
-            <w:r>
+                <w:rFonts w:asciiTheme="majorBidi" w:hAnsiTheme="majorBidi" w:cstheme="majorBidi"/>
+              </w:rPr>
+            </w:pPr>
+            <w:r>
+              <w:rPr>
+                <w:rFonts w:asciiTheme="majorBidi" w:hAnsiTheme="majorBidi" w:cstheme="majorBidi"/>
+              </w:rPr>
               <w:t>101, 102</w:t>
             </w:r>
           </w:p>
@@ -228,10 +263,13 @@
           <w:p>
             <w:pPr>
               <w:rPr>
-                <w:rFonts w:hint="eastAsia"/>
-              </w:rPr>
-            </w:pPr>
-            <w:r>
+                <w:rFonts w:asciiTheme="majorBidi" w:hAnsiTheme="majorBidi" w:cstheme="majorBidi"/>
+              </w:rPr>
+            </w:pPr>
+            <w:r>
+              <w:rPr>
+                <w:rFonts w:asciiTheme="majorBidi" w:hAnsiTheme="majorBidi" w:cstheme="majorBidi"/>
+              </w:rPr>
               <w:t>1002</w:t>
             </w:r>
           </w:p>
@@ -244,10 +282,13 @@
           <w:p>
             <w:pPr>
               <w:rPr>
-                <w:rFonts w:hint="eastAsia"/>
-              </w:rPr>
-            </w:pPr>
-            <w:r>
+                <w:rFonts w:asciiTheme="majorBidi" w:hAnsiTheme="majorBidi" w:cstheme="majorBidi"/>
+              </w:rPr>
+            </w:pPr>
+            <w:r>
+              <w:rPr>
+                <w:rFonts w:asciiTheme="majorBidi" w:hAnsiTheme="majorBidi" w:cstheme="majorBidi"/>
+              </w:rPr>
               <w:t>Bob Johnson</w:t>
             </w:r>
           </w:p>
@@ -260,10 +301,13 @@
           <w:p>
             <w:pPr>
               <w:rPr>
-                <w:rFonts w:hint="eastAsia"/>
-              </w:rPr>
-            </w:pPr>
-            <w:r>
+                <w:rFonts w:asciiTheme="majorBidi" w:hAnsiTheme="majorBidi" w:cstheme="majorBidi"/>
+              </w:rPr>
+            </w:pPr>
+            <w:r>
+              <w:rPr>
+                <w:rFonts w:asciiTheme="majorBidi" w:hAnsiTheme="majorBidi" w:cstheme="majorBidi"/>
+              </w:rPr>
               <w:t>addr2</w:t>
             </w:r>
           </w:p>
@@ -276,10 +320,13 @@
           <w:p>
             <w:pPr>
               <w:rPr>
-                <w:rFonts w:hint="eastAsia"/>
-              </w:rPr>
-            </w:pPr>
-            <w:r>
+                <w:rFonts w:asciiTheme="majorBidi" w:hAnsiTheme="majorBidi" w:cstheme="majorBidi"/>
+              </w:rPr>
+            </w:pPr>
+            <w:r>
+              <w:rPr>
+                <w:rFonts w:asciiTheme="majorBidi" w:hAnsiTheme="majorBidi" w:cstheme="majorBidi"/>
+              </w:rPr>
               <w:t>201</w:t>
             </w:r>
           </w:p>
@@ -297,10 +344,13 @@
           <w:p>
             <w:pPr>
               <w:rPr>
-                <w:rFonts w:hint="eastAsia"/>
-              </w:rPr>
-            </w:pPr>
-            <w:r>
+                <w:rFonts w:asciiTheme="majorBidi" w:hAnsiTheme="majorBidi" w:cstheme="majorBidi"/>
+              </w:rPr>
+            </w:pPr>
+            <w:r>
+              <w:rPr>
+                <w:rFonts w:asciiTheme="majorBidi" w:hAnsiTheme="majorBidi" w:cstheme="majorBidi"/>
+              </w:rPr>
               <w:t>1003</w:t>
             </w:r>
           </w:p>
@@ -313,10 +363,13 @@
           <w:p>
             <w:pPr>
               <w:rPr>
-                <w:rFonts w:hint="eastAsia"/>
-              </w:rPr>
-            </w:pPr>
-            <w:r>
+                <w:rFonts w:asciiTheme="majorBidi" w:hAnsiTheme="majorBidi" w:cstheme="majorBidi"/>
+              </w:rPr>
+            </w:pPr>
+            <w:r>
+              <w:rPr>
+                <w:rFonts w:asciiTheme="majorBidi" w:hAnsiTheme="majorBidi" w:cstheme="majorBidi"/>
+              </w:rPr>
               <w:t>Charlie Brown</w:t>
             </w:r>
           </w:p>
@@ -329,10 +382,13 @@
           <w:p>
             <w:pPr>
               <w:rPr>
-                <w:rFonts w:hint="eastAsia"/>
-              </w:rPr>
-            </w:pPr>
-            <w:r>
+                <w:rFonts w:asciiTheme="majorBidi" w:hAnsiTheme="majorBidi" w:cstheme="majorBidi"/>
+              </w:rPr>
+            </w:pPr>
+            <w:r>
+              <w:rPr>
+                <w:rFonts w:asciiTheme="majorBidi" w:hAnsiTheme="majorBidi" w:cstheme="majorBidi"/>
+              </w:rPr>
               <w:t>addr3</w:t>
             </w:r>
           </w:p>
@@ -345,10 +401,13 @@
           <w:p>
             <w:pPr>
               <w:rPr>
-                <w:rFonts w:hint="eastAsia"/>
-              </w:rPr>
-            </w:pPr>
-            <w:r>
+                <w:rFonts w:asciiTheme="majorBidi" w:hAnsiTheme="majorBidi" w:cstheme="majorBidi"/>
+              </w:rPr>
+            </w:pPr>
+            <w:r>
+              <w:rPr>
+                <w:rFonts w:asciiTheme="majorBidi" w:hAnsiTheme="majorBidi" w:cstheme="majorBidi"/>
+              </w:rPr>
               <w:t>301</w:t>
             </w:r>
           </w:p>
@@ -366,10 +425,13 @@
           <w:p>
             <w:pPr>
               <w:rPr>
-                <w:rFonts w:hint="eastAsia"/>
-              </w:rPr>
-            </w:pPr>
-            <w:r>
+                <w:rFonts w:asciiTheme="majorBidi" w:hAnsiTheme="majorBidi" w:cstheme="majorBidi"/>
+              </w:rPr>
+            </w:pPr>
+            <w:r>
+              <w:rPr>
+                <w:rFonts w:asciiTheme="majorBidi" w:hAnsiTheme="majorBidi" w:cstheme="majorBidi"/>
+              </w:rPr>
               <w:t>1004</w:t>
             </w:r>
           </w:p>
@@ -382,10 +444,13 @@
           <w:p>
             <w:pPr>
               <w:rPr>
-                <w:rFonts w:hint="eastAsia"/>
-              </w:rPr>
-            </w:pPr>
-            <w:r>
+                <w:rFonts w:asciiTheme="majorBidi" w:hAnsiTheme="majorBidi" w:cstheme="majorBidi"/>
+              </w:rPr>
+            </w:pPr>
+            <w:r>
+              <w:rPr>
+                <w:rFonts w:asciiTheme="majorBidi" w:hAnsiTheme="majorBidi" w:cstheme="majorBidi"/>
+              </w:rPr>
               <w:t>Diana Prince</w:t>
             </w:r>
           </w:p>
@@ -398,10 +463,13 @@
           <w:p>
             <w:pPr>
               <w:rPr>
-                <w:rFonts w:hint="eastAsia"/>
-              </w:rPr>
-            </w:pPr>
-            <w:r>
+                <w:rFonts w:asciiTheme="majorBidi" w:hAnsiTheme="majorBidi" w:cstheme="majorBidi"/>
+              </w:rPr>
+            </w:pPr>
+            <w:r>
+              <w:rPr>
+                <w:rFonts w:asciiTheme="majorBidi" w:hAnsiTheme="majorBidi" w:cstheme="majorBidi"/>
+              </w:rPr>
               <w:t>addr4</w:t>
             </w:r>
           </w:p>
@@ -414,10 +482,13 @@
           <w:p>
             <w:pPr>
               <w:rPr>
-                <w:rFonts w:hint="eastAsia"/>
-              </w:rPr>
-            </w:pPr>
-            <w:r>
+                <w:rFonts w:asciiTheme="majorBidi" w:hAnsiTheme="majorBidi" w:cstheme="majorBidi"/>
+              </w:rPr>
+            </w:pPr>
+            <w:r>
+              <w:rPr>
+                <w:rFonts w:asciiTheme="majorBidi" w:hAnsiTheme="majorBidi" w:cstheme="majorBidi"/>
+              </w:rPr>
               <w:t>401</w:t>
             </w:r>
           </w:p>
@@ -435,10 +506,13 @@
           <w:p>
             <w:pPr>
               <w:rPr>
-                <w:rFonts w:hint="eastAsia"/>
-              </w:rPr>
-            </w:pPr>
-            <w:r>
+                <w:rFonts w:asciiTheme="majorBidi" w:hAnsiTheme="majorBidi" w:cstheme="majorBidi"/>
+              </w:rPr>
+            </w:pPr>
+            <w:r>
+              <w:rPr>
+                <w:rFonts w:asciiTheme="majorBidi" w:hAnsiTheme="majorBidi" w:cstheme="majorBidi"/>
+              </w:rPr>
               <w:t>1005</w:t>
             </w:r>
           </w:p>
@@ -451,10 +525,13 @@
           <w:p>
             <w:pPr>
               <w:rPr>
-                <w:rFonts w:hint="eastAsia"/>
-              </w:rPr>
-            </w:pPr>
-            <w:r>
+                <w:rFonts w:asciiTheme="majorBidi" w:hAnsiTheme="majorBidi" w:cstheme="majorBidi"/>
+              </w:rPr>
+            </w:pPr>
+            <w:r>
+              <w:rPr>
+                <w:rFonts w:asciiTheme="majorBidi" w:hAnsiTheme="majorBidi" w:cstheme="majorBidi"/>
+              </w:rPr>
               <w:t>Ethan Hunt</w:t>
             </w:r>
           </w:p>
@@ -467,10 +544,13 @@
           <w:p>
             <w:pPr>
               <w:rPr>
-                <w:rFonts w:hint="eastAsia"/>
-              </w:rPr>
-            </w:pPr>
-            <w:r>
+                <w:rFonts w:asciiTheme="majorBidi" w:hAnsiTheme="majorBidi" w:cstheme="majorBidi"/>
+              </w:rPr>
+            </w:pPr>
+            <w:r>
+              <w:rPr>
+                <w:rFonts w:asciiTheme="majorBidi" w:hAnsiTheme="majorBidi" w:cstheme="majorBidi"/>
+              </w:rPr>
               <w:t>addr5</w:t>
             </w:r>
           </w:p>
@@ -483,10 +563,13 @@
           <w:p>
             <w:pPr>
               <w:rPr>
-                <w:rFonts w:hint="eastAsia"/>
-              </w:rPr>
-            </w:pPr>
-            <w:r>
+                <w:rFonts w:asciiTheme="majorBidi" w:hAnsiTheme="majorBidi" w:cstheme="majorBidi"/>
+              </w:rPr>
+            </w:pPr>
+            <w:r>
+              <w:rPr>
+                <w:rFonts w:asciiTheme="majorBidi" w:hAnsiTheme="majorBidi" w:cstheme="majorBidi"/>
+              </w:rPr>
               <w:t>None</w:t>
             </w:r>
           </w:p>
@@ -496,15 +579,21 @@
     <w:p>
       <w:pPr>
         <w:rPr>
-          <w:rFonts w:hint="eastAsia"/>
+          <w:rFonts w:asciiTheme="majorBidi" w:hAnsiTheme="majorBidi" w:cstheme="majorBidi"/>
         </w:rPr>
       </w:pPr>
     </w:p>
     <w:p>
       <w:pPr>
         <w:pStyle w:val="Heading2"/>
+        <w:rPr>
+          <w:rFonts w:asciiTheme="majorBidi" w:hAnsiTheme="majorBidi"/>
+        </w:rPr>
       </w:pPr>
       <w:r>
+        <w:rPr>
+          <w:rFonts w:asciiTheme="majorBidi" w:hAnsiTheme="majorBidi"/>
+        </w:rPr>
         <w:t>Cars</w:t>
       </w:r>
     </w:p>
@@ -535,11 +624,12 @@
           <w:p>
             <w:pPr>
               <w:rPr>
-                <w:rFonts w:hint="eastAsia"/>
-              </w:rPr>
-            </w:pPr>
-            <w:r>
-              <w:rPr>
+                <w:rFonts w:asciiTheme="majorBidi" w:hAnsiTheme="majorBidi" w:cstheme="majorBidi"/>
+              </w:rPr>
+            </w:pPr>
+            <w:r>
+              <w:rPr>
+                <w:rFonts w:asciiTheme="majorBidi" w:hAnsiTheme="majorBidi" w:cstheme="majorBidi"/>
                 <w:b/>
               </w:rPr>
               <w:t>Car</w:t>
@@ -555,11 +645,12 @@
           <w:p>
             <w:pPr>
               <w:rPr>
-                <w:rFonts w:hint="eastAsia"/>
-              </w:rPr>
-            </w:pPr>
-            <w:r>
-              <w:rPr>
+                <w:rFonts w:asciiTheme="majorBidi" w:hAnsiTheme="majorBidi" w:cstheme="majorBidi"/>
+              </w:rPr>
+            </w:pPr>
+            <w:r>
+              <w:rPr>
+                <w:rFonts w:asciiTheme="majorBidi" w:hAnsiTheme="majorBidi" w:cstheme="majorBidi"/>
                 <w:b/>
               </w:rPr>
               <w:t>Year</w:t>
@@ -575,11 +666,12 @@
           <w:p>
             <w:pPr>
               <w:rPr>
-                <w:rFonts w:hint="eastAsia"/>
-              </w:rPr>
-            </w:pPr>
-            <w:r>
-              <w:rPr>
+                <w:rFonts w:asciiTheme="majorBidi" w:hAnsiTheme="majorBidi" w:cstheme="majorBidi"/>
+              </w:rPr>
+            </w:pPr>
+            <w:r>
+              <w:rPr>
+                <w:rFonts w:asciiTheme="majorBidi" w:hAnsiTheme="majorBidi" w:cstheme="majorBidi"/>
                 <w:b/>
               </w:rPr>
               <w:t>Model</w:t>
@@ -595,11 +687,12 @@
           <w:p>
             <w:pPr>
               <w:rPr>
-                <w:rFonts w:hint="eastAsia"/>
-              </w:rPr>
-            </w:pPr>
-            <w:r>
-              <w:rPr>
+                <w:rFonts w:asciiTheme="majorBidi" w:hAnsiTheme="majorBidi" w:cstheme="majorBidi"/>
+              </w:rPr>
+            </w:pPr>
+            <w:r>
+              <w:rPr>
+                <w:rFonts w:asciiTheme="majorBidi" w:hAnsiTheme="majorBidi" w:cstheme="majorBidi"/>
                 <w:b/>
               </w:rPr>
               <w:t>Type</w:t>
@@ -615,11 +708,12 @@
           <w:p>
             <w:pPr>
               <w:rPr>
-                <w:rFonts w:hint="eastAsia"/>
-              </w:rPr>
-            </w:pPr>
-            <w:r>
-              <w:rPr>
+                <w:rFonts w:asciiTheme="majorBidi" w:hAnsiTheme="majorBidi" w:cstheme="majorBidi"/>
+              </w:rPr>
+            </w:pPr>
+            <w:r>
+              <w:rPr>
+                <w:rFonts w:asciiTheme="majorBidi" w:hAnsiTheme="majorBidi" w:cstheme="majorBidi"/>
                 <w:b/>
               </w:rPr>
               <w:t>Price</w:t>
@@ -639,10 +733,13 @@
           <w:p>
             <w:pPr>
               <w:rPr>
-                <w:rFonts w:hint="eastAsia"/>
-              </w:rPr>
-            </w:pPr>
-            <w:r>
+                <w:rFonts w:asciiTheme="majorBidi" w:hAnsiTheme="majorBidi" w:cstheme="majorBidi"/>
+              </w:rPr>
+            </w:pPr>
+            <w:r>
+              <w:rPr>
+                <w:rFonts w:asciiTheme="majorBidi" w:hAnsiTheme="majorBidi" w:cstheme="majorBidi"/>
+              </w:rPr>
               <w:t>car1</w:t>
             </w:r>
           </w:p>
@@ -655,10 +752,13 @@
           <w:p>
             <w:pPr>
               <w:rPr>
-                <w:rFonts w:hint="eastAsia"/>
-              </w:rPr>
-            </w:pPr>
-            <w:r>
+                <w:rFonts w:asciiTheme="majorBidi" w:hAnsiTheme="majorBidi" w:cstheme="majorBidi"/>
+              </w:rPr>
+            </w:pPr>
+            <w:r>
+              <w:rPr>
+                <w:rFonts w:asciiTheme="majorBidi" w:hAnsiTheme="majorBidi" w:cstheme="majorBidi"/>
+              </w:rPr>
               <w:t>2020</w:t>
             </w:r>
           </w:p>
@@ -673,14 +773,14 @@
               <w:shd w:val="clear" w:color="auto" w:fill="1F1F1F"/>
               <w:spacing w:line="285" w:lineRule="atLeast"/>
               <w:rPr>
-                <w:rFonts w:ascii="Consolas" w:eastAsia="Times New Roman" w:hAnsi="Consolas" w:cs="Times New Roman" w:hint="eastAsia"/>
+                <w:rFonts w:asciiTheme="majorBidi" w:eastAsia="Times New Roman" w:hAnsiTheme="majorBidi" w:cstheme="majorBidi"/>
                 <w:color w:val="CCCCCC"/>
                 <w:szCs w:val="21"/>
               </w:rPr>
             </w:pPr>
             <w:r>
               <w:rPr>
-                <w:rFonts w:ascii="Consolas" w:eastAsia="Times New Roman" w:hAnsi="Consolas" w:cs="Times New Roman"/>
+                <w:rFonts w:asciiTheme="majorBidi" w:eastAsia="Times New Roman" w:hAnsiTheme="majorBidi" w:cstheme="majorBidi"/>
                 <w:color w:val="CE9178"/>
                 <w:szCs w:val="21"/>
               </w:rPr>
@@ -696,10 +796,13 @@
           <w:p>
             <w:pPr>
               <w:rPr>
-                <w:rFonts w:hint="eastAsia"/>
-              </w:rPr>
-            </w:pPr>
-            <w:r>
+                <w:rFonts w:asciiTheme="majorBidi" w:hAnsiTheme="majorBidi" w:cstheme="majorBidi"/>
+              </w:rPr>
+            </w:pPr>
+            <w:r>
+              <w:rPr>
+                <w:rFonts w:asciiTheme="majorBidi" w:hAnsiTheme="majorBidi" w:cstheme="majorBidi"/>
+              </w:rPr>
               <w:t>SED</w:t>
             </w:r>
           </w:p>
@@ -712,10 +815,13 @@
           <w:p>
             <w:pPr>
               <w:rPr>
-                <w:rFonts w:hint="eastAsia"/>
-              </w:rPr>
-            </w:pPr>
-            <w:r>
+                <w:rFonts w:asciiTheme="majorBidi" w:hAnsiTheme="majorBidi" w:cstheme="majorBidi"/>
+              </w:rPr>
+            </w:pPr>
+            <w:r>
+              <w:rPr>
+                <w:rFonts w:asciiTheme="majorBidi" w:hAnsiTheme="majorBidi" w:cstheme="majorBidi"/>
+              </w:rPr>
               <w:t>$25,000</w:t>
             </w:r>
           </w:p>
@@ -733,10 +839,13 @@
           <w:p>
             <w:pPr>
               <w:rPr>
-                <w:rFonts w:hint="eastAsia"/>
-              </w:rPr>
-            </w:pPr>
-            <w:r>
+                <w:rFonts w:asciiTheme="majorBidi" w:hAnsiTheme="majorBidi" w:cstheme="majorBidi"/>
+              </w:rPr>
+            </w:pPr>
+            <w:r>
+              <w:rPr>
+                <w:rFonts w:asciiTheme="majorBidi" w:hAnsiTheme="majorBidi" w:cstheme="majorBidi"/>
+              </w:rPr>
               <w:t>car2</w:t>
             </w:r>
           </w:p>
@@ -749,10 +858,13 @@
           <w:p>
             <w:pPr>
               <w:rPr>
-                <w:rFonts w:hint="eastAsia"/>
-              </w:rPr>
-            </w:pPr>
-            <w:r>
+                <w:rFonts w:asciiTheme="majorBidi" w:hAnsiTheme="majorBidi" w:cstheme="majorBidi"/>
+              </w:rPr>
+            </w:pPr>
+            <w:r>
+              <w:rPr>
+                <w:rFonts w:asciiTheme="majorBidi" w:hAnsiTheme="majorBidi" w:cstheme="majorBidi"/>
+              </w:rPr>
               <w:t>2022</w:t>
             </w:r>
           </w:p>
@@ -767,14 +879,14 @@
               <w:shd w:val="clear" w:color="auto" w:fill="1F1F1F"/>
               <w:spacing w:line="285" w:lineRule="atLeast"/>
               <w:rPr>
-                <w:rFonts w:ascii="Consolas" w:eastAsia="Times New Roman" w:hAnsi="Consolas" w:cs="Times New Roman" w:hint="eastAsia"/>
+                <w:rFonts w:asciiTheme="majorBidi" w:eastAsia="Times New Roman" w:hAnsiTheme="majorBidi" w:cstheme="majorBidi"/>
                 <w:color w:val="CCCCCC"/>
                 <w:szCs w:val="21"/>
               </w:rPr>
             </w:pPr>
             <w:r>
               <w:rPr>
-                <w:rFonts w:ascii="Consolas" w:eastAsia="Times New Roman" w:hAnsi="Consolas" w:cs="Times New Roman"/>
+                <w:rFonts w:asciiTheme="majorBidi" w:eastAsia="Times New Roman" w:hAnsiTheme="majorBidi" w:cstheme="majorBidi"/>
                 <w:color w:val="CE9178"/>
                 <w:szCs w:val="21"/>
               </w:rPr>
@@ -790,10 +902,13 @@
           <w:p>
             <w:pPr>
               <w:rPr>
-                <w:rFonts w:hint="eastAsia"/>
-              </w:rPr>
-            </w:pPr>
-            <w:r>
+                <w:rFonts w:asciiTheme="majorBidi" w:hAnsiTheme="majorBidi" w:cstheme="majorBidi"/>
+              </w:rPr>
+            </w:pPr>
+            <w:r>
+              <w:rPr>
+                <w:rFonts w:asciiTheme="majorBidi" w:hAnsiTheme="majorBidi" w:cstheme="majorBidi"/>
+              </w:rPr>
               <w:t>SUV</w:t>
             </w:r>
           </w:p>
@@ -806,10 +921,13 @@
           <w:p>
             <w:pPr>
               <w:rPr>
-                <w:rFonts w:hint="eastAsia"/>
-              </w:rPr>
-            </w:pPr>
-            <w:r>
+                <w:rFonts w:asciiTheme="majorBidi" w:hAnsiTheme="majorBidi" w:cstheme="majorBidi"/>
+              </w:rPr>
+            </w:pPr>
+            <w:r>
+              <w:rPr>
+                <w:rFonts w:asciiTheme="majorBidi" w:hAnsiTheme="majorBidi" w:cstheme="majorBidi"/>
+              </w:rPr>
               <w:t>$52,000</w:t>
             </w:r>
           </w:p>
@@ -827,10 +945,13 @@
           <w:p>
             <w:pPr>
               <w:rPr>
-                <w:rFonts w:hint="eastAsia"/>
-              </w:rPr>
-            </w:pPr>
-            <w:r>
+                <w:rFonts w:asciiTheme="majorBidi" w:hAnsiTheme="majorBidi" w:cstheme="majorBidi"/>
+              </w:rPr>
+            </w:pPr>
+            <w:r>
+              <w:rPr>
+                <w:rFonts w:asciiTheme="majorBidi" w:hAnsiTheme="majorBidi" w:cstheme="majorBidi"/>
+              </w:rPr>
               <w:t>car3</w:t>
             </w:r>
           </w:p>
@@ -843,10 +964,13 @@
           <w:p>
             <w:pPr>
               <w:rPr>
-                <w:rFonts w:hint="eastAsia"/>
-              </w:rPr>
-            </w:pPr>
-            <w:r>
+                <w:rFonts w:asciiTheme="majorBidi" w:hAnsiTheme="majorBidi" w:cstheme="majorBidi"/>
+              </w:rPr>
+            </w:pPr>
+            <w:r>
+              <w:rPr>
+                <w:rFonts w:asciiTheme="majorBidi" w:hAnsiTheme="majorBidi" w:cstheme="majorBidi"/>
+              </w:rPr>
               <w:t>2019</w:t>
             </w:r>
           </w:p>
@@ -861,14 +985,14 @@
               <w:shd w:val="clear" w:color="auto" w:fill="1F1F1F"/>
               <w:spacing w:line="285" w:lineRule="atLeast"/>
               <w:rPr>
-                <w:rFonts w:ascii="Consolas" w:eastAsia="Times New Roman" w:hAnsi="Consolas" w:cs="Times New Roman" w:hint="eastAsia"/>
+                <w:rFonts w:asciiTheme="majorBidi" w:eastAsia="Times New Roman" w:hAnsiTheme="majorBidi" w:cstheme="majorBidi"/>
                 <w:color w:val="CCCCCC"/>
                 <w:szCs w:val="21"/>
               </w:rPr>
             </w:pPr>
             <w:r>
               <w:rPr>
-                <w:rFonts w:ascii="Consolas" w:eastAsia="Times New Roman" w:hAnsi="Consolas" w:cs="Times New Roman"/>
+                <w:rFonts w:asciiTheme="majorBidi" w:eastAsia="Times New Roman" w:hAnsiTheme="majorBidi" w:cstheme="majorBidi"/>
                 <w:color w:val="CE9178"/>
                 <w:szCs w:val="21"/>
               </w:rPr>
@@ -884,10 +1008,13 @@
           <w:p>
             <w:pPr>
               <w:rPr>
-                <w:rFonts w:hint="eastAsia"/>
-              </w:rPr>
-            </w:pPr>
-            <w:r>
+                <w:rFonts w:asciiTheme="majorBidi" w:hAnsiTheme="majorBidi" w:cstheme="majorBidi"/>
+              </w:rPr>
+            </w:pPr>
+            <w:r>
+              <w:rPr>
+                <w:rFonts w:asciiTheme="majorBidi" w:hAnsiTheme="majorBidi" w:cstheme="majorBidi"/>
+              </w:rPr>
               <w:t>HATCH</w:t>
             </w:r>
           </w:p>
@@ -900,10 +1027,13 @@
           <w:p>
             <w:pPr>
               <w:rPr>
-                <w:rFonts w:hint="eastAsia"/>
-              </w:rPr>
-            </w:pPr>
-            <w:r>
+                <w:rFonts w:asciiTheme="majorBidi" w:hAnsiTheme="majorBidi" w:cstheme="majorBidi"/>
+              </w:rPr>
+            </w:pPr>
+            <w:r>
+              <w:rPr>
+                <w:rFonts w:asciiTheme="majorBidi" w:hAnsiTheme="majorBidi" w:cstheme="majorBidi"/>
+              </w:rPr>
               <w:t>$18,000</w:t>
             </w:r>
           </w:p>
@@ -921,10 +1051,13 @@
           <w:p>
             <w:pPr>
               <w:rPr>
-                <w:rFonts w:hint="eastAsia"/>
-              </w:rPr>
-            </w:pPr>
-            <w:r>
+                <w:rFonts w:asciiTheme="majorBidi" w:hAnsiTheme="majorBidi" w:cstheme="majorBidi"/>
+              </w:rPr>
+            </w:pPr>
+            <w:r>
+              <w:rPr>
+                <w:rFonts w:asciiTheme="majorBidi" w:hAnsiTheme="majorBidi" w:cstheme="majorBidi"/>
+              </w:rPr>
               <w:t>car4</w:t>
             </w:r>
           </w:p>
@@ -937,10 +1070,13 @@
           <w:p>
             <w:pPr>
               <w:rPr>
-                <w:rFonts w:hint="eastAsia"/>
-              </w:rPr>
-            </w:pPr>
-            <w:r>
+                <w:rFonts w:asciiTheme="majorBidi" w:hAnsiTheme="majorBidi" w:cstheme="majorBidi"/>
+              </w:rPr>
+            </w:pPr>
+            <w:r>
+              <w:rPr>
+                <w:rFonts w:asciiTheme="majorBidi" w:hAnsiTheme="majorBidi" w:cstheme="majorBidi"/>
+              </w:rPr>
               <w:t>2023</w:t>
             </w:r>
           </w:p>
@@ -955,14 +1091,14 @@
               <w:shd w:val="clear" w:color="auto" w:fill="1F1F1F"/>
               <w:spacing w:line="285" w:lineRule="atLeast"/>
               <w:rPr>
-                <w:rFonts w:ascii="Consolas" w:eastAsia="Times New Roman" w:hAnsi="Consolas" w:cs="Times New Roman" w:hint="eastAsia"/>
+                <w:rFonts w:asciiTheme="majorBidi" w:eastAsia="Times New Roman" w:hAnsiTheme="majorBidi" w:cstheme="majorBidi"/>
                 <w:color w:val="CCCCCC"/>
                 <w:szCs w:val="21"/>
               </w:rPr>
             </w:pPr>
             <w:r>
               <w:rPr>
-                <w:rFonts w:ascii="Consolas" w:eastAsia="Times New Roman" w:hAnsi="Consolas" w:cs="Times New Roman"/>
+                <w:rFonts w:asciiTheme="majorBidi" w:eastAsia="Times New Roman" w:hAnsiTheme="majorBidi" w:cstheme="majorBidi"/>
                 <w:color w:val="CE9178"/>
                 <w:szCs w:val="21"/>
               </w:rPr>
@@ -978,10 +1114,13 @@
           <w:p>
             <w:pPr>
               <w:rPr>
-                <w:rFonts w:hint="eastAsia"/>
-              </w:rPr>
-            </w:pPr>
-            <w:r>
+                <w:rFonts w:asciiTheme="majorBidi" w:hAnsiTheme="majorBidi" w:cstheme="majorBidi"/>
+              </w:rPr>
+            </w:pPr>
+            <w:r>
+              <w:rPr>
+                <w:rFonts w:asciiTheme="majorBidi" w:hAnsiTheme="majorBidi" w:cstheme="majorBidi"/>
+              </w:rPr>
               <w:t>SUV</w:t>
             </w:r>
           </w:p>
@@ -994,10 +1133,13 @@
           <w:p>
             <w:pPr>
               <w:rPr>
-                <w:rFonts w:hint="eastAsia"/>
-              </w:rPr>
-            </w:pPr>
-            <w:r>
+                <w:rFonts w:asciiTheme="majorBidi" w:hAnsiTheme="majorBidi" w:cstheme="majorBidi"/>
+              </w:rPr>
+            </w:pPr>
+            <w:r>
+              <w:rPr>
+                <w:rFonts w:asciiTheme="majorBidi" w:hAnsiTheme="majorBidi" w:cstheme="majorBidi"/>
+              </w:rPr>
               <w:t>$45,000</w:t>
             </w:r>
           </w:p>
@@ -1015,10 +1157,13 @@
           <w:p>
             <w:pPr>
               <w:rPr>
-                <w:rFonts w:hint="eastAsia"/>
-              </w:rPr>
-            </w:pPr>
-            <w:r>
+                <w:rFonts w:asciiTheme="majorBidi" w:hAnsiTheme="majorBidi" w:cstheme="majorBidi"/>
+              </w:rPr>
+            </w:pPr>
+            <w:r>
+              <w:rPr>
+                <w:rFonts w:asciiTheme="majorBidi" w:hAnsiTheme="majorBidi" w:cstheme="majorBidi"/>
+              </w:rPr>
               <w:t>car5</w:t>
             </w:r>
           </w:p>
@@ -1031,10 +1176,13 @@
           <w:p>
             <w:pPr>
               <w:rPr>
-                <w:rFonts w:hint="eastAsia"/>
-              </w:rPr>
-            </w:pPr>
-            <w:r>
+                <w:rFonts w:asciiTheme="majorBidi" w:hAnsiTheme="majorBidi" w:cstheme="majorBidi"/>
+              </w:rPr>
+            </w:pPr>
+            <w:r>
+              <w:rPr>
+                <w:rFonts w:asciiTheme="majorBidi" w:hAnsiTheme="majorBidi" w:cstheme="majorBidi"/>
+              </w:rPr>
               <w:t>2021</w:t>
             </w:r>
           </w:p>
@@ -1049,14 +1197,14 @@
               <w:shd w:val="clear" w:color="auto" w:fill="1F1F1F"/>
               <w:spacing w:line="285" w:lineRule="atLeast"/>
               <w:rPr>
-                <w:rFonts w:ascii="Consolas" w:eastAsia="Times New Roman" w:hAnsi="Consolas" w:cs="Times New Roman" w:hint="eastAsia"/>
+                <w:rFonts w:asciiTheme="majorBidi" w:eastAsia="Times New Roman" w:hAnsiTheme="majorBidi" w:cstheme="majorBidi"/>
                 <w:color w:val="CCCCCC"/>
                 <w:szCs w:val="21"/>
               </w:rPr>
             </w:pPr>
             <w:r>
               <w:rPr>
-                <w:rFonts w:ascii="Consolas" w:eastAsia="Times New Roman" w:hAnsi="Consolas" w:cs="Times New Roman"/>
+                <w:rFonts w:asciiTheme="majorBidi" w:eastAsia="Times New Roman" w:hAnsiTheme="majorBidi" w:cstheme="majorBidi"/>
                 <w:color w:val="CE9178"/>
                 <w:szCs w:val="21"/>
               </w:rPr>
@@ -1072,10 +1220,13 @@
           <w:p>
             <w:pPr>
               <w:rPr>
-                <w:rFonts w:hint="eastAsia"/>
-              </w:rPr>
-            </w:pPr>
-            <w:r>
+                <w:rFonts w:asciiTheme="majorBidi" w:hAnsiTheme="majorBidi" w:cstheme="majorBidi"/>
+              </w:rPr>
+            </w:pPr>
+            <w:r>
+              <w:rPr>
+                <w:rFonts w:asciiTheme="majorBidi" w:hAnsiTheme="majorBidi" w:cstheme="majorBidi"/>
+              </w:rPr>
               <w:t>SED</w:t>
             </w:r>
           </w:p>
@@ -1088,10 +1239,13 @@
           <w:p>
             <w:pPr>
               <w:rPr>
-                <w:rFonts w:hint="eastAsia"/>
-              </w:rPr>
-            </w:pPr>
-            <w:r>
+                <w:rFonts w:asciiTheme="majorBidi" w:hAnsiTheme="majorBidi" w:cstheme="majorBidi"/>
+              </w:rPr>
+            </w:pPr>
+            <w:r>
+              <w:rPr>
+                <w:rFonts w:asciiTheme="majorBidi" w:hAnsiTheme="majorBidi" w:cstheme="majorBidi"/>
+              </w:rPr>
               <w:t>$30,000</w:t>
             </w:r>
           </w:p>
@@ -1101,15 +1255,21 @@
     <w:p>
       <w:pPr>
         <w:rPr>
-          <w:rFonts w:hint="eastAsia"/>
+          <w:rFonts w:asciiTheme="majorBidi" w:hAnsiTheme="majorBidi" w:cstheme="majorBidi"/>
         </w:rPr>
       </w:pPr>
     </w:p>
     <w:p>
       <w:pPr>
         <w:pStyle w:val="Heading2"/>
+        <w:rPr>
+          <w:rFonts w:asciiTheme="majorBidi" w:hAnsiTheme="majorBidi"/>
+        </w:rPr>
       </w:pPr>
       <w:r>
+        <w:rPr>
+          <w:rFonts w:asciiTheme="majorBidi" w:hAnsiTheme="majorBidi"/>
+        </w:rPr>
         <w:t>Policies</w:t>
       </w:r>
     </w:p>
@@ -1141,11 +1301,12 @@
           <w:p>
             <w:pPr>
               <w:rPr>
-                <w:rFonts w:hint="eastAsia"/>
-              </w:rPr>
-            </w:pPr>
-            <w:r>
-              <w:rPr>
+                <w:rFonts w:asciiTheme="majorBidi" w:hAnsiTheme="majorBidi" w:cstheme="majorBidi"/>
+              </w:rPr>
+            </w:pPr>
+            <w:r>
+              <w:rPr>
+                <w:rFonts w:asciiTheme="majorBidi" w:hAnsiTheme="majorBidi" w:cstheme="majorBidi"/>
                 <w:b/>
               </w:rPr>
               <w:t>Policy</w:t>
@@ -1161,11 +1322,12 @@
           <w:p>
             <w:pPr>
               <w:rPr>
-                <w:rFonts w:hint="eastAsia"/>
-              </w:rPr>
-            </w:pPr>
-            <w:r>
-              <w:rPr>
+                <w:rFonts w:asciiTheme="majorBidi" w:hAnsiTheme="majorBidi" w:cstheme="majorBidi"/>
+              </w:rPr>
+            </w:pPr>
+            <w:r>
+              <w:rPr>
+                <w:rFonts w:asciiTheme="majorBidi" w:hAnsiTheme="majorBidi" w:cstheme="majorBidi"/>
                 <w:b/>
               </w:rPr>
               <w:t>Customer</w:t>
@@ -1181,11 +1343,12 @@
           <w:p>
             <w:pPr>
               <w:rPr>
-                <w:rFonts w:hint="eastAsia"/>
-              </w:rPr>
-            </w:pPr>
-            <w:r>
-              <w:rPr>
+                <w:rFonts w:asciiTheme="majorBidi" w:hAnsiTheme="majorBidi" w:cstheme="majorBidi"/>
+              </w:rPr>
+            </w:pPr>
+            <w:r>
+              <w:rPr>
+                <w:rFonts w:asciiTheme="majorBidi" w:hAnsiTheme="majorBidi" w:cstheme="majorBidi"/>
                 <w:b/>
               </w:rPr>
               <w:t>Type</w:t>
@@ -1201,11 +1364,12 @@
           <w:p>
             <w:pPr>
               <w:rPr>
-                <w:rFonts w:hint="eastAsia"/>
-              </w:rPr>
-            </w:pPr>
-            <w:r>
-              <w:rPr>
+                <w:rFonts w:asciiTheme="majorBidi" w:hAnsiTheme="majorBidi" w:cstheme="majorBidi"/>
+              </w:rPr>
+            </w:pPr>
+            <w:r>
+              <w:rPr>
+                <w:rFonts w:asciiTheme="majorBidi" w:hAnsiTheme="majorBidi" w:cstheme="majorBidi"/>
                 <w:b/>
               </w:rPr>
               <w:t>Car</w:t>
@@ -1221,11 +1385,12 @@
           <w:p>
             <w:pPr>
               <w:rPr>
-                <w:rFonts w:hint="eastAsia"/>
-              </w:rPr>
-            </w:pPr>
-            <w:r>
-              <w:rPr>
+                <w:rFonts w:asciiTheme="majorBidi" w:hAnsiTheme="majorBidi" w:cstheme="majorBidi"/>
+              </w:rPr>
+            </w:pPr>
+            <w:r>
+              <w:rPr>
+                <w:rFonts w:asciiTheme="majorBidi" w:hAnsiTheme="majorBidi" w:cstheme="majorBidi"/>
                 <w:b/>
               </w:rPr>
               <w:t>Claims</w:t>
@@ -1241,11 +1406,12 @@
           <w:p>
             <w:pPr>
               <w:rPr>
-                <w:rFonts w:hint="eastAsia"/>
-              </w:rPr>
-            </w:pPr>
-            <w:r>
-              <w:rPr>
+                <w:rFonts w:asciiTheme="majorBidi" w:hAnsiTheme="majorBidi" w:cstheme="majorBidi"/>
+              </w:rPr>
+            </w:pPr>
+            <w:r>
+              <w:rPr>
+                <w:rFonts w:asciiTheme="majorBidi" w:hAnsiTheme="majorBidi" w:cstheme="majorBidi"/>
                 <w:b/>
               </w:rPr>
               <w:t>Expiry</w:t>
@@ -1265,10 +1431,13 @@
           <w:p>
             <w:pPr>
               <w:rPr>
-                <w:rFonts w:hint="eastAsia"/>
-              </w:rPr>
-            </w:pPr>
-            <w:r>
+                <w:rFonts w:asciiTheme="majorBidi" w:hAnsiTheme="majorBidi" w:cstheme="majorBidi"/>
+              </w:rPr>
+            </w:pPr>
+            <w:r>
+              <w:rPr>
+                <w:rFonts w:asciiTheme="majorBidi" w:hAnsiTheme="majorBidi" w:cstheme="majorBidi"/>
+              </w:rPr>
               <w:t>101</w:t>
             </w:r>
           </w:p>
@@ -1281,10 +1450,13 @@
           <w:p>
             <w:pPr>
               <w:rPr>
-                <w:rFonts w:hint="eastAsia"/>
-              </w:rPr>
-            </w:pPr>
-            <w:r>
+                <w:rFonts w:asciiTheme="majorBidi" w:hAnsiTheme="majorBidi" w:cstheme="majorBidi"/>
+              </w:rPr>
+            </w:pPr>
+            <w:r>
+              <w:rPr>
+                <w:rFonts w:asciiTheme="majorBidi" w:hAnsiTheme="majorBidi" w:cstheme="majorBidi"/>
+              </w:rPr>
               <w:t>Alice</w:t>
             </w:r>
           </w:p>
@@ -1297,10 +1469,13 @@
           <w:p>
             <w:pPr>
               <w:rPr>
-                <w:rFonts w:hint="eastAsia"/>
-              </w:rPr>
-            </w:pPr>
-            <w:r>
+                <w:rFonts w:asciiTheme="majorBidi" w:hAnsiTheme="majorBidi" w:cstheme="majorBidi"/>
+              </w:rPr>
+            </w:pPr>
+            <w:r>
+              <w:rPr>
+                <w:rFonts w:asciiTheme="majorBidi" w:hAnsiTheme="majorBidi" w:cstheme="majorBidi"/>
+              </w:rPr>
               <w:t>Third Party</w:t>
             </w:r>
           </w:p>
@@ -1313,10 +1488,13 @@
           <w:p>
             <w:pPr>
               <w:rPr>
-                <w:rFonts w:hint="eastAsia"/>
-              </w:rPr>
-            </w:pPr>
-            <w:r>
+                <w:rFonts w:asciiTheme="majorBidi" w:hAnsiTheme="majorBidi" w:cstheme="majorBidi"/>
+              </w:rPr>
+            </w:pPr>
+            <w:r>
+              <w:rPr>
+                <w:rFonts w:asciiTheme="majorBidi" w:hAnsiTheme="majorBidi" w:cstheme="majorBidi"/>
+              </w:rPr>
               <w:t>Car1</w:t>
             </w:r>
           </w:p>
@@ -1329,10 +1507,13 @@
           <w:p>
             <w:pPr>
               <w:rPr>
-                <w:rFonts w:hint="eastAsia"/>
-              </w:rPr>
-            </w:pPr>
-            <w:r>
+                <w:rFonts w:asciiTheme="majorBidi" w:hAnsiTheme="majorBidi" w:cstheme="majorBidi"/>
+              </w:rPr>
+            </w:pPr>
+            <w:r>
+              <w:rPr>
+                <w:rFonts w:asciiTheme="majorBidi" w:hAnsiTheme="majorBidi" w:cstheme="majorBidi"/>
+              </w:rPr>
               <w:t>1</w:t>
             </w:r>
           </w:p>
@@ -1345,10 +1526,13 @@
           <w:p>
             <w:pPr>
               <w:rPr>
-                <w:rFonts w:hint="eastAsia"/>
-              </w:rPr>
-            </w:pPr>
-            <w:r>
+                <w:rFonts w:asciiTheme="majorBidi" w:hAnsiTheme="majorBidi" w:cstheme="majorBidi"/>
+              </w:rPr>
+            </w:pPr>
+            <w:r>
+              <w:rPr>
+                <w:rFonts w:asciiTheme="majorBidi" w:hAnsiTheme="majorBidi" w:cstheme="majorBidi"/>
+              </w:rPr>
               <w:t>2025-06-30</w:t>
             </w:r>
           </w:p>
@@ -1366,10 +1550,13 @@
           <w:p>
             <w:pPr>
               <w:rPr>
-                <w:rFonts w:hint="eastAsia"/>
-              </w:rPr>
-            </w:pPr>
-            <w:r>
+                <w:rFonts w:asciiTheme="majorBidi" w:hAnsiTheme="majorBidi" w:cstheme="majorBidi"/>
+              </w:rPr>
+            </w:pPr>
+            <w:r>
+              <w:rPr>
+                <w:rFonts w:asciiTheme="majorBidi" w:hAnsiTheme="majorBidi" w:cstheme="majorBidi"/>
+              </w:rPr>
               <w:t>102</w:t>
             </w:r>
           </w:p>
@@ -1382,10 +1569,13 @@
           <w:p>
             <w:pPr>
               <w:rPr>
-                <w:rFonts w:hint="eastAsia"/>
-              </w:rPr>
-            </w:pPr>
-            <w:r>
+                <w:rFonts w:asciiTheme="majorBidi" w:hAnsiTheme="majorBidi" w:cstheme="majorBidi"/>
+              </w:rPr>
+            </w:pPr>
+            <w:r>
+              <w:rPr>
+                <w:rFonts w:asciiTheme="majorBidi" w:hAnsiTheme="majorBidi" w:cstheme="majorBidi"/>
+              </w:rPr>
               <w:t>Alice</w:t>
             </w:r>
           </w:p>
@@ -1398,10 +1588,13 @@
           <w:p>
             <w:pPr>
               <w:rPr>
-                <w:rFonts w:hint="eastAsia"/>
-              </w:rPr>
-            </w:pPr>
-            <w:r>
+                <w:rFonts w:asciiTheme="majorBidi" w:hAnsiTheme="majorBidi" w:cstheme="majorBidi"/>
+              </w:rPr>
+            </w:pPr>
+            <w:r>
+              <w:rPr>
+                <w:rFonts w:asciiTheme="majorBidi" w:hAnsiTheme="majorBidi" w:cstheme="majorBidi"/>
+              </w:rPr>
               <w:t>Comprehensive</w:t>
             </w:r>
           </w:p>
@@ -1414,10 +1607,13 @@
           <w:p>
             <w:pPr>
               <w:rPr>
-                <w:rFonts w:hint="eastAsia"/>
-              </w:rPr>
-            </w:pPr>
-            <w:r>
+                <w:rFonts w:asciiTheme="majorBidi" w:hAnsiTheme="majorBidi" w:cstheme="majorBidi"/>
+              </w:rPr>
+            </w:pPr>
+            <w:r>
+              <w:rPr>
+                <w:rFonts w:asciiTheme="majorBidi" w:hAnsiTheme="majorBidi" w:cstheme="majorBidi"/>
+              </w:rPr>
               <w:t>Car2</w:t>
             </w:r>
           </w:p>
@@ -1430,10 +1626,13 @@
           <w:p>
             <w:pPr>
               <w:rPr>
-                <w:rFonts w:hint="eastAsia"/>
-              </w:rPr>
-            </w:pPr>
-            <w:r>
+                <w:rFonts w:asciiTheme="majorBidi" w:hAnsiTheme="majorBidi" w:cstheme="majorBidi"/>
+              </w:rPr>
+            </w:pPr>
+            <w:r>
+              <w:rPr>
+                <w:rFonts w:asciiTheme="majorBidi" w:hAnsiTheme="majorBidi" w:cstheme="majorBidi"/>
+              </w:rPr>
               <w:t>0</w:t>
             </w:r>
           </w:p>
@@ -1446,10 +1645,13 @@
           <w:p>
             <w:pPr>
               <w:rPr>
-                <w:rFonts w:hint="eastAsia"/>
-              </w:rPr>
-            </w:pPr>
-            <w:r>
+                <w:rFonts w:asciiTheme="majorBidi" w:hAnsiTheme="majorBidi" w:cstheme="majorBidi"/>
+              </w:rPr>
+            </w:pPr>
+            <w:r>
+              <w:rPr>
+                <w:rFonts w:asciiTheme="majorBidi" w:hAnsiTheme="majorBidi" w:cstheme="majorBidi"/>
+              </w:rPr>
               <w:t>2027-12-31</w:t>
             </w:r>
           </w:p>
@@ -1467,10 +1669,13 @@
           <w:p>
             <w:pPr>
               <w:rPr>
-                <w:rFonts w:hint="eastAsia"/>
-              </w:rPr>
-            </w:pPr>
-            <w:r>
+                <w:rFonts w:asciiTheme="majorBidi" w:hAnsiTheme="majorBidi" w:cstheme="majorBidi"/>
+              </w:rPr>
+            </w:pPr>
+            <w:r>
+              <w:rPr>
+                <w:rFonts w:asciiTheme="majorBidi" w:hAnsiTheme="majorBidi" w:cstheme="majorBidi"/>
+              </w:rPr>
               <w:t>201</w:t>
             </w:r>
           </w:p>
@@ -1483,10 +1688,13 @@
           <w:p>
             <w:pPr>
               <w:rPr>
-                <w:rFonts w:hint="eastAsia"/>
-              </w:rPr>
-            </w:pPr>
-            <w:r>
+                <w:rFonts w:asciiTheme="majorBidi" w:hAnsiTheme="majorBidi" w:cstheme="majorBidi"/>
+              </w:rPr>
+            </w:pPr>
+            <w:r>
+              <w:rPr>
+                <w:rFonts w:asciiTheme="majorBidi" w:hAnsiTheme="majorBidi" w:cstheme="majorBidi"/>
+              </w:rPr>
               <w:t>Bob</w:t>
             </w:r>
           </w:p>
@@ -1499,10 +1707,13 @@
           <w:p>
             <w:pPr>
               <w:rPr>
-                <w:rFonts w:hint="eastAsia"/>
-              </w:rPr>
-            </w:pPr>
-            <w:r>
+                <w:rFonts w:asciiTheme="majorBidi" w:hAnsiTheme="majorBidi" w:cstheme="majorBidi"/>
+              </w:rPr>
+            </w:pPr>
+            <w:r>
+              <w:rPr>
+                <w:rFonts w:asciiTheme="majorBidi" w:hAnsiTheme="majorBidi" w:cstheme="majorBidi"/>
+              </w:rPr>
               <w:t>Third Party</w:t>
             </w:r>
           </w:p>
@@ -1515,10 +1726,13 @@
           <w:p>
             <w:pPr>
               <w:rPr>
-                <w:rFonts w:hint="eastAsia"/>
-              </w:rPr>
-            </w:pPr>
-            <w:r>
+                <w:rFonts w:asciiTheme="majorBidi" w:hAnsiTheme="majorBidi" w:cstheme="majorBidi"/>
+              </w:rPr>
+            </w:pPr>
+            <w:r>
+              <w:rPr>
+                <w:rFonts w:asciiTheme="majorBidi" w:hAnsiTheme="majorBidi" w:cstheme="majorBidi"/>
+              </w:rPr>
               <w:t>Car3</w:t>
             </w:r>
           </w:p>
@@ -1531,10 +1745,13 @@
           <w:p>
             <w:pPr>
               <w:rPr>
-                <w:rFonts w:hint="eastAsia"/>
-              </w:rPr>
-            </w:pPr>
-            <w:r>
+                <w:rFonts w:asciiTheme="majorBidi" w:hAnsiTheme="majorBidi" w:cstheme="majorBidi"/>
+              </w:rPr>
+            </w:pPr>
+            <w:r>
+              <w:rPr>
+                <w:rFonts w:asciiTheme="majorBidi" w:hAnsiTheme="majorBidi" w:cstheme="majorBidi"/>
+              </w:rPr>
               <w:t>2</w:t>
             </w:r>
           </w:p>
@@ -1547,10 +1764,13 @@
           <w:p>
             <w:pPr>
               <w:rPr>
-                <w:rFonts w:hint="eastAsia"/>
-              </w:rPr>
-            </w:pPr>
-            <w:r>
+                <w:rFonts w:asciiTheme="majorBidi" w:hAnsiTheme="majorBidi" w:cstheme="majorBidi"/>
+              </w:rPr>
+            </w:pPr>
+            <w:r>
+              <w:rPr>
+                <w:rFonts w:asciiTheme="majorBidi" w:hAnsiTheme="majorBidi" w:cstheme="majorBidi"/>
+              </w:rPr>
               <w:t>2024-03-15</w:t>
             </w:r>
           </w:p>
@@ -1568,10 +1788,13 @@
           <w:p>
             <w:pPr>
               <w:rPr>
-                <w:rFonts w:hint="eastAsia"/>
-              </w:rPr>
-            </w:pPr>
-            <w:r>
+                <w:rFonts w:asciiTheme="majorBidi" w:hAnsiTheme="majorBidi" w:cstheme="majorBidi"/>
+              </w:rPr>
+            </w:pPr>
+            <w:r>
+              <w:rPr>
+                <w:rFonts w:asciiTheme="majorBidi" w:hAnsiTheme="majorBidi" w:cstheme="majorBidi"/>
+              </w:rPr>
               <w:t>301</w:t>
             </w:r>
           </w:p>
@@ -1584,10 +1807,13 @@
           <w:p>
             <w:pPr>
               <w:rPr>
-                <w:rFonts w:hint="eastAsia"/>
-              </w:rPr>
-            </w:pPr>
-            <w:r>
+                <w:rFonts w:asciiTheme="majorBidi" w:hAnsiTheme="majorBidi" w:cstheme="majorBidi"/>
+              </w:rPr>
+            </w:pPr>
+            <w:r>
+              <w:rPr>
+                <w:rFonts w:asciiTheme="majorBidi" w:hAnsiTheme="majorBidi" w:cstheme="majorBidi"/>
+              </w:rPr>
               <w:t>Charlie</w:t>
             </w:r>
           </w:p>
@@ -1600,10 +1826,13 @@
           <w:p>
             <w:pPr>
               <w:rPr>
-                <w:rFonts w:hint="eastAsia"/>
-              </w:rPr>
-            </w:pPr>
-            <w:r>
+                <w:rFonts w:asciiTheme="majorBidi" w:hAnsiTheme="majorBidi" w:cstheme="majorBidi"/>
+              </w:rPr>
+            </w:pPr>
+            <w:r>
+              <w:rPr>
+                <w:rFonts w:asciiTheme="majorBidi" w:hAnsiTheme="majorBidi" w:cstheme="majorBidi"/>
+              </w:rPr>
               <w:t>Comprehensive</w:t>
             </w:r>
           </w:p>
@@ -1616,10 +1845,13 @@
           <w:p>
             <w:pPr>
               <w:rPr>
-                <w:rFonts w:hint="eastAsia"/>
-              </w:rPr>
-            </w:pPr>
-            <w:r>
+                <w:rFonts w:asciiTheme="majorBidi" w:hAnsiTheme="majorBidi" w:cstheme="majorBidi"/>
+              </w:rPr>
+            </w:pPr>
+            <w:r>
+              <w:rPr>
+                <w:rFonts w:asciiTheme="majorBidi" w:hAnsiTheme="majorBidi" w:cstheme="majorBidi"/>
+              </w:rPr>
               <w:t>Car4</w:t>
             </w:r>
           </w:p>
@@ -1632,10 +1864,13 @@
           <w:p>
             <w:pPr>
               <w:rPr>
-                <w:rFonts w:hint="eastAsia"/>
-              </w:rPr>
-            </w:pPr>
-            <w:r>
+                <w:rFonts w:asciiTheme="majorBidi" w:hAnsiTheme="majorBidi" w:cstheme="majorBidi"/>
+              </w:rPr>
+            </w:pPr>
+            <w:r>
+              <w:rPr>
+                <w:rFonts w:asciiTheme="majorBidi" w:hAnsiTheme="majorBidi" w:cstheme="majorBidi"/>
+              </w:rPr>
               <w:t>0</w:t>
             </w:r>
           </w:p>
@@ -1648,10 +1883,13 @@
           <w:p>
             <w:pPr>
               <w:rPr>
-                <w:rFonts w:hint="eastAsia"/>
-              </w:rPr>
-            </w:pPr>
-            <w:r>
+                <w:rFonts w:asciiTheme="majorBidi" w:hAnsiTheme="majorBidi" w:cstheme="majorBidi"/>
+              </w:rPr>
+            </w:pPr>
+            <w:r>
+              <w:rPr>
+                <w:rFonts w:asciiTheme="majorBidi" w:hAnsiTheme="majorBidi" w:cstheme="majorBidi"/>
+              </w:rPr>
               <w:t>2026-08-20</w:t>
             </w:r>
           </w:p>
@@ -1669,10 +1907,13 @@
           <w:p>
             <w:pPr>
               <w:rPr>
-                <w:rFonts w:hint="eastAsia"/>
-              </w:rPr>
-            </w:pPr>
-            <w:r>
+                <w:rFonts w:asciiTheme="majorBidi" w:hAnsiTheme="majorBidi" w:cstheme="majorBidi"/>
+              </w:rPr>
+            </w:pPr>
+            <w:r>
+              <w:rPr>
+                <w:rFonts w:asciiTheme="majorBidi" w:hAnsiTheme="majorBidi" w:cstheme="majorBidi"/>
+              </w:rPr>
               <w:t>401</w:t>
             </w:r>
           </w:p>
@@ -1685,10 +1926,13 @@
           <w:p>
             <w:pPr>
               <w:rPr>
-                <w:rFonts w:hint="eastAsia"/>
-              </w:rPr>
-            </w:pPr>
-            <w:r>
+                <w:rFonts w:asciiTheme="majorBidi" w:hAnsiTheme="majorBidi" w:cstheme="majorBidi"/>
+              </w:rPr>
+            </w:pPr>
+            <w:r>
+              <w:rPr>
+                <w:rFonts w:asciiTheme="majorBidi" w:hAnsiTheme="majorBidi" w:cstheme="majorBidi"/>
+              </w:rPr>
               <w:t>Diana</w:t>
             </w:r>
           </w:p>
@@ -1701,10 +1945,13 @@
           <w:p>
             <w:pPr>
               <w:rPr>
-                <w:rFonts w:hint="eastAsia"/>
-              </w:rPr>
-            </w:pPr>
-            <w:r>
+                <w:rFonts w:asciiTheme="majorBidi" w:hAnsiTheme="majorBidi" w:cstheme="majorBidi"/>
+              </w:rPr>
+            </w:pPr>
+            <w:r>
+              <w:rPr>
+                <w:rFonts w:asciiTheme="majorBidi" w:hAnsiTheme="majorBidi" w:cstheme="majorBidi"/>
+              </w:rPr>
               <w:t>Third Party</w:t>
             </w:r>
           </w:p>
@@ -1717,10 +1964,13 @@
           <w:p>
             <w:pPr>
               <w:rPr>
-                <w:rFonts w:hint="eastAsia"/>
-              </w:rPr>
-            </w:pPr>
-            <w:r>
+                <w:rFonts w:asciiTheme="majorBidi" w:hAnsiTheme="majorBidi" w:cstheme="majorBidi"/>
+              </w:rPr>
+            </w:pPr>
+            <w:r>
+              <w:rPr>
+                <w:rFonts w:asciiTheme="majorBidi" w:hAnsiTheme="majorBidi" w:cstheme="majorBidi"/>
+              </w:rPr>
               <w:t>Car5</w:t>
             </w:r>
           </w:p>
@@ -1733,10 +1983,13 @@
           <w:p>
             <w:pPr>
               <w:rPr>
-                <w:rFonts w:hint="eastAsia"/>
-              </w:rPr>
-            </w:pPr>
-            <w:r>
+                <w:rFonts w:asciiTheme="majorBidi" w:hAnsiTheme="majorBidi" w:cstheme="majorBidi"/>
+              </w:rPr>
+            </w:pPr>
+            <w:r>
+              <w:rPr>
+                <w:rFonts w:asciiTheme="majorBidi" w:hAnsiTheme="majorBidi" w:cstheme="majorBidi"/>
+              </w:rPr>
               <w:t>1</w:t>
             </w:r>
           </w:p>
@@ -1749,10 +2002,13 @@
           <w:p>
             <w:pPr>
               <w:rPr>
-                <w:rFonts w:hint="eastAsia"/>
-              </w:rPr>
-            </w:pPr>
-            <w:r>
+                <w:rFonts w:asciiTheme="majorBidi" w:hAnsiTheme="majorBidi" w:cstheme="majorBidi"/>
+              </w:rPr>
+            </w:pPr>
+            <w:r>
+              <w:rPr>
+                <w:rFonts w:asciiTheme="majorBidi" w:hAnsiTheme="majorBidi" w:cstheme="majorBidi"/>
+              </w:rPr>
               <w:t>2025-06-30</w:t>
             </w:r>
           </w:p>
@@ -1762,14 +2018,23 @@
     <w:p>
       <w:pPr>
         <w:pStyle w:val="Heading2"/>
+        <w:rPr>
+          <w:rFonts w:asciiTheme="majorBidi" w:hAnsiTheme="majorBidi"/>
+        </w:rPr>
       </w:pPr>
       <w:r>
+        <w:rPr>
+          <w:rFonts w:asciiTheme="majorBidi" w:hAnsiTheme="majorBidi"/>
+        </w:rPr>
         <w:t>Address</w:t>
       </w:r>
     </w:p>
     <w:p>
       <w:pPr>
         <w:pStyle w:val="Heading2"/>
+        <w:rPr>
+          <w:rFonts w:asciiTheme="majorBidi" w:hAnsiTheme="majorBidi"/>
+        </w:rPr>
       </w:pPr>
     </w:p>
     <w:tbl>
@@ -1796,12 +2061,13 @@
           <w:p>
             <w:pPr>
               <w:rPr>
-                <w:rFonts w:hint="eastAsia"/>
+                <w:rFonts w:asciiTheme="majorBidi" w:hAnsiTheme="majorBidi" w:cstheme="majorBidi"/>
               </w:rPr>
             </w:pPr>
             <w:proofErr w:type="spellStart"/>
             <w:r>
               <w:rPr>
+                <w:rFonts w:asciiTheme="majorBidi" w:hAnsiTheme="majorBidi" w:cstheme="majorBidi"/>
                 <w:b/>
               </w:rPr>
               <w:t>Adress</w:t>
@@ -1818,11 +2084,12 @@
           <w:p>
             <w:pPr>
               <w:rPr>
-                <w:rFonts w:hint="eastAsia"/>
-              </w:rPr>
-            </w:pPr>
-            <w:r>
-              <w:rPr>
+                <w:rFonts w:asciiTheme="majorBidi" w:hAnsiTheme="majorBidi" w:cstheme="majorBidi"/>
+              </w:rPr>
+            </w:pPr>
+            <w:r>
+              <w:rPr>
+                <w:rFonts w:asciiTheme="majorBidi" w:hAnsiTheme="majorBidi" w:cstheme="majorBidi"/>
                 <w:b/>
               </w:rPr>
               <w:t>St number</w:t>
@@ -1838,10 +2105,13 @@
           <w:p>
             <w:pPr>
               <w:rPr>
-                <w:rFonts w:hint="eastAsia"/>
-              </w:rPr>
-            </w:pPr>
-            <w:r>
+                <w:rFonts w:asciiTheme="majorBidi" w:hAnsiTheme="majorBidi" w:cstheme="majorBidi"/>
+              </w:rPr>
+            </w:pPr>
+            <w:r>
+              <w:rPr>
+                <w:rFonts w:asciiTheme="majorBidi" w:hAnsiTheme="majorBidi" w:cstheme="majorBidi"/>
+              </w:rPr>
               <w:t>Street</w:t>
             </w:r>
           </w:p>
@@ -1855,13 +2125,14 @@
           <w:p>
             <w:pPr>
               <w:rPr>
-                <w:rFonts w:hint="eastAsia"/>
+                <w:rFonts w:asciiTheme="majorBidi" w:hAnsiTheme="majorBidi" w:cstheme="majorBidi"/>
                 <w:b/>
                 <w:bCs/>
               </w:rPr>
             </w:pPr>
             <w:r>
               <w:rPr>
+                <w:rFonts w:asciiTheme="majorBidi" w:hAnsiTheme="majorBidi" w:cstheme="majorBidi"/>
                 <w:b/>
                 <w:bCs/>
               </w:rPr>
@@ -1878,11 +2149,12 @@
           <w:p>
             <w:pPr>
               <w:rPr>
-                <w:rFonts w:hint="eastAsia"/>
-              </w:rPr>
-            </w:pPr>
-            <w:r>
-              <w:rPr>
+                <w:rFonts w:asciiTheme="majorBidi" w:hAnsiTheme="majorBidi" w:cstheme="majorBidi"/>
+              </w:rPr>
+            </w:pPr>
+            <w:r>
+              <w:rPr>
+                <w:rFonts w:asciiTheme="majorBidi" w:hAnsiTheme="majorBidi" w:cstheme="majorBidi"/>
                 <w:b/>
               </w:rPr>
               <w:t>suburb</w:t>
@@ -1901,14 +2173,14 @@
               <w:shd w:val="clear" w:color="auto" w:fill="1F1F1F"/>
               <w:spacing w:line="285" w:lineRule="atLeast"/>
               <w:rPr>
-                <w:rFonts w:ascii="Consolas" w:eastAsia="Times New Roman" w:hAnsi="Consolas" w:cs="Times New Roman"/>
+                <w:rFonts w:asciiTheme="majorBidi" w:eastAsia="Times New Roman" w:hAnsiTheme="majorBidi" w:cstheme="majorBidi"/>
                 <w:color w:val="CCCCCC"/>
                 <w:szCs w:val="21"/>
               </w:rPr>
             </w:pPr>
             <w:r>
               <w:rPr>
-                <w:rFonts w:ascii="Consolas" w:eastAsia="Times New Roman" w:hAnsi="Consolas" w:cs="Times New Roman"/>
+                <w:rFonts w:asciiTheme="majorBidi" w:eastAsia="Times New Roman" w:hAnsiTheme="majorBidi" w:cstheme="majorBidi"/>
                 <w:color w:val="9CDCFE"/>
                 <w:szCs w:val="21"/>
               </w:rPr>
@@ -1918,7 +2190,7 @@
           <w:p>
             <w:pPr>
               <w:rPr>
-                <w:rFonts w:hint="eastAsia"/>
+                <w:rFonts w:asciiTheme="majorBidi" w:hAnsiTheme="majorBidi" w:cstheme="majorBidi"/>
               </w:rPr>
             </w:pPr>
           </w:p>
@@ -1933,14 +2205,14 @@
               <w:shd w:val="clear" w:color="auto" w:fill="1F1F1F"/>
               <w:spacing w:line="285" w:lineRule="atLeast"/>
               <w:rPr>
-                <w:rFonts w:ascii="Consolas" w:eastAsia="Times New Roman" w:hAnsi="Consolas" w:cs="Times New Roman"/>
+                <w:rFonts w:asciiTheme="majorBidi" w:eastAsia="Times New Roman" w:hAnsiTheme="majorBidi" w:cstheme="majorBidi"/>
                 <w:color w:val="CCCCCC"/>
                 <w:szCs w:val="21"/>
               </w:rPr>
             </w:pPr>
             <w:r>
               <w:rPr>
-                <w:rFonts w:ascii="Consolas" w:eastAsia="Times New Roman" w:hAnsi="Consolas" w:cs="Times New Roman"/>
+                <w:rFonts w:asciiTheme="majorBidi" w:eastAsia="Times New Roman" w:hAnsiTheme="majorBidi" w:cstheme="majorBidi"/>
                 <w:color w:val="B5CEA8"/>
                 <w:szCs w:val="21"/>
               </w:rPr>
@@ -1950,7 +2222,7 @@
           <w:p>
             <w:pPr>
               <w:rPr>
-                <w:rFonts w:hint="eastAsia"/>
+                <w:rFonts w:asciiTheme="majorBidi" w:hAnsiTheme="majorBidi" w:cstheme="majorBidi"/>
               </w:rPr>
             </w:pPr>
           </w:p>
@@ -1965,14 +2237,14 @@
               <w:shd w:val="clear" w:color="auto" w:fill="1F1F1F"/>
               <w:spacing w:line="285" w:lineRule="atLeast"/>
               <w:rPr>
-                <w:rFonts w:ascii="Consolas" w:eastAsia="Times New Roman" w:hAnsi="Consolas" w:cs="Times New Roman"/>
+                <w:rFonts w:asciiTheme="majorBidi" w:eastAsia="Times New Roman" w:hAnsiTheme="majorBidi" w:cstheme="majorBidi"/>
                 <w:color w:val="CCCCCC"/>
                 <w:szCs w:val="21"/>
               </w:rPr>
             </w:pPr>
             <w:r>
               <w:rPr>
-                <w:rFonts w:ascii="Consolas" w:eastAsia="Times New Roman" w:hAnsi="Consolas" w:cs="Times New Roman"/>
+                <w:rFonts w:asciiTheme="majorBidi" w:eastAsia="Times New Roman" w:hAnsiTheme="majorBidi" w:cstheme="majorBidi"/>
                 <w:color w:val="CE9178"/>
                 <w:szCs w:val="21"/>
               </w:rPr>
@@ -1982,7 +2254,7 @@
           <w:p>
             <w:pPr>
               <w:rPr>
-                <w:rFonts w:hint="eastAsia"/>
+                <w:rFonts w:asciiTheme="majorBidi" w:hAnsiTheme="majorBidi" w:cstheme="majorBidi"/>
               </w:rPr>
             </w:pPr>
           </w:p>
@@ -1997,7 +2269,7 @@
               <w:shd w:val="clear" w:color="auto" w:fill="1F1F1F"/>
               <w:spacing w:line="285" w:lineRule="atLeast"/>
               <w:rPr>
-                <w:rFonts w:ascii="Consolas" w:eastAsia="Times New Roman" w:hAnsi="Consolas" w:cs="Times New Roman"/>
+                <w:rFonts w:asciiTheme="majorBidi" w:eastAsia="Times New Roman" w:hAnsiTheme="majorBidi" w:cstheme="majorBidi"/>
                 <w:color w:val="CCCCCC"/>
                 <w:szCs w:val="21"/>
               </w:rPr>
@@ -2005,7 +2277,7 @@
             <w:proofErr w:type="spellStart"/>
             <w:r>
               <w:rPr>
-                <w:rFonts w:ascii="Consolas" w:eastAsia="Times New Roman" w:hAnsi="Consolas" w:cs="Times New Roman"/>
+                <w:rFonts w:asciiTheme="majorBidi" w:eastAsia="Times New Roman" w:hAnsiTheme="majorBidi" w:cstheme="majorBidi"/>
                 <w:color w:val="CE9178"/>
                 <w:szCs w:val="21"/>
               </w:rPr>
@@ -2016,7 +2288,7 @@
           <w:p>
             <w:pPr>
               <w:rPr>
-                <w:rFonts w:hint="eastAsia"/>
+                <w:rFonts w:asciiTheme="majorBidi" w:hAnsiTheme="majorBidi" w:cstheme="majorBidi"/>
               </w:rPr>
             </w:pPr>
           </w:p>
@@ -2031,14 +2303,14 @@
               <w:shd w:val="clear" w:color="auto" w:fill="1F1F1F"/>
               <w:spacing w:line="285" w:lineRule="atLeast"/>
               <w:rPr>
-                <w:rFonts w:ascii="Consolas" w:eastAsia="Times New Roman" w:hAnsi="Consolas" w:cs="Times New Roman"/>
+                <w:rFonts w:asciiTheme="majorBidi" w:eastAsia="Times New Roman" w:hAnsiTheme="majorBidi" w:cstheme="majorBidi"/>
                 <w:color w:val="CCCCCC"/>
                 <w:szCs w:val="21"/>
               </w:rPr>
             </w:pPr>
             <w:r>
               <w:rPr>
-                <w:rFonts w:ascii="Consolas" w:eastAsia="Times New Roman" w:hAnsi="Consolas" w:cs="Times New Roman"/>
+                <w:rFonts w:asciiTheme="majorBidi" w:eastAsia="Times New Roman" w:hAnsiTheme="majorBidi" w:cstheme="majorBidi"/>
                 <w:color w:val="CE9178"/>
                 <w:szCs w:val="21"/>
               </w:rPr>
@@ -2048,7 +2320,7 @@
           <w:p>
             <w:pPr>
               <w:rPr>
-                <w:rFonts w:hint="eastAsia"/>
+                <w:rFonts w:asciiTheme="majorBidi" w:hAnsiTheme="majorBidi" w:cstheme="majorBidi"/>
               </w:rPr>
             </w:pPr>
           </w:p>
@@ -2065,14 +2337,14 @@
               <w:shd w:val="clear" w:color="auto" w:fill="1F1F1F"/>
               <w:spacing w:line="285" w:lineRule="atLeast"/>
               <w:rPr>
-                <w:rFonts w:ascii="Consolas" w:eastAsia="Times New Roman" w:hAnsi="Consolas" w:cs="Times New Roman"/>
+                <w:rFonts w:asciiTheme="majorBidi" w:eastAsia="Times New Roman" w:hAnsiTheme="majorBidi" w:cstheme="majorBidi"/>
                 <w:color w:val="CCCCCC"/>
                 <w:szCs w:val="21"/>
               </w:rPr>
             </w:pPr>
             <w:r>
               <w:rPr>
-                <w:rFonts w:ascii="Consolas" w:eastAsia="Times New Roman" w:hAnsi="Consolas" w:cs="Times New Roman"/>
+                <w:rFonts w:asciiTheme="majorBidi" w:eastAsia="Times New Roman" w:hAnsiTheme="majorBidi" w:cstheme="majorBidi"/>
                 <w:color w:val="9CDCFE"/>
                 <w:szCs w:val="21"/>
               </w:rPr>
@@ -2082,7 +2354,7 @@
           <w:p>
             <w:pPr>
               <w:rPr>
-                <w:rFonts w:hint="eastAsia"/>
+                <w:rFonts w:asciiTheme="majorBidi" w:hAnsiTheme="majorBidi" w:cstheme="majorBidi"/>
               </w:rPr>
             </w:pPr>
           </w:p>
@@ -2097,14 +2369,14 @@
               <w:shd w:val="clear" w:color="auto" w:fill="1F1F1F"/>
               <w:spacing w:line="285" w:lineRule="atLeast"/>
               <w:rPr>
-                <w:rFonts w:ascii="Consolas" w:eastAsia="Times New Roman" w:hAnsi="Consolas" w:cs="Times New Roman"/>
+                <w:rFonts w:asciiTheme="majorBidi" w:eastAsia="Times New Roman" w:hAnsiTheme="majorBidi" w:cstheme="majorBidi"/>
                 <w:color w:val="CCCCCC"/>
                 <w:szCs w:val="21"/>
               </w:rPr>
             </w:pPr>
             <w:r>
               <w:rPr>
-                <w:rFonts w:ascii="Consolas" w:eastAsia="Times New Roman" w:hAnsi="Consolas" w:cs="Times New Roman"/>
+                <w:rFonts w:asciiTheme="majorBidi" w:eastAsia="Times New Roman" w:hAnsiTheme="majorBidi" w:cstheme="majorBidi"/>
                 <w:color w:val="B5CEA8"/>
                 <w:szCs w:val="21"/>
               </w:rPr>
@@ -2114,7 +2386,7 @@
           <w:p>
             <w:pPr>
               <w:rPr>
-                <w:rFonts w:hint="eastAsia"/>
+                <w:rFonts w:asciiTheme="majorBidi" w:hAnsiTheme="majorBidi" w:cstheme="majorBidi"/>
               </w:rPr>
             </w:pPr>
           </w:p>
@@ -2129,14 +2401,14 @@
               <w:shd w:val="clear" w:color="auto" w:fill="1F1F1F"/>
               <w:spacing w:line="285" w:lineRule="atLeast"/>
               <w:rPr>
-                <w:rFonts w:ascii="Consolas" w:eastAsia="Times New Roman" w:hAnsi="Consolas" w:cs="Times New Roman"/>
+                <w:rFonts w:asciiTheme="majorBidi" w:eastAsia="Times New Roman" w:hAnsiTheme="majorBidi" w:cstheme="majorBidi"/>
                 <w:color w:val="CCCCCC"/>
                 <w:szCs w:val="21"/>
               </w:rPr>
             </w:pPr>
             <w:r>
               <w:rPr>
-                <w:rFonts w:ascii="Consolas" w:eastAsia="Times New Roman" w:hAnsi="Consolas" w:cs="Times New Roman"/>
+                <w:rFonts w:asciiTheme="majorBidi" w:eastAsia="Times New Roman" w:hAnsiTheme="majorBidi" w:cstheme="majorBidi"/>
                 <w:color w:val="CE9178"/>
                 <w:szCs w:val="21"/>
               </w:rPr>
@@ -2146,7 +2418,7 @@
           <w:p>
             <w:pPr>
               <w:rPr>
-                <w:rFonts w:hint="eastAsia"/>
+                <w:rFonts w:asciiTheme="majorBidi" w:hAnsiTheme="majorBidi" w:cstheme="majorBidi"/>
               </w:rPr>
             </w:pPr>
           </w:p>
@@ -2161,14 +2433,14 @@
               <w:shd w:val="clear" w:color="auto" w:fill="1F1F1F"/>
               <w:spacing w:line="285" w:lineRule="atLeast"/>
               <w:rPr>
-                <w:rFonts w:ascii="Consolas" w:eastAsia="Times New Roman" w:hAnsi="Consolas" w:cs="Times New Roman"/>
+                <w:rFonts w:asciiTheme="majorBidi" w:eastAsia="Times New Roman" w:hAnsiTheme="majorBidi" w:cstheme="majorBidi"/>
                 <w:color w:val="CCCCCC"/>
                 <w:szCs w:val="21"/>
               </w:rPr>
             </w:pPr>
             <w:r>
               <w:rPr>
-                <w:rFonts w:ascii="Consolas" w:eastAsia="Times New Roman" w:hAnsi="Consolas" w:cs="Times New Roman"/>
+                <w:rFonts w:asciiTheme="majorBidi" w:eastAsia="Times New Roman" w:hAnsiTheme="majorBidi" w:cstheme="majorBidi"/>
                 <w:color w:val="CE9178"/>
                 <w:szCs w:val="21"/>
               </w:rPr>
@@ -2178,7 +2450,7 @@
           <w:p>
             <w:pPr>
               <w:rPr>
-                <w:rFonts w:hint="eastAsia"/>
+                <w:rFonts w:asciiTheme="majorBidi" w:hAnsiTheme="majorBidi" w:cstheme="majorBidi"/>
               </w:rPr>
             </w:pPr>
           </w:p>
@@ -2193,14 +2465,14 @@
               <w:shd w:val="clear" w:color="auto" w:fill="1F1F1F"/>
               <w:spacing w:line="285" w:lineRule="atLeast"/>
               <w:rPr>
-                <w:rFonts w:ascii="Consolas" w:eastAsia="Times New Roman" w:hAnsi="Consolas" w:cs="Times New Roman"/>
+                <w:rFonts w:asciiTheme="majorBidi" w:eastAsia="Times New Roman" w:hAnsiTheme="majorBidi" w:cstheme="majorBidi"/>
                 <w:color w:val="CCCCCC"/>
                 <w:szCs w:val="21"/>
               </w:rPr>
             </w:pPr>
             <w:r>
               <w:rPr>
-                <w:rFonts w:ascii="Consolas" w:eastAsia="Times New Roman" w:hAnsi="Consolas" w:cs="Times New Roman"/>
+                <w:rFonts w:asciiTheme="majorBidi" w:eastAsia="Times New Roman" w:hAnsiTheme="majorBidi" w:cstheme="majorBidi"/>
                 <w:color w:val="CE9178"/>
                 <w:szCs w:val="21"/>
               </w:rPr>
@@ -2210,7 +2482,7 @@
           <w:p>
             <w:pPr>
               <w:rPr>
-                <w:rFonts w:hint="eastAsia"/>
+                <w:rFonts w:asciiTheme="majorBidi" w:hAnsiTheme="majorBidi" w:cstheme="majorBidi"/>
               </w:rPr>
             </w:pPr>
           </w:p>
@@ -2227,14 +2499,14 @@
               <w:shd w:val="clear" w:color="auto" w:fill="1F1F1F"/>
               <w:spacing w:line="285" w:lineRule="atLeast"/>
               <w:rPr>
-                <w:rFonts w:ascii="Consolas" w:eastAsia="Times New Roman" w:hAnsi="Consolas" w:cs="Times New Roman"/>
+                <w:rFonts w:asciiTheme="majorBidi" w:eastAsia="Times New Roman" w:hAnsiTheme="majorBidi" w:cstheme="majorBidi"/>
                 <w:color w:val="CCCCCC"/>
                 <w:szCs w:val="21"/>
               </w:rPr>
             </w:pPr>
             <w:r>
               <w:rPr>
-                <w:rFonts w:ascii="Consolas" w:eastAsia="Times New Roman" w:hAnsi="Consolas" w:cs="Times New Roman"/>
+                <w:rFonts w:asciiTheme="majorBidi" w:eastAsia="Times New Roman" w:hAnsiTheme="majorBidi" w:cstheme="majorBidi"/>
                 <w:color w:val="9CDCFE"/>
                 <w:szCs w:val="21"/>
               </w:rPr>
@@ -2244,7 +2516,7 @@
           <w:p>
             <w:pPr>
               <w:rPr>
-                <w:rFonts w:hint="eastAsia"/>
+                <w:rFonts w:asciiTheme="majorBidi" w:hAnsiTheme="majorBidi" w:cstheme="majorBidi"/>
               </w:rPr>
             </w:pPr>
           </w:p>
@@ -2259,14 +2531,14 @@
               <w:shd w:val="clear" w:color="auto" w:fill="1F1F1F"/>
               <w:spacing w:line="285" w:lineRule="atLeast"/>
               <w:rPr>
-                <w:rFonts w:ascii="Consolas" w:eastAsia="Times New Roman" w:hAnsi="Consolas" w:cs="Times New Roman"/>
+                <w:rFonts w:asciiTheme="majorBidi" w:eastAsia="Times New Roman" w:hAnsiTheme="majorBidi" w:cstheme="majorBidi"/>
                 <w:color w:val="CCCCCC"/>
                 <w:szCs w:val="21"/>
               </w:rPr>
             </w:pPr>
             <w:r>
               <w:rPr>
-                <w:rFonts w:ascii="Consolas" w:eastAsia="Times New Roman" w:hAnsi="Consolas" w:cs="Times New Roman"/>
+                <w:rFonts w:asciiTheme="majorBidi" w:eastAsia="Times New Roman" w:hAnsiTheme="majorBidi" w:cstheme="majorBidi"/>
                 <w:color w:val="B5CEA8"/>
                 <w:szCs w:val="21"/>
               </w:rPr>
@@ -2276,7 +2548,7 @@
           <w:p>
             <w:pPr>
               <w:rPr>
-                <w:rFonts w:hint="eastAsia"/>
+                <w:rFonts w:asciiTheme="majorBidi" w:hAnsiTheme="majorBidi" w:cstheme="majorBidi"/>
               </w:rPr>
             </w:pPr>
           </w:p>
@@ -2291,14 +2563,14 @@
               <w:shd w:val="clear" w:color="auto" w:fill="1F1F1F"/>
               <w:spacing w:line="285" w:lineRule="atLeast"/>
               <w:rPr>
-                <w:rFonts w:ascii="Consolas" w:eastAsia="Times New Roman" w:hAnsi="Consolas" w:cs="Times New Roman"/>
+                <w:rFonts w:asciiTheme="majorBidi" w:eastAsia="Times New Roman" w:hAnsiTheme="majorBidi" w:cstheme="majorBidi"/>
                 <w:color w:val="CCCCCC"/>
                 <w:szCs w:val="21"/>
               </w:rPr>
             </w:pPr>
             <w:r>
               <w:rPr>
-                <w:rFonts w:ascii="Consolas" w:eastAsia="Times New Roman" w:hAnsi="Consolas" w:cs="Times New Roman"/>
+                <w:rFonts w:asciiTheme="majorBidi" w:eastAsia="Times New Roman" w:hAnsiTheme="majorBidi" w:cstheme="majorBidi"/>
                 <w:color w:val="CE9178"/>
                 <w:szCs w:val="21"/>
               </w:rPr>
@@ -2308,7 +2580,7 @@
           <w:p>
             <w:pPr>
               <w:rPr>
-                <w:rFonts w:hint="eastAsia"/>
+                <w:rFonts w:asciiTheme="majorBidi" w:hAnsiTheme="majorBidi" w:cstheme="majorBidi"/>
               </w:rPr>
             </w:pPr>
           </w:p>
@@ -2323,14 +2595,14 @@
               <w:shd w:val="clear" w:color="auto" w:fill="1F1F1F"/>
               <w:spacing w:line="285" w:lineRule="atLeast"/>
               <w:rPr>
-                <w:rFonts w:ascii="Consolas" w:eastAsia="Times New Roman" w:hAnsi="Consolas" w:cs="Times New Roman"/>
+                <w:rFonts w:asciiTheme="majorBidi" w:eastAsia="Times New Roman" w:hAnsiTheme="majorBidi" w:cstheme="majorBidi"/>
                 <w:color w:val="CCCCCC"/>
                 <w:szCs w:val="21"/>
               </w:rPr>
             </w:pPr>
             <w:r>
               <w:rPr>
-                <w:rFonts w:ascii="Consolas" w:eastAsia="Times New Roman" w:hAnsi="Consolas" w:cs="Times New Roman"/>
+                <w:rFonts w:asciiTheme="majorBidi" w:eastAsia="Times New Roman" w:hAnsiTheme="majorBidi" w:cstheme="majorBidi"/>
                 <w:color w:val="CE9178"/>
                 <w:szCs w:val="21"/>
               </w:rPr>
@@ -2340,7 +2612,7 @@
           <w:p>
             <w:pPr>
               <w:rPr>
-                <w:rFonts w:hint="eastAsia"/>
+                <w:rFonts w:asciiTheme="majorBidi" w:hAnsiTheme="majorBidi" w:cstheme="majorBidi"/>
               </w:rPr>
             </w:pPr>
           </w:p>
@@ -2355,14 +2627,14 @@
               <w:shd w:val="clear" w:color="auto" w:fill="1F1F1F"/>
               <w:spacing w:line="285" w:lineRule="atLeast"/>
               <w:rPr>
-                <w:rFonts w:ascii="Consolas" w:eastAsia="Times New Roman" w:hAnsi="Consolas" w:cs="Times New Roman"/>
+                <w:rFonts w:asciiTheme="majorBidi" w:eastAsia="Times New Roman" w:hAnsiTheme="majorBidi" w:cstheme="majorBidi"/>
                 <w:color w:val="CCCCCC"/>
                 <w:szCs w:val="21"/>
               </w:rPr>
             </w:pPr>
             <w:r>
               <w:rPr>
-                <w:rFonts w:ascii="Consolas" w:eastAsia="Times New Roman" w:hAnsi="Consolas" w:cs="Times New Roman"/>
+                <w:rFonts w:asciiTheme="majorBidi" w:eastAsia="Times New Roman" w:hAnsiTheme="majorBidi" w:cstheme="majorBidi"/>
                 <w:color w:val="CE9178"/>
                 <w:szCs w:val="21"/>
               </w:rPr>
@@ -2372,7 +2644,7 @@
           <w:p>
             <w:pPr>
               <w:rPr>
-                <w:rFonts w:hint="eastAsia"/>
+                <w:rFonts w:asciiTheme="majorBidi" w:hAnsiTheme="majorBidi" w:cstheme="majorBidi"/>
               </w:rPr>
             </w:pPr>
           </w:p>
@@ -2389,14 +2661,14 @@
               <w:shd w:val="clear" w:color="auto" w:fill="1F1F1F"/>
               <w:spacing w:line="285" w:lineRule="atLeast"/>
               <w:rPr>
-                <w:rFonts w:ascii="Consolas" w:eastAsia="Times New Roman" w:hAnsi="Consolas" w:cs="Times New Roman"/>
+                <w:rFonts w:asciiTheme="majorBidi" w:eastAsia="Times New Roman" w:hAnsiTheme="majorBidi" w:cstheme="majorBidi"/>
                 <w:color w:val="CCCCCC"/>
                 <w:szCs w:val="21"/>
               </w:rPr>
             </w:pPr>
             <w:r>
               <w:rPr>
-                <w:rFonts w:ascii="Consolas" w:eastAsia="Times New Roman" w:hAnsi="Consolas" w:cs="Times New Roman"/>
+                <w:rFonts w:asciiTheme="majorBidi" w:eastAsia="Times New Roman" w:hAnsiTheme="majorBidi" w:cstheme="majorBidi"/>
                 <w:color w:val="9CDCFE"/>
                 <w:szCs w:val="21"/>
               </w:rPr>
@@ -2406,7 +2678,7 @@
           <w:p>
             <w:pPr>
               <w:rPr>
-                <w:rFonts w:hint="eastAsia"/>
+                <w:rFonts w:asciiTheme="majorBidi" w:hAnsiTheme="majorBidi" w:cstheme="majorBidi"/>
               </w:rPr>
             </w:pPr>
           </w:p>
@@ -2421,14 +2693,14 @@
               <w:shd w:val="clear" w:color="auto" w:fill="1F1F1F"/>
               <w:spacing w:line="285" w:lineRule="atLeast"/>
               <w:rPr>
-                <w:rFonts w:ascii="Consolas" w:eastAsia="Times New Roman" w:hAnsi="Consolas" w:cs="Times New Roman"/>
+                <w:rFonts w:asciiTheme="majorBidi" w:eastAsia="Times New Roman" w:hAnsiTheme="majorBidi" w:cstheme="majorBidi"/>
                 <w:color w:val="CCCCCC"/>
                 <w:szCs w:val="21"/>
               </w:rPr>
             </w:pPr>
             <w:r>
               <w:rPr>
-                <w:rFonts w:ascii="Consolas" w:eastAsia="Times New Roman" w:hAnsi="Consolas" w:cs="Times New Roman"/>
+                <w:rFonts w:asciiTheme="majorBidi" w:eastAsia="Times New Roman" w:hAnsiTheme="majorBidi" w:cstheme="majorBidi"/>
                 <w:color w:val="B5CEA8"/>
                 <w:szCs w:val="21"/>
               </w:rPr>
@@ -2438,7 +2710,7 @@
           <w:p>
             <w:pPr>
               <w:rPr>
-                <w:rFonts w:hint="eastAsia"/>
+                <w:rFonts w:asciiTheme="majorBidi" w:hAnsiTheme="majorBidi" w:cstheme="majorBidi"/>
               </w:rPr>
             </w:pPr>
           </w:p>
@@ -2453,14 +2725,14 @@
               <w:shd w:val="clear" w:color="auto" w:fill="1F1F1F"/>
               <w:spacing w:line="285" w:lineRule="atLeast"/>
               <w:rPr>
-                <w:rFonts w:ascii="Consolas" w:eastAsia="Times New Roman" w:hAnsi="Consolas" w:cs="Times New Roman"/>
+                <w:rFonts w:asciiTheme="majorBidi" w:eastAsia="Times New Roman" w:hAnsiTheme="majorBidi" w:cstheme="majorBidi"/>
                 <w:color w:val="CCCCCC"/>
                 <w:szCs w:val="21"/>
               </w:rPr>
             </w:pPr>
             <w:r>
               <w:rPr>
-                <w:rFonts w:ascii="Consolas" w:eastAsia="Times New Roman" w:hAnsi="Consolas" w:cs="Times New Roman"/>
+                <w:rFonts w:asciiTheme="majorBidi" w:eastAsia="Times New Roman" w:hAnsiTheme="majorBidi" w:cstheme="majorBidi"/>
                 <w:color w:val="CE9178"/>
                 <w:szCs w:val="21"/>
               </w:rPr>
@@ -2470,7 +2742,7 @@
           <w:p>
             <w:pPr>
               <w:rPr>
-                <w:rFonts w:hint="eastAsia"/>
+                <w:rFonts w:asciiTheme="majorBidi" w:hAnsiTheme="majorBidi" w:cstheme="majorBidi"/>
               </w:rPr>
             </w:pPr>
           </w:p>
@@ -2485,14 +2757,14 @@
               <w:shd w:val="clear" w:color="auto" w:fill="1F1F1F"/>
               <w:spacing w:line="285" w:lineRule="atLeast"/>
               <w:rPr>
-                <w:rFonts w:ascii="Consolas" w:eastAsia="Times New Roman" w:hAnsi="Consolas" w:cs="Times New Roman"/>
+                <w:rFonts w:asciiTheme="majorBidi" w:eastAsia="Times New Roman" w:hAnsiTheme="majorBidi" w:cstheme="majorBidi"/>
                 <w:color w:val="CCCCCC"/>
                 <w:szCs w:val="21"/>
               </w:rPr>
             </w:pPr>
             <w:r>
               <w:rPr>
-                <w:rFonts w:ascii="Consolas" w:eastAsia="Times New Roman" w:hAnsi="Consolas" w:cs="Times New Roman"/>
+                <w:rFonts w:asciiTheme="majorBidi" w:eastAsia="Times New Roman" w:hAnsiTheme="majorBidi" w:cstheme="majorBidi"/>
                 <w:color w:val="CE9178"/>
                 <w:szCs w:val="21"/>
               </w:rPr>
@@ -2502,7 +2774,7 @@
           <w:p>
             <w:pPr>
               <w:rPr>
-                <w:rFonts w:hint="eastAsia"/>
+                <w:rFonts w:asciiTheme="majorBidi" w:hAnsiTheme="majorBidi" w:cstheme="majorBidi"/>
               </w:rPr>
             </w:pPr>
           </w:p>
@@ -2517,14 +2789,14 @@
               <w:shd w:val="clear" w:color="auto" w:fill="1F1F1F"/>
               <w:spacing w:line="285" w:lineRule="atLeast"/>
               <w:rPr>
-                <w:rFonts w:ascii="Consolas" w:eastAsia="Times New Roman" w:hAnsi="Consolas" w:cs="Times New Roman"/>
+                <w:rFonts w:asciiTheme="majorBidi" w:eastAsia="Times New Roman" w:hAnsiTheme="majorBidi" w:cstheme="majorBidi"/>
                 <w:color w:val="CCCCCC"/>
                 <w:szCs w:val="21"/>
               </w:rPr>
             </w:pPr>
             <w:r>
               <w:rPr>
-                <w:rFonts w:ascii="Consolas" w:eastAsia="Times New Roman" w:hAnsi="Consolas" w:cs="Times New Roman"/>
+                <w:rFonts w:asciiTheme="majorBidi" w:eastAsia="Times New Roman" w:hAnsiTheme="majorBidi" w:cstheme="majorBidi"/>
                 <w:color w:val="CE9178"/>
                 <w:szCs w:val="21"/>
               </w:rPr>
@@ -2534,7 +2806,7 @@
           <w:p>
             <w:pPr>
               <w:rPr>
-                <w:rFonts w:hint="eastAsia"/>
+                <w:rFonts w:asciiTheme="majorBidi" w:hAnsiTheme="majorBidi" w:cstheme="majorBidi"/>
               </w:rPr>
             </w:pPr>
           </w:p>
@@ -2551,14 +2823,14 @@
               <w:shd w:val="clear" w:color="auto" w:fill="1F1F1F"/>
               <w:spacing w:line="285" w:lineRule="atLeast"/>
               <w:rPr>
-                <w:rFonts w:ascii="Consolas" w:eastAsia="Times New Roman" w:hAnsi="Consolas" w:cs="Times New Roman"/>
+                <w:rFonts w:asciiTheme="majorBidi" w:eastAsia="Times New Roman" w:hAnsiTheme="majorBidi" w:cstheme="majorBidi"/>
                 <w:color w:val="CCCCCC"/>
                 <w:szCs w:val="21"/>
               </w:rPr>
             </w:pPr>
             <w:r>
               <w:rPr>
-                <w:rFonts w:ascii="Consolas" w:eastAsia="Times New Roman" w:hAnsi="Consolas" w:cs="Times New Roman"/>
+                <w:rFonts w:asciiTheme="majorBidi" w:eastAsia="Times New Roman" w:hAnsiTheme="majorBidi" w:cstheme="majorBidi"/>
                 <w:color w:val="9CDCFE"/>
                 <w:szCs w:val="21"/>
               </w:rPr>
@@ -2568,7 +2840,7 @@
           <w:p>
             <w:pPr>
               <w:rPr>
-                <w:rFonts w:hint="eastAsia"/>
+                <w:rFonts w:asciiTheme="majorBidi" w:hAnsiTheme="majorBidi" w:cstheme="majorBidi"/>
               </w:rPr>
             </w:pPr>
           </w:p>
@@ -2583,14 +2855,14 @@
               <w:shd w:val="clear" w:color="auto" w:fill="1F1F1F"/>
               <w:spacing w:line="285" w:lineRule="atLeast"/>
               <w:rPr>
-                <w:rFonts w:ascii="Consolas" w:eastAsia="Times New Roman" w:hAnsi="Consolas" w:cs="Times New Roman"/>
+                <w:rFonts w:asciiTheme="majorBidi" w:eastAsia="Times New Roman" w:hAnsiTheme="majorBidi" w:cstheme="majorBidi"/>
                 <w:color w:val="CCCCCC"/>
                 <w:szCs w:val="21"/>
               </w:rPr>
             </w:pPr>
             <w:r>
               <w:rPr>
-                <w:rFonts w:ascii="Consolas" w:eastAsia="Times New Roman" w:hAnsi="Consolas" w:cs="Times New Roman"/>
+                <w:rFonts w:asciiTheme="majorBidi" w:eastAsia="Times New Roman" w:hAnsiTheme="majorBidi" w:cstheme="majorBidi"/>
                 <w:color w:val="B5CEA8"/>
                 <w:szCs w:val="21"/>
               </w:rPr>
@@ -2600,7 +2872,7 @@
           <w:p>
             <w:pPr>
               <w:rPr>
-                <w:rFonts w:hint="eastAsia"/>
+                <w:rFonts w:asciiTheme="majorBidi" w:hAnsiTheme="majorBidi" w:cstheme="majorBidi"/>
               </w:rPr>
             </w:pPr>
           </w:p>
@@ -2615,14 +2887,14 @@
               <w:shd w:val="clear" w:color="auto" w:fill="1F1F1F"/>
               <w:spacing w:line="285" w:lineRule="atLeast"/>
               <w:rPr>
-                <w:rFonts w:ascii="Consolas" w:eastAsia="Times New Roman" w:hAnsi="Consolas" w:cs="Times New Roman"/>
+                <w:rFonts w:asciiTheme="majorBidi" w:eastAsia="Times New Roman" w:hAnsiTheme="majorBidi" w:cstheme="majorBidi"/>
                 <w:color w:val="CCCCCC"/>
                 <w:szCs w:val="21"/>
               </w:rPr>
             </w:pPr>
             <w:r>
               <w:rPr>
-                <w:rFonts w:ascii="Consolas" w:eastAsia="Times New Roman" w:hAnsi="Consolas" w:cs="Times New Roman"/>
+                <w:rFonts w:asciiTheme="majorBidi" w:eastAsia="Times New Roman" w:hAnsiTheme="majorBidi" w:cstheme="majorBidi"/>
                 <w:color w:val="CE9178"/>
                 <w:szCs w:val="21"/>
               </w:rPr>
@@ -2632,7 +2904,7 @@
           <w:p>
             <w:pPr>
               <w:rPr>
-                <w:rFonts w:hint="eastAsia"/>
+                <w:rFonts w:asciiTheme="majorBidi" w:hAnsiTheme="majorBidi" w:cstheme="majorBidi"/>
               </w:rPr>
             </w:pPr>
           </w:p>
@@ -2647,14 +2919,14 @@
               <w:shd w:val="clear" w:color="auto" w:fill="1F1F1F"/>
               <w:spacing w:line="285" w:lineRule="atLeast"/>
               <w:rPr>
-                <w:rFonts w:ascii="Consolas" w:eastAsia="Times New Roman" w:hAnsi="Consolas" w:cs="Times New Roman"/>
+                <w:rFonts w:asciiTheme="majorBidi" w:eastAsia="Times New Roman" w:hAnsiTheme="majorBidi" w:cstheme="majorBidi"/>
                 <w:color w:val="CCCCCC"/>
                 <w:szCs w:val="21"/>
               </w:rPr>
             </w:pPr>
             <w:r>
               <w:rPr>
-                <w:rFonts w:ascii="Consolas" w:eastAsia="Times New Roman" w:hAnsi="Consolas" w:cs="Times New Roman"/>
+                <w:rFonts w:asciiTheme="majorBidi" w:eastAsia="Times New Roman" w:hAnsiTheme="majorBidi" w:cstheme="majorBidi"/>
                 <w:color w:val="CE9178"/>
                 <w:szCs w:val="21"/>
               </w:rPr>
@@ -2664,7 +2936,7 @@
           <w:p>
             <w:pPr>
               <w:rPr>
-                <w:rFonts w:hint="eastAsia"/>
+                <w:rFonts w:asciiTheme="majorBidi" w:hAnsiTheme="majorBidi" w:cstheme="majorBidi"/>
               </w:rPr>
             </w:pPr>
           </w:p>
@@ -2679,14 +2951,14 @@
               <w:shd w:val="clear" w:color="auto" w:fill="1F1F1F"/>
               <w:spacing w:line="285" w:lineRule="atLeast"/>
               <w:rPr>
-                <w:rFonts w:ascii="Consolas" w:eastAsia="Times New Roman" w:hAnsi="Consolas" w:cs="Times New Roman"/>
+                <w:rFonts w:asciiTheme="majorBidi" w:eastAsia="Times New Roman" w:hAnsiTheme="majorBidi" w:cstheme="majorBidi"/>
                 <w:color w:val="CCCCCC"/>
                 <w:szCs w:val="21"/>
               </w:rPr>
             </w:pPr>
             <w:r>
               <w:rPr>
-                <w:rFonts w:ascii="Consolas" w:eastAsia="Times New Roman" w:hAnsi="Consolas" w:cs="Times New Roman"/>
+                <w:rFonts w:asciiTheme="majorBidi" w:eastAsia="Times New Roman" w:hAnsiTheme="majorBidi" w:cstheme="majorBidi"/>
                 <w:color w:val="CE9178"/>
                 <w:szCs w:val="21"/>
               </w:rPr>
@@ -2696,7 +2968,7 @@
           <w:p>
             <w:pPr>
               <w:rPr>
-                <w:rFonts w:hint="eastAsia"/>
+                <w:rFonts w:asciiTheme="majorBidi" w:hAnsiTheme="majorBidi" w:cstheme="majorBidi"/>
               </w:rPr>
             </w:pPr>
           </w:p>
@@ -2706,15 +2978,21 @@
     <w:p>
       <w:pPr>
         <w:rPr>
-          <w:rFonts w:hint="eastAsia"/>
+          <w:rFonts w:asciiTheme="majorBidi" w:hAnsiTheme="majorBidi" w:cstheme="majorBidi"/>
         </w:rPr>
       </w:pPr>
     </w:p>
     <w:p>
       <w:pPr>
         <w:pStyle w:val="Heading1"/>
+        <w:rPr>
+          <w:rFonts w:asciiTheme="majorBidi" w:hAnsiTheme="majorBidi"/>
+        </w:rPr>
       </w:pPr>
       <w:r>
+        <w:rPr>
+          <w:rFonts w:asciiTheme="majorBidi" w:hAnsiTheme="majorBidi"/>
+        </w:rPr>
         <w:lastRenderedPageBreak/>
         <w:t>3. Premium Calculations</w:t>
       </w:r>
@@ -2722,29 +3000,39 @@
     <w:p>
       <w:pPr>
         <w:pStyle w:val="Heading2"/>
+        <w:rPr>
+          <w:rFonts w:asciiTheme="majorBidi" w:hAnsiTheme="majorBidi"/>
+        </w:rPr>
       </w:pPr>
       <w:r>
+        <w:rPr>
+          <w:rFonts w:asciiTheme="majorBidi" w:hAnsiTheme="majorBidi"/>
+        </w:rPr>
         <w:t>Policy 101 — Third Party</w:t>
       </w:r>
     </w:p>
     <w:p>
       <w:pPr>
         <w:rPr>
-          <w:rFonts w:hint="eastAsia"/>
+          <w:rFonts w:asciiTheme="majorBidi" w:hAnsiTheme="majorBidi" w:cstheme="majorBidi"/>
         </w:rPr>
       </w:pPr>
       <w:r>
+        <w:rPr>
+          <w:rFonts w:asciiTheme="majorBidi" w:hAnsiTheme="majorBidi" w:cstheme="majorBidi"/>
+        </w:rPr>
         <w:t>Payment = 25000 / (100 + 1×200 + 20) = 25000 / 320 = 78.125</w:t>
       </w:r>
     </w:p>
     <w:p>
       <w:pPr>
         <w:rPr>
-          <w:rFonts w:hint="eastAsia"/>
+          <w:rFonts w:asciiTheme="majorBidi" w:hAnsiTheme="majorBidi" w:cstheme="majorBidi"/>
         </w:rPr>
       </w:pPr>
       <w:r>
         <w:rPr>
+          <w:rFonts w:asciiTheme="majorBidi" w:hAnsiTheme="majorBidi" w:cstheme="majorBidi"/>
           <w:b/>
         </w:rPr>
         <w:t>Expected payment: $78.125</w:t>
@@ -2753,29 +3041,39 @@
     <w:p>
       <w:pPr>
         <w:pStyle w:val="Heading2"/>
+        <w:rPr>
+          <w:rFonts w:asciiTheme="majorBidi" w:hAnsiTheme="majorBidi"/>
+        </w:rPr>
       </w:pPr>
       <w:r>
+        <w:rPr>
+          <w:rFonts w:asciiTheme="majorBidi" w:hAnsiTheme="majorBidi"/>
+        </w:rPr>
         <w:t>Policy 102 — Comprehensive, age 35</w:t>
       </w:r>
     </w:p>
     <w:p>
       <w:pPr>
         <w:rPr>
-          <w:rFonts w:hint="eastAsia"/>
+          <w:rFonts w:asciiTheme="majorBidi" w:hAnsiTheme="majorBidi" w:cstheme="majorBidi"/>
         </w:rPr>
       </w:pPr>
       <w:r>
+        <w:rPr>
+          <w:rFonts w:asciiTheme="majorBidi" w:hAnsiTheme="majorBidi" w:cstheme="majorBidi"/>
+        </w:rPr>
         <w:t>Payment = 52000 / (50 + 0×200 + 20) = 52000 / 70 = 742.857142857</w:t>
       </w:r>
     </w:p>
     <w:p>
       <w:pPr>
         <w:rPr>
-          <w:rFonts w:hint="eastAsia"/>
+          <w:rFonts w:asciiTheme="majorBidi" w:hAnsiTheme="majorBidi" w:cstheme="majorBidi"/>
         </w:rPr>
       </w:pPr>
       <w:r>
         <w:rPr>
+          <w:rFonts w:asciiTheme="majorBidi" w:hAnsiTheme="majorBidi" w:cstheme="majorBidi"/>
           <w:b/>
         </w:rPr>
         <w:t>Expected payment: $742.857</w:t>
@@ -2784,29 +3082,53 @@
     <w:p>
       <w:pPr>
         <w:pStyle w:val="Heading2"/>
+        <w:rPr>
+          <w:rFonts w:asciiTheme="majorBidi" w:hAnsiTheme="majorBidi"/>
+        </w:rPr>
       </w:pPr>
       <w:r>
+        <w:rPr>
+          <w:rFonts w:asciiTheme="majorBidi" w:hAnsiTheme="majorBidi"/>
+        </w:rPr>
         <w:t>Policy 102 — Comprehensive, age 28</w:t>
       </w:r>
     </w:p>
     <w:p>
       <w:pPr>
         <w:rPr>
-          <w:rFonts w:hint="eastAsia"/>
+          <w:rFonts w:asciiTheme="majorBidi" w:hAnsiTheme="majorBidi" w:cstheme="majorBidi"/>
         </w:rPr>
       </w:pPr>
       <w:r>
-        <w:t>Base = 52000 / 70 = 742.857142857; surcharge = (30−28)×50 = 100; total = 842.857142857</w:t>
+        <w:rPr>
+          <w:rFonts w:asciiTheme="majorBidi" w:hAnsiTheme="majorBidi" w:cstheme="majorBidi"/>
+        </w:rPr>
+        <w:t>Base = 52000 / 70 = 742.857142857; surcharge = (30−</w:t>
+      </w:r>
+      <w:proofErr w:type="gramStart"/>
+      <w:r>
+        <w:rPr>
+          <w:rFonts w:asciiTheme="majorBidi" w:hAnsiTheme="majorBidi" w:cstheme="majorBidi"/>
+        </w:rPr>
+        <w:t>28)×</w:t>
+      </w:r>
+      <w:proofErr w:type="gramEnd"/>
+      <w:r>
+        <w:rPr>
+          <w:rFonts w:asciiTheme="majorBidi" w:hAnsiTheme="majorBidi" w:cstheme="majorBidi"/>
+        </w:rPr>
+        <w:t>50 = 100; total = 842.857142857</w:t>
       </w:r>
     </w:p>
     <w:p>
       <w:pPr>
         <w:rPr>
-          <w:rFonts w:hint="eastAsia"/>
+          <w:rFonts w:asciiTheme="majorBidi" w:hAnsiTheme="majorBidi" w:cstheme="majorBidi"/>
         </w:rPr>
       </w:pPr>
       <w:r>
         <w:rPr>
+          <w:rFonts w:asciiTheme="majorBidi" w:hAnsiTheme="majorBidi" w:cstheme="majorBidi"/>
           <w:b/>
         </w:rPr>
         <w:t>Expected payment: $842.857</w:t>
@@ -2815,29 +3137,39 @@
     <w:p>
       <w:pPr>
         <w:pStyle w:val="Heading2"/>
+        <w:rPr>
+          <w:rFonts w:asciiTheme="majorBidi" w:hAnsiTheme="majorBidi"/>
+        </w:rPr>
       </w:pPr>
       <w:r>
+        <w:rPr>
+          <w:rFonts w:asciiTheme="majorBidi" w:hAnsiTheme="majorBidi"/>
+        </w:rPr>
         <w:t>Policy 201 — Third Party</w:t>
       </w:r>
     </w:p>
     <w:p>
       <w:pPr>
         <w:rPr>
-          <w:rFonts w:hint="eastAsia"/>
+          <w:rFonts w:asciiTheme="majorBidi" w:hAnsiTheme="majorBidi" w:cstheme="majorBidi"/>
         </w:rPr>
       </w:pPr>
       <w:r>
+        <w:rPr>
+          <w:rFonts w:asciiTheme="majorBidi" w:hAnsiTheme="majorBidi" w:cstheme="majorBidi"/>
+        </w:rPr>
         <w:t>Payment = 18000 / (100 + 2×200 + 20) = 18000 / 520 = 34.615384615</w:t>
       </w:r>
     </w:p>
     <w:p>
       <w:pPr>
         <w:rPr>
-          <w:rFonts w:hint="eastAsia"/>
+          <w:rFonts w:asciiTheme="majorBidi" w:hAnsiTheme="majorBidi" w:cstheme="majorBidi"/>
         </w:rPr>
       </w:pPr>
       <w:r>
         <w:rPr>
+          <w:rFonts w:asciiTheme="majorBidi" w:hAnsiTheme="majorBidi" w:cstheme="majorBidi"/>
           <w:b/>
         </w:rPr>
         <w:t>Expected payment: $34.615</w:t>
@@ -2846,29 +3178,39 @@
     <w:p>
       <w:pPr>
         <w:pStyle w:val="Heading2"/>
+        <w:rPr>
+          <w:rFonts w:asciiTheme="majorBidi" w:hAnsiTheme="majorBidi"/>
+        </w:rPr>
       </w:pPr>
       <w:r>
+        <w:rPr>
+          <w:rFonts w:asciiTheme="majorBidi" w:hAnsiTheme="majorBidi"/>
+        </w:rPr>
         <w:t>Policy 301 — Comprehensive</w:t>
       </w:r>
     </w:p>
     <w:p>
       <w:pPr>
         <w:rPr>
-          <w:rFonts w:hint="eastAsia"/>
+          <w:rFonts w:asciiTheme="majorBidi" w:hAnsiTheme="majorBidi" w:cstheme="majorBidi"/>
         </w:rPr>
       </w:pPr>
       <w:r>
+        <w:rPr>
+          <w:rFonts w:asciiTheme="majorBidi" w:hAnsiTheme="majorBidi" w:cstheme="majorBidi"/>
+        </w:rPr>
         <w:t>Payment = 45000 / (50 + 0×200 + 20) = 45000 / 70 = 642.857142857</w:t>
       </w:r>
     </w:p>
     <w:p>
       <w:pPr>
         <w:rPr>
-          <w:rFonts w:hint="eastAsia"/>
+          <w:rFonts w:asciiTheme="majorBidi" w:hAnsiTheme="majorBidi" w:cstheme="majorBidi"/>
         </w:rPr>
       </w:pPr>
       <w:r>
         <w:rPr>
+          <w:rFonts w:asciiTheme="majorBidi" w:hAnsiTheme="majorBidi" w:cstheme="majorBidi"/>
           <w:b/>
         </w:rPr>
         <w:t>Expected payment: $642.857</w:t>
@@ -2877,29 +3219,39 @@
     <w:p>
       <w:pPr>
         <w:pStyle w:val="Heading2"/>
+        <w:rPr>
+          <w:rFonts w:asciiTheme="majorBidi" w:hAnsiTheme="majorBidi"/>
+        </w:rPr>
       </w:pPr>
       <w:r>
+        <w:rPr>
+          <w:rFonts w:asciiTheme="majorBidi" w:hAnsiTheme="majorBidi"/>
+        </w:rPr>
         <w:t>Policy 401 — Third Party</w:t>
       </w:r>
     </w:p>
     <w:p>
       <w:pPr>
         <w:rPr>
-          <w:rFonts w:hint="eastAsia"/>
+          <w:rFonts w:asciiTheme="majorBidi" w:hAnsiTheme="majorBidi" w:cstheme="majorBidi"/>
         </w:rPr>
       </w:pPr>
       <w:r>
+        <w:rPr>
+          <w:rFonts w:asciiTheme="majorBidi" w:hAnsiTheme="majorBidi" w:cstheme="majorBidi"/>
+        </w:rPr>
         <w:t>Payment = 30000 / (100 + 1×200 + 20) = 30000 / 320 = 93.75</w:t>
       </w:r>
     </w:p>
     <w:p>
       <w:pPr>
         <w:rPr>
-          <w:rFonts w:hint="eastAsia"/>
+          <w:rFonts w:asciiTheme="majorBidi" w:hAnsiTheme="majorBidi" w:cstheme="majorBidi"/>
         </w:rPr>
       </w:pPr>
       <w:r>
         <w:rPr>
+          <w:rFonts w:asciiTheme="majorBidi" w:hAnsiTheme="majorBidi" w:cstheme="majorBidi"/>
           <w:b/>
         </w:rPr>
         <w:t>Expected payment: $93.750</w:t>
@@ -2908,195 +3260,299 @@
     <w:p>
       <w:pPr>
         <w:pStyle w:val="Heading1"/>
+        <w:rPr>
+          <w:rFonts w:asciiTheme="majorBidi" w:hAnsiTheme="majorBidi"/>
+        </w:rPr>
       </w:pPr>
       <w:r>
+        <w:rPr>
+          <w:rFonts w:asciiTheme="majorBidi" w:hAnsiTheme="majorBidi"/>
+        </w:rPr>
         <w:t>4. Total Payment Calculations</w:t>
       </w:r>
     </w:p>
     <w:p>
       <w:pPr>
         <w:pStyle w:val="Heading2"/>
+        <w:rPr>
+          <w:rFonts w:asciiTheme="majorBidi" w:hAnsiTheme="majorBidi"/>
+        </w:rPr>
       </w:pPr>
       <w:r>
+        <w:rPr>
+          <w:rFonts w:asciiTheme="majorBidi" w:hAnsiTheme="majorBidi"/>
+        </w:rPr>
         <w:t>Alice — User 1001</w:t>
       </w:r>
     </w:p>
     <w:p>
       <w:pPr>
         <w:rPr>
-          <w:rFonts w:hint="eastAsia"/>
+          <w:rFonts w:asciiTheme="majorBidi" w:hAnsiTheme="majorBidi" w:cstheme="majorBidi"/>
         </w:rPr>
       </w:pPr>
       <w:r>
-        <w:t>Policy 101 + Policy 102 = 78.125 + 842.857142857 = 920.982142857.</w:t>
+        <w:rPr>
+          <w:rFonts w:asciiTheme="majorBidi" w:hAnsiTheme="majorBidi" w:cstheme="majorBidi"/>
+        </w:rPr>
+        <w:t xml:space="preserve">Policy 101 + Policy 102 = 78.125 + 842.857142857 = </w:t>
+      </w:r>
+      <w:r>
+        <w:rPr>
+          <w:rFonts w:asciiTheme="majorBidi" w:hAnsiTheme="majorBidi" w:cstheme="majorBidi"/>
+        </w:rPr>
+        <w:t>920.982142857.</w:t>
       </w:r>
     </w:p>
     <w:p>
       <w:pPr>
         <w:rPr>
-          <w:rFonts w:hint="eastAsia"/>
+          <w:rFonts w:asciiTheme="majorBidi" w:hAnsiTheme="majorBidi" w:cstheme="majorBidi"/>
         </w:rPr>
       </w:pPr>
       <w:r>
+        <w:rPr>
+          <w:rFonts w:asciiTheme="majorBidi" w:hAnsiTheme="majorBidi" w:cstheme="majorBidi"/>
+        </w:rPr>
         <w:t>Expected Alice total: $920.982</w:t>
       </w:r>
     </w:p>
     <w:p>
       <w:pPr>
         <w:pStyle w:val="Heading2"/>
+        <w:rPr>
+          <w:rFonts w:asciiTheme="majorBidi" w:hAnsiTheme="majorBidi"/>
+        </w:rPr>
       </w:pPr>
       <w:r>
+        <w:rPr>
+          <w:rFonts w:asciiTheme="majorBidi" w:hAnsiTheme="majorBidi"/>
+        </w:rPr>
         <w:t>All Five Policies</w:t>
       </w:r>
     </w:p>
     <w:p>
       <w:pPr>
         <w:rPr>
-          <w:rFonts w:hint="eastAsia"/>
+          <w:rFonts w:asciiTheme="majorBidi" w:hAnsiTheme="majorBidi" w:cstheme="majorBidi"/>
         </w:rPr>
       </w:pPr>
       <w:r>
+        <w:rPr>
+          <w:rFonts w:asciiTheme="majorBidi" w:hAnsiTheme="majorBidi" w:cstheme="majorBidi"/>
+        </w:rPr>
         <w:t>78.125 + 842.857142857 + 34.615384615 + 642.857142857 + 93.75 = 1692.204670329.</w:t>
       </w:r>
     </w:p>
     <w:p>
       <w:pPr>
         <w:rPr>
-          <w:rFonts w:hint="eastAsia"/>
+          <w:rFonts w:asciiTheme="majorBidi" w:hAnsiTheme="majorBidi" w:cstheme="majorBidi"/>
         </w:rPr>
       </w:pPr>
       <w:r>
+        <w:rPr>
+          <w:rFonts w:asciiTheme="majorBidi" w:hAnsiTheme="majorBidi" w:cstheme="majorBidi"/>
+        </w:rPr>
         <w:t>Expected total for all policies: $1,692.205</w:t>
       </w:r>
     </w:p>
     <w:p>
       <w:pPr>
         <w:pStyle w:val="Heading1"/>
+        <w:rPr>
+          <w:rFonts w:asciiTheme="majorBidi" w:hAnsiTheme="majorBidi"/>
+        </w:rPr>
       </w:pPr>
       <w:r>
+        <w:rPr>
+          <w:rFonts w:asciiTheme="majorBidi" w:hAnsiTheme="majorBidi"/>
+        </w:rPr>
         <w:t>5. Car Price Rise — Alice, 10%</w:t>
       </w:r>
     </w:p>
     <w:p>
       <w:pPr>
         <w:rPr>
-          <w:rFonts w:hint="eastAsia"/>
+          <w:rFonts w:asciiTheme="majorBidi" w:hAnsiTheme="majorBidi" w:cstheme="majorBidi"/>
         </w:rPr>
       </w:pPr>
       <w:r>
+        <w:rPr>
+          <w:rFonts w:asciiTheme="majorBidi" w:hAnsiTheme="majorBidi" w:cstheme="majorBidi"/>
+        </w:rPr>
         <w:t>Toyota Camry: $25,000 × 1.10 = $27,500.</w:t>
       </w:r>
     </w:p>
     <w:p>
       <w:pPr>
         <w:rPr>
-          <w:rFonts w:hint="eastAsia"/>
+          <w:rFonts w:asciiTheme="majorBidi" w:hAnsiTheme="majorBidi" w:cstheme="majorBidi"/>
         </w:rPr>
       </w:pPr>
       <w:r>
+        <w:rPr>
+          <w:rFonts w:asciiTheme="majorBidi" w:hAnsiTheme="majorBidi" w:cstheme="majorBidi"/>
+        </w:rPr>
         <w:t>New Camry payment: $27,500 / 320 = $85.9375.</w:t>
       </w:r>
     </w:p>
     <w:p>
       <w:pPr>
         <w:rPr>
-          <w:rFonts w:hint="eastAsia"/>
+          <w:rFonts w:asciiTheme="majorBidi" w:hAnsiTheme="majorBidi" w:cstheme="majorBidi"/>
         </w:rPr>
       </w:pPr>
       <w:r>
-        <w:lastRenderedPageBreak/>
+        <w:rPr>
+          <w:rFonts w:asciiTheme="majorBidi" w:hAnsiTheme="majorBidi" w:cstheme="majorBidi"/>
+        </w:rPr>
         <w:t>BMW X5: $52,000 × 1.10 = $</w:t>
       </w:r>
       <w:r>
+        <w:rPr>
+          <w:rFonts w:asciiTheme="majorBidi" w:hAnsiTheme="majorBidi" w:cstheme="majorBidi"/>
+        </w:rPr>
         <w:t>57</w:t>
       </w:r>
       <w:r>
+        <w:rPr>
+          <w:rFonts w:asciiTheme="majorBidi" w:hAnsiTheme="majorBidi" w:cstheme="majorBidi"/>
+        </w:rPr>
         <w:t>,200.</w:t>
       </w:r>
     </w:p>
     <w:p>
       <w:pPr>
         <w:rPr>
-          <w:rFonts w:hint="eastAsia"/>
+          <w:rFonts w:asciiTheme="majorBidi" w:hAnsiTheme="majorBidi" w:cstheme="majorBidi"/>
         </w:rPr>
       </w:pPr>
       <w:r>
+        <w:rPr>
+          <w:rFonts w:asciiTheme="majorBidi" w:hAnsiTheme="majorBidi" w:cstheme="majorBidi"/>
+        </w:rPr>
+        <w:lastRenderedPageBreak/>
         <w:t>New BMW payment: $57,200 / 70 + 100 = $917.142857143.</w:t>
       </w:r>
     </w:p>
     <w:p>
       <w:pPr>
         <w:rPr>
-          <w:rFonts w:hint="eastAsia"/>
+          <w:rFonts w:asciiTheme="majorBidi" w:hAnsiTheme="majorBidi" w:cstheme="majorBidi"/>
         </w:rPr>
       </w:pPr>
       <w:r>
+        <w:rPr>
+          <w:rFonts w:asciiTheme="majorBidi" w:hAnsiTheme="majorBidi" w:cstheme="majorBidi"/>
+        </w:rPr>
         <w:t>New Alice total: $85.9375 + $917.142857143 = $1,003.080357143.</w:t>
       </w:r>
     </w:p>
     <w:p>
       <w:pPr>
         <w:rPr>
-          <w:rFonts w:hint="eastAsia"/>
+          <w:rFonts w:asciiTheme="majorBidi" w:hAnsiTheme="majorBidi" w:cstheme="majorBidi"/>
         </w:rPr>
       </w:pPr>
       <w:r>
+        <w:rPr>
+          <w:rFonts w:asciiTheme="majorBidi" w:hAnsiTheme="majorBidi" w:cstheme="majorBidi"/>
+        </w:rPr>
         <w:t>Expected result: $1,003.080</w:t>
       </w:r>
     </w:p>
     <w:p>
       <w:pPr>
         <w:pStyle w:val="Heading1"/>
+        <w:rPr>
+          <w:rFonts w:asciiTheme="majorBidi" w:hAnsiTheme="majorBidi"/>
+        </w:rPr>
       </w:pPr>
       <w:r>
-        <w:t>6. Filtering and Date Logic</w:t>
+        <w:rPr>
+          <w:rFonts w:asciiTheme="majorBidi" w:hAnsiTheme="majorBidi"/>
+        </w:rPr>
+        <w:t xml:space="preserve">6. Filtering and Date </w:t>
+      </w:r>
+      <w:r>
+        <w:rPr>
+          <w:rFonts w:asciiTheme="majorBidi" w:hAnsiTheme="majorBidi"/>
+        </w:rPr>
+        <w:t>Logic</w:t>
       </w:r>
     </w:p>
     <w:p>
       <w:pPr>
         <w:rPr>
-          <w:rFonts w:hint="eastAsia"/>
+          <w:rFonts w:asciiTheme="majorBidi" w:hAnsiTheme="majorBidi" w:cstheme="majorBidi"/>
         </w:rPr>
       </w:pPr>
       <w:r>
+        <w:rPr>
+          <w:rFonts w:asciiTheme="majorBidi" w:hAnsiTheme="majorBidi" w:cstheme="majorBidi"/>
+        </w:rPr>
         <w:t>filterByCarModel("Toyota"): Toyota Camry and Toyota RAV4 match → expected size = 2.</w:t>
       </w:r>
     </w:p>
     <w:p>
       <w:pPr>
         <w:rPr>
-          <w:rFonts w:hint="eastAsia"/>
+          <w:rFonts w:asciiTheme="majorBidi" w:hAnsiTheme="majorBidi" w:cstheme="majorBidi"/>
         </w:rPr>
       </w:pPr>
       <w:r>
+        <w:rPr>
+          <w:rFonts w:asciiTheme="majorBidi" w:hAnsiTheme="majorBidi" w:cstheme="majorBidi"/>
+        </w:rPr>
         <w:t>filterByCarModel("Tesla"): no matching cars → expected size = 0.</w:t>
       </w:r>
     </w:p>
     <w:p>
       <w:pPr>
         <w:rPr>
-          <w:rFonts w:hint="eastAsia"/>
+          <w:rFonts w:asciiTheme="majorBidi" w:hAnsiTheme="majorBidi" w:cstheme="majorBidi"/>
         </w:rPr>
       </w:pPr>
+      <w:proofErr w:type="gramStart"/>
       <w:r>
-        <w:t>filterByExpiryDate(2025-07-01): policies 101, 201 and 401 are expired → expected size = 3.</w:t>
+        <w:rPr>
+          <w:rFonts w:asciiTheme="majorBidi" w:hAnsiTheme="majorBidi" w:cstheme="majorBidi"/>
+        </w:rPr>
+        <w:t>filterByExpiryDate(</w:t>
+      </w:r>
+      <w:proofErr w:type="gramEnd"/>
+      <w:r>
+        <w:rPr>
+          <w:rFonts w:asciiTheme="majorBidi" w:hAnsiTheme="majorBidi" w:cstheme="majorBidi"/>
+        </w:rPr>
+        <w:t>2025-07-01): policies 101, 201 and 401 are expired → expected size = 3.</w:t>
       </w:r>
     </w:p>
     <w:p>
       <w:pPr>
         <w:rPr>
-          <w:rFonts w:hint="eastAsia"/>
+          <w:rFonts w:asciiTheme="majorBidi" w:hAnsiTheme="majorBidi" w:cstheme="majorBidi"/>
         </w:rPr>
       </w:pPr>
       <w:r>
+        <w:rPr>
+          <w:rFonts w:asciiTheme="majorBidi" w:hAnsiTheme="majorBidi" w:cstheme="majorBidi"/>
+        </w:rPr>
         <w:t>MyDate.isExpired: 2025-07-01 vs 2025-06-30 → true; 2024-01-01 vs 2025-06-30 → false; same date 2025-06-30 → true.</w:t>
       </w:r>
     </w:p>
     <w:p>
       <w:pPr>
         <w:pStyle w:val="Heading1"/>
+        <w:rPr>
+          <w:rFonts w:asciiTheme="majorBidi" w:hAnsiTheme="majorBidi"/>
+        </w:rPr>
       </w:pPr>
       <w:r>
+        <w:rPr>
+          <w:rFonts w:asciiTheme="majorBidi" w:hAnsiTheme="majorBidi"/>
+        </w:rPr>
         <w:t>7. Complete Expected Test Results</w:t>
       </w:r>
     </w:p>
@@ -3126,11 +3582,12 @@
           <w:p>
             <w:pPr>
               <w:rPr>
-                <w:rFonts w:hint="eastAsia"/>
-              </w:rPr>
-            </w:pPr>
-            <w:r>
-              <w:rPr>
+                <w:rFonts w:asciiTheme="majorBidi" w:hAnsiTheme="majorBidi" w:cstheme="majorBidi"/>
+              </w:rPr>
+            </w:pPr>
+            <w:r>
+              <w:rPr>
+                <w:rFonts w:asciiTheme="majorBidi" w:hAnsiTheme="majorBidi" w:cstheme="majorBidi"/>
                 <w:b/>
               </w:rPr>
               <w:t>Test</w:t>
@@ -3146,14 +3603,22 @@
           <w:p>
             <w:pPr>
               <w:rPr>
-                <w:rFonts w:hint="eastAsia"/>
-              </w:rPr>
-            </w:pPr>
-            <w:r>
-              <w:rPr>
+                <w:rFonts w:asciiTheme="majorBidi" w:hAnsiTheme="majorBidi" w:cstheme="majorBidi"/>
+              </w:rPr>
+            </w:pPr>
+            <w:r>
+              <w:rPr>
+                <w:rFonts w:asciiTheme="majorBidi" w:hAnsiTheme="majorBidi" w:cstheme="majorBidi"/>
                 <w:b/>
               </w:rPr>
-              <w:t>Test Function</w:t>
+              <w:t xml:space="preserve">Test </w:t>
+            </w:r>
+            <w:r>
+              <w:rPr>
+                <w:rFonts w:asciiTheme="majorBidi" w:hAnsiTheme="majorBidi" w:cstheme="majorBidi"/>
+                <w:b/>
+              </w:rPr>
+              <w:t>method</w:t>
             </w:r>
           </w:p>
         </w:tc>
@@ -3166,11 +3631,12 @@
           <w:p>
             <w:pPr>
               <w:rPr>
-                <w:rFonts w:hint="eastAsia"/>
-              </w:rPr>
-            </w:pPr>
-            <w:r>
-              <w:rPr>
+                <w:rFonts w:asciiTheme="majorBidi" w:hAnsiTheme="majorBidi" w:cstheme="majorBidi"/>
+              </w:rPr>
+            </w:pPr>
+            <w:r>
+              <w:rPr>
+                <w:rFonts w:asciiTheme="majorBidi" w:hAnsiTheme="majorBidi" w:cstheme="majorBidi"/>
                 <w:b/>
               </w:rPr>
               <w:t>Expected Result</w:t>
@@ -3186,11 +3652,12 @@
           <w:p>
             <w:pPr>
               <w:rPr>
-                <w:rFonts w:hint="eastAsia"/>
-              </w:rPr>
-            </w:pPr>
-            <w:r>
-              <w:rPr>
+                <w:rFonts w:asciiTheme="majorBidi" w:hAnsiTheme="majorBidi" w:cstheme="majorBidi"/>
+              </w:rPr>
+            </w:pPr>
+            <w:r>
+              <w:rPr>
+                <w:rFonts w:asciiTheme="majorBidi" w:hAnsiTheme="majorBidi" w:cstheme="majorBidi"/>
                 <w:b/>
               </w:rPr>
               <w:t>Expected Status</w:t>
@@ -3210,10 +3677,13 @@
           <w:p>
             <w:pPr>
               <w:rPr>
-                <w:rFonts w:hint="eastAsia"/>
-              </w:rPr>
-            </w:pPr>
-            <w:r>
+                <w:rFonts w:asciiTheme="majorBidi" w:hAnsiTheme="majorBidi" w:cstheme="majorBidi"/>
+              </w:rPr>
+            </w:pPr>
+            <w:r>
+              <w:rPr>
+                <w:rFonts w:asciiTheme="majorBidi" w:hAnsiTheme="majorBidi" w:cstheme="majorBidi"/>
+              </w:rPr>
               <w:t>1</w:t>
             </w:r>
           </w:p>
@@ -3226,10 +3696,13 @@
           <w:p>
             <w:pPr>
               <w:rPr>
-                <w:rFonts w:hint="eastAsia"/>
-              </w:rPr>
-            </w:pPr>
-            <w:r>
+                <w:rFonts w:asciiTheme="majorBidi" w:hAnsiTheme="majorBidi" w:cstheme="majorBidi"/>
+              </w:rPr>
+            </w:pPr>
+            <w:r>
+              <w:rPr>
+                <w:rFonts w:asciiTheme="majorBidi" w:hAnsiTheme="majorBidi" w:cstheme="majorBidi"/>
+              </w:rPr>
               <w:t>validateAdmin — correct credentials</w:t>
             </w:r>
           </w:p>
@@ -3242,10 +3715,13 @@
           <w:p>
             <w:pPr>
               <w:rPr>
-                <w:rFonts w:hint="eastAsia"/>
-              </w:rPr>
-            </w:pPr>
-            <w:r>
+                <w:rFonts w:asciiTheme="majorBidi" w:hAnsiTheme="majorBidi" w:cstheme="majorBidi"/>
+              </w:rPr>
+            </w:pPr>
+            <w:r>
+              <w:rPr>
+                <w:rFonts w:asciiTheme="majorBidi" w:hAnsiTheme="majorBidi" w:cstheme="majorBidi"/>
+              </w:rPr>
               <w:t>true</w:t>
             </w:r>
           </w:p>
@@ -3258,10 +3734,13 @@
           <w:p>
             <w:pPr>
               <w:rPr>
-                <w:rFonts w:hint="eastAsia"/>
-              </w:rPr>
-            </w:pPr>
-            <w:r>
+                <w:rFonts w:asciiTheme="majorBidi" w:hAnsiTheme="majorBidi" w:cstheme="majorBidi"/>
+              </w:rPr>
+            </w:pPr>
+            <w:r>
+              <w:rPr>
+                <w:rFonts w:asciiTheme="majorBidi" w:hAnsiTheme="majorBidi" w:cstheme="majorBidi"/>
+              </w:rPr>
               <w:t>PASS</w:t>
             </w:r>
           </w:p>
@@ -3279,10 +3758,13 @@
           <w:p>
             <w:pPr>
               <w:rPr>
-                <w:rFonts w:hint="eastAsia"/>
-              </w:rPr>
-            </w:pPr>
-            <w:r>
+                <w:rFonts w:asciiTheme="majorBidi" w:hAnsiTheme="majorBidi" w:cstheme="majorBidi"/>
+              </w:rPr>
+            </w:pPr>
+            <w:r>
+              <w:rPr>
+                <w:rFonts w:asciiTheme="majorBidi" w:hAnsiTheme="majorBidi" w:cstheme="majorBidi"/>
+              </w:rPr>
               <w:t>2</w:t>
             </w:r>
           </w:p>
@@ -3295,10 +3777,13 @@
           <w:p>
             <w:pPr>
               <w:rPr>
-                <w:rFonts w:hint="eastAsia"/>
-              </w:rPr>
-            </w:pPr>
-            <w:r>
+                <w:rFonts w:asciiTheme="majorBidi" w:hAnsiTheme="majorBidi" w:cstheme="majorBidi"/>
+              </w:rPr>
+            </w:pPr>
+            <w:r>
+              <w:rPr>
+                <w:rFonts w:asciiTheme="majorBidi" w:hAnsiTheme="majorBidi" w:cstheme="majorBidi"/>
+              </w:rPr>
               <w:t>validateAdmin — wrong password</w:t>
             </w:r>
           </w:p>
@@ -3311,10 +3796,13 @@
           <w:p>
             <w:pPr>
               <w:rPr>
-                <w:rFonts w:hint="eastAsia"/>
-              </w:rPr>
-            </w:pPr>
-            <w:r>
+                <w:rFonts w:asciiTheme="majorBidi" w:hAnsiTheme="majorBidi" w:cstheme="majorBidi"/>
+              </w:rPr>
+            </w:pPr>
+            <w:r>
+              <w:rPr>
+                <w:rFonts w:asciiTheme="majorBidi" w:hAnsiTheme="majorBidi" w:cstheme="majorBidi"/>
+              </w:rPr>
               <w:t>false</w:t>
             </w:r>
           </w:p>
@@ -3327,10 +3815,13 @@
           <w:p>
             <w:pPr>
               <w:rPr>
-                <w:rFonts w:hint="eastAsia"/>
-              </w:rPr>
-            </w:pPr>
-            <w:r>
+                <w:rFonts w:asciiTheme="majorBidi" w:hAnsiTheme="majorBidi" w:cstheme="majorBidi"/>
+              </w:rPr>
+            </w:pPr>
+            <w:r>
+              <w:rPr>
+                <w:rFonts w:asciiTheme="majorBidi" w:hAnsiTheme="majorBidi" w:cstheme="majorBidi"/>
+              </w:rPr>
               <w:t>PASS</w:t>
             </w:r>
           </w:p>
@@ -3348,10 +3839,13 @@
           <w:p>
             <w:pPr>
               <w:rPr>
-                <w:rFonts w:hint="eastAsia"/>
-              </w:rPr>
-            </w:pPr>
-            <w:r>
+                <w:rFonts w:asciiTheme="majorBidi" w:hAnsiTheme="majorBidi" w:cstheme="majorBidi"/>
+              </w:rPr>
+            </w:pPr>
+            <w:r>
+              <w:rPr>
+                <w:rFonts w:asciiTheme="majorBidi" w:hAnsiTheme="majorBidi" w:cstheme="majorBidi"/>
+              </w:rPr>
               <w:t>3</w:t>
             </w:r>
           </w:p>
@@ -3364,10 +3858,13 @@
           <w:p>
             <w:pPr>
               <w:rPr>
-                <w:rFonts w:hint="eastAsia"/>
-              </w:rPr>
-            </w:pPr>
-            <w:r>
+                <w:rFonts w:asciiTheme="majorBidi" w:hAnsiTheme="majorBidi" w:cstheme="majorBidi"/>
+              </w:rPr>
+            </w:pPr>
+            <w:r>
+              <w:rPr>
+                <w:rFonts w:asciiTheme="majorBidi" w:hAnsiTheme="majorBidi" w:cstheme="majorBidi"/>
+              </w:rPr>
               <w:t>addUser — duplicate ID 1001</w:t>
             </w:r>
           </w:p>
@@ -3380,10 +3877,13 @@
           <w:p>
             <w:pPr>
               <w:rPr>
-                <w:rFonts w:hint="eastAsia"/>
-              </w:rPr>
-            </w:pPr>
-            <w:r>
+                <w:rFonts w:asciiTheme="majorBidi" w:hAnsiTheme="majorBidi" w:cstheme="majorBidi"/>
+              </w:rPr>
+            </w:pPr>
+            <w:r>
+              <w:rPr>
+                <w:rFonts w:asciiTheme="majorBidi" w:hAnsiTheme="majorBidi" w:cstheme="majorBidi"/>
+              </w:rPr>
               <w:t>false</w:t>
             </w:r>
           </w:p>
@@ -3396,10 +3896,13 @@
           <w:p>
             <w:pPr>
               <w:rPr>
-                <w:rFonts w:hint="eastAsia"/>
-              </w:rPr>
-            </w:pPr>
-            <w:r>
+                <w:rFonts w:asciiTheme="majorBidi" w:hAnsiTheme="majorBidi" w:cstheme="majorBidi"/>
+              </w:rPr>
+            </w:pPr>
+            <w:r>
+              <w:rPr>
+                <w:rFonts w:asciiTheme="majorBidi" w:hAnsiTheme="majorBidi" w:cstheme="majorBidi"/>
+              </w:rPr>
               <w:t>PASS</w:t>
             </w:r>
           </w:p>
@@ -3417,10 +3920,13 @@
           <w:p>
             <w:pPr>
               <w:rPr>
-                <w:rFonts w:hint="eastAsia"/>
-              </w:rPr>
-            </w:pPr>
-            <w:r>
+                <w:rFonts w:asciiTheme="majorBidi" w:hAnsiTheme="majorBidi" w:cstheme="majorBidi"/>
+              </w:rPr>
+            </w:pPr>
+            <w:r>
+              <w:rPr>
+                <w:rFonts w:asciiTheme="majorBidi" w:hAnsiTheme="majorBidi" w:cstheme="majorBidi"/>
+              </w:rPr>
               <w:t>4</w:t>
             </w:r>
           </w:p>
@@ -3433,10 +3939,13 @@
           <w:p>
             <w:pPr>
               <w:rPr>
-                <w:rFonts w:hint="eastAsia"/>
-              </w:rPr>
-            </w:pPr>
-            <w:r>
+                <w:rFonts w:asciiTheme="majorBidi" w:hAnsiTheme="majorBidi" w:cstheme="majorBidi"/>
+              </w:rPr>
+            </w:pPr>
+            <w:r>
+              <w:rPr>
+                <w:rFonts w:asciiTheme="majorBidi" w:hAnsiTheme="majorBidi" w:cstheme="majorBidi"/>
+              </w:rPr>
               <w:t>findUser — ID 1001</w:t>
             </w:r>
           </w:p>
@@ -3449,10 +3958,13 @@
           <w:p>
             <w:pPr>
               <w:rPr>
-                <w:rFonts w:hint="eastAsia"/>
-              </w:rPr>
-            </w:pPr>
-            <w:r>
+                <w:rFonts w:asciiTheme="majorBidi" w:hAnsiTheme="majorBidi" w:cstheme="majorBidi"/>
+              </w:rPr>
+            </w:pPr>
+            <w:r>
+              <w:rPr>
+                <w:rFonts w:asciiTheme="majorBidi" w:hAnsiTheme="majorBidi" w:cstheme="majorBidi"/>
+              </w:rPr>
               <w:t>user1 object</w:t>
             </w:r>
           </w:p>
@@ -3465,10 +3977,13 @@
           <w:p>
             <w:pPr>
               <w:rPr>
-                <w:rFonts w:hint="eastAsia"/>
-              </w:rPr>
-            </w:pPr>
-            <w:r>
+                <w:rFonts w:asciiTheme="majorBidi" w:hAnsiTheme="majorBidi" w:cstheme="majorBidi"/>
+              </w:rPr>
+            </w:pPr>
+            <w:r>
+              <w:rPr>
+                <w:rFonts w:asciiTheme="majorBidi" w:hAnsiTheme="majorBidi" w:cstheme="majorBidi"/>
+              </w:rPr>
               <w:t>PASS</w:t>
             </w:r>
           </w:p>
@@ -3486,10 +4001,13 @@
           <w:p>
             <w:pPr>
               <w:rPr>
-                <w:rFonts w:hint="eastAsia"/>
-              </w:rPr>
-            </w:pPr>
-            <w:r>
+                <w:rFonts w:asciiTheme="majorBidi" w:hAnsiTheme="majorBidi" w:cstheme="majorBidi"/>
+              </w:rPr>
+            </w:pPr>
+            <w:r>
+              <w:rPr>
+                <w:rFonts w:asciiTheme="majorBidi" w:hAnsiTheme="majorBidi" w:cstheme="majorBidi"/>
+              </w:rPr>
               <w:t>5</w:t>
             </w:r>
           </w:p>
@@ -3502,10 +4020,13 @@
           <w:p>
             <w:pPr>
               <w:rPr>
-                <w:rFonts w:hint="eastAsia"/>
-              </w:rPr>
-            </w:pPr>
-            <w:r>
+                <w:rFonts w:asciiTheme="majorBidi" w:hAnsiTheme="majorBidi" w:cstheme="majorBidi"/>
+              </w:rPr>
+            </w:pPr>
+            <w:r>
+              <w:rPr>
+                <w:rFonts w:asciiTheme="majorBidi" w:hAnsiTheme="majorBidi" w:cstheme="majorBidi"/>
+              </w:rPr>
               <w:t>findUser — ID 9999</w:t>
             </w:r>
           </w:p>
@@ -3518,10 +4039,13 @@
           <w:p>
             <w:pPr>
               <w:rPr>
-                <w:rFonts w:hint="eastAsia"/>
-              </w:rPr>
-            </w:pPr>
-            <w:r>
+                <w:rFonts w:asciiTheme="majorBidi" w:hAnsiTheme="majorBidi" w:cstheme="majorBidi"/>
+              </w:rPr>
+            </w:pPr>
+            <w:r>
+              <w:rPr>
+                <w:rFonts w:asciiTheme="majorBidi" w:hAnsiTheme="majorBidi" w:cstheme="majorBidi"/>
+              </w:rPr>
               <w:t>null</w:t>
             </w:r>
           </w:p>
@@ -3534,10 +4058,13 @@
           <w:p>
             <w:pPr>
               <w:rPr>
-                <w:rFonts w:hint="eastAsia"/>
-              </w:rPr>
-            </w:pPr>
-            <w:r>
+                <w:rFonts w:asciiTheme="majorBidi" w:hAnsiTheme="majorBidi" w:cstheme="majorBidi"/>
+              </w:rPr>
+            </w:pPr>
+            <w:r>
+              <w:rPr>
+                <w:rFonts w:asciiTheme="majorBidi" w:hAnsiTheme="majorBidi" w:cstheme="majorBidi"/>
+              </w:rPr>
               <w:t>PASS</w:t>
             </w:r>
           </w:p>
@@ -3555,10 +4082,13 @@
           <w:p>
             <w:pPr>
               <w:rPr>
-                <w:rFonts w:hint="eastAsia"/>
-              </w:rPr>
-            </w:pPr>
-            <w:r>
+                <w:rFonts w:asciiTheme="majorBidi" w:hAnsiTheme="majorBidi" w:cstheme="majorBidi"/>
+              </w:rPr>
+            </w:pPr>
+            <w:r>
+              <w:rPr>
+                <w:rFonts w:asciiTheme="majorBidi" w:hAnsiTheme="majorBidi" w:cstheme="majorBidi"/>
+              </w:rPr>
               <w:t>6</w:t>
             </w:r>
           </w:p>
@@ -3571,10 +4101,13 @@
           <w:p>
             <w:pPr>
               <w:rPr>
-                <w:rFonts w:hint="eastAsia"/>
-              </w:rPr>
-            </w:pPr>
-            <w:r>
+                <w:rFonts w:asciiTheme="majorBidi" w:hAnsiTheme="majorBidi" w:cstheme="majorBidi"/>
+              </w:rPr>
+            </w:pPr>
+            <w:r>
+              <w:rPr>
+                <w:rFonts w:asciiTheme="majorBidi" w:hAnsiTheme="majorBidi" w:cstheme="majorBidi"/>
+              </w:rPr>
               <w:t>findPolicy — 1001 / 101</w:t>
             </w:r>
           </w:p>
@@ -3587,10 +4120,13 @@
           <w:p>
             <w:pPr>
               <w:rPr>
-                <w:rFonts w:hint="eastAsia"/>
-              </w:rPr>
-            </w:pPr>
-            <w:r>
+                <w:rFonts w:asciiTheme="majorBidi" w:hAnsiTheme="majorBidi" w:cstheme="majorBidi"/>
+              </w:rPr>
+            </w:pPr>
+            <w:r>
+              <w:rPr>
+                <w:rFonts w:asciiTheme="majorBidi" w:hAnsiTheme="majorBidi" w:cstheme="majorBidi"/>
+              </w:rPr>
               <w:t>non-null</w:t>
             </w:r>
           </w:p>
@@ -3603,10 +4139,13 @@
           <w:p>
             <w:pPr>
               <w:rPr>
-                <w:rFonts w:hint="eastAsia"/>
-              </w:rPr>
-            </w:pPr>
-            <w:r>
+                <w:rFonts w:asciiTheme="majorBidi" w:hAnsiTheme="majorBidi" w:cstheme="majorBidi"/>
+              </w:rPr>
+            </w:pPr>
+            <w:r>
+              <w:rPr>
+                <w:rFonts w:asciiTheme="majorBidi" w:hAnsiTheme="majorBidi" w:cstheme="majorBidi"/>
+              </w:rPr>
               <w:t>PASS</w:t>
             </w:r>
           </w:p>
@@ -3624,10 +4163,13 @@
           <w:p>
             <w:pPr>
               <w:rPr>
-                <w:rFonts w:hint="eastAsia"/>
-              </w:rPr>
-            </w:pPr>
-            <w:r>
+                <w:rFonts w:asciiTheme="majorBidi" w:hAnsiTheme="majorBidi" w:cstheme="majorBidi"/>
+              </w:rPr>
+            </w:pPr>
+            <w:r>
+              <w:rPr>
+                <w:rFonts w:asciiTheme="majorBidi" w:hAnsiTheme="majorBidi" w:cstheme="majorBidi"/>
+              </w:rPr>
               <w:t>7</w:t>
             </w:r>
           </w:p>
@@ -3640,10 +4182,13 @@
           <w:p>
             <w:pPr>
               <w:rPr>
-                <w:rFonts w:hint="eastAsia"/>
-              </w:rPr>
-            </w:pPr>
-            <w:r>
+                <w:rFonts w:asciiTheme="majorBidi" w:hAnsiTheme="majorBidi" w:cstheme="majorBidi"/>
+              </w:rPr>
+            </w:pPr>
+            <w:r>
+              <w:rPr>
+                <w:rFonts w:asciiTheme="majorBidi" w:hAnsiTheme="majorBidi" w:cstheme="majorBidi"/>
+              </w:rPr>
               <w:t>findPolicy — 1001 / 9999</w:t>
             </w:r>
           </w:p>
@@ -3656,10 +4201,13 @@
           <w:p>
             <w:pPr>
               <w:rPr>
-                <w:rFonts w:hint="eastAsia"/>
-              </w:rPr>
-            </w:pPr>
-            <w:r>
+                <w:rFonts w:asciiTheme="majorBidi" w:hAnsiTheme="majorBidi" w:cstheme="majorBidi"/>
+              </w:rPr>
+            </w:pPr>
+            <w:r>
+              <w:rPr>
+                <w:rFonts w:asciiTheme="majorBidi" w:hAnsiTheme="majorBidi" w:cstheme="majorBidi"/>
+              </w:rPr>
               <w:t>null</w:t>
             </w:r>
           </w:p>
@@ -3672,10 +4220,13 @@
           <w:p>
             <w:pPr>
               <w:rPr>
-                <w:rFonts w:hint="eastAsia"/>
-              </w:rPr>
-            </w:pPr>
-            <w:r>
+                <w:rFonts w:asciiTheme="majorBidi" w:hAnsiTheme="majorBidi" w:cstheme="majorBidi"/>
+              </w:rPr>
+            </w:pPr>
+            <w:r>
+              <w:rPr>
+                <w:rFonts w:asciiTheme="majorBidi" w:hAnsiTheme="majorBidi" w:cstheme="majorBidi"/>
+              </w:rPr>
               <w:t>PASS</w:t>
             </w:r>
           </w:p>
@@ -3693,10 +4244,13 @@
           <w:p>
             <w:pPr>
               <w:rPr>
-                <w:rFonts w:hint="eastAsia"/>
-              </w:rPr>
-            </w:pPr>
-            <w:r>
+                <w:rFonts w:asciiTheme="majorBidi" w:hAnsiTheme="majorBidi" w:cstheme="majorBidi"/>
+              </w:rPr>
+            </w:pPr>
+            <w:r>
+              <w:rPr>
+                <w:rFonts w:asciiTheme="majorBidi" w:hAnsiTheme="majorBidi" w:cstheme="majorBidi"/>
+              </w:rPr>
               <w:t>8</w:t>
             </w:r>
           </w:p>
@@ -3709,11 +4263,20 @@
           <w:p>
             <w:pPr>
               <w:rPr>
-                <w:rFonts w:hint="eastAsia"/>
-              </w:rPr>
-            </w:pPr>
-            <w:r>
-              <w:t>addPolicy — duplicate ID 101</w:t>
+                <w:rFonts w:asciiTheme="majorBidi" w:hAnsiTheme="majorBidi" w:cstheme="majorBidi"/>
+              </w:rPr>
+            </w:pPr>
+            <w:r>
+              <w:rPr>
+                <w:rFonts w:asciiTheme="majorBidi" w:hAnsiTheme="majorBidi" w:cstheme="majorBidi"/>
+              </w:rPr>
+              <w:t xml:space="preserve">addPolicy — </w:t>
+            </w:r>
+            <w:r>
+              <w:rPr>
+                <w:rFonts w:asciiTheme="majorBidi" w:hAnsiTheme="majorBidi" w:cstheme="majorBidi"/>
+              </w:rPr>
+              <w:t>duplicate ID 101</w:t>
             </w:r>
           </w:p>
         </w:tc>
@@ -3725,10 +4288,13 @@
           <w:p>
             <w:pPr>
               <w:rPr>
-                <w:rFonts w:hint="eastAsia"/>
-              </w:rPr>
-            </w:pPr>
-            <w:r>
+                <w:rFonts w:asciiTheme="majorBidi" w:hAnsiTheme="majorBidi" w:cstheme="majorBidi"/>
+              </w:rPr>
+            </w:pPr>
+            <w:r>
+              <w:rPr>
+                <w:rFonts w:asciiTheme="majorBidi" w:hAnsiTheme="majorBidi" w:cstheme="majorBidi"/>
+              </w:rPr>
               <w:t>false</w:t>
             </w:r>
           </w:p>
@@ -3741,10 +4307,13 @@
           <w:p>
             <w:pPr>
               <w:rPr>
-                <w:rFonts w:hint="eastAsia"/>
-              </w:rPr>
-            </w:pPr>
-            <w:r>
+                <w:rFonts w:asciiTheme="majorBidi" w:hAnsiTheme="majorBidi" w:cstheme="majorBidi"/>
+              </w:rPr>
+            </w:pPr>
+            <w:r>
+              <w:rPr>
+                <w:rFonts w:asciiTheme="majorBidi" w:hAnsiTheme="majorBidi" w:cstheme="majorBidi"/>
+              </w:rPr>
               <w:t>PASS</w:t>
             </w:r>
           </w:p>
@@ -3762,10 +4331,13 @@
           <w:p>
             <w:pPr>
               <w:rPr>
-                <w:rFonts w:hint="eastAsia"/>
-              </w:rPr>
-            </w:pPr>
-            <w:r>
+                <w:rFonts w:asciiTheme="majorBidi" w:hAnsiTheme="majorBidi" w:cstheme="majorBidi"/>
+              </w:rPr>
+            </w:pPr>
+            <w:r>
+              <w:rPr>
+                <w:rFonts w:asciiTheme="majorBidi" w:hAnsiTheme="majorBidi" w:cstheme="majorBidi"/>
+              </w:rPr>
               <w:t>9</w:t>
             </w:r>
           </w:p>
@@ -3778,10 +4350,13 @@
           <w:p>
             <w:pPr>
               <w:rPr>
-                <w:rFonts w:hint="eastAsia"/>
-              </w:rPr>
-            </w:pPr>
-            <w:r>
+                <w:rFonts w:asciiTheme="majorBidi" w:hAnsiTheme="majorBidi" w:cstheme="majorBidi"/>
+              </w:rPr>
+            </w:pPr>
+            <w:r>
+              <w:rPr>
+                <w:rFonts w:asciiTheme="majorBidi" w:hAnsiTheme="majorBidi" w:cstheme="majorBidi"/>
+              </w:rPr>
               <w:t>ThirdPartyPolicy.calcPayment</w:t>
             </w:r>
           </w:p>
@@ -3794,10 +4369,13 @@
           <w:p>
             <w:pPr>
               <w:rPr>
-                <w:rFonts w:hint="eastAsia"/>
-              </w:rPr>
-            </w:pPr>
-            <w:r>
+                <w:rFonts w:asciiTheme="majorBidi" w:hAnsiTheme="majorBidi" w:cstheme="majorBidi"/>
+              </w:rPr>
+            </w:pPr>
+            <w:r>
+              <w:rPr>
+                <w:rFonts w:asciiTheme="majorBidi" w:hAnsiTheme="majorBidi" w:cstheme="majorBidi"/>
+              </w:rPr>
               <w:t>78.125</w:t>
             </w:r>
           </w:p>
@@ -3810,10 +4388,13 @@
           <w:p>
             <w:pPr>
               <w:rPr>
-                <w:rFonts w:hint="eastAsia"/>
-              </w:rPr>
-            </w:pPr>
-            <w:r>
+                <w:rFonts w:asciiTheme="majorBidi" w:hAnsiTheme="majorBidi" w:cstheme="majorBidi"/>
+              </w:rPr>
+            </w:pPr>
+            <w:r>
+              <w:rPr>
+                <w:rFonts w:asciiTheme="majorBidi" w:hAnsiTheme="majorBidi" w:cstheme="majorBidi"/>
+              </w:rPr>
               <w:t>PASS</w:t>
             </w:r>
           </w:p>
@@ -3831,10 +4412,13 @@
           <w:p>
             <w:pPr>
               <w:rPr>
-                <w:rFonts w:hint="eastAsia"/>
-              </w:rPr>
-            </w:pPr>
-            <w:r>
+                <w:rFonts w:asciiTheme="majorBidi" w:hAnsiTheme="majorBidi" w:cstheme="majorBidi"/>
+              </w:rPr>
+            </w:pPr>
+            <w:r>
+              <w:rPr>
+                <w:rFonts w:asciiTheme="majorBidi" w:hAnsiTheme="majorBidi" w:cstheme="majorBidi"/>
+              </w:rPr>
               <w:t>10</w:t>
             </w:r>
           </w:p>
@@ -3847,10 +4431,13 @@
           <w:p>
             <w:pPr>
               <w:rPr>
-                <w:rFonts w:hint="eastAsia"/>
-              </w:rPr>
-            </w:pPr>
-            <w:r>
+                <w:rFonts w:asciiTheme="majorBidi" w:hAnsiTheme="majorBidi" w:cstheme="majorBidi"/>
+              </w:rPr>
+            </w:pPr>
+            <w:r>
+              <w:rPr>
+                <w:rFonts w:asciiTheme="majorBidi" w:hAnsiTheme="majorBidi" w:cstheme="majorBidi"/>
+              </w:rPr>
               <w:t>ComprehensivePolicy.calcPayment — age 35</w:t>
             </w:r>
           </w:p>
@@ -3863,10 +4450,13 @@
           <w:p>
             <w:pPr>
               <w:rPr>
-                <w:rFonts w:hint="eastAsia"/>
-              </w:rPr>
-            </w:pPr>
-            <w:r>
+                <w:rFonts w:asciiTheme="majorBidi" w:hAnsiTheme="majorBidi" w:cstheme="majorBidi"/>
+              </w:rPr>
+            </w:pPr>
+            <w:r>
+              <w:rPr>
+                <w:rFonts w:asciiTheme="majorBidi" w:hAnsiTheme="majorBidi" w:cstheme="majorBidi"/>
+              </w:rPr>
               <w:t>742.857143</w:t>
             </w:r>
           </w:p>
@@ -3879,10 +4469,13 @@
           <w:p>
             <w:pPr>
               <w:rPr>
-                <w:rFonts w:hint="eastAsia"/>
-              </w:rPr>
-            </w:pPr>
-            <w:r>
+                <w:rFonts w:asciiTheme="majorBidi" w:hAnsiTheme="majorBidi" w:cstheme="majorBidi"/>
+              </w:rPr>
+            </w:pPr>
+            <w:r>
+              <w:rPr>
+                <w:rFonts w:asciiTheme="majorBidi" w:hAnsiTheme="majorBidi" w:cstheme="majorBidi"/>
+              </w:rPr>
               <w:t>PASS</w:t>
             </w:r>
           </w:p>
@@ -3900,10 +4493,13 @@
           <w:p>
             <w:pPr>
               <w:rPr>
-                <w:rFonts w:hint="eastAsia"/>
-              </w:rPr>
-            </w:pPr>
-            <w:r>
+                <w:rFonts w:asciiTheme="majorBidi" w:hAnsiTheme="majorBidi" w:cstheme="majorBidi"/>
+              </w:rPr>
+            </w:pPr>
+            <w:r>
+              <w:rPr>
+                <w:rFonts w:asciiTheme="majorBidi" w:hAnsiTheme="majorBidi" w:cstheme="majorBidi"/>
+              </w:rPr>
               <w:t>11</w:t>
             </w:r>
           </w:p>
@@ -3916,10 +4512,13 @@
           <w:p>
             <w:pPr>
               <w:rPr>
-                <w:rFonts w:hint="eastAsia"/>
-              </w:rPr>
-            </w:pPr>
-            <w:r>
+                <w:rFonts w:asciiTheme="majorBidi" w:hAnsiTheme="majorBidi" w:cstheme="majorBidi"/>
+              </w:rPr>
+            </w:pPr>
+            <w:r>
+              <w:rPr>
+                <w:rFonts w:asciiTheme="majorBidi" w:hAnsiTheme="majorBidi" w:cstheme="majorBidi"/>
+              </w:rPr>
               <w:t>ComprehensivePolicy.calcPayment — age 28</w:t>
             </w:r>
           </w:p>
@@ -3932,10 +4531,13 @@
           <w:p>
             <w:pPr>
               <w:rPr>
-                <w:rFonts w:hint="eastAsia"/>
-              </w:rPr>
-            </w:pPr>
-            <w:r>
+                <w:rFonts w:asciiTheme="majorBidi" w:hAnsiTheme="majorBidi" w:cstheme="majorBidi"/>
+              </w:rPr>
+            </w:pPr>
+            <w:r>
+              <w:rPr>
+                <w:rFonts w:asciiTheme="majorBidi" w:hAnsiTheme="majorBidi" w:cstheme="majorBidi"/>
+              </w:rPr>
               <w:t>842.857143</w:t>
             </w:r>
           </w:p>
@@ -3948,10 +4550,13 @@
           <w:p>
             <w:pPr>
               <w:rPr>
-                <w:rFonts w:hint="eastAsia"/>
-              </w:rPr>
-            </w:pPr>
-            <w:r>
+                <w:rFonts w:asciiTheme="majorBidi" w:hAnsiTheme="majorBidi" w:cstheme="majorBidi"/>
+              </w:rPr>
+            </w:pPr>
+            <w:r>
+              <w:rPr>
+                <w:rFonts w:asciiTheme="majorBidi" w:hAnsiTheme="majorBidi" w:cstheme="majorBidi"/>
+              </w:rPr>
               <w:t>PASS</w:t>
             </w:r>
           </w:p>
@@ -3969,10 +4574,13 @@
           <w:p>
             <w:pPr>
               <w:rPr>
-                <w:rFonts w:hint="eastAsia"/>
-              </w:rPr>
-            </w:pPr>
-            <w:r>
+                <w:rFonts w:asciiTheme="majorBidi" w:hAnsiTheme="majorBidi" w:cstheme="majorBidi"/>
+              </w:rPr>
+            </w:pPr>
+            <w:r>
+              <w:rPr>
+                <w:rFonts w:asciiTheme="majorBidi" w:hAnsiTheme="majorBidi" w:cstheme="majorBidi"/>
+              </w:rPr>
               <w:t>12</w:t>
             </w:r>
           </w:p>
@@ -3985,11 +4593,22 @@
           <w:p>
             <w:pPr>
               <w:rPr>
-                <w:rFonts w:hint="eastAsia"/>
-              </w:rPr>
-            </w:pPr>
-            <w:r>
-              <w:t>calcTotalPayments(1001)</w:t>
+                <w:rFonts w:asciiTheme="majorBidi" w:hAnsiTheme="majorBidi" w:cstheme="majorBidi"/>
+              </w:rPr>
+            </w:pPr>
+            <w:proofErr w:type="gramStart"/>
+            <w:r>
+              <w:rPr>
+                <w:rFonts w:asciiTheme="majorBidi" w:hAnsiTheme="majorBidi" w:cstheme="majorBidi"/>
+              </w:rPr>
+              <w:t>calcTotalPayments(</w:t>
+            </w:r>
+            <w:proofErr w:type="gramEnd"/>
+            <w:r>
+              <w:rPr>
+                <w:rFonts w:asciiTheme="majorBidi" w:hAnsiTheme="majorBidi" w:cstheme="majorBidi"/>
+              </w:rPr>
+              <w:t>1001)</w:t>
             </w:r>
           </w:p>
         </w:tc>
@@ -4001,10 +4620,13 @@
           <w:p>
             <w:pPr>
               <w:rPr>
-                <w:rFonts w:hint="eastAsia"/>
-              </w:rPr>
-            </w:pPr>
-            <w:r>
+                <w:rFonts w:asciiTheme="majorBidi" w:hAnsiTheme="majorBidi" w:cstheme="majorBidi"/>
+              </w:rPr>
+            </w:pPr>
+            <w:r>
+              <w:rPr>
+                <w:rFonts w:asciiTheme="majorBidi" w:hAnsiTheme="majorBidi" w:cstheme="majorBidi"/>
+              </w:rPr>
               <w:t>920.982143</w:t>
             </w:r>
           </w:p>
@@ -4017,10 +4639,13 @@
           <w:p>
             <w:pPr>
               <w:rPr>
-                <w:rFonts w:hint="eastAsia"/>
-              </w:rPr>
-            </w:pPr>
-            <w:r>
+                <w:rFonts w:asciiTheme="majorBidi" w:hAnsiTheme="majorBidi" w:cstheme="majorBidi"/>
+              </w:rPr>
+            </w:pPr>
+            <w:r>
+              <w:rPr>
+                <w:rFonts w:asciiTheme="majorBidi" w:hAnsiTheme="majorBidi" w:cstheme="majorBidi"/>
+              </w:rPr>
               <w:t>PASS</w:t>
             </w:r>
           </w:p>
@@ -4038,10 +4663,13 @@
           <w:p>
             <w:pPr>
               <w:rPr>
-                <w:rFonts w:hint="eastAsia"/>
-              </w:rPr>
-            </w:pPr>
-            <w:r>
+                <w:rFonts w:asciiTheme="majorBidi" w:hAnsiTheme="majorBidi" w:cstheme="majorBidi"/>
+              </w:rPr>
+            </w:pPr>
+            <w:r>
+              <w:rPr>
+                <w:rFonts w:asciiTheme="majorBidi" w:hAnsiTheme="majorBidi" w:cstheme="majorBidi"/>
+              </w:rPr>
               <w:t>13</w:t>
             </w:r>
           </w:p>
@@ -4054,11 +4682,22 @@
           <w:p>
             <w:pPr>
               <w:rPr>
-                <w:rFonts w:hint="eastAsia"/>
-              </w:rPr>
-            </w:pPr>
-            <w:r>
-              <w:t>calcTotalPayments()</w:t>
+                <w:rFonts w:asciiTheme="majorBidi" w:hAnsiTheme="majorBidi" w:cstheme="majorBidi"/>
+              </w:rPr>
+            </w:pPr>
+            <w:proofErr w:type="gramStart"/>
+            <w:r>
+              <w:rPr>
+                <w:rFonts w:asciiTheme="majorBidi" w:hAnsiTheme="majorBidi" w:cstheme="majorBidi"/>
+              </w:rPr>
+              <w:t>calcTotalPayments(</w:t>
+            </w:r>
+            <w:proofErr w:type="gramEnd"/>
+            <w:r>
+              <w:rPr>
+                <w:rFonts w:asciiTheme="majorBidi" w:hAnsiTheme="majorBidi" w:cstheme="majorBidi"/>
+              </w:rPr>
+              <w:t>)</w:t>
             </w:r>
           </w:p>
         </w:tc>
@@ -4070,10 +4709,13 @@
           <w:p>
             <w:pPr>
               <w:rPr>
-                <w:rFonts w:hint="eastAsia"/>
-              </w:rPr>
-            </w:pPr>
-            <w:r>
+                <w:rFonts w:asciiTheme="majorBidi" w:hAnsiTheme="majorBidi" w:cstheme="majorBidi"/>
+              </w:rPr>
+            </w:pPr>
+            <w:r>
+              <w:rPr>
+                <w:rFonts w:asciiTheme="majorBidi" w:hAnsiTheme="majorBidi" w:cstheme="majorBidi"/>
+              </w:rPr>
               <w:t>1692.204670</w:t>
             </w:r>
           </w:p>
@@ -4086,10 +4728,13 @@
           <w:p>
             <w:pPr>
               <w:rPr>
-                <w:rFonts w:hint="eastAsia"/>
-              </w:rPr>
-            </w:pPr>
-            <w:r>
+                <w:rFonts w:asciiTheme="majorBidi" w:hAnsiTheme="majorBidi" w:cstheme="majorBidi"/>
+              </w:rPr>
+            </w:pPr>
+            <w:r>
+              <w:rPr>
+                <w:rFonts w:asciiTheme="majorBidi" w:hAnsiTheme="majorBidi" w:cstheme="majorBidi"/>
+              </w:rPr>
               <w:t>PASS</w:t>
             </w:r>
           </w:p>
@@ -4107,10 +4752,13 @@
           <w:p>
             <w:pPr>
               <w:rPr>
-                <w:rFonts w:hint="eastAsia"/>
-              </w:rPr>
-            </w:pPr>
-            <w:r>
+                <w:rFonts w:asciiTheme="majorBidi" w:hAnsiTheme="majorBidi" w:cstheme="majorBidi"/>
+              </w:rPr>
+            </w:pPr>
+            <w:r>
+              <w:rPr>
+                <w:rFonts w:asciiTheme="majorBidi" w:hAnsiTheme="majorBidi" w:cstheme="majorBidi"/>
+              </w:rPr>
               <w:t>14</w:t>
             </w:r>
           </w:p>
@@ -4123,10 +4771,13 @@
           <w:p>
             <w:pPr>
               <w:rPr>
-                <w:rFonts w:hint="eastAsia"/>
-              </w:rPr>
-            </w:pPr>
-            <w:r>
+                <w:rFonts w:asciiTheme="majorBidi" w:hAnsiTheme="majorBidi" w:cstheme="majorBidi"/>
+              </w:rPr>
+            </w:pPr>
+            <w:r>
+              <w:rPr>
+                <w:rFonts w:asciiTheme="majorBidi" w:hAnsiTheme="majorBidi" w:cstheme="majorBidi"/>
+              </w:rPr>
               <w:t>filterByCarModel("Toyota")</w:t>
             </w:r>
           </w:p>
@@ -4139,10 +4790,13 @@
           <w:p>
             <w:pPr>
               <w:rPr>
-                <w:rFonts w:hint="eastAsia"/>
-              </w:rPr>
-            </w:pPr>
-            <w:r>
+                <w:rFonts w:asciiTheme="majorBidi" w:hAnsiTheme="majorBidi" w:cstheme="majorBidi"/>
+              </w:rPr>
+            </w:pPr>
+            <w:r>
+              <w:rPr>
+                <w:rFonts w:asciiTheme="majorBidi" w:hAnsiTheme="majorBidi" w:cstheme="majorBidi"/>
+              </w:rPr>
               <w:t>2</w:t>
             </w:r>
           </w:p>
@@ -4155,10 +4809,13 @@
           <w:p>
             <w:pPr>
               <w:rPr>
-                <w:rFonts w:hint="eastAsia"/>
-              </w:rPr>
-            </w:pPr>
-            <w:r>
+                <w:rFonts w:asciiTheme="majorBidi" w:hAnsiTheme="majorBidi" w:cstheme="majorBidi"/>
+              </w:rPr>
+            </w:pPr>
+            <w:r>
+              <w:rPr>
+                <w:rFonts w:asciiTheme="majorBidi" w:hAnsiTheme="majorBidi" w:cstheme="majorBidi"/>
+              </w:rPr>
               <w:t>PASS</w:t>
             </w:r>
           </w:p>
@@ -4176,10 +4833,13 @@
           <w:p>
             <w:pPr>
               <w:rPr>
-                <w:rFonts w:hint="eastAsia"/>
-              </w:rPr>
-            </w:pPr>
-            <w:r>
+                <w:rFonts w:asciiTheme="majorBidi" w:hAnsiTheme="majorBidi" w:cstheme="majorBidi"/>
+              </w:rPr>
+            </w:pPr>
+            <w:r>
+              <w:rPr>
+                <w:rFonts w:asciiTheme="majorBidi" w:hAnsiTheme="majorBidi" w:cstheme="majorBidi"/>
+              </w:rPr>
               <w:t>15</w:t>
             </w:r>
           </w:p>
@@ -4192,10 +4852,13 @@
           <w:p>
             <w:pPr>
               <w:rPr>
-                <w:rFonts w:hint="eastAsia"/>
-              </w:rPr>
-            </w:pPr>
-            <w:r>
+                <w:rFonts w:asciiTheme="majorBidi" w:hAnsiTheme="majorBidi" w:cstheme="majorBidi"/>
+              </w:rPr>
+            </w:pPr>
+            <w:r>
+              <w:rPr>
+                <w:rFonts w:asciiTheme="majorBidi" w:hAnsiTheme="majorBidi" w:cstheme="majorBidi"/>
+              </w:rPr>
               <w:t>filterByCarModel("Tesla")</w:t>
             </w:r>
           </w:p>
@@ -4208,10 +4871,13 @@
           <w:p>
             <w:pPr>
               <w:rPr>
-                <w:rFonts w:hint="eastAsia"/>
-              </w:rPr>
-            </w:pPr>
-            <w:r>
+                <w:rFonts w:asciiTheme="majorBidi" w:hAnsiTheme="majorBidi" w:cstheme="majorBidi"/>
+              </w:rPr>
+            </w:pPr>
+            <w:r>
+              <w:rPr>
+                <w:rFonts w:asciiTheme="majorBidi" w:hAnsiTheme="majorBidi" w:cstheme="majorBidi"/>
+              </w:rPr>
               <w:t>0</w:t>
             </w:r>
           </w:p>
@@ -4224,10 +4890,13 @@
           <w:p>
             <w:pPr>
               <w:rPr>
-                <w:rFonts w:hint="eastAsia"/>
-              </w:rPr>
-            </w:pPr>
-            <w:r>
+                <w:rFonts w:asciiTheme="majorBidi" w:hAnsiTheme="majorBidi" w:cstheme="majorBidi"/>
+              </w:rPr>
+            </w:pPr>
+            <w:r>
+              <w:rPr>
+                <w:rFonts w:asciiTheme="majorBidi" w:hAnsiTheme="majorBidi" w:cstheme="majorBidi"/>
+              </w:rPr>
               <w:t>PASS</w:t>
             </w:r>
           </w:p>
@@ -4245,10 +4914,13 @@
           <w:p>
             <w:pPr>
               <w:rPr>
-                <w:rFonts w:hint="eastAsia"/>
-              </w:rPr>
-            </w:pPr>
-            <w:r>
+                <w:rFonts w:asciiTheme="majorBidi" w:hAnsiTheme="majorBidi" w:cstheme="majorBidi"/>
+              </w:rPr>
+            </w:pPr>
+            <w:r>
+              <w:rPr>
+                <w:rFonts w:asciiTheme="majorBidi" w:hAnsiTheme="majorBidi" w:cstheme="majorBidi"/>
+              </w:rPr>
               <w:t>16</w:t>
             </w:r>
           </w:p>
@@ -4261,11 +4933,22 @@
           <w:p>
             <w:pPr>
               <w:rPr>
-                <w:rFonts w:hint="eastAsia"/>
-              </w:rPr>
-            </w:pPr>
-            <w:r>
-              <w:t>filterByExpiryDate(2025-07-01)</w:t>
+                <w:rFonts w:asciiTheme="majorBidi" w:hAnsiTheme="majorBidi" w:cstheme="majorBidi"/>
+              </w:rPr>
+            </w:pPr>
+            <w:proofErr w:type="gramStart"/>
+            <w:r>
+              <w:rPr>
+                <w:rFonts w:asciiTheme="majorBidi" w:hAnsiTheme="majorBidi" w:cstheme="majorBidi"/>
+              </w:rPr>
+              <w:t>filterByExpiryDate(</w:t>
+            </w:r>
+            <w:proofErr w:type="gramEnd"/>
+            <w:r>
+              <w:rPr>
+                <w:rFonts w:asciiTheme="majorBidi" w:hAnsiTheme="majorBidi" w:cstheme="majorBidi"/>
+              </w:rPr>
+              <w:t>2025-07-01)</w:t>
             </w:r>
           </w:p>
         </w:tc>
@@ -4277,10 +4960,13 @@
           <w:p>
             <w:pPr>
               <w:rPr>
-                <w:rFonts w:hint="eastAsia"/>
-              </w:rPr>
-            </w:pPr>
-            <w:r>
+                <w:rFonts w:asciiTheme="majorBidi" w:hAnsiTheme="majorBidi" w:cstheme="majorBidi"/>
+              </w:rPr>
+            </w:pPr>
+            <w:r>
+              <w:rPr>
+                <w:rFonts w:asciiTheme="majorBidi" w:hAnsiTheme="majorBidi" w:cstheme="majorBidi"/>
+              </w:rPr>
               <w:t>3</w:t>
             </w:r>
           </w:p>
@@ -4293,10 +4979,13 @@
           <w:p>
             <w:pPr>
               <w:rPr>
-                <w:rFonts w:hint="eastAsia"/>
-              </w:rPr>
-            </w:pPr>
-            <w:r>
+                <w:rFonts w:asciiTheme="majorBidi" w:hAnsiTheme="majorBidi" w:cstheme="majorBidi"/>
+              </w:rPr>
+            </w:pPr>
+            <w:r>
+              <w:rPr>
+                <w:rFonts w:asciiTheme="majorBidi" w:hAnsiTheme="majorBidi" w:cstheme="majorBidi"/>
+              </w:rPr>
               <w:t>PASS</w:t>
             </w:r>
           </w:p>
@@ -4314,10 +5003,13 @@
           <w:p>
             <w:pPr>
               <w:rPr>
-                <w:rFonts w:hint="eastAsia"/>
-              </w:rPr>
-            </w:pPr>
-            <w:r>
+                <w:rFonts w:asciiTheme="majorBidi" w:hAnsiTheme="majorBidi" w:cstheme="majorBidi"/>
+              </w:rPr>
+            </w:pPr>
+            <w:r>
+              <w:rPr>
+                <w:rFonts w:asciiTheme="majorBidi" w:hAnsiTheme="majorBidi" w:cstheme="majorBidi"/>
+              </w:rPr>
               <w:t>17</w:t>
             </w:r>
           </w:p>
@@ -4330,11 +5022,22 @@
           <w:p>
             <w:pPr>
               <w:rPr>
-                <w:rFonts w:hint="eastAsia"/>
-              </w:rPr>
-            </w:pPr>
-            <w:r>
-              <w:t>allPolicies()</w:t>
+                <w:rFonts w:asciiTheme="majorBidi" w:hAnsiTheme="majorBidi" w:cstheme="majorBidi"/>
+              </w:rPr>
+            </w:pPr>
+            <w:proofErr w:type="gramStart"/>
+            <w:r>
+              <w:rPr>
+                <w:rFonts w:asciiTheme="majorBidi" w:hAnsiTheme="majorBidi" w:cstheme="majorBidi"/>
+              </w:rPr>
+              <w:t>allPolicies(</w:t>
+            </w:r>
+            <w:proofErr w:type="gramEnd"/>
+            <w:r>
+              <w:rPr>
+                <w:rFonts w:asciiTheme="majorBidi" w:hAnsiTheme="majorBidi" w:cstheme="majorBidi"/>
+              </w:rPr>
+              <w:t>)</w:t>
             </w:r>
           </w:p>
         </w:tc>
@@ -4346,10 +5049,13 @@
           <w:p>
             <w:pPr>
               <w:rPr>
-                <w:rFonts w:hint="eastAsia"/>
-              </w:rPr>
-            </w:pPr>
-            <w:r>
+                <w:rFonts w:asciiTheme="majorBidi" w:hAnsiTheme="majorBidi" w:cstheme="majorBidi"/>
+              </w:rPr>
+            </w:pPr>
+            <w:r>
+              <w:rPr>
+                <w:rFonts w:asciiTheme="majorBidi" w:hAnsiTheme="majorBidi" w:cstheme="majorBidi"/>
+              </w:rPr>
               <w:t>5</w:t>
             </w:r>
           </w:p>
@@ -4362,10 +5068,13 @@
           <w:p>
             <w:pPr>
               <w:rPr>
-                <w:rFonts w:hint="eastAsia"/>
-              </w:rPr>
-            </w:pPr>
-            <w:r>
+                <w:rFonts w:asciiTheme="majorBidi" w:hAnsiTheme="majorBidi" w:cstheme="majorBidi"/>
+              </w:rPr>
+            </w:pPr>
+            <w:r>
+              <w:rPr>
+                <w:rFonts w:asciiTheme="majorBidi" w:hAnsiTheme="majorBidi" w:cstheme="majorBidi"/>
+              </w:rPr>
               <w:t>PASS</w:t>
             </w:r>
           </w:p>
@@ -4383,10 +5092,13 @@
           <w:p>
             <w:pPr>
               <w:rPr>
-                <w:rFonts w:hint="eastAsia"/>
-              </w:rPr>
-            </w:pPr>
-            <w:r>
+                <w:rFonts w:asciiTheme="majorBidi" w:hAnsiTheme="majorBidi" w:cstheme="majorBidi"/>
+              </w:rPr>
+            </w:pPr>
+            <w:r>
+              <w:rPr>
+                <w:rFonts w:asciiTheme="majorBidi" w:hAnsiTheme="majorBidi" w:cstheme="majorBidi"/>
+              </w:rPr>
               <w:t>18</w:t>
             </w:r>
           </w:p>
@@ -4399,11 +5111,22 @@
           <w:p>
             <w:pPr>
               <w:rPr>
-                <w:rFonts w:hint="eastAsia"/>
-              </w:rPr>
-            </w:pPr>
-            <w:r>
-              <w:t>carPriceRise(1001, 10%)</w:t>
+                <w:rFonts w:asciiTheme="majorBidi" w:hAnsiTheme="majorBidi" w:cstheme="majorBidi"/>
+              </w:rPr>
+            </w:pPr>
+            <w:proofErr w:type="gramStart"/>
+            <w:r>
+              <w:rPr>
+                <w:rFonts w:asciiTheme="majorBidi" w:hAnsiTheme="majorBidi" w:cstheme="majorBidi"/>
+              </w:rPr>
+              <w:t>carPriceRise(</w:t>
+            </w:r>
+            <w:proofErr w:type="gramEnd"/>
+            <w:r>
+              <w:rPr>
+                <w:rFonts w:asciiTheme="majorBidi" w:hAnsiTheme="majorBidi" w:cstheme="majorBidi"/>
+              </w:rPr>
+              <w:t>1001, 10%)</w:t>
             </w:r>
           </w:p>
         </w:tc>
@@ -4415,10 +5138,13 @@
           <w:p>
             <w:pPr>
               <w:rPr>
-                <w:rFonts w:hint="eastAsia"/>
-              </w:rPr>
-            </w:pPr>
-            <w:r>
+                <w:rFonts w:asciiTheme="majorBidi" w:hAnsiTheme="majorBidi" w:cstheme="majorBidi"/>
+              </w:rPr>
+            </w:pPr>
+            <w:r>
+              <w:rPr>
+                <w:rFonts w:asciiTheme="majorBidi" w:hAnsiTheme="majorBidi" w:cstheme="majorBidi"/>
+              </w:rPr>
               <w:t>1003.080357</w:t>
             </w:r>
           </w:p>
@@ -4431,10 +5157,13 @@
           <w:p>
             <w:pPr>
               <w:rPr>
-                <w:rFonts w:hint="eastAsia"/>
-              </w:rPr>
-            </w:pPr>
-            <w:r>
+                <w:rFonts w:asciiTheme="majorBidi" w:hAnsiTheme="majorBidi" w:cstheme="majorBidi"/>
+              </w:rPr>
+            </w:pPr>
+            <w:r>
+              <w:rPr>
+                <w:rFonts w:asciiTheme="majorBidi" w:hAnsiTheme="majorBidi" w:cstheme="majorBidi"/>
+              </w:rPr>
               <w:t>PASS</w:t>
             </w:r>
           </w:p>
@@ -4452,10 +5181,13 @@
           <w:p>
             <w:pPr>
               <w:rPr>
-                <w:rFonts w:hint="eastAsia"/>
-              </w:rPr>
-            </w:pPr>
-            <w:r>
+                <w:rFonts w:asciiTheme="majorBidi" w:hAnsiTheme="majorBidi" w:cstheme="majorBidi"/>
+              </w:rPr>
+            </w:pPr>
+            <w:r>
+              <w:rPr>
+                <w:rFonts w:asciiTheme="majorBidi" w:hAnsiTheme="majorBidi" w:cstheme="majorBidi"/>
+              </w:rPr>
               <w:t>19</w:t>
             </w:r>
           </w:p>
@@ -4468,10 +5200,13 @@
           <w:p>
             <w:pPr>
               <w:rPr>
-                <w:rFonts w:hint="eastAsia"/>
-              </w:rPr>
-            </w:pPr>
-            <w:r>
+                <w:rFonts w:asciiTheme="majorBidi" w:hAnsiTheme="majorBidi" w:cstheme="majorBidi"/>
+              </w:rPr>
+            </w:pPr>
+            <w:r>
+              <w:rPr>
+                <w:rFonts w:asciiTheme="majorBidi" w:hAnsiTheme="majorBidi" w:cstheme="majorBidi"/>
+              </w:rPr>
               <w:t>MyDate.isExpired — expired</w:t>
             </w:r>
           </w:p>
@@ -4484,10 +5219,13 @@
           <w:p>
             <w:pPr>
               <w:rPr>
-                <w:rFonts w:hint="eastAsia"/>
-              </w:rPr>
-            </w:pPr>
-            <w:r>
+                <w:rFonts w:asciiTheme="majorBidi" w:hAnsiTheme="majorBidi" w:cstheme="majorBidi"/>
+              </w:rPr>
+            </w:pPr>
+            <w:r>
+              <w:rPr>
+                <w:rFonts w:asciiTheme="majorBidi" w:hAnsiTheme="majorBidi" w:cstheme="majorBidi"/>
+              </w:rPr>
               <w:t>true</w:t>
             </w:r>
           </w:p>
@@ -4500,10 +5238,13 @@
           <w:p>
             <w:pPr>
               <w:rPr>
-                <w:rFonts w:hint="eastAsia"/>
-              </w:rPr>
-            </w:pPr>
-            <w:r>
+                <w:rFonts w:asciiTheme="majorBidi" w:hAnsiTheme="majorBidi" w:cstheme="majorBidi"/>
+              </w:rPr>
+            </w:pPr>
+            <w:r>
+              <w:rPr>
+                <w:rFonts w:asciiTheme="majorBidi" w:hAnsiTheme="majorBidi" w:cstheme="majorBidi"/>
+              </w:rPr>
               <w:t>PASS</w:t>
             </w:r>
           </w:p>
@@ -4521,10 +5262,13 @@
           <w:p>
             <w:pPr>
               <w:rPr>
-                <w:rFonts w:hint="eastAsia"/>
-              </w:rPr>
-            </w:pPr>
-            <w:r>
+                <w:rFonts w:asciiTheme="majorBidi" w:hAnsiTheme="majorBidi" w:cstheme="majorBidi"/>
+              </w:rPr>
+            </w:pPr>
+            <w:r>
+              <w:rPr>
+                <w:rFonts w:asciiTheme="majorBidi" w:hAnsiTheme="majorBidi" w:cstheme="majorBidi"/>
+              </w:rPr>
               <w:t>20</w:t>
             </w:r>
           </w:p>
@@ -4537,10 +5281,13 @@
           <w:p>
             <w:pPr>
               <w:rPr>
-                <w:rFonts w:hint="eastAsia"/>
-              </w:rPr>
-            </w:pPr>
-            <w:r>
+                <w:rFonts w:asciiTheme="majorBidi" w:hAnsiTheme="majorBidi" w:cstheme="majorBidi"/>
+              </w:rPr>
+            </w:pPr>
+            <w:r>
+              <w:rPr>
+                <w:rFonts w:asciiTheme="majorBidi" w:hAnsiTheme="majorBidi" w:cstheme="majorBidi"/>
+              </w:rPr>
               <w:t>MyDate.isExpired — valid</w:t>
             </w:r>
           </w:p>
@@ -4553,10 +5300,13 @@
           <w:p>
             <w:pPr>
               <w:rPr>
-                <w:rFonts w:hint="eastAsia"/>
-              </w:rPr>
-            </w:pPr>
-            <w:r>
+                <w:rFonts w:asciiTheme="majorBidi" w:hAnsiTheme="majorBidi" w:cstheme="majorBidi"/>
+              </w:rPr>
+            </w:pPr>
+            <w:r>
+              <w:rPr>
+                <w:rFonts w:asciiTheme="majorBidi" w:hAnsiTheme="majorBidi" w:cstheme="majorBidi"/>
+              </w:rPr>
               <w:t>false</w:t>
             </w:r>
           </w:p>
@@ -4569,10 +5319,13 @@
           <w:p>
             <w:pPr>
               <w:rPr>
-                <w:rFonts w:hint="eastAsia"/>
-              </w:rPr>
-            </w:pPr>
-            <w:r>
+                <w:rFonts w:asciiTheme="majorBidi" w:hAnsiTheme="majorBidi" w:cstheme="majorBidi"/>
+              </w:rPr>
+            </w:pPr>
+            <w:r>
+              <w:rPr>
+                <w:rFonts w:asciiTheme="majorBidi" w:hAnsiTheme="majorBidi" w:cstheme="majorBidi"/>
+              </w:rPr>
               <w:t>PASS</w:t>
             </w:r>
           </w:p>
@@ -4590,10 +5343,13 @@
           <w:p>
             <w:pPr>
               <w:rPr>
-                <w:rFonts w:hint="eastAsia"/>
-              </w:rPr>
-            </w:pPr>
-            <w:r>
+                <w:rFonts w:asciiTheme="majorBidi" w:hAnsiTheme="majorBidi" w:cstheme="majorBidi"/>
+              </w:rPr>
+            </w:pPr>
+            <w:r>
+              <w:rPr>
+                <w:rFonts w:asciiTheme="majorBidi" w:hAnsiTheme="majorBidi" w:cstheme="majorBidi"/>
+              </w:rPr>
               <w:t>21</w:t>
             </w:r>
           </w:p>
@@ -4606,10 +5362,13 @@
           <w:p>
             <w:pPr>
               <w:rPr>
-                <w:rFonts w:hint="eastAsia"/>
-              </w:rPr>
-            </w:pPr>
-            <w:r>
+                <w:rFonts w:asciiTheme="majorBidi" w:hAnsiTheme="majorBidi" w:cstheme="majorBidi"/>
+              </w:rPr>
+            </w:pPr>
+            <w:r>
+              <w:rPr>
+                <w:rFonts w:asciiTheme="majorBidi" w:hAnsiTheme="majorBidi" w:cstheme="majorBidi"/>
+              </w:rPr>
               <w:t>MyDate.isExpired — same day</w:t>
             </w:r>
           </w:p>
@@ -4622,10 +5381,13 @@
           <w:p>
             <w:pPr>
               <w:rPr>
-                <w:rFonts w:hint="eastAsia"/>
-              </w:rPr>
-            </w:pPr>
-            <w:r>
+                <w:rFonts w:asciiTheme="majorBidi" w:hAnsiTheme="majorBidi" w:cstheme="majorBidi"/>
+              </w:rPr>
+            </w:pPr>
+            <w:r>
+              <w:rPr>
+                <w:rFonts w:asciiTheme="majorBidi" w:hAnsiTheme="majorBidi" w:cstheme="majorBidi"/>
+              </w:rPr>
               <w:t>true</w:t>
             </w:r>
           </w:p>
@@ -4638,27 +5400,2337 @@
           <w:p>
             <w:pPr>
               <w:rPr>
-                <w:rFonts w:hint="eastAsia"/>
-              </w:rPr>
-            </w:pPr>
-            <w:r>
+                <w:rFonts w:asciiTheme="majorBidi" w:hAnsiTheme="majorBidi" w:cstheme="majorBidi"/>
+              </w:rPr>
+            </w:pPr>
+            <w:r>
+              <w:rPr>
+                <w:rFonts w:asciiTheme="majorBidi" w:hAnsiTheme="majorBidi" w:cstheme="majorBidi"/>
+              </w:rPr>
               <w:t>PASS</w:t>
             </w:r>
           </w:p>
         </w:tc>
       </w:tr>
     </w:tbl>
-    <w:p/>
     <w:p>
       <w:pPr>
-        <w:rPr>
-          <w:rFonts w:hint="eastAsia"/>
+        <w:pStyle w:val="NormalWeb"/>
+        <w:spacing w:before="0" w:beforeAutospacing="0"/>
+        <w:rPr>
+          <w:rFonts w:asciiTheme="majorBidi" w:hAnsiTheme="majorBidi" w:cstheme="majorBidi"/>
+          <w:color w:val="4BACC6" w:themeColor="accent5"/>
+          <w:sz w:val="22"/>
+          <w:szCs w:val="22"/>
+        </w:rPr>
+      </w:pPr>
+      <w:r>
+        <w:rPr>
+          <w:rFonts w:asciiTheme="majorBidi" w:hAnsiTheme="majorBidi" w:cstheme="majorBidi"/>
           <w:b/>
           <w:bCs/>
+          <w:sz w:val="22"/>
+          <w:szCs w:val="22"/>
+        </w:rPr>
+        <w:br/>
+      </w:r>
+      <w:r>
+        <w:rPr>
+          <w:rFonts w:asciiTheme="majorBidi" w:hAnsiTheme="majorBidi" w:cstheme="majorBidi"/>
+          <w:b/>
+          <w:bCs/>
+          <w:color w:val="4BACC6" w:themeColor="accent5"/>
+          <w:sz w:val="22"/>
+          <w:szCs w:val="22"/>
+        </w:rPr>
+        <w:t>7. City Aggregation Calculations (Standard Level)</w:t>
+      </w:r>
+    </w:p>
+    <w:p>
+      <w:pPr>
+        <w:pStyle w:val="NormalWeb"/>
+        <w:numPr>
+          <w:ilvl w:val="0"/>
+          <w:numId w:val="10"/>
+        </w:numPr>
+        <w:spacing w:before="0" w:beforeAutospacing="0"/>
+        <w:rPr>
+          <w:rFonts w:asciiTheme="majorBidi" w:hAnsiTheme="majorBidi" w:cstheme="majorBidi"/>
+          <w:sz w:val="22"/>
+          <w:szCs w:val="22"/>
+        </w:rPr>
+      </w:pPr>
+      <w:proofErr w:type="spellStart"/>
+      <w:proofErr w:type="gramStart"/>
+      <w:r>
+        <w:rPr>
+          <w:rFonts w:asciiTheme="majorBidi" w:hAnsiTheme="majorBidi" w:cstheme="majorBidi"/>
+          <w:b/>
+          <w:bCs/>
+          <w:sz w:val="22"/>
+          <w:szCs w:val="22"/>
+        </w:rPr>
+        <w:t>populateDistinctCityNames</w:t>
+      </w:r>
+      <w:proofErr w:type="spellEnd"/>
+      <w:r>
+        <w:rPr>
+          <w:rFonts w:asciiTheme="majorBidi" w:hAnsiTheme="majorBidi" w:cstheme="majorBidi"/>
+          <w:b/>
+          <w:bCs/>
+          <w:sz w:val="22"/>
+          <w:szCs w:val="22"/>
+        </w:rPr>
+        <w:t>(</w:t>
+      </w:r>
+      <w:proofErr w:type="gramEnd"/>
+      <w:r>
+        <w:rPr>
+          <w:rFonts w:asciiTheme="majorBidi" w:hAnsiTheme="majorBidi" w:cstheme="majorBidi"/>
+          <w:b/>
+          <w:bCs/>
+          <w:sz w:val="22"/>
+          <w:szCs w:val="22"/>
+        </w:rPr>
+        <w:t>)</w:t>
+      </w:r>
+    </w:p>
+    <w:p>
+      <w:pPr>
+        <w:pStyle w:val="NormalWeb"/>
+        <w:numPr>
+          <w:ilvl w:val="1"/>
+          <w:numId w:val="10"/>
+        </w:numPr>
+        <w:spacing w:before="0" w:beforeAutospacing="0"/>
+        <w:rPr>
+          <w:rFonts w:asciiTheme="majorBidi" w:hAnsiTheme="majorBidi" w:cstheme="majorBidi"/>
+          <w:sz w:val="22"/>
+          <w:szCs w:val="22"/>
         </w:rPr>
       </w:pPr>
       <w:r>
         <w:rPr>
+          <w:rFonts w:asciiTheme="majorBidi" w:hAnsiTheme="majorBidi" w:cstheme="majorBidi"/>
+          <w:sz w:val="22"/>
+          <w:szCs w:val="22"/>
+        </w:rPr>
+        <w:t>Iterating through all users:</w:t>
+      </w:r>
+    </w:p>
+    <w:p>
+      <w:pPr>
+        <w:pStyle w:val="NormalWeb"/>
+        <w:numPr>
+          <w:ilvl w:val="2"/>
+          <w:numId w:val="10"/>
+        </w:numPr>
+        <w:spacing w:before="0" w:beforeAutospacing="0"/>
+        <w:rPr>
+          <w:rFonts w:asciiTheme="majorBidi" w:hAnsiTheme="majorBidi" w:cstheme="majorBidi"/>
+          <w:sz w:val="22"/>
+          <w:szCs w:val="22"/>
+        </w:rPr>
+      </w:pPr>
+      <w:r>
+        <w:rPr>
+          <w:rFonts w:asciiTheme="majorBidi" w:hAnsiTheme="majorBidi" w:cstheme="majorBidi"/>
+          <w:sz w:val="22"/>
+          <w:szCs w:val="22"/>
+        </w:rPr>
+        <w:t>Alice (User 1001</w:t>
+      </w:r>
+      <w:proofErr w:type="gramStart"/>
+      <w:r>
+        <w:rPr>
+          <w:rFonts w:asciiTheme="majorBidi" w:hAnsiTheme="majorBidi" w:cstheme="majorBidi"/>
+          <w:sz w:val="22"/>
+          <w:szCs w:val="22"/>
+        </w:rPr>
+        <w:t xml:space="preserve">) </w:t>
+      </w:r>
+      <w:r>
+        <w:rPr>
+          <w:rStyle w:val="math-inline"/>
+          <w:rFonts w:asciiTheme="majorBidi" w:hAnsiTheme="majorBidi" w:cstheme="majorBidi"/>
+          <w:sz w:val="22"/>
+          <w:szCs w:val="22"/>
+        </w:rPr>
+        <w:t>:</w:t>
+      </w:r>
+      <w:proofErr w:type="gramEnd"/>
+      <w:r>
+        <w:rPr>
+          <w:rStyle w:val="math-inline"/>
+          <w:rFonts w:asciiTheme="majorBidi" w:hAnsiTheme="majorBidi" w:cstheme="majorBidi"/>
+          <w:sz w:val="22"/>
+          <w:szCs w:val="22"/>
+        </w:rPr>
+        <w:t xml:space="preserve"> </w:t>
+      </w:r>
+      <w:r>
+        <w:rPr>
+          <w:rFonts w:asciiTheme="majorBidi" w:hAnsiTheme="majorBidi" w:cstheme="majorBidi"/>
+          <w:sz w:val="22"/>
+          <w:szCs w:val="22"/>
+        </w:rPr>
+        <w:t xml:space="preserve">Wollongong </w:t>
+      </w:r>
+    </w:p>
+    <w:p>
+      <w:pPr>
+        <w:pStyle w:val="NormalWeb"/>
+        <w:numPr>
+          <w:ilvl w:val="2"/>
+          <w:numId w:val="10"/>
+        </w:numPr>
+        <w:spacing w:before="0" w:beforeAutospacing="0"/>
+        <w:rPr>
+          <w:rFonts w:asciiTheme="majorBidi" w:hAnsiTheme="majorBidi" w:cstheme="majorBidi"/>
+          <w:sz w:val="22"/>
+          <w:szCs w:val="22"/>
+        </w:rPr>
+      </w:pPr>
+      <w:r>
+        <w:rPr>
+          <w:rFonts w:asciiTheme="majorBidi" w:hAnsiTheme="majorBidi" w:cstheme="majorBidi"/>
+          <w:sz w:val="22"/>
+          <w:szCs w:val="22"/>
+        </w:rPr>
+        <w:t>Bob (User 1002</w:t>
+      </w:r>
+      <w:proofErr w:type="gramStart"/>
+      <w:r>
+        <w:rPr>
+          <w:rFonts w:asciiTheme="majorBidi" w:hAnsiTheme="majorBidi" w:cstheme="majorBidi"/>
+          <w:sz w:val="22"/>
+          <w:szCs w:val="22"/>
+        </w:rPr>
+        <w:t xml:space="preserve">) </w:t>
+      </w:r>
+      <w:r>
+        <w:rPr>
+          <w:rStyle w:val="math-inline"/>
+          <w:rFonts w:asciiTheme="majorBidi" w:hAnsiTheme="majorBidi" w:cstheme="majorBidi"/>
+          <w:sz w:val="22"/>
+          <w:szCs w:val="22"/>
+        </w:rPr>
+        <w:t>:</w:t>
+      </w:r>
+      <w:proofErr w:type="gramEnd"/>
+      <w:r>
+        <w:rPr>
+          <w:rStyle w:val="math-inline"/>
+          <w:rFonts w:asciiTheme="majorBidi" w:hAnsiTheme="majorBidi" w:cstheme="majorBidi"/>
+          <w:sz w:val="22"/>
+          <w:szCs w:val="22"/>
+        </w:rPr>
+        <w:t xml:space="preserve"> </w:t>
+      </w:r>
+      <w:r>
+        <w:rPr>
+          <w:rFonts w:asciiTheme="majorBidi" w:hAnsiTheme="majorBidi" w:cstheme="majorBidi"/>
+          <w:sz w:val="22"/>
+          <w:szCs w:val="22"/>
+        </w:rPr>
+        <w:t xml:space="preserve">Shiraz </w:t>
+      </w:r>
+    </w:p>
+    <w:p>
+      <w:pPr>
+        <w:pStyle w:val="NormalWeb"/>
+        <w:numPr>
+          <w:ilvl w:val="2"/>
+          <w:numId w:val="10"/>
+        </w:numPr>
+        <w:spacing w:before="0" w:beforeAutospacing="0"/>
+        <w:rPr>
+          <w:rFonts w:asciiTheme="majorBidi" w:hAnsiTheme="majorBidi" w:cstheme="majorBidi"/>
+          <w:sz w:val="22"/>
+          <w:szCs w:val="22"/>
+        </w:rPr>
+      </w:pPr>
+      <w:r>
+        <w:rPr>
+          <w:rFonts w:asciiTheme="majorBidi" w:hAnsiTheme="majorBidi" w:cstheme="majorBidi"/>
+          <w:sz w:val="22"/>
+          <w:szCs w:val="22"/>
+        </w:rPr>
+        <w:t>Charlie (User 1003</w:t>
+      </w:r>
+      <w:proofErr w:type="gramStart"/>
+      <w:r>
+        <w:rPr>
+          <w:rFonts w:asciiTheme="majorBidi" w:hAnsiTheme="majorBidi" w:cstheme="majorBidi"/>
+          <w:sz w:val="22"/>
+          <w:szCs w:val="22"/>
+        </w:rPr>
+        <w:t xml:space="preserve">) </w:t>
+      </w:r>
+      <w:r>
+        <w:rPr>
+          <w:rStyle w:val="math-inline"/>
+          <w:rFonts w:asciiTheme="majorBidi" w:hAnsiTheme="majorBidi" w:cstheme="majorBidi"/>
+          <w:sz w:val="22"/>
+          <w:szCs w:val="22"/>
+        </w:rPr>
+        <w:t>:</w:t>
+      </w:r>
+      <w:proofErr w:type="gramEnd"/>
+      <w:r>
+        <w:rPr>
+          <w:rStyle w:val="math-inline"/>
+          <w:rFonts w:asciiTheme="majorBidi" w:hAnsiTheme="majorBidi" w:cstheme="majorBidi"/>
+          <w:sz w:val="22"/>
+          <w:szCs w:val="22"/>
+        </w:rPr>
+        <w:t xml:space="preserve"> </w:t>
+      </w:r>
+      <w:r>
+        <w:rPr>
+          <w:rFonts w:asciiTheme="majorBidi" w:hAnsiTheme="majorBidi" w:cstheme="majorBidi"/>
+          <w:sz w:val="22"/>
+          <w:szCs w:val="22"/>
+        </w:rPr>
+        <w:t xml:space="preserve">Shiraz (duplicate, skipped) </w:t>
+      </w:r>
+    </w:p>
+    <w:p>
+      <w:pPr>
+        <w:pStyle w:val="NormalWeb"/>
+        <w:numPr>
+          <w:ilvl w:val="2"/>
+          <w:numId w:val="10"/>
+        </w:numPr>
+        <w:spacing w:before="0" w:beforeAutospacing="0"/>
+        <w:rPr>
+          <w:rFonts w:asciiTheme="majorBidi" w:hAnsiTheme="majorBidi" w:cstheme="majorBidi"/>
+          <w:sz w:val="22"/>
+          <w:szCs w:val="22"/>
+        </w:rPr>
+      </w:pPr>
+      <w:r>
+        <w:rPr>
+          <w:rFonts w:asciiTheme="majorBidi" w:hAnsiTheme="majorBidi" w:cstheme="majorBidi"/>
+          <w:sz w:val="22"/>
+          <w:szCs w:val="22"/>
+        </w:rPr>
+        <w:t>Diana (User 1004</w:t>
+      </w:r>
+      <w:proofErr w:type="gramStart"/>
+      <w:r>
+        <w:rPr>
+          <w:rFonts w:asciiTheme="majorBidi" w:hAnsiTheme="majorBidi" w:cstheme="majorBidi"/>
+          <w:sz w:val="22"/>
+          <w:szCs w:val="22"/>
+        </w:rPr>
+        <w:t xml:space="preserve">) </w:t>
+      </w:r>
+      <w:r>
+        <w:rPr>
+          <w:rStyle w:val="math-inline"/>
+          <w:rFonts w:asciiTheme="majorBidi" w:hAnsiTheme="majorBidi" w:cstheme="majorBidi"/>
+          <w:sz w:val="22"/>
+          <w:szCs w:val="22"/>
+        </w:rPr>
+        <w:t>:</w:t>
+      </w:r>
+      <w:proofErr w:type="gramEnd"/>
+      <w:r>
+        <w:rPr>
+          <w:rStyle w:val="math-inline"/>
+          <w:rFonts w:asciiTheme="majorBidi" w:hAnsiTheme="majorBidi" w:cstheme="majorBidi"/>
+          <w:sz w:val="22"/>
+          <w:szCs w:val="22"/>
+        </w:rPr>
+        <w:t xml:space="preserve"> </w:t>
+      </w:r>
+      <w:r>
+        <w:rPr>
+          <w:rFonts w:asciiTheme="majorBidi" w:hAnsiTheme="majorBidi" w:cstheme="majorBidi"/>
+          <w:sz w:val="22"/>
+          <w:szCs w:val="22"/>
+        </w:rPr>
+        <w:t xml:space="preserve">Wollongong (duplicate, skipped) </w:t>
+      </w:r>
+    </w:p>
+    <w:p>
+      <w:pPr>
+        <w:pStyle w:val="NormalWeb"/>
+        <w:numPr>
+          <w:ilvl w:val="2"/>
+          <w:numId w:val="10"/>
+        </w:numPr>
+        <w:spacing w:before="0" w:beforeAutospacing="0"/>
+        <w:rPr>
+          <w:rFonts w:asciiTheme="majorBidi" w:hAnsiTheme="majorBidi" w:cstheme="majorBidi"/>
+          <w:sz w:val="22"/>
+          <w:szCs w:val="22"/>
+        </w:rPr>
+      </w:pPr>
+      <w:r>
+        <w:rPr>
+          <w:rFonts w:asciiTheme="majorBidi" w:hAnsiTheme="majorBidi" w:cstheme="majorBidi"/>
+          <w:sz w:val="22"/>
+          <w:szCs w:val="22"/>
+        </w:rPr>
+        <w:t>Ethan (User 1005</w:t>
+      </w:r>
+      <w:proofErr w:type="gramStart"/>
+      <w:r>
+        <w:rPr>
+          <w:rFonts w:asciiTheme="majorBidi" w:hAnsiTheme="majorBidi" w:cstheme="majorBidi"/>
+          <w:sz w:val="22"/>
+          <w:szCs w:val="22"/>
+        </w:rPr>
+        <w:t xml:space="preserve">) </w:t>
+      </w:r>
+      <w:r>
+        <w:rPr>
+          <w:rStyle w:val="math-inline"/>
+          <w:rFonts w:asciiTheme="majorBidi" w:hAnsiTheme="majorBidi" w:cstheme="majorBidi"/>
+          <w:sz w:val="22"/>
+          <w:szCs w:val="22"/>
+        </w:rPr>
+        <w:t>:</w:t>
+      </w:r>
+      <w:proofErr w:type="gramEnd"/>
+      <w:r>
+        <w:rPr>
+          <w:rStyle w:val="math-inline"/>
+          <w:rFonts w:asciiTheme="majorBidi" w:hAnsiTheme="majorBidi" w:cstheme="majorBidi"/>
+          <w:sz w:val="22"/>
+          <w:szCs w:val="22"/>
+        </w:rPr>
+        <w:t xml:space="preserve"> </w:t>
+      </w:r>
+      <w:r>
+        <w:rPr>
+          <w:rFonts w:asciiTheme="majorBidi" w:hAnsiTheme="majorBidi" w:cstheme="majorBidi"/>
+          <w:sz w:val="22"/>
+          <w:szCs w:val="22"/>
+        </w:rPr>
+        <w:t xml:space="preserve">Shiraz (duplicate, skipped) </w:t>
+      </w:r>
+    </w:p>
+    <w:p>
+      <w:pPr>
+        <w:pStyle w:val="NormalWeb"/>
+        <w:numPr>
+          <w:ilvl w:val="1"/>
+          <w:numId w:val="10"/>
+        </w:numPr>
+        <w:spacing w:before="0" w:beforeAutospacing="0"/>
+        <w:rPr>
+          <w:rFonts w:asciiTheme="majorBidi" w:hAnsiTheme="majorBidi" w:cstheme="majorBidi"/>
+          <w:sz w:val="22"/>
+          <w:szCs w:val="22"/>
+        </w:rPr>
+      </w:pPr>
+      <w:r>
+        <w:rPr>
+          <w:rFonts w:asciiTheme="majorBidi" w:hAnsiTheme="majorBidi" w:cstheme="majorBidi"/>
+          <w:b/>
+          <w:bCs/>
+          <w:sz w:val="22"/>
+          <w:szCs w:val="22"/>
+        </w:rPr>
+        <w:t>Expected distinct list:</w:t>
+      </w:r>
+      <w:r>
+        <w:rPr>
+          <w:rFonts w:asciiTheme="majorBidi" w:hAnsiTheme="majorBidi" w:cstheme="majorBidi"/>
+          <w:sz w:val="22"/>
+          <w:szCs w:val="22"/>
+        </w:rPr>
+        <w:t xml:space="preserve"> </w:t>
+      </w:r>
+      <w:r>
+        <w:rPr>
+          <w:rStyle w:val="HTMLCode"/>
+          <w:rFonts w:asciiTheme="majorBidi" w:hAnsiTheme="majorBidi" w:cstheme="majorBidi"/>
+          <w:sz w:val="22"/>
+          <w:szCs w:val="22"/>
+        </w:rPr>
+        <w:t>["Wollongong", "Shiraz"</w:t>
+      </w:r>
+      <w:r>
+        <w:rPr>
+          <w:rStyle w:val="HTMLCode"/>
+          <w:rFonts w:asciiTheme="majorBidi" w:hAnsiTheme="majorBidi" w:cstheme="majorBidi"/>
+          <w:sz w:val="22"/>
+          <w:szCs w:val="22"/>
+        </w:rPr>
+        <w:br/>
+      </w:r>
+    </w:p>
+    <w:p>
+      <w:pPr>
+        <w:pStyle w:val="NormalWeb"/>
+        <w:numPr>
+          <w:ilvl w:val="0"/>
+          <w:numId w:val="10"/>
+        </w:numPr>
+        <w:spacing w:before="0" w:beforeAutospacing="0"/>
+        <w:rPr>
+          <w:rFonts w:asciiTheme="majorBidi" w:hAnsiTheme="majorBidi" w:cstheme="majorBidi"/>
+          <w:sz w:val="22"/>
+          <w:szCs w:val="22"/>
+        </w:rPr>
+      </w:pPr>
+      <w:proofErr w:type="spellStart"/>
+      <w:r>
+        <w:rPr>
+          <w:rFonts w:asciiTheme="majorBidi" w:hAnsiTheme="majorBidi" w:cstheme="majorBidi"/>
+          <w:b/>
+          <w:bCs/>
+          <w:sz w:val="22"/>
+          <w:szCs w:val="22"/>
+        </w:rPr>
+        <w:lastRenderedPageBreak/>
+        <w:t>getTotalPaymentForCity</w:t>
+      </w:r>
+      <w:proofErr w:type="spellEnd"/>
+      <w:r>
+        <w:rPr>
+          <w:rFonts w:asciiTheme="majorBidi" w:hAnsiTheme="majorBidi" w:cstheme="majorBidi"/>
+          <w:b/>
+          <w:bCs/>
+          <w:sz w:val="22"/>
+          <w:szCs w:val="22"/>
+        </w:rPr>
+        <w:t>("Wollongong")</w:t>
+      </w:r>
+    </w:p>
+    <w:p>
+      <w:pPr>
+        <w:pStyle w:val="NormalWeb"/>
+        <w:numPr>
+          <w:ilvl w:val="1"/>
+          <w:numId w:val="10"/>
+        </w:numPr>
+        <w:spacing w:before="0" w:beforeAutospacing="0"/>
+        <w:rPr>
+          <w:rFonts w:asciiTheme="majorBidi" w:hAnsiTheme="majorBidi" w:cstheme="majorBidi"/>
+          <w:sz w:val="22"/>
+          <w:szCs w:val="22"/>
+        </w:rPr>
+      </w:pPr>
+      <w:r>
+        <w:rPr>
+          <w:rFonts w:asciiTheme="majorBidi" w:hAnsiTheme="majorBidi" w:cstheme="majorBidi"/>
+          <w:i/>
+          <w:iCs/>
+          <w:sz w:val="22"/>
+          <w:szCs w:val="22"/>
+        </w:rPr>
+        <w:t>Note: the 10% car price rise applied to Alice in Test 18.</w:t>
+      </w:r>
+    </w:p>
+    <w:p>
+      <w:pPr>
+        <w:pStyle w:val="NormalWeb"/>
+        <w:numPr>
+          <w:ilvl w:val="1"/>
+          <w:numId w:val="10"/>
+        </w:numPr>
+        <w:spacing w:before="0" w:beforeAutospacing="0"/>
+        <w:rPr>
+          <w:rFonts w:asciiTheme="majorBidi" w:hAnsiTheme="majorBidi" w:cstheme="majorBidi"/>
+          <w:sz w:val="22"/>
+          <w:szCs w:val="22"/>
+        </w:rPr>
+      </w:pPr>
+      <w:r>
+        <w:rPr>
+          <w:rFonts w:asciiTheme="majorBidi" w:hAnsiTheme="majorBidi" w:cstheme="majorBidi"/>
+          <w:b/>
+          <w:bCs/>
+          <w:sz w:val="22"/>
+          <w:szCs w:val="22"/>
+        </w:rPr>
+        <w:t>Alice (1001)</w:t>
+      </w:r>
+      <w:r>
+        <w:rPr>
+          <w:rFonts w:asciiTheme="majorBidi" w:hAnsiTheme="majorBidi" w:cstheme="majorBidi"/>
+          <w:sz w:val="22"/>
+          <w:szCs w:val="22"/>
+        </w:rPr>
+        <w:t>:</w:t>
+      </w:r>
+    </w:p>
+    <w:p>
+      <w:pPr>
+        <w:pStyle w:val="NormalWeb"/>
+        <w:numPr>
+          <w:ilvl w:val="2"/>
+          <w:numId w:val="10"/>
+        </w:numPr>
+        <w:spacing w:before="0" w:beforeAutospacing="0"/>
+        <w:rPr>
+          <w:rFonts w:asciiTheme="majorBidi" w:hAnsiTheme="majorBidi" w:cstheme="majorBidi"/>
+          <w:sz w:val="22"/>
+          <w:szCs w:val="22"/>
+        </w:rPr>
+      </w:pPr>
+      <w:r>
+        <w:rPr>
+          <w:rFonts w:asciiTheme="majorBidi" w:hAnsiTheme="majorBidi" w:cstheme="majorBidi"/>
+          <w:sz w:val="22"/>
+          <w:szCs w:val="22"/>
+        </w:rPr>
+        <w:t xml:space="preserve">Policy 101 (Camry, post-rise $27,500): </w:t>
+      </w:r>
+      <w:r>
+        <w:rPr>
+          <w:rStyle w:val="math-inline"/>
+          <w:rFonts w:asciiTheme="majorBidi" w:hAnsiTheme="majorBidi" w:cstheme="majorBidi"/>
+          <w:sz w:val="22"/>
+          <w:szCs w:val="22"/>
+        </w:rPr>
+        <w:t>$27,500 / 320 = \$85.9375$</w:t>
+      </w:r>
+    </w:p>
+    <w:p>
+      <w:pPr>
+        <w:pStyle w:val="NormalWeb"/>
+        <w:numPr>
+          <w:ilvl w:val="2"/>
+          <w:numId w:val="10"/>
+        </w:numPr>
+        <w:spacing w:before="0" w:beforeAutospacing="0"/>
+        <w:rPr>
+          <w:rFonts w:asciiTheme="majorBidi" w:hAnsiTheme="majorBidi" w:cstheme="majorBidi"/>
+          <w:sz w:val="22"/>
+          <w:szCs w:val="22"/>
+        </w:rPr>
+      </w:pPr>
+      <w:r>
+        <w:rPr>
+          <w:rFonts w:asciiTheme="majorBidi" w:hAnsiTheme="majorBidi" w:cstheme="majorBidi"/>
+          <w:sz w:val="22"/>
+          <w:szCs w:val="22"/>
+        </w:rPr>
+        <w:t xml:space="preserve">Policy 102 (BMW X5, post-rise $57,200): </w:t>
+      </w:r>
+      <w:r>
+        <w:rPr>
+          <w:rStyle w:val="math-inline"/>
+          <w:rFonts w:asciiTheme="majorBidi" w:hAnsiTheme="majorBidi" w:cstheme="majorBidi"/>
+          <w:sz w:val="22"/>
+          <w:szCs w:val="22"/>
+        </w:rPr>
+        <w:t>$57,200 / 70 + 100 = \$917.142857143$</w:t>
+      </w:r>
+    </w:p>
+    <w:p>
+      <w:pPr>
+        <w:pStyle w:val="NormalWeb"/>
+        <w:numPr>
+          <w:ilvl w:val="2"/>
+          <w:numId w:val="10"/>
+        </w:numPr>
+        <w:spacing w:before="0" w:beforeAutospacing="0"/>
+        <w:rPr>
+          <w:rFonts w:asciiTheme="majorBidi" w:hAnsiTheme="majorBidi" w:cstheme="majorBidi"/>
+          <w:sz w:val="22"/>
+          <w:szCs w:val="22"/>
+        </w:rPr>
+      </w:pPr>
+      <w:r>
+        <w:rPr>
+          <w:rFonts w:asciiTheme="majorBidi" w:hAnsiTheme="majorBidi" w:cstheme="majorBidi"/>
+          <w:sz w:val="22"/>
+          <w:szCs w:val="22"/>
+        </w:rPr>
+        <w:t xml:space="preserve">Alice Subtotal: </w:t>
+      </w:r>
+      <w:r>
+        <w:rPr>
+          <w:rStyle w:val="math-inline"/>
+          <w:rFonts w:asciiTheme="majorBidi" w:hAnsiTheme="majorBidi" w:cstheme="majorBidi"/>
+          <w:sz w:val="22"/>
+          <w:szCs w:val="22"/>
+        </w:rPr>
+        <w:t>$\$1,003.080357143$</w:t>
+      </w:r>
+      <w:r>
+        <w:rPr>
+          <w:rStyle w:val="math-inline"/>
+          <w:rFonts w:asciiTheme="majorBidi" w:hAnsiTheme="majorBidi" w:cstheme="majorBidi"/>
+          <w:sz w:val="22"/>
+          <w:szCs w:val="22"/>
+        </w:rPr>
+        <w:br/>
+      </w:r>
+    </w:p>
+    <w:p>
+      <w:pPr>
+        <w:pStyle w:val="NormalWeb"/>
+        <w:numPr>
+          <w:ilvl w:val="1"/>
+          <w:numId w:val="10"/>
+        </w:numPr>
+        <w:spacing w:before="0" w:beforeAutospacing="0"/>
+        <w:rPr>
+          <w:rFonts w:asciiTheme="majorBidi" w:hAnsiTheme="majorBidi" w:cstheme="majorBidi"/>
+          <w:sz w:val="22"/>
+          <w:szCs w:val="22"/>
+        </w:rPr>
+      </w:pPr>
+      <w:r>
+        <w:rPr>
+          <w:rFonts w:asciiTheme="majorBidi" w:hAnsiTheme="majorBidi" w:cstheme="majorBidi"/>
+          <w:b/>
+          <w:bCs/>
+          <w:sz w:val="22"/>
+          <w:szCs w:val="22"/>
+        </w:rPr>
+        <w:t>Diana (1004)</w:t>
+      </w:r>
+      <w:r>
+        <w:rPr>
+          <w:rFonts w:asciiTheme="majorBidi" w:hAnsiTheme="majorBidi" w:cstheme="majorBidi"/>
+          <w:sz w:val="22"/>
+          <w:szCs w:val="22"/>
+        </w:rPr>
+        <w:t>:</w:t>
+      </w:r>
+    </w:p>
+    <w:p>
+      <w:pPr>
+        <w:pStyle w:val="NormalWeb"/>
+        <w:numPr>
+          <w:ilvl w:val="2"/>
+          <w:numId w:val="10"/>
+        </w:numPr>
+        <w:spacing w:before="0" w:beforeAutospacing="0"/>
+        <w:rPr>
+          <w:rFonts w:asciiTheme="majorBidi" w:hAnsiTheme="majorBidi" w:cstheme="majorBidi"/>
+          <w:sz w:val="22"/>
+          <w:szCs w:val="22"/>
+        </w:rPr>
+      </w:pPr>
+      <w:r>
+        <w:rPr>
+          <w:rFonts w:asciiTheme="majorBidi" w:hAnsiTheme="majorBidi" w:cstheme="majorBidi"/>
+          <w:sz w:val="22"/>
+          <w:szCs w:val="22"/>
+        </w:rPr>
+        <w:t xml:space="preserve">Policy 401 (Mazda 3, $30,000): </w:t>
+      </w:r>
+      <w:r>
+        <w:rPr>
+          <w:rStyle w:val="math-inline"/>
+          <w:rFonts w:asciiTheme="majorBidi" w:hAnsiTheme="majorBidi" w:cstheme="majorBidi"/>
+          <w:sz w:val="22"/>
+          <w:szCs w:val="22"/>
+        </w:rPr>
+        <w:t>$30,000 / 320 = \$93.750$</w:t>
+      </w:r>
+    </w:p>
+    <w:p>
+      <w:pPr>
+        <w:pStyle w:val="NormalWeb"/>
+        <w:numPr>
+          <w:ilvl w:val="1"/>
+          <w:numId w:val="10"/>
+        </w:numPr>
+        <w:spacing w:before="0" w:beforeAutospacing="0"/>
+        <w:rPr>
+          <w:rFonts w:asciiTheme="majorBidi" w:hAnsiTheme="majorBidi" w:cstheme="majorBidi"/>
+          <w:sz w:val="22"/>
+          <w:szCs w:val="22"/>
+        </w:rPr>
+      </w:pPr>
+      <w:r>
+        <w:rPr>
+          <w:rFonts w:asciiTheme="majorBidi" w:hAnsiTheme="majorBidi" w:cstheme="majorBidi"/>
+          <w:sz w:val="22"/>
+          <w:szCs w:val="22"/>
+        </w:rPr>
+        <w:t xml:space="preserve">Total for Wollongong: </w:t>
+      </w:r>
+      <w:r>
+        <w:rPr>
+          <w:rStyle w:val="math-inline"/>
+          <w:rFonts w:asciiTheme="majorBidi" w:hAnsiTheme="majorBidi" w:cstheme="majorBidi"/>
+          <w:sz w:val="22"/>
+          <w:szCs w:val="22"/>
+        </w:rPr>
+        <w:t>$1,003.080357143 + 93.75 = 1,096.830357143$</w:t>
+      </w:r>
+    </w:p>
+    <w:p>
+      <w:pPr>
+        <w:pStyle w:val="NormalWeb"/>
+        <w:numPr>
+          <w:ilvl w:val="1"/>
+          <w:numId w:val="10"/>
+        </w:numPr>
+        <w:spacing w:before="0" w:beforeAutospacing="0"/>
+        <w:rPr>
+          <w:rFonts w:asciiTheme="majorBidi" w:hAnsiTheme="majorBidi" w:cstheme="majorBidi"/>
+          <w:sz w:val="22"/>
+          <w:szCs w:val="22"/>
+        </w:rPr>
+      </w:pPr>
+      <w:r>
+        <w:rPr>
+          <w:rFonts w:asciiTheme="majorBidi" w:hAnsiTheme="majorBidi" w:cstheme="majorBidi"/>
+          <w:b/>
+          <w:bCs/>
+          <w:sz w:val="22"/>
+          <w:szCs w:val="22"/>
+        </w:rPr>
+        <w:t>Expected result:</w:t>
+      </w:r>
+      <w:r>
+        <w:rPr>
+          <w:rFonts w:asciiTheme="majorBidi" w:hAnsiTheme="majorBidi" w:cstheme="majorBidi"/>
+          <w:sz w:val="22"/>
+          <w:szCs w:val="22"/>
+        </w:rPr>
+        <w:t xml:space="preserve"> </w:t>
+      </w:r>
+      <w:r>
+        <w:rPr>
+          <w:rStyle w:val="math-inline"/>
+          <w:rFonts w:asciiTheme="majorBidi" w:hAnsiTheme="majorBidi" w:cstheme="majorBidi"/>
+          <w:sz w:val="22"/>
+          <w:szCs w:val="22"/>
+        </w:rPr>
+        <w:t>$\$1,096.830$</w:t>
+      </w:r>
+      <w:r>
+        <w:rPr>
+          <w:rStyle w:val="math-inline"/>
+          <w:rFonts w:asciiTheme="majorBidi" w:hAnsiTheme="majorBidi" w:cstheme="majorBidi"/>
+          <w:sz w:val="22"/>
+          <w:szCs w:val="22"/>
+        </w:rPr>
+        <w:br/>
+      </w:r>
+    </w:p>
+    <w:p>
+      <w:pPr>
+        <w:pStyle w:val="NormalWeb"/>
+        <w:numPr>
+          <w:ilvl w:val="0"/>
+          <w:numId w:val="10"/>
+        </w:numPr>
+        <w:spacing w:before="0" w:beforeAutospacing="0"/>
+        <w:rPr>
+          <w:rFonts w:asciiTheme="majorBidi" w:hAnsiTheme="majorBidi" w:cstheme="majorBidi"/>
+          <w:sz w:val="22"/>
+          <w:szCs w:val="22"/>
+        </w:rPr>
+      </w:pPr>
+      <w:proofErr w:type="spellStart"/>
+      <w:r>
+        <w:rPr>
+          <w:rFonts w:asciiTheme="majorBidi" w:hAnsiTheme="majorBidi" w:cstheme="majorBidi"/>
+          <w:b/>
+          <w:bCs/>
+          <w:sz w:val="22"/>
+          <w:szCs w:val="22"/>
+        </w:rPr>
+        <w:t>getTotalPaymentForCity</w:t>
+      </w:r>
+      <w:proofErr w:type="spellEnd"/>
+      <w:r>
+        <w:rPr>
+          <w:rFonts w:asciiTheme="majorBidi" w:hAnsiTheme="majorBidi" w:cstheme="majorBidi"/>
+          <w:b/>
+          <w:bCs/>
+          <w:sz w:val="22"/>
+          <w:szCs w:val="22"/>
+        </w:rPr>
+        <w:t>("Shiraz")</w:t>
+      </w:r>
+    </w:p>
+    <w:p>
+      <w:pPr>
+        <w:pStyle w:val="NormalWeb"/>
+        <w:numPr>
+          <w:ilvl w:val="1"/>
+          <w:numId w:val="10"/>
+        </w:numPr>
+        <w:spacing w:before="0" w:beforeAutospacing="0"/>
+        <w:rPr>
+          <w:rFonts w:asciiTheme="majorBidi" w:hAnsiTheme="majorBidi" w:cstheme="majorBidi"/>
+          <w:sz w:val="22"/>
+          <w:szCs w:val="22"/>
+        </w:rPr>
+      </w:pPr>
+      <w:r>
+        <w:rPr>
+          <w:rFonts w:asciiTheme="majorBidi" w:hAnsiTheme="majorBidi" w:cstheme="majorBidi"/>
+          <w:b/>
+          <w:bCs/>
+          <w:sz w:val="22"/>
+          <w:szCs w:val="22"/>
+        </w:rPr>
+        <w:t>Bob (1002)</w:t>
+      </w:r>
+      <w:r>
+        <w:rPr>
+          <w:rFonts w:asciiTheme="majorBidi" w:hAnsiTheme="majorBidi" w:cstheme="majorBidi"/>
+          <w:sz w:val="22"/>
+          <w:szCs w:val="22"/>
+        </w:rPr>
+        <w:t>:</w:t>
+      </w:r>
+    </w:p>
+    <w:p>
+      <w:pPr>
+        <w:pStyle w:val="NormalWeb"/>
+        <w:numPr>
+          <w:ilvl w:val="2"/>
+          <w:numId w:val="10"/>
+        </w:numPr>
+        <w:spacing w:before="0" w:beforeAutospacing="0"/>
+        <w:rPr>
+          <w:rFonts w:asciiTheme="majorBidi" w:hAnsiTheme="majorBidi" w:cstheme="majorBidi"/>
+          <w:sz w:val="22"/>
+          <w:szCs w:val="22"/>
+        </w:rPr>
+      </w:pPr>
+      <w:r>
+        <w:rPr>
+          <w:rFonts w:asciiTheme="majorBidi" w:hAnsiTheme="majorBidi" w:cstheme="majorBidi"/>
+          <w:sz w:val="22"/>
+          <w:szCs w:val="22"/>
+        </w:rPr>
+        <w:t xml:space="preserve">Policy 201 (Civic, $18,000): </w:t>
+      </w:r>
+      <w:r>
+        <w:rPr>
+          <w:rStyle w:val="math-inline"/>
+          <w:rFonts w:asciiTheme="majorBidi" w:hAnsiTheme="majorBidi" w:cstheme="majorBidi"/>
+          <w:sz w:val="22"/>
+          <w:szCs w:val="22"/>
+        </w:rPr>
+        <w:t>$18,000 / 520 = \$34.615384615$</w:t>
+      </w:r>
+    </w:p>
+    <w:p>
+      <w:pPr>
+        <w:pStyle w:val="NormalWeb"/>
+        <w:numPr>
+          <w:ilvl w:val="1"/>
+          <w:numId w:val="10"/>
+        </w:numPr>
+        <w:spacing w:before="0" w:beforeAutospacing="0"/>
+        <w:rPr>
+          <w:rFonts w:asciiTheme="majorBidi" w:hAnsiTheme="majorBidi" w:cstheme="majorBidi"/>
+          <w:sz w:val="22"/>
+          <w:szCs w:val="22"/>
+        </w:rPr>
+      </w:pPr>
+      <w:r>
+        <w:rPr>
+          <w:rFonts w:asciiTheme="majorBidi" w:hAnsiTheme="majorBidi" w:cstheme="majorBidi"/>
+          <w:b/>
+          <w:bCs/>
+          <w:sz w:val="22"/>
+          <w:szCs w:val="22"/>
+        </w:rPr>
+        <w:t>Charlie (1003)</w:t>
+      </w:r>
+      <w:r>
+        <w:rPr>
+          <w:rFonts w:asciiTheme="majorBidi" w:hAnsiTheme="majorBidi" w:cstheme="majorBidi"/>
+          <w:sz w:val="22"/>
+          <w:szCs w:val="22"/>
+        </w:rPr>
+        <w:t>:</w:t>
+      </w:r>
+    </w:p>
+    <w:p>
+      <w:pPr>
+        <w:pStyle w:val="NormalWeb"/>
+        <w:numPr>
+          <w:ilvl w:val="2"/>
+          <w:numId w:val="10"/>
+        </w:numPr>
+        <w:spacing w:before="0" w:beforeAutospacing="0"/>
+        <w:rPr>
+          <w:rFonts w:asciiTheme="majorBidi" w:hAnsiTheme="majorBidi" w:cstheme="majorBidi"/>
+          <w:sz w:val="22"/>
+          <w:szCs w:val="22"/>
+        </w:rPr>
+      </w:pPr>
+      <w:r>
+        <w:rPr>
+          <w:rFonts w:asciiTheme="majorBidi" w:hAnsiTheme="majorBidi" w:cstheme="majorBidi"/>
+          <w:sz w:val="22"/>
+          <w:szCs w:val="22"/>
+        </w:rPr>
+        <w:t xml:space="preserve">Policy 301 (RAV4, $45,000): </w:t>
+      </w:r>
+      <w:r>
+        <w:rPr>
+          <w:rStyle w:val="math-inline"/>
+          <w:rFonts w:asciiTheme="majorBidi" w:hAnsiTheme="majorBidi" w:cstheme="majorBidi"/>
+          <w:sz w:val="22"/>
+          <w:szCs w:val="22"/>
+        </w:rPr>
+        <w:t>$45,000 / 70 = \$642.857142857$</w:t>
+      </w:r>
+    </w:p>
+    <w:p>
+      <w:pPr>
+        <w:pStyle w:val="NormalWeb"/>
+        <w:numPr>
+          <w:ilvl w:val="1"/>
+          <w:numId w:val="10"/>
+        </w:numPr>
+        <w:spacing w:before="0" w:beforeAutospacing="0"/>
+        <w:rPr>
+          <w:rFonts w:asciiTheme="majorBidi" w:hAnsiTheme="majorBidi" w:cstheme="majorBidi"/>
+          <w:sz w:val="22"/>
+          <w:szCs w:val="22"/>
+        </w:rPr>
+      </w:pPr>
+      <w:r>
+        <w:rPr>
+          <w:rFonts w:asciiTheme="majorBidi" w:hAnsiTheme="majorBidi" w:cstheme="majorBidi"/>
+          <w:b/>
+          <w:bCs/>
+          <w:sz w:val="22"/>
+          <w:szCs w:val="22"/>
+        </w:rPr>
+        <w:t>Ethan (1005)</w:t>
+      </w:r>
+      <w:r>
+        <w:rPr>
+          <w:rFonts w:asciiTheme="majorBidi" w:hAnsiTheme="majorBidi" w:cstheme="majorBidi"/>
+          <w:sz w:val="22"/>
+          <w:szCs w:val="22"/>
+        </w:rPr>
+        <w:t>:</w:t>
+      </w:r>
+    </w:p>
+    <w:p>
+      <w:pPr>
+        <w:pStyle w:val="NormalWeb"/>
+        <w:numPr>
+          <w:ilvl w:val="2"/>
+          <w:numId w:val="10"/>
+        </w:numPr>
+        <w:spacing w:before="0" w:beforeAutospacing="0"/>
+        <w:rPr>
+          <w:rFonts w:asciiTheme="majorBidi" w:hAnsiTheme="majorBidi" w:cstheme="majorBidi"/>
+          <w:sz w:val="22"/>
+          <w:szCs w:val="22"/>
+        </w:rPr>
+      </w:pPr>
+      <w:r>
+        <w:rPr>
+          <w:rFonts w:asciiTheme="majorBidi" w:hAnsiTheme="majorBidi" w:cstheme="majorBidi"/>
+          <w:sz w:val="22"/>
+          <w:szCs w:val="22"/>
+        </w:rPr>
+        <w:t xml:space="preserve">No policies: </w:t>
+      </w:r>
+      <w:r>
+        <w:rPr>
+          <w:rStyle w:val="math-inline"/>
+          <w:rFonts w:asciiTheme="majorBidi" w:hAnsiTheme="majorBidi" w:cstheme="majorBidi"/>
+          <w:sz w:val="22"/>
+          <w:szCs w:val="22"/>
+        </w:rPr>
+        <w:t>$\$0.00$</w:t>
+      </w:r>
+    </w:p>
+    <w:p>
+      <w:pPr>
+        <w:pStyle w:val="NormalWeb"/>
+        <w:numPr>
+          <w:ilvl w:val="1"/>
+          <w:numId w:val="10"/>
+        </w:numPr>
+        <w:spacing w:before="0" w:beforeAutospacing="0"/>
+        <w:rPr>
+          <w:rFonts w:asciiTheme="majorBidi" w:hAnsiTheme="majorBidi" w:cstheme="majorBidi"/>
+          <w:sz w:val="22"/>
+          <w:szCs w:val="22"/>
+        </w:rPr>
+      </w:pPr>
+      <w:r>
+        <w:rPr>
+          <w:rFonts w:asciiTheme="majorBidi" w:hAnsiTheme="majorBidi" w:cstheme="majorBidi"/>
+          <w:sz w:val="22"/>
+          <w:szCs w:val="22"/>
+        </w:rPr>
+        <w:t xml:space="preserve">Total for Shiraz: </w:t>
+      </w:r>
+      <w:r>
+        <w:rPr>
+          <w:rStyle w:val="math-inline"/>
+          <w:rFonts w:asciiTheme="majorBidi" w:hAnsiTheme="majorBidi" w:cstheme="majorBidi"/>
+          <w:sz w:val="22"/>
+          <w:szCs w:val="22"/>
+        </w:rPr>
+        <w:t>$34.615384615 + 642.857142857 = 677.472527473$</w:t>
+      </w:r>
+    </w:p>
+    <w:p>
+      <w:pPr>
+        <w:pStyle w:val="NormalWeb"/>
+        <w:numPr>
+          <w:ilvl w:val="1"/>
+          <w:numId w:val="10"/>
+        </w:numPr>
+        <w:spacing w:before="0" w:beforeAutospacing="0"/>
+        <w:rPr>
+          <w:rFonts w:asciiTheme="majorBidi" w:hAnsiTheme="majorBidi" w:cstheme="majorBidi"/>
+          <w:sz w:val="22"/>
+          <w:szCs w:val="22"/>
+        </w:rPr>
+      </w:pPr>
+      <w:r>
+        <w:rPr>
+          <w:rFonts w:asciiTheme="majorBidi" w:hAnsiTheme="majorBidi" w:cstheme="majorBidi"/>
+          <w:b/>
+          <w:bCs/>
+          <w:sz w:val="22"/>
+          <w:szCs w:val="22"/>
+        </w:rPr>
+        <w:t>Expected result:</w:t>
+      </w:r>
+      <w:r>
+        <w:rPr>
+          <w:rFonts w:asciiTheme="majorBidi" w:hAnsiTheme="majorBidi" w:cstheme="majorBidi"/>
+          <w:sz w:val="22"/>
+          <w:szCs w:val="22"/>
+        </w:rPr>
+        <w:t xml:space="preserve"> </w:t>
+      </w:r>
+      <w:r>
+        <w:rPr>
+          <w:rStyle w:val="math-inline"/>
+          <w:rFonts w:asciiTheme="majorBidi" w:hAnsiTheme="majorBidi" w:cstheme="majorBidi"/>
+          <w:sz w:val="22"/>
+          <w:szCs w:val="22"/>
+        </w:rPr>
+        <w:t>$\$677.473$</w:t>
+      </w:r>
+      <w:r>
+        <w:rPr>
+          <w:rStyle w:val="math-inline"/>
+          <w:rFonts w:asciiTheme="majorBidi" w:hAnsiTheme="majorBidi" w:cstheme="majorBidi"/>
+          <w:sz w:val="22"/>
+          <w:szCs w:val="22"/>
+        </w:rPr>
+        <w:br/>
+      </w:r>
+    </w:p>
+    <w:p>
+      <w:pPr>
+        <w:pStyle w:val="NormalWeb"/>
+        <w:numPr>
+          <w:ilvl w:val="0"/>
+          <w:numId w:val="10"/>
+        </w:numPr>
+        <w:spacing w:before="0" w:beforeAutospacing="0"/>
+        <w:rPr>
+          <w:rFonts w:asciiTheme="majorBidi" w:hAnsiTheme="majorBidi" w:cstheme="majorBidi"/>
+          <w:sz w:val="22"/>
+          <w:szCs w:val="22"/>
+        </w:rPr>
+      </w:pPr>
+      <w:proofErr w:type="spellStart"/>
+      <w:r>
+        <w:rPr>
+          <w:rFonts w:asciiTheme="majorBidi" w:hAnsiTheme="majorBidi" w:cstheme="majorBidi"/>
+          <w:b/>
+          <w:bCs/>
+          <w:sz w:val="22"/>
+          <w:szCs w:val="22"/>
+        </w:rPr>
+        <w:t>getTotalPaymentForCity</w:t>
+      </w:r>
+      <w:proofErr w:type="spellEnd"/>
+      <w:r>
+        <w:rPr>
+          <w:rFonts w:asciiTheme="majorBidi" w:hAnsiTheme="majorBidi" w:cstheme="majorBidi"/>
+          <w:b/>
+          <w:bCs/>
+          <w:sz w:val="22"/>
+          <w:szCs w:val="22"/>
+        </w:rPr>
+        <w:t>("Melbourne")</w:t>
+      </w:r>
+    </w:p>
+    <w:p>
+      <w:pPr>
+        <w:pStyle w:val="NormalWeb"/>
+        <w:numPr>
+          <w:ilvl w:val="1"/>
+          <w:numId w:val="10"/>
+        </w:numPr>
+        <w:spacing w:before="0" w:beforeAutospacing="0"/>
+        <w:rPr>
+          <w:rFonts w:asciiTheme="majorBidi" w:hAnsiTheme="majorBidi" w:cstheme="majorBidi"/>
+          <w:sz w:val="22"/>
+          <w:szCs w:val="22"/>
+        </w:rPr>
+      </w:pPr>
+      <w:r>
+        <w:rPr>
+          <w:rFonts w:asciiTheme="majorBidi" w:hAnsiTheme="majorBidi" w:cstheme="majorBidi"/>
+          <w:sz w:val="22"/>
+          <w:szCs w:val="22"/>
+        </w:rPr>
+        <w:t xml:space="preserve">No users registered under </w:t>
+      </w:r>
+      <w:proofErr w:type="gramStart"/>
+      <w:r>
+        <w:rPr>
+          <w:rFonts w:asciiTheme="majorBidi" w:hAnsiTheme="majorBidi" w:cstheme="majorBidi"/>
+          <w:sz w:val="22"/>
+          <w:szCs w:val="22"/>
+        </w:rPr>
+        <w:t xml:space="preserve">Melbourne </w:t>
+      </w:r>
+      <w:r>
+        <w:rPr>
+          <w:rStyle w:val="math-inline"/>
+          <w:rFonts w:asciiTheme="majorBidi" w:hAnsiTheme="majorBidi" w:cstheme="majorBidi"/>
+          <w:sz w:val="22"/>
+          <w:szCs w:val="22"/>
+        </w:rPr>
+        <w:t>:</w:t>
+      </w:r>
+      <w:proofErr w:type="gramEnd"/>
+      <w:r>
+        <w:rPr>
+          <w:rStyle w:val="math-inline"/>
+          <w:rFonts w:asciiTheme="majorBidi" w:hAnsiTheme="majorBidi" w:cstheme="majorBidi"/>
+          <w:sz w:val="22"/>
+          <w:szCs w:val="22"/>
+        </w:rPr>
+        <w:t xml:space="preserve"> </w:t>
+      </w:r>
+      <w:r>
+        <w:rPr>
+          <w:rFonts w:asciiTheme="majorBidi" w:hAnsiTheme="majorBidi" w:cstheme="majorBidi"/>
+          <w:sz w:val="22"/>
+          <w:szCs w:val="22"/>
+        </w:rPr>
+        <w:t xml:space="preserve">returns </w:t>
+      </w:r>
+      <w:r>
+        <w:rPr>
+          <w:rStyle w:val="math-inline"/>
+          <w:rFonts w:asciiTheme="majorBidi" w:hAnsiTheme="majorBidi" w:cstheme="majorBidi"/>
+          <w:sz w:val="22"/>
+          <w:szCs w:val="22"/>
+        </w:rPr>
+        <w:t>$0.0$</w:t>
+      </w:r>
+      <w:r>
+        <w:rPr>
+          <w:rFonts w:asciiTheme="majorBidi" w:hAnsiTheme="majorBidi" w:cstheme="majorBidi"/>
+          <w:sz w:val="22"/>
+          <w:szCs w:val="22"/>
+        </w:rPr>
+        <w:t>.</w:t>
+      </w:r>
+    </w:p>
+    <w:p>
+      <w:pPr>
+        <w:pStyle w:val="NormalWeb"/>
+        <w:numPr>
+          <w:ilvl w:val="1"/>
+          <w:numId w:val="10"/>
+        </w:numPr>
+        <w:spacing w:before="0" w:beforeAutospacing="0"/>
+        <w:rPr>
+          <w:rFonts w:asciiTheme="majorBidi" w:hAnsiTheme="majorBidi" w:cstheme="majorBidi"/>
+          <w:sz w:val="22"/>
+          <w:szCs w:val="22"/>
+        </w:rPr>
+      </w:pPr>
+      <w:r>
+        <w:rPr>
+          <w:rFonts w:asciiTheme="majorBidi" w:hAnsiTheme="majorBidi" w:cstheme="majorBidi"/>
+          <w:b/>
+          <w:bCs/>
+          <w:sz w:val="22"/>
+          <w:szCs w:val="22"/>
+        </w:rPr>
+        <w:t>Expected result:</w:t>
+      </w:r>
+      <w:r>
+        <w:rPr>
+          <w:rFonts w:asciiTheme="majorBidi" w:hAnsiTheme="majorBidi" w:cstheme="majorBidi"/>
+          <w:sz w:val="22"/>
+          <w:szCs w:val="22"/>
+        </w:rPr>
+        <w:t xml:space="preserve"> </w:t>
+      </w:r>
+      <w:r>
+        <w:rPr>
+          <w:rStyle w:val="math-inline"/>
+          <w:rFonts w:asciiTheme="majorBidi" w:hAnsiTheme="majorBidi" w:cstheme="majorBidi"/>
+          <w:sz w:val="22"/>
+          <w:szCs w:val="22"/>
+        </w:rPr>
+        <w:t>$\$0.000$</w:t>
+      </w:r>
+      <w:r>
+        <w:rPr>
+          <w:rStyle w:val="math-inline"/>
+          <w:rFonts w:asciiTheme="majorBidi" w:hAnsiTheme="majorBidi" w:cstheme="majorBidi"/>
+          <w:sz w:val="22"/>
+          <w:szCs w:val="22"/>
+        </w:rPr>
+        <w:br/>
+      </w:r>
+    </w:p>
+    <w:p>
+      <w:pPr>
+        <w:pStyle w:val="NormalWeb"/>
+        <w:numPr>
+          <w:ilvl w:val="0"/>
+          <w:numId w:val="10"/>
+        </w:numPr>
+        <w:spacing w:before="0" w:beforeAutospacing="0"/>
+        <w:rPr>
+          <w:rFonts w:asciiTheme="majorBidi" w:hAnsiTheme="majorBidi" w:cstheme="majorBidi"/>
+          <w:sz w:val="22"/>
+          <w:szCs w:val="22"/>
+        </w:rPr>
+      </w:pPr>
+      <w:proofErr w:type="spellStart"/>
+      <w:proofErr w:type="gramStart"/>
+      <w:r>
+        <w:rPr>
+          <w:rFonts w:asciiTheme="majorBidi" w:hAnsiTheme="majorBidi" w:cstheme="majorBidi"/>
+          <w:b/>
+          <w:bCs/>
+          <w:sz w:val="22"/>
+          <w:szCs w:val="22"/>
+        </w:rPr>
+        <w:t>getTotalPaymentPerCity</w:t>
+      </w:r>
+      <w:proofErr w:type="spellEnd"/>
+      <w:r>
+        <w:rPr>
+          <w:rFonts w:asciiTheme="majorBidi" w:hAnsiTheme="majorBidi" w:cstheme="majorBidi"/>
+          <w:b/>
+          <w:bCs/>
+          <w:sz w:val="22"/>
+          <w:szCs w:val="22"/>
+        </w:rPr>
+        <w:t>(</w:t>
+      </w:r>
+      <w:proofErr w:type="gramEnd"/>
+      <w:r>
+        <w:rPr>
+          <w:rFonts w:asciiTheme="majorBidi" w:hAnsiTheme="majorBidi" w:cstheme="majorBidi"/>
+          <w:b/>
+          <w:bCs/>
+          <w:sz w:val="22"/>
+          <w:szCs w:val="22"/>
+        </w:rPr>
+        <w:t>["Wollongong", "Shiraz"])</w:t>
+      </w:r>
+    </w:p>
+    <w:p>
+      <w:pPr>
+        <w:pStyle w:val="NormalWeb"/>
+        <w:numPr>
+          <w:ilvl w:val="1"/>
+          <w:numId w:val="10"/>
+        </w:numPr>
+        <w:spacing w:before="0" w:beforeAutospacing="0"/>
+        <w:rPr>
+          <w:rFonts w:asciiTheme="majorBidi" w:hAnsiTheme="majorBidi" w:cstheme="majorBidi"/>
+          <w:sz w:val="22"/>
+          <w:szCs w:val="22"/>
+        </w:rPr>
+      </w:pPr>
+      <w:r>
+        <w:rPr>
+          <w:rFonts w:asciiTheme="majorBidi" w:hAnsiTheme="majorBidi" w:cstheme="majorBidi"/>
+          <w:sz w:val="22"/>
+          <w:szCs w:val="22"/>
+        </w:rPr>
+        <w:t>Aggregates total payments for each city in matching index order.</w:t>
+      </w:r>
+    </w:p>
+    <w:p>
+      <w:pPr>
+        <w:pStyle w:val="NormalWeb"/>
+        <w:numPr>
+          <w:ilvl w:val="1"/>
+          <w:numId w:val="10"/>
+        </w:numPr>
+        <w:spacing w:before="0" w:beforeAutospacing="0"/>
+        <w:rPr>
+          <w:rFonts w:asciiTheme="majorBidi" w:hAnsiTheme="majorBidi" w:cstheme="majorBidi"/>
+          <w:sz w:val="22"/>
+          <w:szCs w:val="22"/>
+        </w:rPr>
+      </w:pPr>
+      <w:r>
+        <w:rPr>
+          <w:rFonts w:asciiTheme="majorBidi" w:hAnsiTheme="majorBidi" w:cstheme="majorBidi"/>
+          <w:b/>
+          <w:bCs/>
+          <w:sz w:val="22"/>
+          <w:szCs w:val="22"/>
+        </w:rPr>
+        <w:t>Expected list:</w:t>
+      </w:r>
+      <w:r>
+        <w:rPr>
+          <w:rFonts w:asciiTheme="majorBidi" w:hAnsiTheme="majorBidi" w:cstheme="majorBidi"/>
+          <w:sz w:val="22"/>
+          <w:szCs w:val="22"/>
+        </w:rPr>
+        <w:t xml:space="preserve"> </w:t>
+      </w:r>
+      <w:r>
+        <w:rPr>
+          <w:rStyle w:val="HTMLCode"/>
+          <w:rFonts w:asciiTheme="majorBidi" w:hAnsiTheme="majorBidi" w:cstheme="majorBidi"/>
+          <w:sz w:val="22"/>
+          <w:szCs w:val="22"/>
+        </w:rPr>
+        <w:t>[1096.8303571428573, 677.4725274725275]</w:t>
+      </w:r>
+    </w:p>
+    <w:tbl>
+      <w:tblPr>
+        <w:tblStyle w:val="TableGrid"/>
+        <w:tblW w:w="0" w:type="auto"/>
+        <w:tblLook w:val="04A0" w:firstRow="1" w:lastRow="0" w:firstColumn="1" w:lastColumn="0" w:noHBand="0" w:noVBand="1"/>
+      </w:tblPr>
+      <w:tblGrid>
+        <w:gridCol w:w="656"/>
+        <w:gridCol w:w="4163"/>
+        <w:gridCol w:w="2896"/>
+        <w:gridCol w:w="1797"/>
+      </w:tblGrid>
+      <w:tr>
+        <w:tc>
+          <w:tcPr>
+            <w:tcW w:w="0" w:type="auto"/>
+            <w:shd w:val="clear" w:color="auto" w:fill="4BACC6" w:themeFill="accent5"/>
+            <w:hideMark/>
+          </w:tcPr>
+          <w:p>
+            <w:pPr>
+              <w:rPr>
+                <w:rFonts w:asciiTheme="majorBidi" w:eastAsia="Times New Roman" w:hAnsiTheme="majorBidi" w:cstheme="majorBidi"/>
+                <w:color w:val="1F1F1F"/>
+                <w:sz w:val="24"/>
+                <w:szCs w:val="24"/>
+              </w:rPr>
+            </w:pPr>
+            <w:r>
+              <w:rPr>
+                <w:rFonts w:asciiTheme="majorBidi" w:eastAsia="Times New Roman" w:hAnsiTheme="majorBidi" w:cstheme="majorBidi"/>
+                <w:b/>
+                <w:bCs/>
+                <w:color w:val="1F1F1F"/>
+                <w:sz w:val="24"/>
+                <w:szCs w:val="24"/>
+                <w:bdr w:val="none" w:sz="0" w:space="0" w:color="auto" w:frame="1"/>
+              </w:rPr>
+              <w:t>Test</w:t>
+            </w:r>
+          </w:p>
+        </w:tc>
+        <w:tc>
+          <w:tcPr>
+            <w:tcW w:w="0" w:type="auto"/>
+            <w:shd w:val="clear" w:color="auto" w:fill="4BACC6" w:themeFill="accent5"/>
+            <w:hideMark/>
+          </w:tcPr>
+          <w:p>
+            <w:pPr>
+              <w:rPr>
+                <w:rFonts w:asciiTheme="majorBidi" w:eastAsia="Times New Roman" w:hAnsiTheme="majorBidi" w:cstheme="majorBidi"/>
+                <w:i/>
+                <w:iCs/>
+                <w:color w:val="1F1F1F"/>
+                <w:sz w:val="24"/>
+                <w:szCs w:val="24"/>
+              </w:rPr>
+            </w:pPr>
+            <w:r>
+              <w:rPr>
+                <w:rFonts w:asciiTheme="majorBidi" w:eastAsia="Times New Roman" w:hAnsiTheme="majorBidi" w:cstheme="majorBidi"/>
+                <w:b/>
+                <w:bCs/>
+                <w:i/>
+                <w:iCs/>
+                <w:color w:val="1F1F1F"/>
+                <w:sz w:val="24"/>
+                <w:szCs w:val="24"/>
+                <w:bdr w:val="none" w:sz="0" w:space="0" w:color="auto" w:frame="1"/>
+              </w:rPr>
+              <w:t xml:space="preserve">Test </w:t>
+            </w:r>
+            <w:r>
+              <w:rPr>
+                <w:rFonts w:asciiTheme="majorBidi" w:eastAsia="Times New Roman" w:hAnsiTheme="majorBidi" w:cstheme="majorBidi"/>
+                <w:b/>
+                <w:bCs/>
+                <w:i/>
+                <w:iCs/>
+                <w:color w:val="1F1F1F"/>
+                <w:sz w:val="24"/>
+                <w:szCs w:val="24"/>
+                <w:bdr w:val="none" w:sz="0" w:space="0" w:color="auto" w:frame="1"/>
+              </w:rPr>
+              <w:t>method</w:t>
+            </w:r>
+          </w:p>
+        </w:tc>
+        <w:tc>
+          <w:tcPr>
+            <w:tcW w:w="0" w:type="auto"/>
+            <w:shd w:val="clear" w:color="auto" w:fill="4BACC6" w:themeFill="accent5"/>
+            <w:hideMark/>
+          </w:tcPr>
+          <w:p>
+            <w:pPr>
+              <w:rPr>
+                <w:rFonts w:asciiTheme="majorBidi" w:eastAsia="Times New Roman" w:hAnsiTheme="majorBidi" w:cstheme="majorBidi"/>
+                <w:i/>
+                <w:iCs/>
+                <w:color w:val="1F1F1F"/>
+                <w:sz w:val="24"/>
+                <w:szCs w:val="24"/>
+              </w:rPr>
+            </w:pPr>
+            <w:r>
+              <w:rPr>
+                <w:rFonts w:asciiTheme="majorBidi" w:eastAsia="Times New Roman" w:hAnsiTheme="majorBidi" w:cstheme="majorBidi"/>
+                <w:b/>
+                <w:bCs/>
+                <w:i/>
+                <w:iCs/>
+                <w:color w:val="1F1F1F"/>
+                <w:sz w:val="24"/>
+                <w:szCs w:val="24"/>
+                <w:bdr w:val="none" w:sz="0" w:space="0" w:color="auto" w:frame="1"/>
+              </w:rPr>
+              <w:t>Expected Result</w:t>
+            </w:r>
+          </w:p>
+        </w:tc>
+        <w:tc>
+          <w:tcPr>
+            <w:tcW w:w="0" w:type="auto"/>
+            <w:shd w:val="clear" w:color="auto" w:fill="4BACC6" w:themeFill="accent5"/>
+            <w:hideMark/>
+          </w:tcPr>
+          <w:p>
+            <w:pPr>
+              <w:rPr>
+                <w:rFonts w:asciiTheme="majorBidi" w:eastAsia="Times New Roman" w:hAnsiTheme="majorBidi" w:cstheme="majorBidi"/>
+                <w:i/>
+                <w:iCs/>
+                <w:color w:val="1F1F1F"/>
+                <w:sz w:val="24"/>
+                <w:szCs w:val="24"/>
+              </w:rPr>
+            </w:pPr>
+            <w:r>
+              <w:rPr>
+                <w:rFonts w:asciiTheme="majorBidi" w:eastAsia="Times New Roman" w:hAnsiTheme="majorBidi" w:cstheme="majorBidi"/>
+                <w:b/>
+                <w:bCs/>
+                <w:i/>
+                <w:iCs/>
+                <w:color w:val="1F1F1F"/>
+                <w:sz w:val="24"/>
+                <w:szCs w:val="24"/>
+                <w:bdr w:val="none" w:sz="0" w:space="0" w:color="auto" w:frame="1"/>
+              </w:rPr>
+              <w:t>Expected Status</w:t>
+            </w:r>
+          </w:p>
+        </w:tc>
+      </w:tr>
+      <w:tr>
+        <w:tc>
+          <w:tcPr>
+            <w:tcW w:w="0" w:type="auto"/>
+            <w:hideMark/>
+          </w:tcPr>
+          <w:p>
+            <w:pPr>
+              <w:rPr>
+                <w:rFonts w:asciiTheme="majorBidi" w:eastAsia="Times New Roman" w:hAnsiTheme="majorBidi" w:cstheme="majorBidi"/>
+                <w:color w:val="1F1F1F"/>
+                <w:sz w:val="24"/>
+                <w:szCs w:val="24"/>
+              </w:rPr>
+            </w:pPr>
+            <w:r>
+              <w:rPr>
+                <w:rFonts w:asciiTheme="majorBidi" w:eastAsia="Times New Roman" w:hAnsiTheme="majorBidi" w:cstheme="majorBidi"/>
+                <w:color w:val="1F1F1F"/>
+                <w:sz w:val="24"/>
+                <w:szCs w:val="24"/>
+                <w:bdr w:val="none" w:sz="0" w:space="0" w:color="auto" w:frame="1"/>
+              </w:rPr>
+              <w:t>22</w:t>
+            </w:r>
+          </w:p>
+        </w:tc>
+        <w:tc>
+          <w:tcPr>
+            <w:tcW w:w="0" w:type="auto"/>
+            <w:hideMark/>
+          </w:tcPr>
+          <w:p>
+            <w:pPr>
+              <w:rPr>
+                <w:rFonts w:asciiTheme="majorBidi" w:eastAsia="Times New Roman" w:hAnsiTheme="majorBidi" w:cstheme="majorBidi"/>
+                <w:color w:val="1F1F1F"/>
+                <w:sz w:val="24"/>
+                <w:szCs w:val="24"/>
+              </w:rPr>
+            </w:pPr>
+            <w:proofErr w:type="spellStart"/>
+            <w:r>
+              <w:rPr>
+                <w:rFonts w:asciiTheme="majorBidi" w:eastAsia="Times New Roman" w:hAnsiTheme="majorBidi" w:cstheme="majorBidi"/>
+                <w:color w:val="1F1F1F"/>
+                <w:sz w:val="24"/>
+                <w:szCs w:val="24"/>
+                <w:bdr w:val="none" w:sz="0" w:space="0" w:color="auto" w:frame="1"/>
+              </w:rPr>
+              <w:t>populateDistinctCityNames</w:t>
+            </w:r>
+            <w:proofErr w:type="spellEnd"/>
+          </w:p>
+        </w:tc>
+        <w:tc>
+          <w:tcPr>
+            <w:tcW w:w="0" w:type="auto"/>
+            <w:hideMark/>
+          </w:tcPr>
+          <w:p>
+            <w:pPr>
+              <w:rPr>
+                <w:rFonts w:asciiTheme="majorBidi" w:eastAsia="Times New Roman" w:hAnsiTheme="majorBidi" w:cstheme="majorBidi"/>
+                <w:color w:val="1F1F1F"/>
+                <w:sz w:val="24"/>
+                <w:szCs w:val="24"/>
+              </w:rPr>
+            </w:pPr>
+            <w:r>
+              <w:rPr>
+                <w:rFonts w:asciiTheme="majorBidi" w:eastAsia="Times New Roman" w:hAnsiTheme="majorBidi" w:cstheme="majorBidi"/>
+                <w:color w:val="1F1F1F"/>
+                <w:sz w:val="24"/>
+                <w:szCs w:val="24"/>
+                <w:bdr w:val="none" w:sz="0" w:space="0" w:color="auto" w:frame="1"/>
+              </w:rPr>
+              <w:t>[Wollongong, Shiraz]</w:t>
+            </w:r>
+            <w:r>
+              <w:rPr>
+                <w:rFonts w:asciiTheme="majorBidi" w:eastAsia="Times New Roman" w:hAnsiTheme="majorBidi" w:cstheme="majorBidi"/>
+                <w:color w:val="1F1F1F"/>
+                <w:sz w:val="24"/>
+                <w:szCs w:val="24"/>
+              </w:rPr>
+              <w:t xml:space="preserve"> </w:t>
+            </w:r>
+          </w:p>
+          <w:p>
+            <w:pPr>
+              <w:rPr>
+                <w:rFonts w:asciiTheme="majorBidi" w:eastAsia="Times New Roman" w:hAnsiTheme="majorBidi" w:cstheme="majorBidi"/>
+                <w:color w:val="1F1F1F"/>
+                <w:sz w:val="24"/>
+                <w:szCs w:val="24"/>
+              </w:rPr>
+            </w:pPr>
+          </w:p>
+        </w:tc>
+        <w:tc>
+          <w:tcPr>
+            <w:tcW w:w="0" w:type="auto"/>
+            <w:hideMark/>
+          </w:tcPr>
+          <w:p>
+            <w:pPr>
+              <w:rPr>
+                <w:rFonts w:asciiTheme="majorBidi" w:eastAsia="Times New Roman" w:hAnsiTheme="majorBidi" w:cstheme="majorBidi"/>
+                <w:color w:val="1F1F1F"/>
+                <w:sz w:val="24"/>
+                <w:szCs w:val="24"/>
+              </w:rPr>
+            </w:pPr>
+            <w:r>
+              <w:rPr>
+                <w:rFonts w:asciiTheme="majorBidi" w:eastAsia="Times New Roman" w:hAnsiTheme="majorBidi" w:cstheme="majorBidi"/>
+                <w:color w:val="1F1F1F"/>
+                <w:sz w:val="24"/>
+                <w:szCs w:val="24"/>
+                <w:bdr w:val="none" w:sz="0" w:space="0" w:color="auto" w:frame="1"/>
+              </w:rPr>
+              <w:t>PASS</w:t>
+            </w:r>
+            <w:r>
+              <w:rPr>
+                <w:rFonts w:asciiTheme="majorBidi" w:eastAsia="Times New Roman" w:hAnsiTheme="majorBidi" w:cstheme="majorBidi"/>
+                <w:color w:val="1F1F1F"/>
+                <w:sz w:val="24"/>
+                <w:szCs w:val="24"/>
+              </w:rPr>
+              <w:t xml:space="preserve"> </w:t>
+            </w:r>
+          </w:p>
+          <w:p>
+            <w:pPr>
+              <w:rPr>
+                <w:rFonts w:asciiTheme="majorBidi" w:eastAsia="Times New Roman" w:hAnsiTheme="majorBidi" w:cstheme="majorBidi"/>
+                <w:color w:val="1F1F1F"/>
+                <w:sz w:val="24"/>
+                <w:szCs w:val="24"/>
+              </w:rPr>
+            </w:pPr>
+          </w:p>
+        </w:tc>
+      </w:tr>
+      <w:tr>
+        <w:tc>
+          <w:tcPr>
+            <w:tcW w:w="0" w:type="auto"/>
+            <w:hideMark/>
+          </w:tcPr>
+          <w:p>
+            <w:pPr>
+              <w:rPr>
+                <w:rFonts w:asciiTheme="majorBidi" w:eastAsia="Times New Roman" w:hAnsiTheme="majorBidi" w:cstheme="majorBidi"/>
+                <w:color w:val="1F1F1F"/>
+                <w:sz w:val="24"/>
+                <w:szCs w:val="24"/>
+              </w:rPr>
+            </w:pPr>
+            <w:r>
+              <w:rPr>
+                <w:rFonts w:asciiTheme="majorBidi" w:eastAsia="Times New Roman" w:hAnsiTheme="majorBidi" w:cstheme="majorBidi"/>
+                <w:color w:val="1F1F1F"/>
+                <w:sz w:val="24"/>
+                <w:szCs w:val="24"/>
+                <w:bdr w:val="none" w:sz="0" w:space="0" w:color="auto" w:frame="1"/>
+              </w:rPr>
+              <w:t>23</w:t>
+            </w:r>
+          </w:p>
+        </w:tc>
+        <w:tc>
+          <w:tcPr>
+            <w:tcW w:w="0" w:type="auto"/>
+            <w:hideMark/>
+          </w:tcPr>
+          <w:p>
+            <w:pPr>
+              <w:rPr>
+                <w:rFonts w:asciiTheme="majorBidi" w:eastAsia="Times New Roman" w:hAnsiTheme="majorBidi" w:cstheme="majorBidi"/>
+                <w:color w:val="1F1F1F"/>
+                <w:sz w:val="24"/>
+                <w:szCs w:val="24"/>
+              </w:rPr>
+            </w:pPr>
+            <w:proofErr w:type="spellStart"/>
+            <w:r>
+              <w:rPr>
+                <w:rFonts w:asciiTheme="majorBidi" w:eastAsia="Times New Roman" w:hAnsiTheme="majorBidi" w:cstheme="majorBidi"/>
+                <w:color w:val="1F1F1F"/>
+                <w:sz w:val="24"/>
+                <w:szCs w:val="24"/>
+                <w:bdr w:val="none" w:sz="0" w:space="0" w:color="auto" w:frame="1"/>
+              </w:rPr>
+              <w:t>getTotalPaymentForCity</w:t>
+            </w:r>
+            <w:proofErr w:type="spellEnd"/>
+            <w:r>
+              <w:rPr>
+                <w:rFonts w:asciiTheme="majorBidi" w:eastAsia="Times New Roman" w:hAnsiTheme="majorBidi" w:cstheme="majorBidi"/>
+                <w:color w:val="1F1F1F"/>
+                <w:sz w:val="24"/>
+                <w:szCs w:val="24"/>
+                <w:bdr w:val="none" w:sz="0" w:space="0" w:color="auto" w:frame="1"/>
+              </w:rPr>
+              <w:t xml:space="preserve"> — Wollongong</w:t>
+            </w:r>
+          </w:p>
+        </w:tc>
+        <w:tc>
+          <w:tcPr>
+            <w:tcW w:w="0" w:type="auto"/>
+            <w:hideMark/>
+          </w:tcPr>
+          <w:p>
+            <w:pPr>
+              <w:rPr>
+                <w:rFonts w:asciiTheme="majorBidi" w:eastAsia="Times New Roman" w:hAnsiTheme="majorBidi" w:cstheme="majorBidi"/>
+                <w:color w:val="1F1F1F"/>
+                <w:sz w:val="24"/>
+                <w:szCs w:val="24"/>
+              </w:rPr>
+            </w:pPr>
+            <w:r>
+              <w:rPr>
+                <w:rFonts w:asciiTheme="majorBidi" w:eastAsia="Times New Roman" w:hAnsiTheme="majorBidi" w:cstheme="majorBidi"/>
+                <w:color w:val="1F1F1F"/>
+                <w:sz w:val="24"/>
+                <w:szCs w:val="24"/>
+                <w:bdr w:val="none" w:sz="0" w:space="0" w:color="auto" w:frame="1"/>
+              </w:rPr>
+              <w:t>1096.830357</w:t>
+            </w:r>
+            <w:r>
+              <w:rPr>
+                <w:rFonts w:asciiTheme="majorBidi" w:eastAsia="Times New Roman" w:hAnsiTheme="majorBidi" w:cstheme="majorBidi"/>
+                <w:color w:val="1F1F1F"/>
+                <w:sz w:val="24"/>
+                <w:szCs w:val="24"/>
+              </w:rPr>
+              <w:t xml:space="preserve"> </w:t>
+            </w:r>
+          </w:p>
+          <w:p>
+            <w:pPr>
+              <w:rPr>
+                <w:rFonts w:asciiTheme="majorBidi" w:eastAsia="Times New Roman" w:hAnsiTheme="majorBidi" w:cstheme="majorBidi"/>
+                <w:color w:val="1F1F1F"/>
+                <w:sz w:val="24"/>
+                <w:szCs w:val="24"/>
+              </w:rPr>
+            </w:pPr>
+          </w:p>
+        </w:tc>
+        <w:tc>
+          <w:tcPr>
+            <w:tcW w:w="0" w:type="auto"/>
+            <w:hideMark/>
+          </w:tcPr>
+          <w:p>
+            <w:pPr>
+              <w:rPr>
+                <w:rFonts w:asciiTheme="majorBidi" w:eastAsia="Times New Roman" w:hAnsiTheme="majorBidi" w:cstheme="majorBidi"/>
+                <w:color w:val="1F1F1F"/>
+                <w:sz w:val="24"/>
+                <w:szCs w:val="24"/>
+              </w:rPr>
+            </w:pPr>
+            <w:r>
+              <w:rPr>
+                <w:rFonts w:asciiTheme="majorBidi" w:eastAsia="Times New Roman" w:hAnsiTheme="majorBidi" w:cstheme="majorBidi"/>
+                <w:color w:val="1F1F1F"/>
+                <w:sz w:val="24"/>
+                <w:szCs w:val="24"/>
+                <w:bdr w:val="none" w:sz="0" w:space="0" w:color="auto" w:frame="1"/>
+              </w:rPr>
+              <w:t>PASS</w:t>
+            </w:r>
+            <w:r>
+              <w:rPr>
+                <w:rFonts w:asciiTheme="majorBidi" w:eastAsia="Times New Roman" w:hAnsiTheme="majorBidi" w:cstheme="majorBidi"/>
+                <w:color w:val="1F1F1F"/>
+                <w:sz w:val="24"/>
+                <w:szCs w:val="24"/>
+              </w:rPr>
+              <w:t xml:space="preserve"> </w:t>
+            </w:r>
+          </w:p>
+          <w:p>
+            <w:pPr>
+              <w:rPr>
+                <w:rFonts w:asciiTheme="majorBidi" w:eastAsia="Times New Roman" w:hAnsiTheme="majorBidi" w:cstheme="majorBidi"/>
+                <w:color w:val="1F1F1F"/>
+                <w:sz w:val="24"/>
+                <w:szCs w:val="24"/>
+              </w:rPr>
+            </w:pPr>
+          </w:p>
+        </w:tc>
+      </w:tr>
+      <w:tr>
+        <w:tc>
+          <w:tcPr>
+            <w:tcW w:w="0" w:type="auto"/>
+            <w:hideMark/>
+          </w:tcPr>
+          <w:p>
+            <w:pPr>
+              <w:rPr>
+                <w:rFonts w:asciiTheme="majorBidi" w:eastAsia="Times New Roman" w:hAnsiTheme="majorBidi" w:cstheme="majorBidi"/>
+                <w:color w:val="1F1F1F"/>
+                <w:sz w:val="24"/>
+                <w:szCs w:val="24"/>
+              </w:rPr>
+            </w:pPr>
+            <w:r>
+              <w:rPr>
+                <w:rFonts w:asciiTheme="majorBidi" w:eastAsia="Times New Roman" w:hAnsiTheme="majorBidi" w:cstheme="majorBidi"/>
+                <w:color w:val="1F1F1F"/>
+                <w:sz w:val="24"/>
+                <w:szCs w:val="24"/>
+                <w:bdr w:val="none" w:sz="0" w:space="0" w:color="auto" w:frame="1"/>
+              </w:rPr>
+              <w:t>24</w:t>
+            </w:r>
+          </w:p>
+        </w:tc>
+        <w:tc>
+          <w:tcPr>
+            <w:tcW w:w="0" w:type="auto"/>
+            <w:hideMark/>
+          </w:tcPr>
+          <w:p>
+            <w:pPr>
+              <w:rPr>
+                <w:rFonts w:asciiTheme="majorBidi" w:eastAsia="Times New Roman" w:hAnsiTheme="majorBidi" w:cstheme="majorBidi"/>
+                <w:color w:val="1F1F1F"/>
+                <w:sz w:val="24"/>
+                <w:szCs w:val="24"/>
+              </w:rPr>
+            </w:pPr>
+            <w:proofErr w:type="spellStart"/>
+            <w:r>
+              <w:rPr>
+                <w:rFonts w:asciiTheme="majorBidi" w:eastAsia="Times New Roman" w:hAnsiTheme="majorBidi" w:cstheme="majorBidi"/>
+                <w:color w:val="1F1F1F"/>
+                <w:sz w:val="24"/>
+                <w:szCs w:val="24"/>
+                <w:bdr w:val="none" w:sz="0" w:space="0" w:color="auto" w:frame="1"/>
+              </w:rPr>
+              <w:t>getTotalPaymentForCity</w:t>
+            </w:r>
+            <w:proofErr w:type="spellEnd"/>
+            <w:r>
+              <w:rPr>
+                <w:rFonts w:asciiTheme="majorBidi" w:eastAsia="Times New Roman" w:hAnsiTheme="majorBidi" w:cstheme="majorBidi"/>
+                <w:color w:val="1F1F1F"/>
+                <w:sz w:val="24"/>
+                <w:szCs w:val="24"/>
+                <w:bdr w:val="none" w:sz="0" w:space="0" w:color="auto" w:frame="1"/>
+              </w:rPr>
+              <w:t xml:space="preserve"> — Shiraz</w:t>
+            </w:r>
+          </w:p>
+        </w:tc>
+        <w:tc>
+          <w:tcPr>
+            <w:tcW w:w="0" w:type="auto"/>
+            <w:hideMark/>
+          </w:tcPr>
+          <w:p>
+            <w:pPr>
+              <w:rPr>
+                <w:rFonts w:asciiTheme="majorBidi" w:eastAsia="Times New Roman" w:hAnsiTheme="majorBidi" w:cstheme="majorBidi"/>
+                <w:color w:val="1F1F1F"/>
+                <w:sz w:val="24"/>
+                <w:szCs w:val="24"/>
+              </w:rPr>
+            </w:pPr>
+            <w:r>
+              <w:rPr>
+                <w:rFonts w:asciiTheme="majorBidi" w:eastAsia="Times New Roman" w:hAnsiTheme="majorBidi" w:cstheme="majorBidi"/>
+                <w:color w:val="1F1F1F"/>
+                <w:sz w:val="24"/>
+                <w:szCs w:val="24"/>
+                <w:bdr w:val="none" w:sz="0" w:space="0" w:color="auto" w:frame="1"/>
+              </w:rPr>
+              <w:t>677.472527</w:t>
+            </w:r>
+            <w:r>
+              <w:rPr>
+                <w:rFonts w:asciiTheme="majorBidi" w:eastAsia="Times New Roman" w:hAnsiTheme="majorBidi" w:cstheme="majorBidi"/>
+                <w:color w:val="1F1F1F"/>
+                <w:sz w:val="24"/>
+                <w:szCs w:val="24"/>
+              </w:rPr>
+              <w:t xml:space="preserve"> </w:t>
+            </w:r>
+          </w:p>
+          <w:p>
+            <w:pPr>
+              <w:rPr>
+                <w:rFonts w:asciiTheme="majorBidi" w:eastAsia="Times New Roman" w:hAnsiTheme="majorBidi" w:cstheme="majorBidi"/>
+                <w:color w:val="1F1F1F"/>
+                <w:sz w:val="24"/>
+                <w:szCs w:val="24"/>
+              </w:rPr>
+            </w:pPr>
+          </w:p>
+        </w:tc>
+        <w:tc>
+          <w:tcPr>
+            <w:tcW w:w="0" w:type="auto"/>
+            <w:hideMark/>
+          </w:tcPr>
+          <w:p>
+            <w:pPr>
+              <w:rPr>
+                <w:rFonts w:asciiTheme="majorBidi" w:eastAsia="Times New Roman" w:hAnsiTheme="majorBidi" w:cstheme="majorBidi"/>
+                <w:color w:val="1F1F1F"/>
+                <w:sz w:val="24"/>
+                <w:szCs w:val="24"/>
+              </w:rPr>
+            </w:pPr>
+            <w:r>
+              <w:rPr>
+                <w:rFonts w:asciiTheme="majorBidi" w:eastAsia="Times New Roman" w:hAnsiTheme="majorBidi" w:cstheme="majorBidi"/>
+                <w:color w:val="1F1F1F"/>
+                <w:sz w:val="24"/>
+                <w:szCs w:val="24"/>
+                <w:bdr w:val="none" w:sz="0" w:space="0" w:color="auto" w:frame="1"/>
+              </w:rPr>
+              <w:t>PASS</w:t>
+            </w:r>
+            <w:r>
+              <w:rPr>
+                <w:rFonts w:asciiTheme="majorBidi" w:eastAsia="Times New Roman" w:hAnsiTheme="majorBidi" w:cstheme="majorBidi"/>
+                <w:color w:val="1F1F1F"/>
+                <w:sz w:val="24"/>
+                <w:szCs w:val="24"/>
+              </w:rPr>
+              <w:t xml:space="preserve"> </w:t>
+            </w:r>
+          </w:p>
+          <w:p>
+            <w:pPr>
+              <w:rPr>
+                <w:rFonts w:asciiTheme="majorBidi" w:eastAsia="Times New Roman" w:hAnsiTheme="majorBidi" w:cstheme="majorBidi"/>
+                <w:color w:val="1F1F1F"/>
+                <w:sz w:val="24"/>
+                <w:szCs w:val="24"/>
+              </w:rPr>
+            </w:pPr>
+          </w:p>
+        </w:tc>
+      </w:tr>
+      <w:tr>
+        <w:tc>
+          <w:tcPr>
+            <w:tcW w:w="0" w:type="auto"/>
+            <w:hideMark/>
+          </w:tcPr>
+          <w:p>
+            <w:pPr>
+              <w:rPr>
+                <w:rFonts w:asciiTheme="majorBidi" w:eastAsia="Times New Roman" w:hAnsiTheme="majorBidi" w:cstheme="majorBidi"/>
+                <w:color w:val="1F1F1F"/>
+                <w:sz w:val="24"/>
+                <w:szCs w:val="24"/>
+              </w:rPr>
+            </w:pPr>
+            <w:r>
+              <w:rPr>
+                <w:rFonts w:asciiTheme="majorBidi" w:eastAsia="Times New Roman" w:hAnsiTheme="majorBidi" w:cstheme="majorBidi"/>
+                <w:color w:val="1F1F1F"/>
+                <w:sz w:val="24"/>
+                <w:szCs w:val="24"/>
+                <w:bdr w:val="none" w:sz="0" w:space="0" w:color="auto" w:frame="1"/>
+              </w:rPr>
+              <w:t>25</w:t>
+            </w:r>
+          </w:p>
+        </w:tc>
+        <w:tc>
+          <w:tcPr>
+            <w:tcW w:w="0" w:type="auto"/>
+            <w:hideMark/>
+          </w:tcPr>
+          <w:p>
+            <w:pPr>
+              <w:rPr>
+                <w:rFonts w:asciiTheme="majorBidi" w:eastAsia="Times New Roman" w:hAnsiTheme="majorBidi" w:cstheme="majorBidi"/>
+                <w:color w:val="1F1F1F"/>
+                <w:sz w:val="24"/>
+                <w:szCs w:val="24"/>
+              </w:rPr>
+            </w:pPr>
+            <w:proofErr w:type="spellStart"/>
+            <w:r>
+              <w:rPr>
+                <w:rFonts w:asciiTheme="majorBidi" w:eastAsia="Times New Roman" w:hAnsiTheme="majorBidi" w:cstheme="majorBidi"/>
+                <w:color w:val="1F1F1F"/>
+                <w:sz w:val="24"/>
+                <w:szCs w:val="24"/>
+                <w:bdr w:val="none" w:sz="0" w:space="0" w:color="auto" w:frame="1"/>
+              </w:rPr>
+              <w:t>getTotalPaymentForCity</w:t>
+            </w:r>
+            <w:proofErr w:type="spellEnd"/>
+            <w:r>
+              <w:rPr>
+                <w:rFonts w:asciiTheme="majorBidi" w:eastAsia="Times New Roman" w:hAnsiTheme="majorBidi" w:cstheme="majorBidi"/>
+                <w:color w:val="1F1F1F"/>
+                <w:sz w:val="24"/>
+                <w:szCs w:val="24"/>
+                <w:bdr w:val="none" w:sz="0" w:space="0" w:color="auto" w:frame="1"/>
+              </w:rPr>
+              <w:t xml:space="preserve"> — Melbourne</w:t>
+            </w:r>
+          </w:p>
+        </w:tc>
+        <w:tc>
+          <w:tcPr>
+            <w:tcW w:w="0" w:type="auto"/>
+            <w:hideMark/>
+          </w:tcPr>
+          <w:p>
+            <w:pPr>
+              <w:rPr>
+                <w:rFonts w:asciiTheme="majorBidi" w:eastAsia="Times New Roman" w:hAnsiTheme="majorBidi" w:cstheme="majorBidi"/>
+                <w:color w:val="1F1F1F"/>
+                <w:sz w:val="24"/>
+                <w:szCs w:val="24"/>
+              </w:rPr>
+            </w:pPr>
+            <w:r>
+              <w:rPr>
+                <w:rFonts w:asciiTheme="majorBidi" w:eastAsia="Times New Roman" w:hAnsiTheme="majorBidi" w:cstheme="majorBidi"/>
+                <w:color w:val="1F1F1F"/>
+                <w:sz w:val="24"/>
+                <w:szCs w:val="24"/>
+                <w:bdr w:val="none" w:sz="0" w:space="0" w:color="auto" w:frame="1"/>
+              </w:rPr>
+              <w:t>0.0</w:t>
+            </w:r>
+            <w:r>
+              <w:rPr>
+                <w:rFonts w:asciiTheme="majorBidi" w:eastAsia="Times New Roman" w:hAnsiTheme="majorBidi" w:cstheme="majorBidi"/>
+                <w:color w:val="1F1F1F"/>
+                <w:sz w:val="24"/>
+                <w:szCs w:val="24"/>
+              </w:rPr>
+              <w:t xml:space="preserve"> </w:t>
+            </w:r>
+          </w:p>
+          <w:p>
+            <w:pPr>
+              <w:rPr>
+                <w:rFonts w:asciiTheme="majorBidi" w:eastAsia="Times New Roman" w:hAnsiTheme="majorBidi" w:cstheme="majorBidi"/>
+                <w:color w:val="1F1F1F"/>
+                <w:sz w:val="24"/>
+                <w:szCs w:val="24"/>
+              </w:rPr>
+            </w:pPr>
+          </w:p>
+        </w:tc>
+        <w:tc>
+          <w:tcPr>
+            <w:tcW w:w="0" w:type="auto"/>
+            <w:hideMark/>
+          </w:tcPr>
+          <w:p>
+            <w:pPr>
+              <w:rPr>
+                <w:rFonts w:asciiTheme="majorBidi" w:eastAsia="Times New Roman" w:hAnsiTheme="majorBidi" w:cstheme="majorBidi"/>
+                <w:color w:val="1F1F1F"/>
+                <w:sz w:val="24"/>
+                <w:szCs w:val="24"/>
+              </w:rPr>
+            </w:pPr>
+            <w:r>
+              <w:rPr>
+                <w:rFonts w:asciiTheme="majorBidi" w:eastAsia="Times New Roman" w:hAnsiTheme="majorBidi" w:cstheme="majorBidi"/>
+                <w:color w:val="1F1F1F"/>
+                <w:sz w:val="24"/>
+                <w:szCs w:val="24"/>
+                <w:bdr w:val="none" w:sz="0" w:space="0" w:color="auto" w:frame="1"/>
+              </w:rPr>
+              <w:t>PASS</w:t>
+            </w:r>
+            <w:r>
+              <w:rPr>
+                <w:rFonts w:asciiTheme="majorBidi" w:eastAsia="Times New Roman" w:hAnsiTheme="majorBidi" w:cstheme="majorBidi"/>
+                <w:color w:val="1F1F1F"/>
+                <w:sz w:val="24"/>
+                <w:szCs w:val="24"/>
+              </w:rPr>
+              <w:t xml:space="preserve"> </w:t>
+            </w:r>
+          </w:p>
+          <w:p>
+            <w:pPr>
+              <w:rPr>
+                <w:rFonts w:asciiTheme="majorBidi" w:eastAsia="Times New Roman" w:hAnsiTheme="majorBidi" w:cstheme="majorBidi"/>
+                <w:color w:val="1F1F1F"/>
+                <w:sz w:val="24"/>
+                <w:szCs w:val="24"/>
+              </w:rPr>
+            </w:pPr>
+          </w:p>
+        </w:tc>
+      </w:tr>
+      <w:tr>
+        <w:tc>
+          <w:tcPr>
+            <w:tcW w:w="0" w:type="auto"/>
+            <w:hideMark/>
+          </w:tcPr>
+          <w:p>
+            <w:pPr>
+              <w:rPr>
+                <w:rFonts w:asciiTheme="majorBidi" w:eastAsia="Times New Roman" w:hAnsiTheme="majorBidi" w:cstheme="majorBidi"/>
+                <w:color w:val="1F1F1F"/>
+                <w:sz w:val="24"/>
+                <w:szCs w:val="24"/>
+              </w:rPr>
+            </w:pPr>
+            <w:r>
+              <w:rPr>
+                <w:rFonts w:asciiTheme="majorBidi" w:eastAsia="Times New Roman" w:hAnsiTheme="majorBidi" w:cstheme="majorBidi"/>
+                <w:color w:val="1F1F1F"/>
+                <w:sz w:val="24"/>
+                <w:szCs w:val="24"/>
+                <w:bdr w:val="none" w:sz="0" w:space="0" w:color="auto" w:frame="1"/>
+              </w:rPr>
+              <w:t>26</w:t>
+            </w:r>
+          </w:p>
+        </w:tc>
+        <w:tc>
+          <w:tcPr>
+            <w:tcW w:w="0" w:type="auto"/>
+            <w:hideMark/>
+          </w:tcPr>
+          <w:p>
+            <w:pPr>
+              <w:rPr>
+                <w:rFonts w:asciiTheme="majorBidi" w:eastAsia="Times New Roman" w:hAnsiTheme="majorBidi" w:cstheme="majorBidi"/>
+                <w:color w:val="1F1F1F"/>
+                <w:sz w:val="24"/>
+                <w:szCs w:val="24"/>
+              </w:rPr>
+            </w:pPr>
+            <w:proofErr w:type="spellStart"/>
+            <w:r>
+              <w:rPr>
+                <w:rFonts w:asciiTheme="majorBidi" w:eastAsia="Times New Roman" w:hAnsiTheme="majorBidi" w:cstheme="majorBidi"/>
+                <w:color w:val="1F1F1F"/>
+                <w:sz w:val="24"/>
+                <w:szCs w:val="24"/>
+                <w:bdr w:val="none" w:sz="0" w:space="0" w:color="auto" w:frame="1"/>
+              </w:rPr>
+              <w:t>getTotalPaymentPerCity</w:t>
+            </w:r>
+            <w:proofErr w:type="spellEnd"/>
+          </w:p>
+        </w:tc>
+        <w:tc>
+          <w:tcPr>
+            <w:tcW w:w="0" w:type="auto"/>
+            <w:hideMark/>
+          </w:tcPr>
+          <w:p>
+            <w:pPr>
+              <w:rPr>
+                <w:rFonts w:asciiTheme="majorBidi" w:eastAsia="Times New Roman" w:hAnsiTheme="majorBidi" w:cstheme="majorBidi"/>
+                <w:color w:val="1F1F1F"/>
+                <w:sz w:val="24"/>
+                <w:szCs w:val="24"/>
+              </w:rPr>
+            </w:pPr>
+            <w:r>
+              <w:rPr>
+                <w:rFonts w:asciiTheme="majorBidi" w:eastAsia="Times New Roman" w:hAnsiTheme="majorBidi" w:cstheme="majorBidi"/>
+                <w:color w:val="1F1F1F"/>
+                <w:sz w:val="24"/>
+                <w:szCs w:val="24"/>
+                <w:bdr w:val="none" w:sz="0" w:space="0" w:color="auto" w:frame="1"/>
+              </w:rPr>
+              <w:t>[1096.830357, 677.472527]</w:t>
+            </w:r>
+            <w:r>
+              <w:rPr>
+                <w:rFonts w:asciiTheme="majorBidi" w:eastAsia="Times New Roman" w:hAnsiTheme="majorBidi" w:cstheme="majorBidi"/>
+                <w:color w:val="1F1F1F"/>
+                <w:sz w:val="24"/>
+                <w:szCs w:val="24"/>
+              </w:rPr>
+              <w:t xml:space="preserve"> </w:t>
+            </w:r>
+          </w:p>
+          <w:p>
+            <w:pPr>
+              <w:rPr>
+                <w:rFonts w:asciiTheme="majorBidi" w:eastAsia="Times New Roman" w:hAnsiTheme="majorBidi" w:cstheme="majorBidi"/>
+                <w:color w:val="1F1F1F"/>
+                <w:sz w:val="24"/>
+                <w:szCs w:val="24"/>
+              </w:rPr>
+            </w:pPr>
+          </w:p>
+        </w:tc>
+        <w:tc>
+          <w:tcPr>
+            <w:tcW w:w="0" w:type="auto"/>
+            <w:hideMark/>
+          </w:tcPr>
+          <w:p>
+            <w:pPr>
+              <w:rPr>
+                <w:rFonts w:asciiTheme="majorBidi" w:eastAsia="Times New Roman" w:hAnsiTheme="majorBidi" w:cstheme="majorBidi"/>
+                <w:color w:val="1F1F1F"/>
+                <w:sz w:val="24"/>
+                <w:szCs w:val="24"/>
+              </w:rPr>
+            </w:pPr>
+            <w:r>
+              <w:rPr>
+                <w:rFonts w:asciiTheme="majorBidi" w:eastAsia="Times New Roman" w:hAnsiTheme="majorBidi" w:cstheme="majorBidi"/>
+                <w:color w:val="1F1F1F"/>
+                <w:sz w:val="24"/>
+                <w:szCs w:val="24"/>
+                <w:bdr w:val="none" w:sz="0" w:space="0" w:color="auto" w:frame="1"/>
+              </w:rPr>
+              <w:t>PASS</w:t>
+            </w:r>
+            <w:r>
+              <w:rPr>
+                <w:rFonts w:asciiTheme="majorBidi" w:eastAsia="Times New Roman" w:hAnsiTheme="majorBidi" w:cstheme="majorBidi"/>
+                <w:color w:val="1F1F1F"/>
+                <w:sz w:val="24"/>
+                <w:szCs w:val="24"/>
+              </w:rPr>
+              <w:t xml:space="preserve"> </w:t>
+            </w:r>
+          </w:p>
+        </w:tc>
+      </w:tr>
+    </w:tbl>
+    <w:p>
+      <w:pPr>
+        <w:rPr>
+          <w:rFonts w:asciiTheme="majorBidi" w:hAnsiTheme="majorBidi" w:cstheme="majorBidi"/>
+        </w:rPr>
+      </w:pPr>
+    </w:p>
+    <w:p>
+      <w:pPr>
+        <w:rPr>
+          <w:rFonts w:asciiTheme="majorBidi" w:hAnsiTheme="majorBidi" w:cstheme="majorBidi"/>
+          <w:b/>
+          <w:bCs/>
+        </w:rPr>
+      </w:pPr>
+      <w:r>
+        <w:rPr>
+          <w:rFonts w:asciiTheme="majorBidi" w:hAnsiTheme="majorBidi" w:cstheme="majorBidi"/>
           <w:b/>
           <w:bCs/>
         </w:rPr>
@@ -4668,12 +7740,12 @@
     <w:p>
       <w:pPr>
         <w:rPr>
-          <w:rFonts w:hint="eastAsia"/>
+          <w:rFonts w:asciiTheme="majorBidi" w:hAnsiTheme="majorBidi" w:cstheme="majorBidi"/>
         </w:rPr>
       </w:pPr>
       <w:r>
         <w:rPr>
-          <w:rFonts w:hint="eastAsia"/>
+          <w:rFonts w:asciiTheme="majorBidi" w:hAnsiTheme="majorBidi" w:cstheme="majorBidi"/>
           <w:noProof/>
         </w:rPr>
         <w:lastRenderedPageBreak/>
@@ -4728,7 +7800,7 @@
       </w:r>
       <w:r>
         <w:rPr>
-          <w:rFonts w:hint="eastAsia"/>
+          <w:rFonts w:asciiTheme="majorBidi" w:hAnsiTheme="majorBidi" w:cstheme="majorBidi"/>
           <w:noProof/>
         </w:rPr>
         <w:lastRenderedPageBreak/>
@@ -4783,7 +7855,7 @@
       </w:r>
       <w:r>
         <w:rPr>
-          <w:rFonts w:hint="eastAsia"/>
+          <w:rFonts w:asciiTheme="majorBidi" w:hAnsiTheme="majorBidi" w:cstheme="majorBidi"/>
           <w:noProof/>
         </w:rPr>
         <w:lastRenderedPageBreak/>
@@ -4838,7 +7910,7 @@
       </w:r>
       <w:r>
         <w:rPr>
-          <w:rFonts w:hint="eastAsia"/>
+          <w:rFonts w:asciiTheme="majorBidi" w:hAnsiTheme="majorBidi" w:cstheme="majorBidi"/>
           <w:noProof/>
         </w:rPr>
         <w:lastRenderedPageBreak/>
@@ -4893,7 +7965,7 @@
       </w:r>
       <w:r>
         <w:rPr>
-          <w:rFonts w:hint="eastAsia"/>
+          <w:rFonts w:asciiTheme="majorBidi" w:hAnsiTheme="majorBidi" w:cstheme="majorBidi"/>
           <w:noProof/>
         </w:rPr>
         <w:lastRenderedPageBreak/>
@@ -5130,6 +8202,155 @@
       </w:rPr>
     </w:lvl>
   </w:abstractNum>
+  <w:abstractNum w:abstractNumId="9" w15:restartNumberingAfterBreak="0">
+    <w:nsid w:val="1D062F46"/>
+    <w:multiLevelType w:val="multilevel"/>
+    <w:tmpl w:val="B5389EDC"/>
+    <w:lvl w:ilvl="0">
+      <w:start w:val="1"/>
+      <w:numFmt w:val="bullet"/>
+      <w:lvlText w:val=""/>
+      <w:lvlJc w:val="left"/>
+      <w:pPr>
+        <w:tabs>
+          <w:tab w:val="num" w:pos="720"/>
+        </w:tabs>
+        <w:ind w:left="720" w:hanging="360"/>
+      </w:pPr>
+      <w:rPr>
+        <w:rFonts w:ascii="Symbol" w:hAnsi="Symbol" w:hint="default"/>
+        <w:sz w:val="20"/>
+      </w:rPr>
+    </w:lvl>
+    <w:lvl w:ilvl="1">
+      <w:start w:val="1"/>
+      <w:numFmt w:val="bullet"/>
+      <w:lvlText w:val="o"/>
+      <w:lvlJc w:val="left"/>
+      <w:pPr>
+        <w:tabs>
+          <w:tab w:val="num" w:pos="1440"/>
+        </w:tabs>
+        <w:ind w:left="1440" w:hanging="360"/>
+      </w:pPr>
+      <w:rPr>
+        <w:rFonts w:ascii="Courier New" w:hAnsi="Courier New" w:hint="default"/>
+        <w:sz w:val="20"/>
+      </w:rPr>
+    </w:lvl>
+    <w:lvl w:ilvl="2">
+      <w:start w:val="1"/>
+      <w:numFmt w:val="bullet"/>
+      <w:lvlText w:val=""/>
+      <w:lvlJc w:val="left"/>
+      <w:pPr>
+        <w:tabs>
+          <w:tab w:val="num" w:pos="2160"/>
+        </w:tabs>
+        <w:ind w:left="2160" w:hanging="360"/>
+      </w:pPr>
+      <w:rPr>
+        <w:rFonts w:ascii="Wingdings" w:hAnsi="Wingdings" w:hint="default"/>
+        <w:sz w:val="20"/>
+      </w:rPr>
+    </w:lvl>
+    <w:lvl w:ilvl="3" w:tentative="1">
+      <w:start w:val="1"/>
+      <w:numFmt w:val="bullet"/>
+      <w:lvlText w:val=""/>
+      <w:lvlJc w:val="left"/>
+      <w:pPr>
+        <w:tabs>
+          <w:tab w:val="num" w:pos="2880"/>
+        </w:tabs>
+        <w:ind w:left="2880" w:hanging="360"/>
+      </w:pPr>
+      <w:rPr>
+        <w:rFonts w:ascii="Wingdings" w:hAnsi="Wingdings" w:hint="default"/>
+        <w:sz w:val="20"/>
+      </w:rPr>
+    </w:lvl>
+    <w:lvl w:ilvl="4" w:tentative="1">
+      <w:start w:val="1"/>
+      <w:numFmt w:val="bullet"/>
+      <w:lvlText w:val=""/>
+      <w:lvlJc w:val="left"/>
+      <w:pPr>
+        <w:tabs>
+          <w:tab w:val="num" w:pos="3600"/>
+        </w:tabs>
+        <w:ind w:left="3600" w:hanging="360"/>
+      </w:pPr>
+      <w:rPr>
+        <w:rFonts w:ascii="Wingdings" w:hAnsi="Wingdings" w:hint="default"/>
+        <w:sz w:val="20"/>
+      </w:rPr>
+    </w:lvl>
+    <w:lvl w:ilvl="5" w:tentative="1">
+      <w:start w:val="1"/>
+      <w:numFmt w:val="bullet"/>
+      <w:lvlText w:val=""/>
+      <w:lvlJc w:val="left"/>
+      <w:pPr>
+        <w:tabs>
+          <w:tab w:val="num" w:pos="4320"/>
+        </w:tabs>
+        <w:ind w:left="4320" w:hanging="360"/>
+      </w:pPr>
+      <w:rPr>
+        <w:rFonts w:ascii="Wingdings" w:hAnsi="Wingdings" w:hint="default"/>
+        <w:sz w:val="20"/>
+      </w:rPr>
+    </w:lvl>
+    <w:lvl w:ilvl="6" w:tentative="1">
+      <w:start w:val="1"/>
+      <w:numFmt w:val="bullet"/>
+      <w:lvlText w:val=""/>
+      <w:lvlJc w:val="left"/>
+      <w:pPr>
+        <w:tabs>
+          <w:tab w:val="num" w:pos="5040"/>
+        </w:tabs>
+        <w:ind w:left="5040" w:hanging="360"/>
+      </w:pPr>
+      <w:rPr>
+        <w:rFonts w:ascii="Wingdings" w:hAnsi="Wingdings" w:hint="default"/>
+        <w:sz w:val="20"/>
+      </w:rPr>
+    </w:lvl>
+    <w:lvl w:ilvl="7" w:tentative="1">
+      <w:start w:val="1"/>
+      <w:numFmt w:val="bullet"/>
+      <w:lvlText w:val=""/>
+      <w:lvlJc w:val="left"/>
+      <w:pPr>
+        <w:tabs>
+          <w:tab w:val="num" w:pos="5760"/>
+        </w:tabs>
+        <w:ind w:left="5760" w:hanging="360"/>
+      </w:pPr>
+      <w:rPr>
+        <w:rFonts w:ascii="Wingdings" w:hAnsi="Wingdings" w:hint="default"/>
+        <w:sz w:val="20"/>
+      </w:rPr>
+    </w:lvl>
+    <w:lvl w:ilvl="8" w:tentative="1">
+      <w:start w:val="1"/>
+      <w:numFmt w:val="bullet"/>
+      <w:lvlText w:val=""/>
+      <w:lvlJc w:val="left"/>
+      <w:pPr>
+        <w:tabs>
+          <w:tab w:val="num" w:pos="6480"/>
+        </w:tabs>
+        <w:ind w:left="6480" w:hanging="360"/>
+      </w:pPr>
+      <w:rPr>
+        <w:rFonts w:ascii="Wingdings" w:hAnsi="Wingdings" w:hint="default"/>
+        <w:sz w:val="20"/>
+      </w:rPr>
+    </w:lvl>
+  </w:abstractNum>
   <w:num w:numId="1" w16cid:durableId="1545874354">
     <w:abstractNumId w:val="8"/>
   </w:num>
@@ -5156,6 +8377,9 @@
   </w:num>
   <w:num w:numId="9" w16cid:durableId="49502358">
     <w:abstractNumId w:val="0"/>
+  </w:num>
+  <w:num w:numId="10" w16cid:durableId="115998917">
+    <w:abstractNumId w:val="9"/>
   </w:num>
 </w:numbering>
 </file>
@@ -5767,6 +8991,7 @@
   <w:style w:type="character" w:default="1" w:styleId="DefaultParagraphFont">
     <w:name w:val="Default Paragraph Font"/>
     <w:uiPriority w:val="1"/>
+    <w:semiHidden/>
     <w:unhideWhenUsed/>
   </w:style>
   <w:style w:type="table" w:default="1" w:styleId="TableNormal">
@@ -16543,6 +19768,40 @@
       </w:tcPr>
     </w:tblStylePr>
   </w:style>
+  <w:style w:type="paragraph" w:styleId="NormalWeb">
+    <w:name w:val="Normal (Web)"/>
+    <w:basedOn w:val="Normal"/>
+    <w:uiPriority w:val="99"/>
+    <w:semiHidden/>
+    <w:unhideWhenUsed/>
+    <w:rsid w:val="004A1483"/>
+    <w:pPr>
+      <w:spacing w:before="100" w:beforeAutospacing="1" w:after="100" w:afterAutospacing="1" w:line="240" w:lineRule="auto"/>
+    </w:pPr>
+    <w:rPr>
+      <w:rFonts w:ascii="Times New Roman" w:eastAsia="Times New Roman" w:hAnsi="Times New Roman" w:cs="Times New Roman"/>
+      <w:sz w:val="24"/>
+      <w:szCs w:val="24"/>
+    </w:rPr>
+  </w:style>
+  <w:style w:type="character" w:customStyle="1" w:styleId="math-inline">
+    <w:name w:val="math-inline"/>
+    <w:basedOn w:val="DefaultParagraphFont"/>
+    <w:rsid w:val="004A1483"/>
+  </w:style>
+  <w:style w:type="character" w:styleId="HTMLCode">
+    <w:name w:val="HTML Code"/>
+    <w:basedOn w:val="DefaultParagraphFont"/>
+    <w:uiPriority w:val="99"/>
+    <w:semiHidden/>
+    <w:unhideWhenUsed/>
+    <w:rsid w:val="004A1483"/>
+    <w:rPr>
+      <w:rFonts w:ascii="Courier New" w:eastAsia="Times New Roman" w:hAnsi="Courier New" w:cs="Courier New"/>
+      <w:sz w:val="20"/>
+      <w:szCs w:val="20"/>
+    </w:rPr>
+  </w:style>
 </w:styles>
 </file>
 

--- a/UML/Insurance_Full_Test_Case.docx
+++ b/UML/Insurance_Full_Test_Case.docx
@@ -6,53 +6,18 @@
       <w:pPr>
         <w:rPr>
           <w:rFonts w:asciiTheme="majorBidi" w:hAnsiTheme="majorBidi" w:cstheme="majorBidi"/>
-        </w:rPr>
-      </w:pPr>
-      <w:r>
-        <w:rPr>
-          <w:rFonts w:asciiTheme="majorBidi" w:hAnsiTheme="majorBidi" w:cstheme="majorBidi"/>
-        </w:rPr>
-        <w:t>The test suite contains 21 tests covering administrator validation, user management, policy management, premium calculations, total payments, filtering, policy counting, car-price increases, and date logic.</w:t>
-      </w:r>
-    </w:p>
-    <w:p>
-      <w:pPr>
+          <w:sz w:val="28"/>
+          <w:szCs w:val="28"/>
+        </w:rPr>
+      </w:pPr>
+      <w:r>
         <w:rPr>
           <w:rFonts w:asciiTheme="majorBidi" w:hAnsiTheme="majorBidi" w:cstheme="majorBidi"/>
           <w:sz w:val="28"/>
           <w:szCs w:val="28"/>
         </w:rPr>
-      </w:pPr>
-      <w:r>
-        <w:rPr>
-          <w:rFonts w:asciiTheme="majorBidi" w:hAnsiTheme="majorBidi" w:cstheme="majorBidi"/>
-          <w:sz w:val="28"/>
-          <w:szCs w:val="28"/>
-        </w:rPr>
         <w:t>Company flat rate: 20</w:t>
       </w:r>
-    </w:p>
-    <w:p>
-      <w:pPr>
-        <w:pStyle w:val="Heading1"/>
-        <w:rPr>
-          <w:rFonts w:asciiTheme="majorBidi" w:hAnsiTheme="majorBidi"/>
-        </w:rPr>
-      </w:pPr>
-      <w:r>
-        <w:rPr>
-          <w:rFonts w:asciiTheme="majorBidi" w:hAnsiTheme="majorBidi"/>
-        </w:rPr>
-        <w:t xml:space="preserve">2. </w:t>
-      </w:r>
-      <w:proofErr w:type="spellStart"/>
-      <w:r>
-        <w:rPr>
-          <w:rFonts w:asciiTheme="majorBidi" w:hAnsiTheme="majorBidi"/>
-        </w:rPr>
-        <w:t>cvvvxxc</w:t>
-      </w:r>
-      <w:proofErr w:type="spellEnd"/>
     </w:p>
     <w:p>
       <w:pPr>
@@ -2977,14 +2942,21 @@
     </w:tbl>
     <w:p>
       <w:pPr>
-        <w:rPr>
-          <w:rFonts w:asciiTheme="majorBidi" w:hAnsiTheme="majorBidi" w:cstheme="majorBidi"/>
-        </w:rPr>
-      </w:pPr>
+        <w:pStyle w:val="Heading1"/>
+        <w:rPr>
+          <w:rFonts w:asciiTheme="majorBidi" w:hAnsiTheme="majorBidi"/>
+        </w:rPr>
+      </w:pPr>
+      <w:r>
+        <w:rPr>
+          <w:rFonts w:asciiTheme="majorBidi" w:hAnsiTheme="majorBidi"/>
+        </w:rPr>
+        <w:t>Premium Calculations</w:t>
+      </w:r>
     </w:p>
     <w:p>
       <w:pPr>
-        <w:pStyle w:val="Heading1"/>
+        <w:pStyle w:val="Heading2"/>
         <w:rPr>
           <w:rFonts w:asciiTheme="majorBidi" w:hAnsiTheme="majorBidi"/>
         </w:rPr>
@@ -2993,22 +2965,20 @@
         <w:rPr>
           <w:rFonts w:asciiTheme="majorBidi" w:hAnsiTheme="majorBidi"/>
         </w:rPr>
-        <w:lastRenderedPageBreak/>
-        <w:t>3. Premium Calculations</w:t>
+        <w:t>Policy 101 — Third Party</w:t>
       </w:r>
     </w:p>
     <w:p>
       <w:pPr>
-        <w:pStyle w:val="Heading2"/>
-        <w:rPr>
-          <w:rFonts w:asciiTheme="majorBidi" w:hAnsiTheme="majorBidi"/>
-        </w:rPr>
-      </w:pPr>
-      <w:r>
-        <w:rPr>
-          <w:rFonts w:asciiTheme="majorBidi" w:hAnsiTheme="majorBidi"/>
-        </w:rPr>
-        <w:t>Policy 101 — Third Party</w:t>
+        <w:rPr>
+          <w:rFonts w:asciiTheme="majorBidi" w:hAnsiTheme="majorBidi" w:cstheme="majorBidi"/>
+        </w:rPr>
+      </w:pPr>
+      <w:r>
+        <w:rPr>
+          <w:rFonts w:asciiTheme="majorBidi" w:hAnsiTheme="majorBidi" w:cstheme="majorBidi"/>
+        </w:rPr>
+        <w:t>Payment = 25000 / (100 + 1×200 + 20) = 25000 / 320 = 78.125</w:t>
       </w:r>
     </w:p>
     <w:p>
@@ -3020,12 +2990,41 @@
       <w:r>
         <w:rPr>
           <w:rFonts w:asciiTheme="majorBidi" w:hAnsiTheme="majorBidi" w:cstheme="majorBidi"/>
-        </w:rPr>
-        <w:t>Payment = 25000 / (100 + 1×200 + 20) = 25000 / 320 = 78.125</w:t>
+          <w:b/>
+        </w:rPr>
+        <w:t>Expected payment: $78.125</w:t>
       </w:r>
     </w:p>
     <w:p>
       <w:pPr>
+        <w:pStyle w:val="Heading2"/>
+        <w:rPr>
+          <w:rFonts w:asciiTheme="majorBidi" w:hAnsiTheme="majorBidi"/>
+        </w:rPr>
+      </w:pPr>
+      <w:r>
+        <w:rPr>
+          <w:rFonts w:asciiTheme="majorBidi" w:hAnsiTheme="majorBidi"/>
+        </w:rPr>
+        <w:lastRenderedPageBreak/>
+        <w:t>Policy 102 — Comprehensive, age 35</w:t>
+      </w:r>
+    </w:p>
+    <w:p>
+      <w:pPr>
+        <w:rPr>
+          <w:rFonts w:asciiTheme="majorBidi" w:hAnsiTheme="majorBidi" w:cstheme="majorBidi"/>
+        </w:rPr>
+      </w:pPr>
+      <w:r>
+        <w:rPr>
+          <w:rFonts w:asciiTheme="majorBidi" w:hAnsiTheme="majorBidi" w:cstheme="majorBidi"/>
+        </w:rPr>
+        <w:t>Payment = 52000 / (50 + 0×200 + 20) = 52000 / 70 = 742.857142857</w:t>
+      </w:r>
+    </w:p>
+    <w:p>
+      <w:pPr>
         <w:rPr>
           <w:rFonts w:asciiTheme="majorBidi" w:hAnsiTheme="majorBidi" w:cstheme="majorBidi"/>
         </w:rPr>
@@ -3035,7 +3034,7 @@
           <w:rFonts w:asciiTheme="majorBidi" w:hAnsiTheme="majorBidi" w:cstheme="majorBidi"/>
           <w:b/>
         </w:rPr>
-        <w:t>Expected payment: $78.125</w:t>
+        <w:t>Expected payment: $742.857</w:t>
       </w:r>
     </w:p>
     <w:p>
@@ -3049,7 +3048,7 @@
         <w:rPr>
           <w:rFonts w:asciiTheme="majorBidi" w:hAnsiTheme="majorBidi"/>
         </w:rPr>
-        <w:t>Policy 102 — Comprehensive, age 35</w:t>
+        <w:t>Policy 102 — Comprehensive, age 28</w:t>
       </w:r>
     </w:p>
     <w:p>
@@ -3062,7 +3061,21 @@
         <w:rPr>
           <w:rFonts w:asciiTheme="majorBidi" w:hAnsiTheme="majorBidi" w:cstheme="majorBidi"/>
         </w:rPr>
-        <w:t>Payment = 52000 / (50 + 0×200 + 20) = 52000 / 70 = 742.857142857</w:t>
+        <w:t>Base = 52000 / 70 = 742.857142857; surcharge = (30−</w:t>
+      </w:r>
+      <w:proofErr w:type="gramStart"/>
+      <w:r>
+        <w:rPr>
+          <w:rFonts w:asciiTheme="majorBidi" w:hAnsiTheme="majorBidi" w:cstheme="majorBidi"/>
+        </w:rPr>
+        <w:t>28)×</w:t>
+      </w:r>
+      <w:proofErr w:type="gramEnd"/>
+      <w:r>
+        <w:rPr>
+          <w:rFonts w:asciiTheme="majorBidi" w:hAnsiTheme="majorBidi" w:cstheme="majorBidi"/>
+        </w:rPr>
+        <w:t>50 = 100; total = 842.857142857</w:t>
       </w:r>
     </w:p>
     <w:p>
@@ -3076,7 +3089,7 @@
           <w:rFonts w:asciiTheme="majorBidi" w:hAnsiTheme="majorBidi" w:cstheme="majorBidi"/>
           <w:b/>
         </w:rPr>
-        <w:t>Expected payment: $742.857</w:t>
+        <w:t>Expected payment: $842.857</w:t>
       </w:r>
     </w:p>
     <w:p>
@@ -3090,7 +3103,7 @@
         <w:rPr>
           <w:rFonts w:asciiTheme="majorBidi" w:hAnsiTheme="majorBidi"/>
         </w:rPr>
-        <w:t>Policy 102 — Comprehensive, age 28</w:t>
+        <w:t>Policy 201 — Third Party</w:t>
       </w:r>
     </w:p>
     <w:p>
@@ -3103,21 +3116,7 @@
         <w:rPr>
           <w:rFonts w:asciiTheme="majorBidi" w:hAnsiTheme="majorBidi" w:cstheme="majorBidi"/>
         </w:rPr>
-        <w:t>Base = 52000 / 70 = 742.857142857; surcharge = (30−</w:t>
-      </w:r>
-      <w:proofErr w:type="gramStart"/>
-      <w:r>
-        <w:rPr>
-          <w:rFonts w:asciiTheme="majorBidi" w:hAnsiTheme="majorBidi" w:cstheme="majorBidi"/>
-        </w:rPr>
-        <w:t>28)×</w:t>
-      </w:r>
-      <w:proofErr w:type="gramEnd"/>
-      <w:r>
-        <w:rPr>
-          <w:rFonts w:asciiTheme="majorBidi" w:hAnsiTheme="majorBidi" w:cstheme="majorBidi"/>
-        </w:rPr>
-        <w:t>50 = 100; total = 842.857142857</w:t>
+        <w:t>Payment = 18000 / (100 + 2×200 + 20) = 18000 / 520 = 34.615384615</w:t>
       </w:r>
     </w:p>
     <w:p>
@@ -3131,7 +3130,7 @@
           <w:rFonts w:asciiTheme="majorBidi" w:hAnsiTheme="majorBidi" w:cstheme="majorBidi"/>
           <w:b/>
         </w:rPr>
-        <w:t>Expected payment: $842.857</w:t>
+        <w:t>Expected payment: $34.615</w:t>
       </w:r>
     </w:p>
     <w:p>
@@ -3145,7 +3144,7 @@
         <w:rPr>
           <w:rFonts w:asciiTheme="majorBidi" w:hAnsiTheme="majorBidi"/>
         </w:rPr>
-        <w:t>Policy 201 — Third Party</w:t>
+        <w:t>Policy 301 — Comprehensive</w:t>
       </w:r>
     </w:p>
     <w:p>
@@ -3158,7 +3157,7 @@
         <w:rPr>
           <w:rFonts w:asciiTheme="majorBidi" w:hAnsiTheme="majorBidi" w:cstheme="majorBidi"/>
         </w:rPr>
-        <w:t>Payment = 18000 / (100 + 2×200 + 20) = 18000 / 520 = 34.615384615</w:t>
+        <w:t>Payment = 45000 / (50 + 0×200 + 20) = 45000 / 70 = 642.857142857</w:t>
       </w:r>
     </w:p>
     <w:p>
@@ -3172,7 +3171,7 @@
           <w:rFonts w:asciiTheme="majorBidi" w:hAnsiTheme="majorBidi" w:cstheme="majorBidi"/>
           <w:b/>
         </w:rPr>
-        <w:t>Expected payment: $34.615</w:t>
+        <w:t>Expected payment: $642.857</w:t>
       </w:r>
     </w:p>
     <w:p>
@@ -3186,7 +3185,7 @@
         <w:rPr>
           <w:rFonts w:asciiTheme="majorBidi" w:hAnsiTheme="majorBidi"/>
         </w:rPr>
-        <w:t>Policy 301 — Comprehensive</w:t>
+        <w:t>Policy 401 — Third Party</w:t>
       </w:r>
     </w:p>
     <w:p>
@@ -3199,7 +3198,7 @@
         <w:rPr>
           <w:rFonts w:asciiTheme="majorBidi" w:hAnsiTheme="majorBidi" w:cstheme="majorBidi"/>
         </w:rPr>
-        <w:t>Payment = 45000 / (50 + 0×200 + 20) = 45000 / 70 = 642.857142857</w:t>
+        <w:t>Payment = 30000 / (100 + 1×200 + 20) = 30000 / 320 = 93.75</w:t>
       </w:r>
     </w:p>
     <w:p>
@@ -3213,12 +3212,12 @@
           <w:rFonts w:asciiTheme="majorBidi" w:hAnsiTheme="majorBidi" w:cstheme="majorBidi"/>
           <w:b/>
         </w:rPr>
-        <w:t>Expected payment: $642.857</w:t>
+        <w:t>Expected payment: $93.750</w:t>
       </w:r>
     </w:p>
     <w:p>
       <w:pPr>
-        <w:pStyle w:val="Heading2"/>
+        <w:pStyle w:val="Heading1"/>
         <w:rPr>
           <w:rFonts w:asciiTheme="majorBidi" w:hAnsiTheme="majorBidi"/>
         </w:rPr>
@@ -3227,20 +3226,21 @@
         <w:rPr>
           <w:rFonts w:asciiTheme="majorBidi" w:hAnsiTheme="majorBidi"/>
         </w:rPr>
-        <w:t>Policy 401 — Third Party</w:t>
+        <w:t>Total Payment Calculations</w:t>
       </w:r>
     </w:p>
     <w:p>
       <w:pPr>
-        <w:rPr>
-          <w:rFonts w:asciiTheme="majorBidi" w:hAnsiTheme="majorBidi" w:cstheme="majorBidi"/>
-        </w:rPr>
-      </w:pPr>
-      <w:r>
-        <w:rPr>
-          <w:rFonts w:asciiTheme="majorBidi" w:hAnsiTheme="majorBidi" w:cstheme="majorBidi"/>
-        </w:rPr>
-        <w:t>Payment = 30000 / (100 + 1×200 + 20) = 30000 / 320 = 93.75</w:t>
+        <w:pStyle w:val="Heading2"/>
+        <w:rPr>
+          <w:rFonts w:asciiTheme="majorBidi" w:hAnsiTheme="majorBidi"/>
+        </w:rPr>
+      </w:pPr>
+      <w:r>
+        <w:rPr>
+          <w:rFonts w:asciiTheme="majorBidi" w:hAnsiTheme="majorBidi"/>
+        </w:rPr>
+        <w:t>Alice — User 1001</w:t>
       </w:r>
     </w:p>
     <w:p>
@@ -3252,23 +3252,21 @@
       <w:r>
         <w:rPr>
           <w:rFonts w:asciiTheme="majorBidi" w:hAnsiTheme="majorBidi" w:cstheme="majorBidi"/>
-          <w:b/>
-        </w:rPr>
-        <w:t>Expected payment: $93.750</w:t>
+        </w:rPr>
+        <w:t>Policy 101 + Policy 102 = 78.125 + 842.857142857 = 920.982142857.</w:t>
       </w:r>
     </w:p>
     <w:p>
       <w:pPr>
-        <w:pStyle w:val="Heading1"/>
-        <w:rPr>
-          <w:rFonts w:asciiTheme="majorBidi" w:hAnsiTheme="majorBidi"/>
-        </w:rPr>
-      </w:pPr>
-      <w:r>
-        <w:rPr>
-          <w:rFonts w:asciiTheme="majorBidi" w:hAnsiTheme="majorBidi"/>
-        </w:rPr>
-        <w:t>4. Total Payment Calculations</w:t>
+        <w:rPr>
+          <w:rFonts w:asciiTheme="majorBidi" w:hAnsiTheme="majorBidi" w:cstheme="majorBidi"/>
+        </w:rPr>
+      </w:pPr>
+      <w:r>
+        <w:rPr>
+          <w:rFonts w:asciiTheme="majorBidi" w:hAnsiTheme="majorBidi" w:cstheme="majorBidi"/>
+        </w:rPr>
+        <w:t>Expected Alice total: $920.982</w:t>
       </w:r>
     </w:p>
     <w:p>
@@ -3282,7 +3280,7 @@
         <w:rPr>
           <w:rFonts w:asciiTheme="majorBidi" w:hAnsiTheme="majorBidi"/>
         </w:rPr>
-        <w:t>Alice — User 1001</w:t>
+        <w:t>All Five Policies</w:t>
       </w:r>
     </w:p>
     <w:p>
@@ -3295,13 +3293,7 @@
         <w:rPr>
           <w:rFonts w:asciiTheme="majorBidi" w:hAnsiTheme="majorBidi" w:cstheme="majorBidi"/>
         </w:rPr>
-        <w:t xml:space="preserve">Policy 101 + Policy 102 = 78.125 + 842.857142857 = </w:t>
-      </w:r>
-      <w:r>
-        <w:rPr>
-          <w:rFonts w:asciiTheme="majorBidi" w:hAnsiTheme="majorBidi" w:cstheme="majorBidi"/>
-        </w:rPr>
-        <w:t>920.982142857.</w:t>
+        <w:t>78.125 + 842.857142857 + 34.615384615 + 642.857142857 + 93.75 = 1692.204670329.</w:t>
       </w:r>
     </w:p>
     <w:p>
@@ -3314,12 +3306,12 @@
         <w:rPr>
           <w:rFonts w:asciiTheme="majorBidi" w:hAnsiTheme="majorBidi" w:cstheme="majorBidi"/>
         </w:rPr>
-        <w:t>Expected Alice total: $920.982</w:t>
+        <w:t>Expected total for all policies: $1,692.205</w:t>
       </w:r>
     </w:p>
     <w:p>
       <w:pPr>
-        <w:pStyle w:val="Heading2"/>
+        <w:pStyle w:val="Heading1"/>
         <w:rPr>
           <w:rFonts w:asciiTheme="majorBidi" w:hAnsiTheme="majorBidi"/>
         </w:rPr>
@@ -3328,7 +3320,7 @@
         <w:rPr>
           <w:rFonts w:asciiTheme="majorBidi" w:hAnsiTheme="majorBidi"/>
         </w:rPr>
-        <w:t>All Five Policies</w:t>
+        <w:t>5. Car Price Rise — Alice, 10%</w:t>
       </w:r>
     </w:p>
     <w:p>
@@ -3341,7 +3333,7 @@
         <w:rPr>
           <w:rFonts w:asciiTheme="majorBidi" w:hAnsiTheme="majorBidi" w:cstheme="majorBidi"/>
         </w:rPr>
-        <w:t>78.125 + 842.857142857 + 34.615384615 + 642.857142857 + 93.75 = 1692.204670329.</w:t>
+        <w:t>Toyota Camry: $25,000 × 1.10 = $27,500.</w:t>
       </w:r>
     </w:p>
     <w:p>
@@ -3354,21 +3346,20 @@
         <w:rPr>
           <w:rFonts w:asciiTheme="majorBidi" w:hAnsiTheme="majorBidi" w:cstheme="majorBidi"/>
         </w:rPr>
-        <w:t>Expected total for all policies: $1,692.205</w:t>
+        <w:t>New Camry payment: $27,500 / 320 = $85.9375.</w:t>
       </w:r>
     </w:p>
     <w:p>
       <w:pPr>
-        <w:pStyle w:val="Heading1"/>
-        <w:rPr>
-          <w:rFonts w:asciiTheme="majorBidi" w:hAnsiTheme="majorBidi"/>
-        </w:rPr>
-      </w:pPr>
-      <w:r>
-        <w:rPr>
-          <w:rFonts w:asciiTheme="majorBidi" w:hAnsiTheme="majorBidi"/>
-        </w:rPr>
-        <w:t>5. Car Price Rise — Alice, 10%</w:t>
+        <w:rPr>
+          <w:rFonts w:asciiTheme="majorBidi" w:hAnsiTheme="majorBidi" w:cstheme="majorBidi"/>
+        </w:rPr>
+      </w:pPr>
+      <w:r>
+        <w:rPr>
+          <w:rFonts w:asciiTheme="majorBidi" w:hAnsiTheme="majorBidi" w:cstheme="majorBidi"/>
+        </w:rPr>
+        <w:t>BMW X5: $52,000 × 1.10 = $57,200.</w:t>
       </w:r>
     </w:p>
     <w:p>
@@ -3381,7 +3372,7 @@
         <w:rPr>
           <w:rFonts w:asciiTheme="majorBidi" w:hAnsiTheme="majorBidi" w:cstheme="majorBidi"/>
         </w:rPr>
-        <w:t>Toyota Camry: $25,000 × 1.10 = $27,500.</w:t>
+        <w:t>New BMW payment: $57,200 / 70 + 100 = $917.142857143.</w:t>
       </w:r>
     </w:p>
     <w:p>
@@ -3394,7 +3385,7 @@
         <w:rPr>
           <w:rFonts w:asciiTheme="majorBidi" w:hAnsiTheme="majorBidi" w:cstheme="majorBidi"/>
         </w:rPr>
-        <w:t>New Camry payment: $27,500 / 320 = $85.9375.</w:t>
+        <w:t>New Alice total: $85.9375 + $917.142857143 = $1,003.080357143.</w:t>
       </w:r>
     </w:p>
     <w:p>
@@ -3407,33 +3398,22 @@
         <w:rPr>
           <w:rFonts w:asciiTheme="majorBidi" w:hAnsiTheme="majorBidi" w:cstheme="majorBidi"/>
         </w:rPr>
-        <w:t>BMW X5: $52,000 × 1.10 = $</w:t>
-      </w:r>
-      <w:r>
-        <w:rPr>
-          <w:rFonts w:asciiTheme="majorBidi" w:hAnsiTheme="majorBidi" w:cstheme="majorBidi"/>
-        </w:rPr>
-        <w:t>57</w:t>
-      </w:r>
-      <w:r>
-        <w:rPr>
-          <w:rFonts w:asciiTheme="majorBidi" w:hAnsiTheme="majorBidi" w:cstheme="majorBidi"/>
-        </w:rPr>
-        <w:t>,200.</w:t>
+        <w:t>Expected result: $1,003.080</w:t>
       </w:r>
     </w:p>
     <w:p>
       <w:pPr>
-        <w:rPr>
-          <w:rFonts w:asciiTheme="majorBidi" w:hAnsiTheme="majorBidi" w:cstheme="majorBidi"/>
-        </w:rPr>
-      </w:pPr>
-      <w:r>
-        <w:rPr>
-          <w:rFonts w:asciiTheme="majorBidi" w:hAnsiTheme="majorBidi" w:cstheme="majorBidi"/>
+        <w:pStyle w:val="Heading1"/>
+        <w:rPr>
+          <w:rFonts w:asciiTheme="majorBidi" w:hAnsiTheme="majorBidi"/>
+        </w:rPr>
+      </w:pPr>
+      <w:r>
+        <w:rPr>
+          <w:rFonts w:asciiTheme="majorBidi" w:hAnsiTheme="majorBidi"/>
         </w:rPr>
         <w:lastRenderedPageBreak/>
-        <w:t>New BMW payment: $57,200 / 70 + 100 = $917.142857143.</w:t>
+        <w:t xml:space="preserve"> Filtering and Date Logic</w:t>
       </w:r>
     </w:p>
     <w:p>
@@ -3446,7 +3426,7 @@
         <w:rPr>
           <w:rFonts w:asciiTheme="majorBidi" w:hAnsiTheme="majorBidi" w:cstheme="majorBidi"/>
         </w:rPr>
-        <w:t>New Alice total: $85.9375 + $917.142857143 = $1,003.080357143.</w:t>
+        <w:t>filterByCarModel("Toyota"): Toyota Camry and Toyota RAV4 match → expected size = 2.</w:t>
       </w:r>
     </w:p>
     <w:p>
@@ -3459,27 +3439,28 @@
         <w:rPr>
           <w:rFonts w:asciiTheme="majorBidi" w:hAnsiTheme="majorBidi" w:cstheme="majorBidi"/>
         </w:rPr>
-        <w:t>Expected result: $1,003.080</w:t>
+        <w:t>filterByCarModel("Tesla"): no matching cars → expected size = 0.</w:t>
       </w:r>
     </w:p>
     <w:p>
       <w:pPr>
-        <w:pStyle w:val="Heading1"/>
-        <w:rPr>
-          <w:rFonts w:asciiTheme="majorBidi" w:hAnsiTheme="majorBidi"/>
-        </w:rPr>
-      </w:pPr>
-      <w:r>
-        <w:rPr>
-          <w:rFonts w:asciiTheme="majorBidi" w:hAnsiTheme="majorBidi"/>
-        </w:rPr>
-        <w:t xml:space="preserve">6. Filtering and Date </w:t>
-      </w:r>
-      <w:r>
-        <w:rPr>
-          <w:rFonts w:asciiTheme="majorBidi" w:hAnsiTheme="majorBidi"/>
-        </w:rPr>
-        <w:t>Logic</w:t>
+        <w:rPr>
+          <w:rFonts w:asciiTheme="majorBidi" w:hAnsiTheme="majorBidi" w:cstheme="majorBidi"/>
+        </w:rPr>
+      </w:pPr>
+      <w:proofErr w:type="gramStart"/>
+      <w:r>
+        <w:rPr>
+          <w:rFonts w:asciiTheme="majorBidi" w:hAnsiTheme="majorBidi" w:cstheme="majorBidi"/>
+        </w:rPr>
+        <w:t>filterByExpiryDate(</w:t>
+      </w:r>
+      <w:proofErr w:type="gramEnd"/>
+      <w:r>
+        <w:rPr>
+          <w:rFonts w:asciiTheme="majorBidi" w:hAnsiTheme="majorBidi" w:cstheme="majorBidi"/>
+        </w:rPr>
+        <w:t>2025-07-01): policies 101, 201 and 401 are expired → expected size = 3.</w:t>
       </w:r>
     </w:p>
     <w:p>
@@ -3492,58 +3473,11 @@
         <w:rPr>
           <w:rFonts w:asciiTheme="majorBidi" w:hAnsiTheme="majorBidi" w:cstheme="majorBidi"/>
         </w:rPr>
-        <w:t>filterByCarModel("Toyota"): Toyota Camry and Toyota RAV4 match → expected size = 2.</w:t>
+        <w:t>MyDate.isExpired: 2025-07-01 vs 2025-06-30 → true; 2024-01-01 vs 2025-06-30 → false; same date 2025-06-30 → true.</w:t>
       </w:r>
     </w:p>
     <w:p>
       <w:pPr>
-        <w:rPr>
-          <w:rFonts w:asciiTheme="majorBidi" w:hAnsiTheme="majorBidi" w:cstheme="majorBidi"/>
-        </w:rPr>
-      </w:pPr>
-      <w:r>
-        <w:rPr>
-          <w:rFonts w:asciiTheme="majorBidi" w:hAnsiTheme="majorBidi" w:cstheme="majorBidi"/>
-        </w:rPr>
-        <w:t>filterByCarModel("Tesla"): no matching cars → expected size = 0.</w:t>
-      </w:r>
-    </w:p>
-    <w:p>
-      <w:pPr>
-        <w:rPr>
-          <w:rFonts w:asciiTheme="majorBidi" w:hAnsiTheme="majorBidi" w:cstheme="majorBidi"/>
-        </w:rPr>
-      </w:pPr>
-      <w:proofErr w:type="gramStart"/>
-      <w:r>
-        <w:rPr>
-          <w:rFonts w:asciiTheme="majorBidi" w:hAnsiTheme="majorBidi" w:cstheme="majorBidi"/>
-        </w:rPr>
-        <w:t>filterByExpiryDate(</w:t>
-      </w:r>
-      <w:proofErr w:type="gramEnd"/>
-      <w:r>
-        <w:rPr>
-          <w:rFonts w:asciiTheme="majorBidi" w:hAnsiTheme="majorBidi" w:cstheme="majorBidi"/>
-        </w:rPr>
-        <w:t>2025-07-01): policies 101, 201 and 401 are expired → expected size = 3.</w:t>
-      </w:r>
-    </w:p>
-    <w:p>
-      <w:pPr>
-        <w:rPr>
-          <w:rFonts w:asciiTheme="majorBidi" w:hAnsiTheme="majorBidi" w:cstheme="majorBidi"/>
-        </w:rPr>
-      </w:pPr>
-      <w:r>
-        <w:rPr>
-          <w:rFonts w:asciiTheme="majorBidi" w:hAnsiTheme="majorBidi" w:cstheme="majorBidi"/>
-        </w:rPr>
-        <w:t>MyDate.isExpired: 2025-07-01 vs 2025-06-30 → true; 2024-01-01 vs 2025-06-30 → false; same date 2025-06-30 → true.</w:t>
-      </w:r>
-    </w:p>
-    <w:p>
-      <w:pPr>
         <w:pStyle w:val="Heading1"/>
         <w:rPr>
           <w:rFonts w:asciiTheme="majorBidi" w:hAnsiTheme="majorBidi"/>
@@ -3553,7 +3487,7 @@
         <w:rPr>
           <w:rFonts w:asciiTheme="majorBidi" w:hAnsiTheme="majorBidi"/>
         </w:rPr>
-        <w:t>7. Complete Expected Test Results</w:t>
+        <w:t>Expected Test Results</w:t>
       </w:r>
     </w:p>
     <w:tbl>
@@ -4270,13 +4204,7 @@
               <w:rPr>
                 <w:rFonts w:asciiTheme="majorBidi" w:hAnsiTheme="majorBidi" w:cstheme="majorBidi"/>
               </w:rPr>
-              <w:t xml:space="preserve">addPolicy — </w:t>
-            </w:r>
-            <w:r>
-              <w:rPr>
-                <w:rFonts w:asciiTheme="majorBidi" w:hAnsiTheme="majorBidi" w:cstheme="majorBidi"/>
-              </w:rPr>
-              <w:t>duplicate ID 101</w:t>
+              <w:t>addPolicy — duplicate ID 101</w:t>
             </w:r>
           </w:p>
         </w:tc>
@@ -5887,7 +5815,6 @@
           <w:sz w:val="22"/>
           <w:szCs w:val="22"/>
         </w:rPr>
-        <w:lastRenderedPageBreak/>
         <w:t>getTotalPaymentForCity</w:t>
       </w:r>
       <w:proofErr w:type="spellEnd"/>
@@ -6044,6 +5971,7 @@
           <w:sz w:val="22"/>
           <w:szCs w:val="22"/>
         </w:rPr>
+        <w:lastRenderedPageBreak/>
         <w:t xml:space="preserve">Alice Subtotal: </w:t>
       </w:r>
       <w:r>
@@ -6877,8 +6805,27 @@
                 <w:szCs w:val="24"/>
                 <w:bdr w:val="none" w:sz="0" w:space="0" w:color="auto" w:frame="1"/>
               </w:rPr>
-              <w:t xml:space="preserve">Test </w:t>
-            </w:r>
+              <w:t>Test method</w:t>
+            </w:r>
+          </w:p>
+        </w:tc>
+        <w:tc>
+          <w:tcPr>
+            <w:tcW w:w="0" w:type="auto"/>
+            <w:shd w:val="clear" w:color="auto" w:fill="4BACC6" w:themeFill="accent5"/>
+            <w:hideMark/>
+          </w:tcPr>
+          <w:p>
+            <w:pPr>
+              <w:rPr>
+                <w:rFonts w:asciiTheme="majorBidi" w:eastAsia="Times New Roman" w:hAnsiTheme="majorBidi" w:cstheme="majorBidi"/>
+                <w:i/>
+                <w:iCs/>
+                <w:color w:val="1F1F1F"/>
+                <w:sz w:val="24"/>
+                <w:szCs w:val="24"/>
+              </w:rPr>
+            </w:pPr>
             <w:r>
               <w:rPr>
                 <w:rFonts w:asciiTheme="majorBidi" w:eastAsia="Times New Roman" w:hAnsiTheme="majorBidi" w:cstheme="majorBidi"/>
@@ -6891,7 +6838,7 @@
                 <w:szCs w:val="24"/>
                 <w:bdr w:val="none" w:sz="0" w:space="0" w:color="auto" w:frame="1"/>
               </w:rPr>
-              <w:t>method</w:t>
+              <w:t>Expected Result</w:t>
             </w:r>
           </w:p>
         </w:tc>
@@ -6924,39 +6871,6 @@
                 <w:szCs w:val="24"/>
                 <w:bdr w:val="none" w:sz="0" w:space="0" w:color="auto" w:frame="1"/>
               </w:rPr>
-              <w:t>Expected Result</w:t>
-            </w:r>
-          </w:p>
-        </w:tc>
-        <w:tc>
-          <w:tcPr>
-            <w:tcW w:w="0" w:type="auto"/>
-            <w:shd w:val="clear" w:color="auto" w:fill="4BACC6" w:themeFill="accent5"/>
-            <w:hideMark/>
-          </w:tcPr>
-          <w:p>
-            <w:pPr>
-              <w:rPr>
-                <w:rFonts w:asciiTheme="majorBidi" w:eastAsia="Times New Roman" w:hAnsiTheme="majorBidi" w:cstheme="majorBidi"/>
-                <w:i/>
-                <w:iCs/>
-                <w:color w:val="1F1F1F"/>
-                <w:sz w:val="24"/>
-                <w:szCs w:val="24"/>
-              </w:rPr>
-            </w:pPr>
-            <w:r>
-              <w:rPr>
-                <w:rFonts w:asciiTheme="majorBidi" w:eastAsia="Times New Roman" w:hAnsiTheme="majorBidi" w:cstheme="majorBidi"/>
-                <w:b/>
-                <w:bCs/>
-                <w:i/>
-                <w:iCs/>
-                <w:color w:val="1F1F1F"/>
-                <w:sz w:val="24"/>
-                <w:szCs w:val="24"/>
-                <w:bdr w:val="none" w:sz="0" w:space="0" w:color="auto" w:frame="1"/>
-              </w:rPr>
               <w:t>Expected Status</w:t>
             </w:r>
           </w:p>
@@ -7708,6 +7622,4078 @@
                 <w:szCs w:val="24"/>
               </w:rPr>
               <w:t xml:space="preserve"> </w:t>
+            </w:r>
+          </w:p>
+        </w:tc>
+      </w:tr>
+    </w:tbl>
+    <w:p>
+      <w:pPr>
+        <w:pStyle w:val="Heading3"/>
+        <w:spacing w:before="0"/>
+        <w:rPr>
+          <w:rFonts w:ascii="Arial" w:hAnsi="Arial" w:cs="Arial"/>
+          <w:color w:val="1F1F1F"/>
+          <w:sz w:val="27"/>
+        </w:rPr>
+      </w:pPr>
+      <w:r>
+        <w:rPr>
+          <w:rFonts w:asciiTheme="majorBidi" w:hAnsiTheme="majorBidi"/>
+        </w:rPr>
+        <w:br/>
+      </w:r>
+      <w:r>
+        <w:rPr>
+          <w:rFonts w:ascii="Arial" w:hAnsi="Arial" w:cs="Arial"/>
+          <w:color w:val="1F1F1F"/>
+        </w:rPr>
+        <w:t>8. Advanced Level</w:t>
+      </w:r>
+    </w:p>
+    <w:p>
+      <w:pPr>
+        <w:rPr>
+          <w:rFonts w:ascii="Arial" w:hAnsi="Arial" w:cs="Arial"/>
+          <w:color w:val="1F1F1F"/>
+        </w:rPr>
+      </w:pPr>
+      <w:r>
+        <w:rPr>
+          <w:rFonts w:ascii="Arial" w:hAnsi="Arial" w:cs="Arial"/>
+          <w:b/>
+          <w:bCs/>
+          <w:color w:val="1F1F1F"/>
+          <w:bdr w:val="none" w:sz="0" w:space="0" w:color="auto" w:frame="1"/>
+        </w:rPr>
+        <w:t>Feature 1: Policy Removal</w:t>
+      </w:r>
+    </w:p>
+    <w:p>
+      <w:pPr>
+        <w:rPr>
+          <w:rFonts w:ascii="Arial" w:hAnsi="Arial" w:cs="Arial"/>
+          <w:color w:val="1F1F1F"/>
+        </w:rPr>
+      </w:pPr>
+      <w:r>
+        <w:rPr>
+          <w:rFonts w:ascii="Arial" w:hAnsi="Arial" w:cs="Arial"/>
+          <w:color w:val="1F1F1F"/>
+        </w:rPr>
+        <w:br/>
+      </w:r>
+    </w:p>
+    <w:p>
+      <w:pPr>
+        <w:numPr>
+          <w:ilvl w:val="0"/>
+          <w:numId w:val="11"/>
+        </w:numPr>
+        <w:spacing w:after="0" w:line="240" w:lineRule="auto"/>
+        <w:rPr>
+          <w:rFonts w:ascii="Arial" w:hAnsi="Arial" w:cs="Arial"/>
+          <w:color w:val="1F1F1F"/>
+        </w:rPr>
+      </w:pPr>
+      <w:proofErr w:type="spellStart"/>
+      <w:r>
+        <w:rPr>
+          <w:rFonts w:ascii="Arial" w:hAnsi="Arial" w:cs="Arial"/>
+          <w:b/>
+          <w:bCs/>
+          <w:color w:val="1F1F1F"/>
+          <w:bdr w:val="none" w:sz="0" w:space="0" w:color="auto" w:frame="1"/>
+        </w:rPr>
+        <w:t>removePolicy</w:t>
+      </w:r>
+      <w:proofErr w:type="spellEnd"/>
+      <w:r>
+        <w:rPr>
+          <w:rFonts w:ascii="Arial" w:hAnsi="Arial" w:cs="Arial"/>
+          <w:b/>
+          <w:bCs/>
+          <w:color w:val="1F1F1F"/>
+          <w:bdr w:val="none" w:sz="0" w:space="0" w:color="auto" w:frame="1"/>
+        </w:rPr>
+        <w:t xml:space="preserve"> Success:</w:t>
+      </w:r>
+      <w:r>
+        <w:rPr>
+          <w:rFonts w:ascii="Arial" w:hAnsi="Arial" w:cs="Arial"/>
+          <w:color w:val="1F1F1F"/>
+          <w:bdr w:val="none" w:sz="0" w:space="0" w:color="auto" w:frame="1"/>
+        </w:rPr>
+        <w:t xml:space="preserve"> Diana Prince (User 1004) currently holds Policy 401. Removing Policy 401 from User 1004 removes the policy object from Diana's policy list and returns </w:t>
+      </w:r>
+      <w:r>
+        <w:rPr>
+          <w:rStyle w:val="HTMLCode"/>
+          <w:rFonts w:ascii="Arial" w:eastAsiaTheme="minorEastAsia" w:hAnsi="Arial" w:cs="Arial"/>
+          <w:color w:val="1F1F1F"/>
+          <w:sz w:val="23"/>
+          <w:szCs w:val="23"/>
+          <w:bdr w:val="none" w:sz="0" w:space="0" w:color="auto" w:frame="1"/>
+        </w:rPr>
+        <w:t>true</w:t>
+      </w:r>
+      <w:r>
+        <w:rPr>
+          <w:rFonts w:ascii="Arial" w:hAnsi="Arial" w:cs="Arial"/>
+          <w:color w:val="1F1F1F"/>
+          <w:bdr w:val="none" w:sz="0" w:space="0" w:color="auto" w:frame="1"/>
+        </w:rPr>
+        <w:t>.</w:t>
+      </w:r>
+      <w:r>
+        <w:rPr>
+          <w:rFonts w:ascii="Arial" w:hAnsi="Arial" w:cs="Arial"/>
+          <w:color w:val="1F1F1F"/>
+        </w:rPr>
+        <w:t xml:space="preserve"> </w:t>
+      </w:r>
+    </w:p>
+    <w:p>
+      <w:pPr>
+        <w:ind w:left="720"/>
+        <w:rPr>
+          <w:rFonts w:ascii="Arial" w:hAnsi="Arial" w:cs="Arial"/>
+          <w:color w:val="1F1F1F"/>
+        </w:rPr>
+      </w:pPr>
+    </w:p>
+    <w:p>
+      <w:pPr>
+        <w:numPr>
+          <w:ilvl w:val="0"/>
+          <w:numId w:val="11"/>
+        </w:numPr>
+        <w:spacing w:after="0" w:line="240" w:lineRule="auto"/>
+        <w:rPr>
+          <w:rFonts w:ascii="Arial" w:hAnsi="Arial" w:cs="Arial"/>
+          <w:color w:val="1F1F1F"/>
+        </w:rPr>
+      </w:pPr>
+      <w:proofErr w:type="spellStart"/>
+      <w:r>
+        <w:rPr>
+          <w:rFonts w:ascii="Arial" w:hAnsi="Arial" w:cs="Arial"/>
+          <w:b/>
+          <w:bCs/>
+          <w:color w:val="1F1F1F"/>
+          <w:bdr w:val="none" w:sz="0" w:space="0" w:color="auto" w:frame="1"/>
+        </w:rPr>
+        <w:t>removePolicy</w:t>
+      </w:r>
+      <w:proofErr w:type="spellEnd"/>
+      <w:r>
+        <w:rPr>
+          <w:rFonts w:ascii="Arial" w:hAnsi="Arial" w:cs="Arial"/>
+          <w:b/>
+          <w:bCs/>
+          <w:color w:val="1F1F1F"/>
+          <w:bdr w:val="none" w:sz="0" w:space="0" w:color="auto" w:frame="1"/>
+        </w:rPr>
+        <w:t xml:space="preserve"> Already Removed / Not Found:</w:t>
+      </w:r>
+      <w:r>
+        <w:rPr>
+          <w:rFonts w:ascii="Arial" w:hAnsi="Arial" w:cs="Arial"/>
+          <w:color w:val="1F1F1F"/>
+        </w:rPr>
+        <w:t xml:space="preserve"> Calling </w:t>
+      </w:r>
+      <w:proofErr w:type="spellStart"/>
+      <w:proofErr w:type="gramStart"/>
+      <w:r>
+        <w:rPr>
+          <w:rStyle w:val="HTMLCode"/>
+          <w:rFonts w:ascii="Arial" w:eastAsiaTheme="minorEastAsia" w:hAnsi="Arial" w:cs="Arial"/>
+          <w:color w:val="1F1F1F"/>
+          <w:sz w:val="23"/>
+          <w:szCs w:val="23"/>
+        </w:rPr>
+        <w:t>removePolicy</w:t>
+      </w:r>
+      <w:proofErr w:type="spellEnd"/>
+      <w:r>
+        <w:rPr>
+          <w:rStyle w:val="HTMLCode"/>
+          <w:rFonts w:ascii="Arial" w:eastAsiaTheme="minorEastAsia" w:hAnsi="Arial" w:cs="Arial"/>
+          <w:color w:val="1F1F1F"/>
+          <w:sz w:val="23"/>
+          <w:szCs w:val="23"/>
+        </w:rPr>
+        <w:t>(</w:t>
+      </w:r>
+      <w:proofErr w:type="gramEnd"/>
+      <w:r>
+        <w:rPr>
+          <w:rStyle w:val="HTMLCode"/>
+          <w:rFonts w:ascii="Arial" w:eastAsiaTheme="minorEastAsia" w:hAnsi="Arial" w:cs="Arial"/>
+          <w:color w:val="1F1F1F"/>
+          <w:sz w:val="23"/>
+          <w:szCs w:val="23"/>
+        </w:rPr>
+        <w:t>1004, 401)</w:t>
+      </w:r>
+      <w:r>
+        <w:rPr>
+          <w:rFonts w:ascii="Arial" w:hAnsi="Arial" w:cs="Arial"/>
+          <w:color w:val="1F1F1F"/>
+        </w:rPr>
+        <w:t xml:space="preserve"> immediately again searches an empty policy list and returns </w:t>
+      </w:r>
+      <w:r>
+        <w:rPr>
+          <w:rStyle w:val="HTMLCode"/>
+          <w:rFonts w:ascii="Arial" w:eastAsiaTheme="minorEastAsia" w:hAnsi="Arial" w:cs="Arial"/>
+          <w:color w:val="1F1F1F"/>
+          <w:sz w:val="23"/>
+          <w:szCs w:val="23"/>
+        </w:rPr>
+        <w:t>false</w:t>
+      </w:r>
+      <w:r>
+        <w:rPr>
+          <w:rFonts w:ascii="Arial" w:hAnsi="Arial" w:cs="Arial"/>
+          <w:color w:val="1F1F1F"/>
+        </w:rPr>
+        <w:t>.</w:t>
+      </w:r>
+    </w:p>
+    <w:p>
+      <w:pPr>
+        <w:ind w:left="720"/>
+        <w:rPr>
+          <w:rFonts w:ascii="Arial" w:hAnsi="Arial" w:cs="Arial"/>
+          <w:color w:val="1F1F1F"/>
+        </w:rPr>
+      </w:pPr>
+    </w:p>
+    <w:p>
+      <w:pPr>
+        <w:numPr>
+          <w:ilvl w:val="0"/>
+          <w:numId w:val="11"/>
+        </w:numPr>
+        <w:spacing w:after="0" w:line="240" w:lineRule="auto"/>
+        <w:rPr>
+          <w:rFonts w:ascii="Arial" w:hAnsi="Arial" w:cs="Arial"/>
+          <w:color w:val="1F1F1F"/>
+        </w:rPr>
+      </w:pPr>
+      <w:proofErr w:type="spellStart"/>
+      <w:r>
+        <w:rPr>
+          <w:rFonts w:ascii="Arial" w:hAnsi="Arial" w:cs="Arial"/>
+          <w:b/>
+          <w:bCs/>
+          <w:color w:val="1F1F1F"/>
+          <w:bdr w:val="none" w:sz="0" w:space="0" w:color="auto" w:frame="1"/>
+        </w:rPr>
+        <w:t>removePolicy</w:t>
+      </w:r>
+      <w:proofErr w:type="spellEnd"/>
+      <w:r>
+        <w:rPr>
+          <w:rFonts w:ascii="Arial" w:hAnsi="Arial" w:cs="Arial"/>
+          <w:b/>
+          <w:bCs/>
+          <w:color w:val="1F1F1F"/>
+          <w:bdr w:val="none" w:sz="0" w:space="0" w:color="auto" w:frame="1"/>
+        </w:rPr>
+        <w:t xml:space="preserve"> Invalid User:</w:t>
+      </w:r>
+      <w:r>
+        <w:rPr>
+          <w:rFonts w:ascii="Arial" w:hAnsi="Arial" w:cs="Arial"/>
+          <w:color w:val="1F1F1F"/>
+        </w:rPr>
+        <w:t xml:space="preserve"> Calling </w:t>
+      </w:r>
+      <w:proofErr w:type="spellStart"/>
+      <w:proofErr w:type="gramStart"/>
+      <w:r>
+        <w:rPr>
+          <w:rStyle w:val="HTMLCode"/>
+          <w:rFonts w:ascii="Arial" w:eastAsiaTheme="minorEastAsia" w:hAnsi="Arial" w:cs="Arial"/>
+          <w:color w:val="1F1F1F"/>
+          <w:sz w:val="23"/>
+          <w:szCs w:val="23"/>
+        </w:rPr>
+        <w:t>removePolicy</w:t>
+      </w:r>
+      <w:proofErr w:type="spellEnd"/>
+      <w:r>
+        <w:rPr>
+          <w:rStyle w:val="HTMLCode"/>
+          <w:rFonts w:ascii="Arial" w:eastAsiaTheme="minorEastAsia" w:hAnsi="Arial" w:cs="Arial"/>
+          <w:color w:val="1F1F1F"/>
+          <w:sz w:val="23"/>
+          <w:szCs w:val="23"/>
+        </w:rPr>
+        <w:t>(</w:t>
+      </w:r>
+      <w:proofErr w:type="gramEnd"/>
+      <w:r>
+        <w:rPr>
+          <w:rStyle w:val="HTMLCode"/>
+          <w:rFonts w:ascii="Arial" w:eastAsiaTheme="minorEastAsia" w:hAnsi="Arial" w:cs="Arial"/>
+          <w:color w:val="1F1F1F"/>
+          <w:sz w:val="23"/>
+          <w:szCs w:val="23"/>
+        </w:rPr>
+        <w:t>9999, 401)</w:t>
+      </w:r>
+      <w:r>
+        <w:rPr>
+          <w:rFonts w:ascii="Arial" w:hAnsi="Arial" w:cs="Arial"/>
+          <w:color w:val="1F1F1F"/>
+        </w:rPr>
+        <w:t xml:space="preserve"> on a nonexistent user ID returns </w:t>
+      </w:r>
+      <w:r>
+        <w:rPr>
+          <w:rStyle w:val="HTMLCode"/>
+          <w:rFonts w:ascii="Arial" w:eastAsiaTheme="minorEastAsia" w:hAnsi="Arial" w:cs="Arial"/>
+          <w:color w:val="1F1F1F"/>
+          <w:sz w:val="23"/>
+          <w:szCs w:val="23"/>
+        </w:rPr>
+        <w:t>false</w:t>
+      </w:r>
+      <w:r>
+        <w:rPr>
+          <w:rFonts w:ascii="Arial" w:hAnsi="Arial" w:cs="Arial"/>
+          <w:color w:val="1F1F1F"/>
+        </w:rPr>
+        <w:t>.</w:t>
+      </w:r>
+    </w:p>
+    <w:p>
+      <w:pPr>
+        <w:ind w:left="720"/>
+        <w:rPr>
+          <w:rFonts w:ascii="Arial" w:hAnsi="Arial" w:cs="Arial"/>
+          <w:color w:val="1F1F1F"/>
+        </w:rPr>
+      </w:pPr>
+    </w:p>
+    <w:p>
+      <w:pPr>
+        <w:rPr>
+          <w:rFonts w:ascii="Arial" w:hAnsi="Arial" w:cs="Arial"/>
+          <w:color w:val="1F1F1F"/>
+        </w:rPr>
+      </w:pPr>
+      <w:r>
+        <w:rPr>
+          <w:rFonts w:ascii="Arial" w:hAnsi="Arial" w:cs="Arial"/>
+          <w:b/>
+          <w:bCs/>
+          <w:color w:val="1F1F1F"/>
+          <w:bdr w:val="none" w:sz="0" w:space="0" w:color="auto" w:frame="1"/>
+        </w:rPr>
+        <w:t>Feature 2: Auto-Generated User ID</w:t>
+      </w:r>
+    </w:p>
+    <w:p>
+      <w:pPr>
+        <w:rPr>
+          <w:rFonts w:ascii="Arial" w:hAnsi="Arial" w:cs="Arial"/>
+          <w:color w:val="1F1F1F"/>
+        </w:rPr>
+      </w:pPr>
+      <w:r>
+        <w:rPr>
+          <w:rFonts w:ascii="Arial" w:hAnsi="Arial" w:cs="Arial"/>
+          <w:color w:val="1F1F1F"/>
+        </w:rPr>
+        <w:lastRenderedPageBreak/>
+        <w:br/>
+      </w:r>
+    </w:p>
+    <w:p>
+      <w:pPr>
+        <w:numPr>
+          <w:ilvl w:val="0"/>
+          <w:numId w:val="12"/>
+        </w:numPr>
+        <w:spacing w:after="0" w:line="240" w:lineRule="auto"/>
+        <w:rPr>
+          <w:rFonts w:ascii="Arial" w:hAnsi="Arial" w:cs="Arial"/>
+          <w:color w:val="1F1F1F"/>
+        </w:rPr>
+      </w:pPr>
+      <w:r>
+        <w:rPr>
+          <w:rFonts w:ascii="Arial" w:hAnsi="Arial" w:cs="Arial"/>
+          <w:b/>
+          <w:bCs/>
+          <w:color w:val="1F1F1F"/>
+          <w:bdr w:val="none" w:sz="0" w:space="0" w:color="auto" w:frame="1"/>
+        </w:rPr>
+        <w:t>Incremental Generation:</w:t>
+      </w:r>
+      <w:r>
+        <w:rPr>
+          <w:rFonts w:ascii="Arial" w:hAnsi="Arial" w:cs="Arial"/>
+          <w:color w:val="1F1F1F"/>
+        </w:rPr>
+        <w:t xml:space="preserve"> When creating users with the auto-generated ID constructor, the class increments a </w:t>
+      </w:r>
+      <w:r>
+        <w:rPr>
+          <w:rStyle w:val="HTMLCode"/>
+          <w:rFonts w:ascii="Arial" w:eastAsiaTheme="minorEastAsia" w:hAnsi="Arial" w:cs="Arial"/>
+          <w:color w:val="1F1F1F"/>
+          <w:sz w:val="23"/>
+          <w:szCs w:val="23"/>
+        </w:rPr>
+        <w:t>static int</w:t>
+      </w:r>
+      <w:r>
+        <w:rPr>
+          <w:rFonts w:ascii="Arial" w:hAnsi="Arial" w:cs="Arial"/>
+          <w:color w:val="1F1F1F"/>
+        </w:rPr>
+        <w:t xml:space="preserve"> counter sequentially. User </w:t>
+      </w:r>
+      <w:r>
+        <w:rPr>
+          <w:rStyle w:val="math-inline"/>
+          <w:rFonts w:ascii="Arial" w:hAnsi="Arial" w:cs="Arial"/>
+          <w:color w:val="1F1F1F"/>
+          <w:bdr w:val="none" w:sz="0" w:space="0" w:color="auto" w:frame="1"/>
+        </w:rPr>
+        <w:t>$A$</w:t>
+      </w:r>
+      <w:r>
+        <w:rPr>
+          <w:rFonts w:ascii="Arial" w:hAnsi="Arial" w:cs="Arial"/>
+          <w:color w:val="1F1F1F"/>
+        </w:rPr>
+        <w:t xml:space="preserve"> receives ID </w:t>
+      </w:r>
+      <w:r>
+        <w:rPr>
+          <w:rStyle w:val="math-inline"/>
+          <w:rFonts w:ascii="Arial" w:hAnsi="Arial" w:cs="Arial"/>
+          <w:color w:val="1F1F1F"/>
+          <w:bdr w:val="none" w:sz="0" w:space="0" w:color="auto" w:frame="1"/>
+        </w:rPr>
+        <w:t>$N$</w:t>
+      </w:r>
+      <w:r>
+        <w:rPr>
+          <w:rFonts w:ascii="Arial" w:hAnsi="Arial" w:cs="Arial"/>
+          <w:color w:val="1F1F1F"/>
+        </w:rPr>
+        <w:t xml:space="preserve">, and User </w:t>
+      </w:r>
+      <w:r>
+        <w:rPr>
+          <w:rStyle w:val="math-inline"/>
+          <w:rFonts w:ascii="Arial" w:hAnsi="Arial" w:cs="Arial"/>
+          <w:color w:val="1F1F1F"/>
+          <w:bdr w:val="none" w:sz="0" w:space="0" w:color="auto" w:frame="1"/>
+        </w:rPr>
+        <w:t>$B$</w:t>
+      </w:r>
+      <w:r>
+        <w:rPr>
+          <w:rFonts w:ascii="Arial" w:hAnsi="Arial" w:cs="Arial"/>
+          <w:color w:val="1F1F1F"/>
+        </w:rPr>
+        <w:t xml:space="preserve"> receives </w:t>
+      </w:r>
+      <w:r>
+        <w:rPr>
+          <w:rStyle w:val="math-inline"/>
+          <w:rFonts w:ascii="Arial" w:hAnsi="Arial" w:cs="Arial"/>
+          <w:color w:val="1F1F1F"/>
+          <w:bdr w:val="none" w:sz="0" w:space="0" w:color="auto" w:frame="1"/>
+        </w:rPr>
+        <w:t>$N + 1$</w:t>
+      </w:r>
+      <w:r>
+        <w:rPr>
+          <w:rFonts w:ascii="Arial" w:hAnsi="Arial" w:cs="Arial"/>
+          <w:color w:val="1F1F1F"/>
+        </w:rPr>
+        <w:t xml:space="preserve">, verifying that </w:t>
+      </w:r>
+      <w:r>
+        <w:rPr>
+          <w:rStyle w:val="math-inline"/>
+          <w:rFonts w:ascii="Arial" w:hAnsi="Arial" w:cs="Arial"/>
+          <w:color w:val="1F1F1F"/>
+          <w:bdr w:val="none" w:sz="0" w:space="0" w:color="auto" w:frame="1"/>
+        </w:rPr>
+        <w:t>$ID_B - ID_A = 1$</w:t>
+      </w:r>
+      <w:r>
+        <w:rPr>
+          <w:rFonts w:ascii="Arial" w:hAnsi="Arial" w:cs="Arial"/>
+          <w:color w:val="1F1F1F"/>
+        </w:rPr>
+        <w:t>.</w:t>
+      </w:r>
+    </w:p>
+    <w:p>
+      <w:pPr>
+        <w:ind w:left="720"/>
+        <w:rPr>
+          <w:rFonts w:ascii="Arial" w:hAnsi="Arial" w:cs="Arial"/>
+          <w:color w:val="1F1F1F"/>
+        </w:rPr>
+      </w:pPr>
+    </w:p>
+    <w:p>
+      <w:pPr>
+        <w:numPr>
+          <w:ilvl w:val="0"/>
+          <w:numId w:val="12"/>
+        </w:numPr>
+        <w:spacing w:after="0" w:line="240" w:lineRule="auto"/>
+        <w:rPr>
+          <w:rFonts w:ascii="Arial" w:hAnsi="Arial" w:cs="Arial"/>
+          <w:color w:val="1F1F1F"/>
+        </w:rPr>
+      </w:pPr>
+      <w:r>
+        <w:rPr>
+          <w:rFonts w:ascii="Arial" w:hAnsi="Arial" w:cs="Arial"/>
+          <w:b/>
+          <w:bCs/>
+          <w:color w:val="1F1F1F"/>
+          <w:bdr w:val="none" w:sz="0" w:space="0" w:color="auto" w:frame="1"/>
+        </w:rPr>
+        <w:t>Unique ID Generation:</w:t>
+      </w:r>
+      <w:r>
+        <w:rPr>
+          <w:rFonts w:ascii="Arial" w:hAnsi="Arial" w:cs="Arial"/>
+          <w:color w:val="1F1F1F"/>
+        </w:rPr>
+        <w:t xml:space="preserve"> A user instantiated via auto-generation is guaranteed a unique ID, allowing </w:t>
+      </w:r>
+      <w:proofErr w:type="spellStart"/>
+      <w:proofErr w:type="gramStart"/>
+      <w:r>
+        <w:rPr>
+          <w:rStyle w:val="HTMLCode"/>
+          <w:rFonts w:ascii="Arial" w:eastAsiaTheme="minorEastAsia" w:hAnsi="Arial" w:cs="Arial"/>
+          <w:color w:val="1F1F1F"/>
+          <w:sz w:val="23"/>
+          <w:szCs w:val="23"/>
+        </w:rPr>
+        <w:t>company.addUser</w:t>
+      </w:r>
+      <w:proofErr w:type="spellEnd"/>
+      <w:proofErr w:type="gramEnd"/>
+      <w:r>
+        <w:rPr>
+          <w:rStyle w:val="HTMLCode"/>
+          <w:rFonts w:ascii="Arial" w:eastAsiaTheme="minorEastAsia" w:hAnsi="Arial" w:cs="Arial"/>
+          <w:color w:val="1F1F1F"/>
+          <w:sz w:val="23"/>
+          <w:szCs w:val="23"/>
+        </w:rPr>
+        <w:t>(</w:t>
+      </w:r>
+      <w:proofErr w:type="spellStart"/>
+      <w:r>
+        <w:rPr>
+          <w:rStyle w:val="HTMLCode"/>
+          <w:rFonts w:ascii="Arial" w:eastAsiaTheme="minorEastAsia" w:hAnsi="Arial" w:cs="Arial"/>
+          <w:color w:val="1F1F1F"/>
+          <w:sz w:val="23"/>
+          <w:szCs w:val="23"/>
+        </w:rPr>
+        <w:t>newUser</w:t>
+      </w:r>
+      <w:proofErr w:type="spellEnd"/>
+      <w:r>
+        <w:rPr>
+          <w:rStyle w:val="HTMLCode"/>
+          <w:rFonts w:ascii="Arial" w:eastAsiaTheme="minorEastAsia" w:hAnsi="Arial" w:cs="Arial"/>
+          <w:color w:val="1F1F1F"/>
+          <w:sz w:val="23"/>
+          <w:szCs w:val="23"/>
+        </w:rPr>
+        <w:t>)</w:t>
+      </w:r>
+      <w:r>
+        <w:rPr>
+          <w:rFonts w:ascii="Arial" w:hAnsi="Arial" w:cs="Arial"/>
+          <w:color w:val="1F1F1F"/>
+        </w:rPr>
+        <w:t xml:space="preserve"> to successfully return </w:t>
+      </w:r>
+      <w:r>
+        <w:rPr>
+          <w:rStyle w:val="HTMLCode"/>
+          <w:rFonts w:ascii="Arial" w:eastAsiaTheme="minorEastAsia" w:hAnsi="Arial" w:cs="Arial"/>
+          <w:color w:val="1F1F1F"/>
+          <w:sz w:val="23"/>
+          <w:szCs w:val="23"/>
+        </w:rPr>
+        <w:t>true</w:t>
+      </w:r>
+      <w:r>
+        <w:rPr>
+          <w:rFonts w:ascii="Arial" w:hAnsi="Arial" w:cs="Arial"/>
+          <w:color w:val="1F1F1F"/>
+        </w:rPr>
+        <w:t>.</w:t>
+      </w:r>
+    </w:p>
+    <w:p>
+      <w:pPr>
+        <w:rPr>
+          <w:rFonts w:ascii="Arial" w:hAnsi="Arial" w:cs="Arial"/>
+          <w:color w:val="1F1F1F"/>
+        </w:rPr>
+      </w:pPr>
+      <w:r>
+        <w:rPr>
+          <w:rFonts w:ascii="Arial" w:hAnsi="Arial" w:cs="Arial"/>
+          <w:b/>
+          <w:bCs/>
+          <w:color w:val="1F1F1F"/>
+          <w:bdr w:val="none" w:sz="0" w:space="0" w:color="auto" w:frame="1"/>
+        </w:rPr>
+        <w:t>User Removal</w:t>
+      </w:r>
+    </w:p>
+    <w:p>
+      <w:pPr>
+        <w:rPr>
+          <w:rFonts w:ascii="Arial" w:hAnsi="Arial" w:cs="Arial"/>
+          <w:color w:val="1F1F1F"/>
+        </w:rPr>
+      </w:pPr>
+      <w:r>
+        <w:rPr>
+          <w:rFonts w:ascii="Arial" w:hAnsi="Arial" w:cs="Arial"/>
+          <w:color w:val="1F1F1F"/>
+        </w:rPr>
+        <w:br/>
+      </w:r>
+    </w:p>
+    <w:p>
+      <w:pPr>
+        <w:numPr>
+          <w:ilvl w:val="0"/>
+          <w:numId w:val="13"/>
+        </w:numPr>
+        <w:spacing w:after="0" w:line="240" w:lineRule="auto"/>
+        <w:rPr>
+          <w:rFonts w:ascii="Arial" w:hAnsi="Arial" w:cs="Arial"/>
+          <w:color w:val="1F1F1F"/>
+        </w:rPr>
+      </w:pPr>
+      <w:proofErr w:type="spellStart"/>
+      <w:r>
+        <w:rPr>
+          <w:rFonts w:ascii="Arial" w:hAnsi="Arial" w:cs="Arial"/>
+          <w:b/>
+          <w:bCs/>
+          <w:color w:val="1F1F1F"/>
+          <w:bdr w:val="none" w:sz="0" w:space="0" w:color="auto" w:frame="1"/>
+        </w:rPr>
+        <w:t>removeUser</w:t>
+      </w:r>
+      <w:proofErr w:type="spellEnd"/>
+      <w:r>
+        <w:rPr>
+          <w:rFonts w:ascii="Arial" w:hAnsi="Arial" w:cs="Arial"/>
+          <w:b/>
+          <w:bCs/>
+          <w:color w:val="1F1F1F"/>
+          <w:bdr w:val="none" w:sz="0" w:space="0" w:color="auto" w:frame="1"/>
+        </w:rPr>
+        <w:t xml:space="preserve"> Success:</w:t>
+      </w:r>
+      <w:r>
+        <w:rPr>
+          <w:rFonts w:ascii="Arial" w:hAnsi="Arial" w:cs="Arial"/>
+          <w:color w:val="1F1F1F"/>
+          <w:bdr w:val="none" w:sz="0" w:space="0" w:color="auto" w:frame="1"/>
+        </w:rPr>
+        <w:t xml:space="preserve"> Ethan Hunt (User 1005) has no active policies. Calling </w:t>
+      </w:r>
+      <w:proofErr w:type="spellStart"/>
+      <w:proofErr w:type="gramStart"/>
+      <w:r>
+        <w:rPr>
+          <w:rStyle w:val="HTMLCode"/>
+          <w:rFonts w:ascii="Arial" w:eastAsiaTheme="minorEastAsia" w:hAnsi="Arial" w:cs="Arial"/>
+          <w:color w:val="1F1F1F"/>
+          <w:sz w:val="23"/>
+          <w:szCs w:val="23"/>
+          <w:bdr w:val="none" w:sz="0" w:space="0" w:color="auto" w:frame="1"/>
+        </w:rPr>
+        <w:t>company.removeUser</w:t>
+      </w:r>
+      <w:proofErr w:type="spellEnd"/>
+      <w:proofErr w:type="gramEnd"/>
+      <w:r>
+        <w:rPr>
+          <w:rStyle w:val="HTMLCode"/>
+          <w:rFonts w:ascii="Arial" w:eastAsiaTheme="minorEastAsia" w:hAnsi="Arial" w:cs="Arial"/>
+          <w:color w:val="1F1F1F"/>
+          <w:sz w:val="23"/>
+          <w:szCs w:val="23"/>
+          <w:bdr w:val="none" w:sz="0" w:space="0" w:color="auto" w:frame="1"/>
+        </w:rPr>
+        <w:t>(1005)</w:t>
+      </w:r>
+      <w:r>
+        <w:rPr>
+          <w:rFonts w:ascii="Arial" w:hAnsi="Arial" w:cs="Arial"/>
+          <w:color w:val="1F1F1F"/>
+          <w:bdr w:val="none" w:sz="0" w:space="0" w:color="auto" w:frame="1"/>
+        </w:rPr>
+        <w:t xml:space="preserve"> removes the user from the company's internal user list and returns </w:t>
+      </w:r>
+      <w:r>
+        <w:rPr>
+          <w:rStyle w:val="HTMLCode"/>
+          <w:rFonts w:ascii="Arial" w:eastAsiaTheme="minorEastAsia" w:hAnsi="Arial" w:cs="Arial"/>
+          <w:color w:val="1F1F1F"/>
+          <w:sz w:val="23"/>
+          <w:szCs w:val="23"/>
+          <w:bdr w:val="none" w:sz="0" w:space="0" w:color="auto" w:frame="1"/>
+        </w:rPr>
+        <w:t>true</w:t>
+      </w:r>
+      <w:r>
+        <w:rPr>
+          <w:rFonts w:ascii="Arial" w:hAnsi="Arial" w:cs="Arial"/>
+          <w:color w:val="1F1F1F"/>
+          <w:bdr w:val="none" w:sz="0" w:space="0" w:color="auto" w:frame="1"/>
+        </w:rPr>
+        <w:t>.</w:t>
+      </w:r>
+      <w:r>
+        <w:rPr>
+          <w:rFonts w:ascii="Arial" w:hAnsi="Arial" w:cs="Arial"/>
+          <w:color w:val="1F1F1F"/>
+        </w:rPr>
+        <w:t xml:space="preserve"> </w:t>
+      </w:r>
+    </w:p>
+    <w:p>
+      <w:pPr>
+        <w:ind w:left="720"/>
+        <w:rPr>
+          <w:rFonts w:ascii="Arial" w:hAnsi="Arial" w:cs="Arial"/>
+          <w:color w:val="1F1F1F"/>
+        </w:rPr>
+      </w:pPr>
+    </w:p>
+    <w:p>
+      <w:pPr>
+        <w:numPr>
+          <w:ilvl w:val="0"/>
+          <w:numId w:val="13"/>
+        </w:numPr>
+        <w:spacing w:after="0" w:line="240" w:lineRule="auto"/>
+        <w:rPr>
+          <w:rFonts w:ascii="Arial" w:hAnsi="Arial" w:cs="Arial"/>
+          <w:color w:val="1F1F1F"/>
+        </w:rPr>
+      </w:pPr>
+      <w:proofErr w:type="spellStart"/>
+      <w:r>
+        <w:rPr>
+          <w:rFonts w:ascii="Arial" w:hAnsi="Arial" w:cs="Arial"/>
+          <w:b/>
+          <w:bCs/>
+          <w:color w:val="1F1F1F"/>
+          <w:bdr w:val="none" w:sz="0" w:space="0" w:color="auto" w:frame="1"/>
+        </w:rPr>
+        <w:t>removeUser</w:t>
+      </w:r>
+      <w:proofErr w:type="spellEnd"/>
+      <w:r>
+        <w:rPr>
+          <w:rFonts w:ascii="Arial" w:hAnsi="Arial" w:cs="Arial"/>
+          <w:b/>
+          <w:bCs/>
+          <w:color w:val="1F1F1F"/>
+          <w:bdr w:val="none" w:sz="0" w:space="0" w:color="auto" w:frame="1"/>
+        </w:rPr>
+        <w:t xml:space="preserve"> Not Found:</w:t>
+      </w:r>
+      <w:r>
+        <w:rPr>
+          <w:rFonts w:ascii="Arial" w:hAnsi="Arial" w:cs="Arial"/>
+          <w:color w:val="1F1F1F"/>
+        </w:rPr>
+        <w:t xml:space="preserve"> Attempting to remove User 9999 returns </w:t>
+      </w:r>
+      <w:r>
+        <w:rPr>
+          <w:rStyle w:val="HTMLCode"/>
+          <w:rFonts w:ascii="Arial" w:eastAsiaTheme="minorEastAsia" w:hAnsi="Arial" w:cs="Arial"/>
+          <w:color w:val="1F1F1F"/>
+          <w:sz w:val="23"/>
+          <w:szCs w:val="23"/>
+        </w:rPr>
+        <w:t>false</w:t>
+      </w:r>
+      <w:r>
+        <w:rPr>
+          <w:rFonts w:ascii="Arial" w:hAnsi="Arial" w:cs="Arial"/>
+          <w:color w:val="1F1F1F"/>
+        </w:rPr>
+        <w:t>.</w:t>
+      </w:r>
+    </w:p>
+    <w:p>
+      <w:pPr>
+        <w:ind w:left="720"/>
+        <w:rPr>
+          <w:rFonts w:ascii="Arial" w:hAnsi="Arial" w:cs="Arial"/>
+          <w:color w:val="1F1F1F"/>
+        </w:rPr>
+      </w:pPr>
+    </w:p>
+    <w:p>
+      <w:pPr>
+        <w:numPr>
+          <w:ilvl w:val="0"/>
+          <w:numId w:val="13"/>
+        </w:numPr>
+        <w:spacing w:after="0" w:line="240" w:lineRule="auto"/>
+        <w:rPr>
+          <w:rFonts w:ascii="Arial" w:hAnsi="Arial" w:cs="Arial"/>
+          <w:color w:val="1F1F1F"/>
+        </w:rPr>
+      </w:pPr>
+      <w:r>
+        <w:rPr>
+          <w:rFonts w:ascii="Arial" w:hAnsi="Arial" w:cs="Arial"/>
+          <w:b/>
+          <w:bCs/>
+          <w:color w:val="1F1F1F"/>
+          <w:bdr w:val="none" w:sz="0" w:space="0" w:color="auto" w:frame="1"/>
+        </w:rPr>
+        <w:t>Confirm Removal:</w:t>
+      </w:r>
+      <w:r>
+        <w:rPr>
+          <w:rFonts w:ascii="Arial" w:hAnsi="Arial" w:cs="Arial"/>
+          <w:color w:val="1F1F1F"/>
+        </w:rPr>
+        <w:t xml:space="preserve"> Calling </w:t>
+      </w:r>
+      <w:proofErr w:type="spellStart"/>
+      <w:proofErr w:type="gramStart"/>
+      <w:r>
+        <w:rPr>
+          <w:rStyle w:val="HTMLCode"/>
+          <w:rFonts w:ascii="Arial" w:eastAsiaTheme="minorEastAsia" w:hAnsi="Arial" w:cs="Arial"/>
+          <w:color w:val="1F1F1F"/>
+          <w:sz w:val="23"/>
+          <w:szCs w:val="23"/>
+        </w:rPr>
+        <w:t>company.findUser</w:t>
+      </w:r>
+      <w:proofErr w:type="spellEnd"/>
+      <w:proofErr w:type="gramEnd"/>
+      <w:r>
+        <w:rPr>
+          <w:rStyle w:val="HTMLCode"/>
+          <w:rFonts w:ascii="Arial" w:eastAsiaTheme="minorEastAsia" w:hAnsi="Arial" w:cs="Arial"/>
+          <w:color w:val="1F1F1F"/>
+          <w:sz w:val="23"/>
+          <w:szCs w:val="23"/>
+        </w:rPr>
+        <w:t>(1005)</w:t>
+      </w:r>
+      <w:r>
+        <w:rPr>
+          <w:rFonts w:ascii="Arial" w:hAnsi="Arial" w:cs="Arial"/>
+          <w:color w:val="1F1F1F"/>
+        </w:rPr>
+        <w:t xml:space="preserve"> after removal returns </w:t>
+      </w:r>
+      <w:r>
+        <w:rPr>
+          <w:rStyle w:val="HTMLCode"/>
+          <w:rFonts w:ascii="Arial" w:eastAsiaTheme="minorEastAsia" w:hAnsi="Arial" w:cs="Arial"/>
+          <w:color w:val="1F1F1F"/>
+          <w:sz w:val="23"/>
+          <w:szCs w:val="23"/>
+        </w:rPr>
+        <w:t>null</w:t>
+      </w:r>
+      <w:r>
+        <w:rPr>
+          <w:rFonts w:ascii="Arial" w:hAnsi="Arial" w:cs="Arial"/>
+          <w:color w:val="1F1F1F"/>
+        </w:rPr>
+        <w:t xml:space="preserve"> (evaluates to </w:t>
+      </w:r>
+      <w:r>
+        <w:rPr>
+          <w:rStyle w:val="HTMLCode"/>
+          <w:rFonts w:ascii="Arial" w:eastAsiaTheme="minorEastAsia" w:hAnsi="Arial" w:cs="Arial"/>
+          <w:color w:val="1F1F1F"/>
+          <w:sz w:val="23"/>
+          <w:szCs w:val="23"/>
+        </w:rPr>
+        <w:t>true</w:t>
+      </w:r>
+      <w:r>
+        <w:rPr>
+          <w:rFonts w:ascii="Arial" w:hAnsi="Arial" w:cs="Arial"/>
+          <w:color w:val="1F1F1F"/>
+        </w:rPr>
+        <w:t xml:space="preserve"> on null check).</w:t>
+      </w:r>
+    </w:p>
+    <w:p>
+      <w:pPr>
+        <w:ind w:left="720"/>
+        <w:rPr>
+          <w:rFonts w:ascii="Arial" w:hAnsi="Arial" w:cs="Arial"/>
+          <w:color w:val="1F1F1F"/>
+        </w:rPr>
+      </w:pPr>
+    </w:p>
+    <w:p>
+      <w:pPr>
+        <w:rPr>
+          <w:rFonts w:ascii="Arial" w:hAnsi="Arial" w:cs="Arial"/>
+          <w:color w:val="1F1F1F"/>
+        </w:rPr>
+      </w:pPr>
+      <w:r>
+        <w:rPr>
+          <w:rFonts w:ascii="Arial" w:hAnsi="Arial" w:cs="Arial"/>
+          <w:b/>
+          <w:bCs/>
+          <w:color w:val="1F1F1F"/>
+          <w:bdr w:val="none" w:sz="0" w:space="0" w:color="auto" w:frame="1"/>
+        </w:rPr>
+        <w:t>Feature 4: Change Admin Password</w:t>
+      </w:r>
+    </w:p>
+    <w:p>
+      <w:pPr>
+        <w:rPr>
+          <w:rFonts w:ascii="Arial" w:hAnsi="Arial" w:cs="Arial"/>
+          <w:color w:val="1F1F1F"/>
+        </w:rPr>
+      </w:pPr>
+      <w:r>
+        <w:rPr>
+          <w:rFonts w:ascii="Arial" w:hAnsi="Arial" w:cs="Arial"/>
+          <w:color w:val="1F1F1F"/>
+        </w:rPr>
+        <w:br/>
+      </w:r>
+    </w:p>
+    <w:p>
+      <w:pPr>
+        <w:numPr>
+          <w:ilvl w:val="0"/>
+          <w:numId w:val="14"/>
+        </w:numPr>
+        <w:spacing w:after="0" w:line="240" w:lineRule="auto"/>
+        <w:rPr>
+          <w:rFonts w:ascii="Arial" w:hAnsi="Arial" w:cs="Arial"/>
+          <w:color w:val="1F1F1F"/>
+        </w:rPr>
+      </w:pPr>
+      <w:r>
+        <w:rPr>
+          <w:rFonts w:ascii="Arial" w:hAnsi="Arial" w:cs="Arial"/>
+          <w:b/>
+          <w:bCs/>
+          <w:color w:val="1F1F1F"/>
+          <w:bdr w:val="none" w:sz="0" w:space="0" w:color="auto" w:frame="1"/>
+        </w:rPr>
+        <w:t>Wrong Old Password:</w:t>
+      </w:r>
+      <w:r>
+        <w:rPr>
+          <w:rFonts w:ascii="Arial" w:hAnsi="Arial" w:cs="Arial"/>
+          <w:color w:val="1F1F1F"/>
+        </w:rPr>
+        <w:t xml:space="preserve"> Supplying an incorrect current password (e.g., </w:t>
+      </w:r>
+      <w:r>
+        <w:rPr>
+          <w:rStyle w:val="HTMLCode"/>
+          <w:rFonts w:ascii="Arial" w:eastAsiaTheme="minorEastAsia" w:hAnsi="Arial" w:cs="Arial"/>
+          <w:color w:val="1F1F1F"/>
+          <w:sz w:val="23"/>
+          <w:szCs w:val="23"/>
+        </w:rPr>
+        <w:t>"</w:t>
+      </w:r>
+      <w:proofErr w:type="spellStart"/>
+      <w:r>
+        <w:rPr>
+          <w:rStyle w:val="HTMLCode"/>
+          <w:rFonts w:ascii="Arial" w:eastAsiaTheme="minorEastAsia" w:hAnsi="Arial" w:cs="Arial"/>
+          <w:color w:val="1F1F1F"/>
+          <w:sz w:val="23"/>
+          <w:szCs w:val="23"/>
+        </w:rPr>
+        <w:t>wrongPass</w:t>
+      </w:r>
+      <w:proofErr w:type="spellEnd"/>
+      <w:r>
+        <w:rPr>
+          <w:rStyle w:val="HTMLCode"/>
+          <w:rFonts w:ascii="Arial" w:eastAsiaTheme="minorEastAsia" w:hAnsi="Arial" w:cs="Arial"/>
+          <w:color w:val="1F1F1F"/>
+          <w:sz w:val="23"/>
+          <w:szCs w:val="23"/>
+        </w:rPr>
+        <w:t>"</w:t>
+      </w:r>
+      <w:r>
+        <w:rPr>
+          <w:rFonts w:ascii="Arial" w:hAnsi="Arial" w:cs="Arial"/>
+          <w:color w:val="1F1F1F"/>
+        </w:rPr>
+        <w:t xml:space="preserve">) fails validation, leaves the password unchanged, and returns </w:t>
+      </w:r>
+      <w:r>
+        <w:rPr>
+          <w:rStyle w:val="HTMLCode"/>
+          <w:rFonts w:ascii="Arial" w:eastAsiaTheme="minorEastAsia" w:hAnsi="Arial" w:cs="Arial"/>
+          <w:color w:val="1F1F1F"/>
+          <w:sz w:val="23"/>
+          <w:szCs w:val="23"/>
+        </w:rPr>
+        <w:t>false</w:t>
+      </w:r>
+      <w:r>
+        <w:rPr>
+          <w:rFonts w:ascii="Arial" w:hAnsi="Arial" w:cs="Arial"/>
+          <w:color w:val="1F1F1F"/>
+        </w:rPr>
+        <w:t>.</w:t>
+      </w:r>
+    </w:p>
+    <w:p>
+      <w:pPr>
+        <w:ind w:left="720"/>
+        <w:rPr>
+          <w:rFonts w:ascii="Arial" w:hAnsi="Arial" w:cs="Arial"/>
+          <w:color w:val="1F1F1F"/>
+        </w:rPr>
+      </w:pPr>
+    </w:p>
+    <w:p>
+      <w:pPr>
+        <w:numPr>
+          <w:ilvl w:val="0"/>
+          <w:numId w:val="14"/>
+        </w:numPr>
+        <w:spacing w:after="0" w:line="240" w:lineRule="auto"/>
+        <w:rPr>
+          <w:rFonts w:ascii="Arial" w:hAnsi="Arial" w:cs="Arial"/>
+          <w:color w:val="1F1F1F"/>
+        </w:rPr>
+      </w:pPr>
+      <w:r>
+        <w:rPr>
+          <w:rFonts w:ascii="Arial" w:hAnsi="Arial" w:cs="Arial"/>
+          <w:b/>
+          <w:bCs/>
+          <w:color w:val="1F1F1F"/>
+          <w:bdr w:val="none" w:sz="0" w:space="0" w:color="auto" w:frame="1"/>
+        </w:rPr>
+        <w:t>Successful Change:</w:t>
+      </w:r>
+      <w:r>
+        <w:rPr>
+          <w:rFonts w:ascii="Arial" w:hAnsi="Arial" w:cs="Arial"/>
+          <w:color w:val="1F1F1F"/>
+        </w:rPr>
+        <w:t xml:space="preserve"> Supplying the correct current password (</w:t>
+      </w:r>
+      <w:r>
+        <w:rPr>
+          <w:rStyle w:val="HTMLCode"/>
+          <w:rFonts w:ascii="Arial" w:eastAsiaTheme="minorEastAsia" w:hAnsi="Arial" w:cs="Arial"/>
+          <w:color w:val="1F1F1F"/>
+          <w:sz w:val="23"/>
+          <w:szCs w:val="23"/>
+        </w:rPr>
+        <w:t>"admin123"</w:t>
+      </w:r>
+      <w:r>
+        <w:rPr>
+          <w:rFonts w:ascii="Arial" w:hAnsi="Arial" w:cs="Arial"/>
+          <w:color w:val="1F1F1F"/>
+        </w:rPr>
+        <w:t>) alongside a new password (</w:t>
+      </w:r>
+      <w:r>
+        <w:rPr>
+          <w:rStyle w:val="HTMLCode"/>
+          <w:rFonts w:ascii="Arial" w:eastAsiaTheme="minorEastAsia" w:hAnsi="Arial" w:cs="Arial"/>
+          <w:color w:val="1F1F1F"/>
+          <w:sz w:val="23"/>
+          <w:szCs w:val="23"/>
+        </w:rPr>
+        <w:t>"</w:t>
+      </w:r>
+      <w:proofErr w:type="spellStart"/>
+      <w:r>
+        <w:rPr>
+          <w:rStyle w:val="HTMLCode"/>
+          <w:rFonts w:ascii="Arial" w:eastAsiaTheme="minorEastAsia" w:hAnsi="Arial" w:cs="Arial"/>
+          <w:color w:val="1F1F1F"/>
+          <w:sz w:val="23"/>
+          <w:szCs w:val="23"/>
+        </w:rPr>
+        <w:t>newAdminPass</w:t>
+      </w:r>
+      <w:proofErr w:type="spellEnd"/>
+      <w:r>
+        <w:rPr>
+          <w:rStyle w:val="HTMLCode"/>
+          <w:rFonts w:ascii="Arial" w:eastAsiaTheme="minorEastAsia" w:hAnsi="Arial" w:cs="Arial"/>
+          <w:color w:val="1F1F1F"/>
+          <w:sz w:val="23"/>
+          <w:szCs w:val="23"/>
+        </w:rPr>
+        <w:t>"</w:t>
+      </w:r>
+      <w:r>
+        <w:rPr>
+          <w:rFonts w:ascii="Arial" w:hAnsi="Arial" w:cs="Arial"/>
+          <w:color w:val="1F1F1F"/>
+        </w:rPr>
+        <w:t xml:space="preserve">) updates the instance variable and returns </w:t>
+      </w:r>
+      <w:r>
+        <w:rPr>
+          <w:rStyle w:val="HTMLCode"/>
+          <w:rFonts w:ascii="Arial" w:eastAsiaTheme="minorEastAsia" w:hAnsi="Arial" w:cs="Arial"/>
+          <w:color w:val="1F1F1F"/>
+          <w:sz w:val="23"/>
+          <w:szCs w:val="23"/>
+        </w:rPr>
+        <w:t>true</w:t>
+      </w:r>
+      <w:r>
+        <w:rPr>
+          <w:rFonts w:ascii="Arial" w:hAnsi="Arial" w:cs="Arial"/>
+          <w:color w:val="1F1F1F"/>
+        </w:rPr>
+        <w:t>.</w:t>
+      </w:r>
+    </w:p>
+    <w:p>
+      <w:pPr>
+        <w:ind w:left="720"/>
+        <w:rPr>
+          <w:rFonts w:ascii="Arial" w:hAnsi="Arial" w:cs="Arial"/>
+          <w:color w:val="1F1F1F"/>
+        </w:rPr>
+      </w:pPr>
+    </w:p>
+    <w:p>
+      <w:pPr>
+        <w:numPr>
+          <w:ilvl w:val="0"/>
+          <w:numId w:val="14"/>
+        </w:numPr>
+        <w:spacing w:after="0" w:line="240" w:lineRule="auto"/>
+        <w:rPr>
+          <w:rFonts w:ascii="Arial" w:hAnsi="Arial" w:cs="Arial"/>
+          <w:color w:val="1F1F1F"/>
+        </w:rPr>
+      </w:pPr>
+      <w:r>
+        <w:rPr>
+          <w:rFonts w:ascii="Arial" w:hAnsi="Arial" w:cs="Arial"/>
+          <w:b/>
+          <w:bCs/>
+          <w:color w:val="1F1F1F"/>
+          <w:bdr w:val="none" w:sz="0" w:space="0" w:color="auto" w:frame="1"/>
+        </w:rPr>
+        <w:t>Validate New Password:</w:t>
+      </w:r>
+      <w:r>
+        <w:rPr>
+          <w:rFonts w:ascii="Arial" w:hAnsi="Arial" w:cs="Arial"/>
+          <w:color w:val="1F1F1F"/>
+        </w:rPr>
+        <w:t xml:space="preserve"> </w:t>
+      </w:r>
+      <w:proofErr w:type="spellStart"/>
+      <w:proofErr w:type="gramStart"/>
+      <w:r>
+        <w:rPr>
+          <w:rStyle w:val="HTMLCode"/>
+          <w:rFonts w:ascii="Arial" w:eastAsiaTheme="minorEastAsia" w:hAnsi="Arial" w:cs="Arial"/>
+          <w:color w:val="1F1F1F"/>
+          <w:sz w:val="23"/>
+          <w:szCs w:val="23"/>
+        </w:rPr>
+        <w:t>company.validateAdmin</w:t>
+      </w:r>
+      <w:proofErr w:type="spellEnd"/>
+      <w:proofErr w:type="gramEnd"/>
+      <w:r>
+        <w:rPr>
+          <w:rStyle w:val="HTMLCode"/>
+          <w:rFonts w:ascii="Arial" w:eastAsiaTheme="minorEastAsia" w:hAnsi="Arial" w:cs="Arial"/>
+          <w:color w:val="1F1F1F"/>
+          <w:sz w:val="23"/>
+          <w:szCs w:val="23"/>
+        </w:rPr>
+        <w:t>("admin", "</w:t>
+      </w:r>
+      <w:proofErr w:type="spellStart"/>
+      <w:r>
+        <w:rPr>
+          <w:rStyle w:val="HTMLCode"/>
+          <w:rFonts w:ascii="Arial" w:eastAsiaTheme="minorEastAsia" w:hAnsi="Arial" w:cs="Arial"/>
+          <w:color w:val="1F1F1F"/>
+          <w:sz w:val="23"/>
+          <w:szCs w:val="23"/>
+        </w:rPr>
+        <w:t>newAdminPass</w:t>
+      </w:r>
+      <w:proofErr w:type="spellEnd"/>
+      <w:r>
+        <w:rPr>
+          <w:rStyle w:val="HTMLCode"/>
+          <w:rFonts w:ascii="Arial" w:eastAsiaTheme="minorEastAsia" w:hAnsi="Arial" w:cs="Arial"/>
+          <w:color w:val="1F1F1F"/>
+          <w:sz w:val="23"/>
+          <w:szCs w:val="23"/>
+        </w:rPr>
+        <w:t>")</w:t>
+      </w:r>
+      <w:r>
+        <w:rPr>
+          <w:rFonts w:ascii="Arial" w:hAnsi="Arial" w:cs="Arial"/>
+          <w:color w:val="1F1F1F"/>
+        </w:rPr>
+        <w:t xml:space="preserve"> evaluates to </w:t>
+      </w:r>
+      <w:r>
+        <w:rPr>
+          <w:rStyle w:val="HTMLCode"/>
+          <w:rFonts w:ascii="Arial" w:eastAsiaTheme="minorEastAsia" w:hAnsi="Arial" w:cs="Arial"/>
+          <w:color w:val="1F1F1F"/>
+          <w:sz w:val="23"/>
+          <w:szCs w:val="23"/>
+        </w:rPr>
+        <w:t>true</w:t>
+      </w:r>
+      <w:r>
+        <w:rPr>
+          <w:rFonts w:ascii="Arial" w:hAnsi="Arial" w:cs="Arial"/>
+          <w:color w:val="1F1F1F"/>
+        </w:rPr>
+        <w:t>.</w:t>
+      </w:r>
+    </w:p>
+    <w:p>
+      <w:pPr>
+        <w:ind w:left="720"/>
+        <w:rPr>
+          <w:rFonts w:ascii="Arial" w:hAnsi="Arial" w:cs="Arial"/>
+          <w:color w:val="1F1F1F"/>
+        </w:rPr>
+      </w:pPr>
+    </w:p>
+    <w:p>
+      <w:pPr>
+        <w:numPr>
+          <w:ilvl w:val="0"/>
+          <w:numId w:val="14"/>
+        </w:numPr>
+        <w:spacing w:after="0" w:line="240" w:lineRule="auto"/>
+        <w:rPr>
+          <w:rFonts w:ascii="Arial" w:hAnsi="Arial" w:cs="Arial"/>
+          <w:color w:val="1F1F1F"/>
+        </w:rPr>
+      </w:pPr>
+      <w:r>
+        <w:rPr>
+          <w:rFonts w:ascii="Arial" w:hAnsi="Arial" w:cs="Arial"/>
+          <w:b/>
+          <w:bCs/>
+          <w:color w:val="1F1F1F"/>
+          <w:bdr w:val="none" w:sz="0" w:space="0" w:color="auto" w:frame="1"/>
+        </w:rPr>
+        <w:t>Old Password Invalidation:</w:t>
+      </w:r>
+      <w:r>
+        <w:rPr>
+          <w:rFonts w:ascii="Arial" w:hAnsi="Arial" w:cs="Arial"/>
+          <w:color w:val="1F1F1F"/>
+        </w:rPr>
+        <w:t xml:space="preserve"> </w:t>
+      </w:r>
+      <w:proofErr w:type="spellStart"/>
+      <w:proofErr w:type="gramStart"/>
+      <w:r>
+        <w:rPr>
+          <w:rStyle w:val="HTMLCode"/>
+          <w:rFonts w:ascii="Arial" w:eastAsiaTheme="minorEastAsia" w:hAnsi="Arial" w:cs="Arial"/>
+          <w:color w:val="1F1F1F"/>
+          <w:sz w:val="23"/>
+          <w:szCs w:val="23"/>
+        </w:rPr>
+        <w:t>company.validateAdmin</w:t>
+      </w:r>
+      <w:proofErr w:type="spellEnd"/>
+      <w:proofErr w:type="gramEnd"/>
+      <w:r>
+        <w:rPr>
+          <w:rStyle w:val="HTMLCode"/>
+          <w:rFonts w:ascii="Arial" w:eastAsiaTheme="minorEastAsia" w:hAnsi="Arial" w:cs="Arial"/>
+          <w:color w:val="1F1F1F"/>
+          <w:sz w:val="23"/>
+          <w:szCs w:val="23"/>
+        </w:rPr>
+        <w:t>("admin", "admin123")</w:t>
+      </w:r>
+      <w:r>
+        <w:rPr>
+          <w:rFonts w:ascii="Arial" w:hAnsi="Arial" w:cs="Arial"/>
+          <w:color w:val="1F1F1F"/>
+        </w:rPr>
+        <w:t xml:space="preserve"> now evaluates to </w:t>
+      </w:r>
+      <w:r>
+        <w:rPr>
+          <w:rStyle w:val="HTMLCode"/>
+          <w:rFonts w:ascii="Arial" w:eastAsiaTheme="minorEastAsia" w:hAnsi="Arial" w:cs="Arial"/>
+          <w:color w:val="1F1F1F"/>
+          <w:sz w:val="23"/>
+          <w:szCs w:val="23"/>
+        </w:rPr>
+        <w:t>false</w:t>
+      </w:r>
+      <w:r>
+        <w:rPr>
+          <w:rFonts w:ascii="Arial" w:hAnsi="Arial" w:cs="Arial"/>
+          <w:color w:val="1F1F1F"/>
+        </w:rPr>
+        <w:t>.</w:t>
+      </w:r>
+    </w:p>
+    <w:p>
+      <w:pPr>
+        <w:ind w:left="720"/>
+        <w:rPr>
+          <w:rFonts w:ascii="Arial" w:hAnsi="Arial" w:cs="Arial"/>
+          <w:color w:val="1F1F1F"/>
+        </w:rPr>
+      </w:pPr>
+    </w:p>
+    <w:p>
+      <w:pPr>
+        <w:rPr>
+          <w:rFonts w:ascii="Arial" w:hAnsi="Arial" w:cs="Arial"/>
+          <w:color w:val="1F1F1F"/>
+        </w:rPr>
+      </w:pPr>
+      <w:r>
+        <w:rPr>
+          <w:rFonts w:ascii="Arial" w:hAnsi="Arial" w:cs="Arial"/>
+          <w:b/>
+          <w:bCs/>
+          <w:color w:val="1F1F1F"/>
+          <w:bdr w:val="none" w:sz="0" w:space="0" w:color="auto" w:frame="1"/>
+        </w:rPr>
+        <w:t>Car Model Aggregation (User &amp; Company)</w:t>
+      </w:r>
+    </w:p>
+    <w:p>
+      <w:pPr>
+        <w:rPr>
+          <w:rFonts w:ascii="Arial" w:hAnsi="Arial" w:cs="Arial"/>
+          <w:color w:val="1F1F1F"/>
+        </w:rPr>
+      </w:pPr>
+      <w:r>
+        <w:rPr>
+          <w:rFonts w:ascii="Arial" w:hAnsi="Arial" w:cs="Arial"/>
+          <w:color w:val="1F1F1F"/>
+        </w:rPr>
+        <w:br/>
+      </w:r>
+    </w:p>
+    <w:p>
+      <w:pPr>
+        <w:numPr>
+          <w:ilvl w:val="0"/>
+          <w:numId w:val="15"/>
+        </w:numPr>
+        <w:spacing w:after="0" w:line="240" w:lineRule="auto"/>
+        <w:rPr>
+          <w:rFonts w:ascii="Arial" w:hAnsi="Arial" w:cs="Arial"/>
+          <w:color w:val="1F1F1F"/>
+        </w:rPr>
+      </w:pPr>
+      <w:r>
+        <w:rPr>
+          <w:rFonts w:ascii="Arial" w:hAnsi="Arial" w:cs="Arial"/>
+          <w:b/>
+          <w:bCs/>
+          <w:color w:val="1F1F1F"/>
+          <w:bdr w:val="none" w:sz="0" w:space="0" w:color="auto" w:frame="1"/>
+        </w:rPr>
+        <w:t>User Level (Alice Smith - User 1001):</w:t>
+      </w:r>
+    </w:p>
+    <w:p>
+      <w:pPr>
+        <w:ind w:left="720"/>
+        <w:rPr>
+          <w:rFonts w:ascii="Arial" w:hAnsi="Arial" w:cs="Arial"/>
+          <w:color w:val="1F1F1F"/>
+        </w:rPr>
+      </w:pPr>
+      <w:r>
+        <w:rPr>
+          <w:rFonts w:ascii="Arial" w:hAnsi="Arial" w:cs="Arial"/>
+          <w:color w:val="1F1F1F"/>
+        </w:rPr>
+        <w:lastRenderedPageBreak/>
+        <w:br/>
+      </w:r>
+    </w:p>
+    <w:p>
+      <w:pPr>
+        <w:numPr>
+          <w:ilvl w:val="1"/>
+          <w:numId w:val="15"/>
+        </w:numPr>
+        <w:spacing w:after="0" w:line="240" w:lineRule="auto"/>
+        <w:rPr>
+          <w:rFonts w:ascii="Arial" w:hAnsi="Arial" w:cs="Arial"/>
+          <w:color w:val="1F1F1F"/>
+        </w:rPr>
+      </w:pPr>
+      <w:r>
+        <w:rPr>
+          <w:rFonts w:ascii="Arial" w:hAnsi="Arial" w:cs="Arial"/>
+          <w:color w:val="1F1F1F"/>
+          <w:bdr w:val="none" w:sz="0" w:space="0" w:color="auto" w:frame="1"/>
+        </w:rPr>
+        <w:t>Alice holds Policy 101 (Toyota Camry) and Policy 102 (BMW X5).</w:t>
+      </w:r>
+      <w:r>
+        <w:rPr>
+          <w:rFonts w:ascii="Arial" w:hAnsi="Arial" w:cs="Arial"/>
+          <w:color w:val="1F1F1F"/>
+        </w:rPr>
+        <w:t xml:space="preserve"> </w:t>
+      </w:r>
+    </w:p>
+    <w:p>
+      <w:pPr>
+        <w:ind w:left="1440"/>
+        <w:rPr>
+          <w:rFonts w:ascii="Arial" w:hAnsi="Arial" w:cs="Arial"/>
+          <w:color w:val="1F1F1F"/>
+        </w:rPr>
+      </w:pPr>
+    </w:p>
+    <w:p>
+      <w:pPr>
+        <w:numPr>
+          <w:ilvl w:val="1"/>
+          <w:numId w:val="15"/>
+        </w:numPr>
+        <w:spacing w:after="0" w:line="240" w:lineRule="auto"/>
+        <w:rPr>
+          <w:rFonts w:ascii="Arial" w:hAnsi="Arial" w:cs="Arial"/>
+          <w:color w:val="1F1F1F"/>
+        </w:rPr>
+      </w:pPr>
+      <w:proofErr w:type="spellStart"/>
+      <w:proofErr w:type="gramStart"/>
+      <w:r>
+        <w:rPr>
+          <w:rStyle w:val="HTMLCode"/>
+          <w:rFonts w:ascii="Arial" w:eastAsiaTheme="minorEastAsia" w:hAnsi="Arial" w:cs="Arial"/>
+          <w:color w:val="1F1F1F"/>
+          <w:sz w:val="23"/>
+          <w:szCs w:val="23"/>
+        </w:rPr>
+        <w:t>populateDistinctCarModels</w:t>
+      </w:r>
+      <w:proofErr w:type="spellEnd"/>
+      <w:r>
+        <w:rPr>
+          <w:rStyle w:val="HTMLCode"/>
+          <w:rFonts w:ascii="Arial" w:eastAsiaTheme="minorEastAsia" w:hAnsi="Arial" w:cs="Arial"/>
+          <w:color w:val="1F1F1F"/>
+          <w:sz w:val="23"/>
+          <w:szCs w:val="23"/>
+        </w:rPr>
+        <w:t>(</w:t>
+      </w:r>
+      <w:proofErr w:type="gramEnd"/>
+      <w:r>
+        <w:rPr>
+          <w:rStyle w:val="HTMLCode"/>
+          <w:rFonts w:ascii="Arial" w:eastAsiaTheme="minorEastAsia" w:hAnsi="Arial" w:cs="Arial"/>
+          <w:color w:val="1F1F1F"/>
+          <w:sz w:val="23"/>
+          <w:szCs w:val="23"/>
+        </w:rPr>
+        <w:t>)</w:t>
+      </w:r>
+      <w:r>
+        <w:rPr>
+          <w:rFonts w:ascii="Arial" w:hAnsi="Arial" w:cs="Arial"/>
+          <w:color w:val="1F1F1F"/>
+        </w:rPr>
+        <w:t xml:space="preserve"> returns </w:t>
+      </w:r>
+      <w:r>
+        <w:rPr>
+          <w:rStyle w:val="HTMLCode"/>
+          <w:rFonts w:ascii="Arial" w:eastAsiaTheme="minorEastAsia" w:hAnsi="Arial" w:cs="Arial"/>
+          <w:color w:val="1F1F1F"/>
+          <w:sz w:val="23"/>
+          <w:szCs w:val="23"/>
+        </w:rPr>
+        <w:t>["Toyota Camry", "BMW X5"]</w:t>
+      </w:r>
+      <w:r>
+        <w:rPr>
+          <w:rFonts w:ascii="Arial" w:hAnsi="Arial" w:cs="Arial"/>
+          <w:color w:val="1F1F1F"/>
+        </w:rPr>
+        <w:t>.</w:t>
+      </w:r>
+    </w:p>
+    <w:p>
+      <w:pPr>
+        <w:ind w:left="1440"/>
+        <w:rPr>
+          <w:rFonts w:ascii="Arial" w:hAnsi="Arial" w:cs="Arial"/>
+          <w:color w:val="1F1F1F"/>
+        </w:rPr>
+      </w:pPr>
+    </w:p>
+    <w:p>
+      <w:pPr>
+        <w:numPr>
+          <w:ilvl w:val="1"/>
+          <w:numId w:val="15"/>
+        </w:numPr>
+        <w:spacing w:after="0" w:line="240" w:lineRule="auto"/>
+        <w:rPr>
+          <w:rFonts w:ascii="Arial" w:hAnsi="Arial" w:cs="Arial"/>
+          <w:color w:val="1F1F1F"/>
+        </w:rPr>
+      </w:pPr>
+      <w:proofErr w:type="spellStart"/>
+      <w:proofErr w:type="gramStart"/>
+      <w:r>
+        <w:rPr>
+          <w:rStyle w:val="HTMLCode"/>
+          <w:rFonts w:ascii="Arial" w:eastAsiaTheme="minorEastAsia" w:hAnsi="Arial" w:cs="Arial"/>
+          <w:color w:val="1F1F1F"/>
+          <w:sz w:val="23"/>
+          <w:szCs w:val="23"/>
+        </w:rPr>
+        <w:t>getTotalCountForCarModel</w:t>
+      </w:r>
+      <w:proofErr w:type="spellEnd"/>
+      <w:r>
+        <w:rPr>
+          <w:rStyle w:val="HTMLCode"/>
+          <w:rFonts w:ascii="Arial" w:eastAsiaTheme="minorEastAsia" w:hAnsi="Arial" w:cs="Arial"/>
+          <w:color w:val="1F1F1F"/>
+          <w:sz w:val="23"/>
+          <w:szCs w:val="23"/>
+        </w:rPr>
+        <w:t>(</w:t>
+      </w:r>
+      <w:proofErr w:type="gramEnd"/>
+      <w:r>
+        <w:rPr>
+          <w:rStyle w:val="HTMLCode"/>
+          <w:rFonts w:ascii="Arial" w:eastAsiaTheme="minorEastAsia" w:hAnsi="Arial" w:cs="Arial"/>
+          <w:color w:val="1F1F1F"/>
+          <w:sz w:val="23"/>
+          <w:szCs w:val="23"/>
+        </w:rPr>
+        <w:t>"Toyota Camry")</w:t>
+      </w:r>
+      <w:r>
+        <w:rPr>
+          <w:rFonts w:ascii="Arial" w:hAnsi="Arial" w:cs="Arial"/>
+          <w:color w:val="1F1F1F"/>
+        </w:rPr>
+        <w:t xml:space="preserve"> returns </w:t>
+      </w:r>
+      <w:r>
+        <w:rPr>
+          <w:rStyle w:val="HTMLCode"/>
+          <w:rFonts w:ascii="Arial" w:eastAsiaTheme="minorEastAsia" w:hAnsi="Arial" w:cs="Arial"/>
+          <w:color w:val="1F1F1F"/>
+          <w:sz w:val="23"/>
+          <w:szCs w:val="23"/>
+        </w:rPr>
+        <w:t>1</w:t>
+      </w:r>
+      <w:r>
+        <w:rPr>
+          <w:rFonts w:ascii="Arial" w:hAnsi="Arial" w:cs="Arial"/>
+          <w:color w:val="1F1F1F"/>
+        </w:rPr>
+        <w:t>.</w:t>
+      </w:r>
+    </w:p>
+    <w:p>
+      <w:pPr>
+        <w:ind w:left="1440"/>
+        <w:rPr>
+          <w:rFonts w:ascii="Arial" w:hAnsi="Arial" w:cs="Arial"/>
+          <w:color w:val="1F1F1F"/>
+        </w:rPr>
+      </w:pPr>
+    </w:p>
+    <w:p>
+      <w:pPr>
+        <w:numPr>
+          <w:ilvl w:val="1"/>
+          <w:numId w:val="15"/>
+        </w:numPr>
+        <w:spacing w:after="0" w:line="240" w:lineRule="auto"/>
+        <w:rPr>
+          <w:rFonts w:ascii="Arial" w:hAnsi="Arial" w:cs="Arial"/>
+          <w:color w:val="1F1F1F"/>
+        </w:rPr>
+      </w:pPr>
+      <w:proofErr w:type="spellStart"/>
+      <w:proofErr w:type="gramStart"/>
+      <w:r>
+        <w:rPr>
+          <w:rStyle w:val="HTMLCode"/>
+          <w:rFonts w:ascii="Arial" w:eastAsiaTheme="minorEastAsia" w:hAnsi="Arial" w:cs="Arial"/>
+          <w:color w:val="1F1F1F"/>
+          <w:sz w:val="23"/>
+          <w:szCs w:val="23"/>
+          <w:bdr w:val="none" w:sz="0" w:space="0" w:color="auto" w:frame="1"/>
+        </w:rPr>
+        <w:t>getTotalPaymentForCarModel</w:t>
+      </w:r>
+      <w:proofErr w:type="spellEnd"/>
+      <w:r>
+        <w:rPr>
+          <w:rStyle w:val="HTMLCode"/>
+          <w:rFonts w:ascii="Arial" w:eastAsiaTheme="minorEastAsia" w:hAnsi="Arial" w:cs="Arial"/>
+          <w:color w:val="1F1F1F"/>
+          <w:sz w:val="23"/>
+          <w:szCs w:val="23"/>
+          <w:bdr w:val="none" w:sz="0" w:space="0" w:color="auto" w:frame="1"/>
+        </w:rPr>
+        <w:t>(</w:t>
+      </w:r>
+      <w:proofErr w:type="gramEnd"/>
+      <w:r>
+        <w:rPr>
+          <w:rStyle w:val="HTMLCode"/>
+          <w:rFonts w:ascii="Arial" w:eastAsiaTheme="minorEastAsia" w:hAnsi="Arial" w:cs="Arial"/>
+          <w:color w:val="1F1F1F"/>
+          <w:sz w:val="23"/>
+          <w:szCs w:val="23"/>
+          <w:bdr w:val="none" w:sz="0" w:space="0" w:color="auto" w:frame="1"/>
+        </w:rPr>
+        <w:t>"Toyota Camry")</w:t>
+      </w:r>
+      <w:r>
+        <w:rPr>
+          <w:rFonts w:ascii="Arial" w:hAnsi="Arial" w:cs="Arial"/>
+          <w:color w:val="1F1F1F"/>
+          <w:bdr w:val="none" w:sz="0" w:space="0" w:color="auto" w:frame="1"/>
+        </w:rPr>
+        <w:t xml:space="preserve">: Reflects post-rise price ($27,500 / 320) = </w:t>
+      </w:r>
+      <w:r>
+        <w:rPr>
+          <w:rStyle w:val="HTMLCode"/>
+          <w:rFonts w:ascii="Arial" w:eastAsiaTheme="minorEastAsia" w:hAnsi="Arial" w:cs="Arial"/>
+          <w:color w:val="1F1F1F"/>
+          <w:sz w:val="23"/>
+          <w:szCs w:val="23"/>
+          <w:bdr w:val="none" w:sz="0" w:space="0" w:color="auto" w:frame="1"/>
+        </w:rPr>
+        <w:t>$85.9375</w:t>
+      </w:r>
+      <w:r>
+        <w:rPr>
+          <w:rFonts w:ascii="Arial" w:hAnsi="Arial" w:cs="Arial"/>
+          <w:color w:val="1F1F1F"/>
+          <w:bdr w:val="none" w:sz="0" w:space="0" w:color="auto" w:frame="1"/>
+        </w:rPr>
+        <w:t>.</w:t>
+      </w:r>
+      <w:r>
+        <w:rPr>
+          <w:rFonts w:ascii="Arial" w:hAnsi="Arial" w:cs="Arial"/>
+          <w:color w:val="1F1F1F"/>
+        </w:rPr>
+        <w:t xml:space="preserve"> </w:t>
+      </w:r>
+    </w:p>
+    <w:p>
+      <w:pPr>
+        <w:ind w:left="1440"/>
+        <w:rPr>
+          <w:rFonts w:ascii="Arial" w:hAnsi="Arial" w:cs="Arial"/>
+          <w:color w:val="1F1F1F"/>
+        </w:rPr>
+      </w:pPr>
+    </w:p>
+    <w:p>
+      <w:pPr>
+        <w:numPr>
+          <w:ilvl w:val="0"/>
+          <w:numId w:val="15"/>
+        </w:numPr>
+        <w:spacing w:after="0" w:line="240" w:lineRule="auto"/>
+        <w:rPr>
+          <w:rFonts w:ascii="Arial" w:hAnsi="Arial" w:cs="Arial"/>
+          <w:color w:val="1F1F1F"/>
+        </w:rPr>
+      </w:pPr>
+      <w:r>
+        <w:rPr>
+          <w:rFonts w:ascii="Arial" w:hAnsi="Arial" w:cs="Arial"/>
+          <w:b/>
+          <w:bCs/>
+          <w:color w:val="1F1F1F"/>
+          <w:bdr w:val="none" w:sz="0" w:space="0" w:color="auto" w:frame="1"/>
+        </w:rPr>
+        <w:t>Company Level:</w:t>
+      </w:r>
+    </w:p>
+    <w:p>
+      <w:pPr>
+        <w:ind w:left="720"/>
+        <w:rPr>
+          <w:rFonts w:ascii="Arial" w:hAnsi="Arial" w:cs="Arial"/>
+          <w:color w:val="1F1F1F"/>
+        </w:rPr>
+      </w:pPr>
+      <w:r>
+        <w:rPr>
+          <w:rFonts w:ascii="Arial" w:hAnsi="Arial" w:cs="Arial"/>
+          <w:color w:val="1F1F1F"/>
+        </w:rPr>
+        <w:br/>
+      </w:r>
+    </w:p>
+    <w:p>
+      <w:pPr>
+        <w:numPr>
+          <w:ilvl w:val="1"/>
+          <w:numId w:val="15"/>
+        </w:numPr>
+        <w:spacing w:after="0" w:line="240" w:lineRule="auto"/>
+        <w:rPr>
+          <w:rFonts w:ascii="Arial" w:hAnsi="Arial" w:cs="Arial"/>
+          <w:color w:val="1F1F1F"/>
+        </w:rPr>
+      </w:pPr>
+      <w:r>
+        <w:rPr>
+          <w:rFonts w:ascii="Arial" w:hAnsi="Arial" w:cs="Arial"/>
+          <w:color w:val="1F1F1F"/>
+        </w:rPr>
+        <w:t>Active policies across all remaining users:</w:t>
+      </w:r>
+    </w:p>
+    <w:p>
+      <w:pPr>
+        <w:ind w:left="1440"/>
+        <w:rPr>
+          <w:rFonts w:ascii="Arial" w:hAnsi="Arial" w:cs="Arial"/>
+          <w:color w:val="1F1F1F"/>
+        </w:rPr>
+      </w:pPr>
+      <w:r>
+        <w:rPr>
+          <w:rFonts w:ascii="Arial" w:hAnsi="Arial" w:cs="Arial"/>
+          <w:color w:val="1F1F1F"/>
+        </w:rPr>
+        <w:br/>
+      </w:r>
+    </w:p>
+    <w:p>
+      <w:pPr>
+        <w:numPr>
+          <w:ilvl w:val="2"/>
+          <w:numId w:val="15"/>
+        </w:numPr>
+        <w:spacing w:after="0" w:line="240" w:lineRule="auto"/>
+        <w:rPr>
+          <w:rFonts w:ascii="Arial" w:hAnsi="Arial" w:cs="Arial"/>
+          <w:color w:val="1F1F1F"/>
+        </w:rPr>
+      </w:pPr>
+      <w:r>
+        <w:rPr>
+          <w:rFonts w:ascii="Arial" w:hAnsi="Arial" w:cs="Arial"/>
+          <w:color w:val="1F1F1F"/>
+          <w:bdr w:val="none" w:sz="0" w:space="0" w:color="auto" w:frame="1"/>
+        </w:rPr>
+        <w:t>Alice (1001): Toyota Camry, BMW X5</w:t>
+      </w:r>
+      <w:r>
+        <w:rPr>
+          <w:rFonts w:ascii="Arial" w:hAnsi="Arial" w:cs="Arial"/>
+          <w:color w:val="1F1F1F"/>
+        </w:rPr>
+        <w:t xml:space="preserve"> </w:t>
+      </w:r>
+    </w:p>
+    <w:p>
+      <w:pPr>
+        <w:ind w:left="2160"/>
+        <w:rPr>
+          <w:rFonts w:ascii="Arial" w:hAnsi="Arial" w:cs="Arial"/>
+          <w:color w:val="1F1F1F"/>
+        </w:rPr>
+      </w:pPr>
+    </w:p>
+    <w:p>
+      <w:pPr>
+        <w:numPr>
+          <w:ilvl w:val="2"/>
+          <w:numId w:val="15"/>
+        </w:numPr>
+        <w:spacing w:after="0" w:line="240" w:lineRule="auto"/>
+        <w:rPr>
+          <w:rFonts w:ascii="Arial" w:hAnsi="Arial" w:cs="Arial"/>
+          <w:color w:val="1F1F1F"/>
+        </w:rPr>
+      </w:pPr>
+      <w:r>
+        <w:rPr>
+          <w:rFonts w:ascii="Arial" w:hAnsi="Arial" w:cs="Arial"/>
+          <w:color w:val="1F1F1F"/>
+          <w:bdr w:val="none" w:sz="0" w:space="0" w:color="auto" w:frame="1"/>
+        </w:rPr>
+        <w:t>Bob (1002): Honda Civic</w:t>
+      </w:r>
+      <w:r>
+        <w:rPr>
+          <w:rFonts w:ascii="Arial" w:hAnsi="Arial" w:cs="Arial"/>
+          <w:color w:val="1F1F1F"/>
+        </w:rPr>
+        <w:t xml:space="preserve"> </w:t>
+      </w:r>
+    </w:p>
+    <w:p>
+      <w:pPr>
+        <w:ind w:left="2160"/>
+        <w:rPr>
+          <w:rFonts w:ascii="Arial" w:hAnsi="Arial" w:cs="Arial"/>
+          <w:color w:val="1F1F1F"/>
+        </w:rPr>
+      </w:pPr>
+    </w:p>
+    <w:p>
+      <w:pPr>
+        <w:numPr>
+          <w:ilvl w:val="2"/>
+          <w:numId w:val="15"/>
+        </w:numPr>
+        <w:spacing w:after="0" w:line="240" w:lineRule="auto"/>
+        <w:rPr>
+          <w:rFonts w:ascii="Arial" w:hAnsi="Arial" w:cs="Arial"/>
+          <w:color w:val="1F1F1F"/>
+        </w:rPr>
+      </w:pPr>
+      <w:r>
+        <w:rPr>
+          <w:rFonts w:ascii="Arial" w:hAnsi="Arial" w:cs="Arial"/>
+          <w:color w:val="1F1F1F"/>
+          <w:bdr w:val="none" w:sz="0" w:space="0" w:color="auto" w:frame="1"/>
+        </w:rPr>
+        <w:t>Charlie (1003): Toyota RAV4</w:t>
+      </w:r>
+      <w:r>
+        <w:rPr>
+          <w:rFonts w:ascii="Arial" w:hAnsi="Arial" w:cs="Arial"/>
+          <w:color w:val="1F1F1F"/>
+        </w:rPr>
+        <w:t xml:space="preserve"> </w:t>
+      </w:r>
+    </w:p>
+    <w:p>
+      <w:pPr>
+        <w:ind w:left="2160"/>
+        <w:rPr>
+          <w:rFonts w:ascii="Arial" w:hAnsi="Arial" w:cs="Arial"/>
+          <w:color w:val="1F1F1F"/>
+        </w:rPr>
+      </w:pPr>
+    </w:p>
+    <w:p>
+      <w:pPr>
+        <w:numPr>
+          <w:ilvl w:val="2"/>
+          <w:numId w:val="15"/>
+        </w:numPr>
+        <w:spacing w:after="0" w:line="240" w:lineRule="auto"/>
+        <w:rPr>
+          <w:rFonts w:ascii="Arial" w:hAnsi="Arial" w:cs="Arial"/>
+          <w:color w:val="1F1F1F"/>
+        </w:rPr>
+      </w:pPr>
+      <w:r>
+        <w:rPr>
+          <w:rFonts w:ascii="Arial" w:hAnsi="Arial" w:cs="Arial"/>
+          <w:color w:val="1F1F1F"/>
+        </w:rPr>
+        <w:t>Diana (1004): None (Policy 401 removed in Test 27)</w:t>
+      </w:r>
+    </w:p>
+    <w:p>
+      <w:pPr>
+        <w:ind w:left="2160"/>
+        <w:rPr>
+          <w:rFonts w:ascii="Arial" w:hAnsi="Arial" w:cs="Arial"/>
+          <w:color w:val="1F1F1F"/>
+        </w:rPr>
+      </w:pPr>
+    </w:p>
+    <w:p>
+      <w:pPr>
+        <w:numPr>
+          <w:ilvl w:val="1"/>
+          <w:numId w:val="15"/>
+        </w:numPr>
+        <w:spacing w:after="0" w:line="240" w:lineRule="auto"/>
+        <w:rPr>
+          <w:rFonts w:ascii="Arial" w:hAnsi="Arial" w:cs="Arial"/>
+          <w:color w:val="1F1F1F"/>
+        </w:rPr>
+      </w:pPr>
+      <w:proofErr w:type="spellStart"/>
+      <w:proofErr w:type="gramStart"/>
+      <w:r>
+        <w:rPr>
+          <w:rStyle w:val="HTMLCode"/>
+          <w:rFonts w:ascii="Arial" w:eastAsiaTheme="minorEastAsia" w:hAnsi="Arial" w:cs="Arial"/>
+          <w:color w:val="1F1F1F"/>
+          <w:sz w:val="23"/>
+          <w:szCs w:val="23"/>
+        </w:rPr>
+        <w:t>populateDistinctCarModels</w:t>
+      </w:r>
+      <w:proofErr w:type="spellEnd"/>
+      <w:r>
+        <w:rPr>
+          <w:rStyle w:val="HTMLCode"/>
+          <w:rFonts w:ascii="Arial" w:eastAsiaTheme="minorEastAsia" w:hAnsi="Arial" w:cs="Arial"/>
+          <w:color w:val="1F1F1F"/>
+          <w:sz w:val="23"/>
+          <w:szCs w:val="23"/>
+        </w:rPr>
+        <w:t>(</w:t>
+      </w:r>
+      <w:proofErr w:type="gramEnd"/>
+      <w:r>
+        <w:rPr>
+          <w:rStyle w:val="HTMLCode"/>
+          <w:rFonts w:ascii="Arial" w:eastAsiaTheme="minorEastAsia" w:hAnsi="Arial" w:cs="Arial"/>
+          <w:color w:val="1F1F1F"/>
+          <w:sz w:val="23"/>
+          <w:szCs w:val="23"/>
+        </w:rPr>
+        <w:t>)</w:t>
+      </w:r>
+      <w:r>
+        <w:rPr>
+          <w:rFonts w:ascii="Arial" w:hAnsi="Arial" w:cs="Arial"/>
+          <w:color w:val="1F1F1F"/>
+        </w:rPr>
+        <w:t xml:space="preserve"> returns </w:t>
+      </w:r>
+      <w:r>
+        <w:rPr>
+          <w:rStyle w:val="HTMLCode"/>
+          <w:rFonts w:ascii="Arial" w:eastAsiaTheme="minorEastAsia" w:hAnsi="Arial" w:cs="Arial"/>
+          <w:color w:val="1F1F1F"/>
+          <w:sz w:val="23"/>
+          <w:szCs w:val="23"/>
+        </w:rPr>
+        <w:t>["Toyota Camry", "BMW X5", "Honda Civic", "Toyota RAV4"]</w:t>
+      </w:r>
+      <w:r>
+        <w:rPr>
+          <w:rFonts w:ascii="Arial" w:hAnsi="Arial" w:cs="Arial"/>
+          <w:color w:val="1F1F1F"/>
+        </w:rPr>
+        <w:t>.</w:t>
+      </w:r>
+    </w:p>
+    <w:p>
+      <w:pPr>
+        <w:ind w:left="1440"/>
+        <w:rPr>
+          <w:rFonts w:ascii="Arial" w:hAnsi="Arial" w:cs="Arial"/>
+          <w:color w:val="1F1F1F"/>
+        </w:rPr>
+      </w:pPr>
+    </w:p>
+    <w:p>
+      <w:pPr>
+        <w:numPr>
+          <w:ilvl w:val="1"/>
+          <w:numId w:val="15"/>
+        </w:numPr>
+        <w:spacing w:after="0" w:line="240" w:lineRule="auto"/>
+        <w:rPr>
+          <w:rFonts w:ascii="Arial" w:hAnsi="Arial" w:cs="Arial"/>
+          <w:color w:val="1F1F1F"/>
+        </w:rPr>
+      </w:pPr>
+      <w:proofErr w:type="spellStart"/>
+      <w:r>
+        <w:rPr>
+          <w:rStyle w:val="HTMLCode"/>
+          <w:rFonts w:ascii="Arial" w:eastAsiaTheme="minorEastAsia" w:hAnsi="Arial" w:cs="Arial"/>
+          <w:color w:val="1F1F1F"/>
+          <w:sz w:val="23"/>
+          <w:szCs w:val="23"/>
+        </w:rPr>
+        <w:t>getTotalCountPerCarModel</w:t>
+      </w:r>
+      <w:proofErr w:type="spellEnd"/>
+      <w:r>
+        <w:rPr>
+          <w:rStyle w:val="HTMLCode"/>
+          <w:rFonts w:ascii="Arial" w:eastAsiaTheme="minorEastAsia" w:hAnsi="Arial" w:cs="Arial"/>
+          <w:color w:val="1F1F1F"/>
+          <w:sz w:val="23"/>
+          <w:szCs w:val="23"/>
+        </w:rPr>
+        <w:t>(...)</w:t>
+      </w:r>
+      <w:r>
+        <w:rPr>
+          <w:rFonts w:ascii="Arial" w:hAnsi="Arial" w:cs="Arial"/>
+          <w:color w:val="1F1F1F"/>
+        </w:rPr>
+        <w:t xml:space="preserve"> returns </w:t>
+      </w:r>
+      <w:r>
+        <w:rPr>
+          <w:rStyle w:val="HTMLCode"/>
+          <w:rFonts w:ascii="Arial" w:eastAsiaTheme="minorEastAsia" w:hAnsi="Arial" w:cs="Arial"/>
+          <w:color w:val="1F1F1F"/>
+          <w:sz w:val="23"/>
+          <w:szCs w:val="23"/>
+        </w:rPr>
+        <w:t>[1, 1, 1, 1]</w:t>
+      </w:r>
+      <w:r>
+        <w:rPr>
+          <w:rFonts w:ascii="Arial" w:hAnsi="Arial" w:cs="Arial"/>
+          <w:color w:val="1F1F1F"/>
+        </w:rPr>
+        <w:t>.</w:t>
+      </w:r>
+    </w:p>
+    <w:p>
+      <w:pPr>
+        <w:pStyle w:val="ListParagraph"/>
+        <w:rPr>
+          <w:rFonts w:ascii="Arial" w:hAnsi="Arial" w:cs="Arial"/>
+          <w:color w:val="1F1F1F"/>
+        </w:rPr>
+      </w:pPr>
+    </w:p>
+    <w:p>
+      <w:pPr>
+        <w:numPr>
+          <w:ilvl w:val="1"/>
+          <w:numId w:val="15"/>
+        </w:numPr>
+        <w:spacing w:after="0" w:line="240" w:lineRule="auto"/>
+        <w:rPr>
+          <w:rFonts w:ascii="Arial" w:hAnsi="Arial" w:cs="Arial"/>
+          <w:color w:val="1F1F1F"/>
+        </w:rPr>
+      </w:pPr>
+    </w:p>
+    <w:p>
+      <w:pPr>
+        <w:pStyle w:val="Heading3"/>
+        <w:spacing w:before="0"/>
+        <w:rPr>
+          <w:rFonts w:ascii="Arial" w:hAnsi="Arial" w:cs="Arial"/>
+          <w:color w:val="1F1F1F"/>
+        </w:rPr>
+      </w:pPr>
+      <w:r>
+        <w:rPr>
+          <w:rFonts w:ascii="Arial" w:hAnsi="Arial" w:cs="Arial"/>
+          <w:color w:val="1F1F1F"/>
+        </w:rPr>
+        <w:t>Complete Expected Test Results (Tests 27–43)</w:t>
+      </w:r>
+    </w:p>
+    <w:tbl>
+      <w:tblPr>
+        <w:tblStyle w:val="TableGrid"/>
+        <w:tblW w:w="0" w:type="auto"/>
+        <w:tblLook w:val="04A0" w:firstRow="1" w:lastRow="0" w:firstColumn="1" w:lastColumn="0" w:noHBand="0" w:noVBand="1"/>
+      </w:tblPr>
+      <w:tblGrid>
+        <w:gridCol w:w="648"/>
+        <w:gridCol w:w="5378"/>
+        <w:gridCol w:w="2687"/>
+        <w:gridCol w:w="1357"/>
+      </w:tblGrid>
+      <w:tr>
+        <w:tc>
+          <w:tcPr>
+            <w:tcW w:w="0" w:type="auto"/>
+            <w:hideMark/>
+          </w:tcPr>
+          <w:p>
+            <w:pPr>
+              <w:rPr>
+                <w:rFonts w:ascii="Arial" w:hAnsi="Arial" w:cs="Arial"/>
+                <w:color w:val="1F1F1F"/>
+              </w:rPr>
+            </w:pPr>
+            <w:r>
+              <w:rPr>
+                <w:rStyle w:val="Strong"/>
+                <w:rFonts w:ascii="Arial" w:hAnsi="Arial" w:cs="Arial"/>
+                <w:color w:val="1F1F1F"/>
+                <w:bdr w:val="none" w:sz="0" w:space="0" w:color="auto" w:frame="1"/>
+              </w:rPr>
+              <w:t>Test</w:t>
+            </w:r>
+          </w:p>
+        </w:tc>
+        <w:tc>
+          <w:tcPr>
+            <w:tcW w:w="0" w:type="auto"/>
+            <w:hideMark/>
+          </w:tcPr>
+          <w:p>
+            <w:pPr>
+              <w:rPr>
+                <w:rFonts w:ascii="Arial" w:hAnsi="Arial" w:cs="Arial"/>
+                <w:color w:val="1F1F1F"/>
+              </w:rPr>
+            </w:pPr>
+            <w:r>
+              <w:rPr>
+                <w:rStyle w:val="Strong"/>
+                <w:rFonts w:ascii="Arial" w:hAnsi="Arial" w:cs="Arial"/>
+                <w:color w:val="1F1F1F"/>
+                <w:bdr w:val="none" w:sz="0" w:space="0" w:color="auto" w:frame="1"/>
+              </w:rPr>
+              <w:t xml:space="preserve">Test </w:t>
+            </w:r>
+            <w:r>
+              <w:rPr>
+                <w:rStyle w:val="Strong"/>
+                <w:rFonts w:ascii="Arial" w:hAnsi="Arial" w:cs="Arial"/>
+                <w:color w:val="1F1F1F"/>
+                <w:bdr w:val="none" w:sz="0" w:space="0" w:color="auto" w:frame="1"/>
+              </w:rPr>
+              <w:t>methods</w:t>
+            </w:r>
+          </w:p>
+        </w:tc>
+        <w:tc>
+          <w:tcPr>
+            <w:tcW w:w="0" w:type="auto"/>
+            <w:hideMark/>
+          </w:tcPr>
+          <w:p>
+            <w:pPr>
+              <w:rPr>
+                <w:rFonts w:ascii="Arial" w:hAnsi="Arial" w:cs="Arial"/>
+                <w:color w:val="1F1F1F"/>
+              </w:rPr>
+            </w:pPr>
+            <w:r>
+              <w:rPr>
+                <w:rStyle w:val="Strong"/>
+                <w:rFonts w:ascii="Arial" w:hAnsi="Arial" w:cs="Arial"/>
+                <w:color w:val="1F1F1F"/>
+                <w:bdr w:val="none" w:sz="0" w:space="0" w:color="auto" w:frame="1"/>
+              </w:rPr>
+              <w:t>Expected Result</w:t>
+            </w:r>
+          </w:p>
+        </w:tc>
+        <w:tc>
+          <w:tcPr>
+            <w:tcW w:w="0" w:type="auto"/>
+            <w:hideMark/>
+          </w:tcPr>
+          <w:p>
+            <w:pPr>
+              <w:rPr>
+                <w:rFonts w:ascii="Arial" w:hAnsi="Arial" w:cs="Arial"/>
+                <w:color w:val="1F1F1F"/>
+              </w:rPr>
+            </w:pPr>
+            <w:r>
+              <w:rPr>
+                <w:rStyle w:val="Strong"/>
+                <w:rFonts w:ascii="Arial" w:hAnsi="Arial" w:cs="Arial"/>
+                <w:color w:val="1F1F1F"/>
+                <w:bdr w:val="none" w:sz="0" w:space="0" w:color="auto" w:frame="1"/>
+              </w:rPr>
+              <w:t>Expected Status</w:t>
+            </w:r>
+          </w:p>
+        </w:tc>
+      </w:tr>
+      <w:tr>
+        <w:tc>
+          <w:tcPr>
+            <w:tcW w:w="0" w:type="auto"/>
+            <w:hideMark/>
+          </w:tcPr>
+          <w:p>
+            <w:pPr>
+              <w:rPr>
+                <w:rFonts w:ascii="Arial" w:hAnsi="Arial" w:cs="Arial"/>
+                <w:color w:val="1F1F1F"/>
+              </w:rPr>
+            </w:pPr>
+            <w:r>
+              <w:rPr>
+                <w:rFonts w:ascii="Arial" w:hAnsi="Arial" w:cs="Arial"/>
+                <w:b/>
+                <w:bCs/>
+                <w:color w:val="1F1F1F"/>
+                <w:bdr w:val="none" w:sz="0" w:space="0" w:color="auto" w:frame="1"/>
+              </w:rPr>
+              <w:t>27</w:t>
+            </w:r>
+          </w:p>
+        </w:tc>
+        <w:tc>
+          <w:tcPr>
+            <w:tcW w:w="0" w:type="auto"/>
+            <w:hideMark/>
+          </w:tcPr>
+          <w:p>
+            <w:pPr>
+              <w:rPr>
+                <w:rFonts w:ascii="Arial" w:hAnsi="Arial" w:cs="Arial"/>
+                <w:color w:val="1F1F1F"/>
+              </w:rPr>
+            </w:pPr>
+            <w:proofErr w:type="spellStart"/>
+            <w:r>
+              <w:rPr>
+                <w:rStyle w:val="HTMLCode"/>
+                <w:rFonts w:ascii="Arial" w:eastAsiaTheme="minorEastAsia" w:hAnsi="Arial" w:cs="Arial"/>
+                <w:color w:val="1F1F1F"/>
+                <w:sz w:val="23"/>
+                <w:szCs w:val="23"/>
+                <w:bdr w:val="none" w:sz="0" w:space="0" w:color="auto" w:frame="1"/>
+              </w:rPr>
+              <w:t>removePolicy</w:t>
+            </w:r>
+            <w:proofErr w:type="spellEnd"/>
+            <w:r>
+              <w:rPr>
+                <w:rFonts w:ascii="Arial" w:hAnsi="Arial" w:cs="Arial"/>
+                <w:color w:val="1F1F1F"/>
+                <w:bdr w:val="none" w:sz="0" w:space="0" w:color="auto" w:frame="1"/>
+              </w:rPr>
+              <w:t xml:space="preserve"> — valid user and policy (1004 / 401)</w:t>
+            </w:r>
+          </w:p>
+        </w:tc>
+        <w:tc>
+          <w:tcPr>
+            <w:tcW w:w="0" w:type="auto"/>
+            <w:hideMark/>
+          </w:tcPr>
+          <w:p>
+            <w:pPr>
+              <w:rPr>
+                <w:rFonts w:ascii="Arial" w:hAnsi="Arial" w:cs="Arial"/>
+                <w:color w:val="1F1F1F"/>
+              </w:rPr>
+            </w:pPr>
+            <w:r>
+              <w:rPr>
+                <w:rStyle w:val="HTMLCode"/>
+                <w:rFonts w:ascii="Arial" w:eastAsiaTheme="minorEastAsia" w:hAnsi="Arial" w:cs="Arial"/>
+                <w:color w:val="1F1F1F"/>
+                <w:sz w:val="23"/>
+                <w:szCs w:val="23"/>
+                <w:bdr w:val="none" w:sz="0" w:space="0" w:color="auto" w:frame="1"/>
+              </w:rPr>
+              <w:t>true</w:t>
+            </w:r>
+          </w:p>
+        </w:tc>
+        <w:tc>
+          <w:tcPr>
+            <w:tcW w:w="0" w:type="auto"/>
+            <w:hideMark/>
+          </w:tcPr>
+          <w:p>
+            <w:pPr>
+              <w:rPr>
+                <w:rFonts w:ascii="Arial" w:hAnsi="Arial" w:cs="Arial"/>
+                <w:color w:val="1F1F1F"/>
+              </w:rPr>
+            </w:pPr>
+            <w:r>
+              <w:rPr>
+                <w:rFonts w:ascii="Arial" w:hAnsi="Arial" w:cs="Arial"/>
+                <w:color w:val="1F1F1F"/>
+                <w:bdr w:val="none" w:sz="0" w:space="0" w:color="auto" w:frame="1"/>
+              </w:rPr>
+              <w:t>PASS</w:t>
+            </w:r>
+          </w:p>
+        </w:tc>
+      </w:tr>
+      <w:tr>
+        <w:tc>
+          <w:tcPr>
+            <w:tcW w:w="0" w:type="auto"/>
+            <w:hideMark/>
+          </w:tcPr>
+          <w:p>
+            <w:pPr>
+              <w:rPr>
+                <w:rFonts w:ascii="Arial" w:hAnsi="Arial" w:cs="Arial"/>
+                <w:color w:val="1F1F1F"/>
+              </w:rPr>
+            </w:pPr>
+            <w:r>
+              <w:rPr>
+                <w:rFonts w:ascii="Arial" w:hAnsi="Arial" w:cs="Arial"/>
+                <w:b/>
+                <w:bCs/>
+                <w:color w:val="1F1F1F"/>
+                <w:bdr w:val="none" w:sz="0" w:space="0" w:color="auto" w:frame="1"/>
+              </w:rPr>
+              <w:t>28</w:t>
+            </w:r>
+          </w:p>
+        </w:tc>
+        <w:tc>
+          <w:tcPr>
+            <w:tcW w:w="0" w:type="auto"/>
+            <w:hideMark/>
+          </w:tcPr>
+          <w:p>
+            <w:pPr>
+              <w:rPr>
+                <w:rFonts w:ascii="Arial" w:hAnsi="Arial" w:cs="Arial"/>
+                <w:color w:val="1F1F1F"/>
+              </w:rPr>
+            </w:pPr>
+            <w:proofErr w:type="spellStart"/>
+            <w:r>
+              <w:rPr>
+                <w:rStyle w:val="HTMLCode"/>
+                <w:rFonts w:ascii="Arial" w:eastAsiaTheme="minorEastAsia" w:hAnsi="Arial" w:cs="Arial"/>
+                <w:color w:val="1F1F1F"/>
+                <w:sz w:val="23"/>
+                <w:szCs w:val="23"/>
+                <w:bdr w:val="none" w:sz="0" w:space="0" w:color="auto" w:frame="1"/>
+              </w:rPr>
+              <w:t>removePolicy</w:t>
+            </w:r>
+            <w:proofErr w:type="spellEnd"/>
+            <w:r>
+              <w:rPr>
+                <w:rFonts w:ascii="Arial" w:hAnsi="Arial" w:cs="Arial"/>
+                <w:color w:val="1F1F1F"/>
+                <w:bdr w:val="none" w:sz="0" w:space="0" w:color="auto" w:frame="1"/>
+              </w:rPr>
+              <w:t xml:space="preserve"> — already removed policy (1004 / 401)</w:t>
+            </w:r>
+          </w:p>
+        </w:tc>
+        <w:tc>
+          <w:tcPr>
+            <w:tcW w:w="0" w:type="auto"/>
+            <w:hideMark/>
+          </w:tcPr>
+          <w:p>
+            <w:pPr>
+              <w:rPr>
+                <w:rFonts w:ascii="Arial" w:hAnsi="Arial" w:cs="Arial"/>
+                <w:color w:val="1F1F1F"/>
+              </w:rPr>
+            </w:pPr>
+            <w:r>
+              <w:rPr>
+                <w:rStyle w:val="HTMLCode"/>
+                <w:rFonts w:ascii="Arial" w:eastAsiaTheme="minorEastAsia" w:hAnsi="Arial" w:cs="Arial"/>
+                <w:color w:val="1F1F1F"/>
+                <w:sz w:val="23"/>
+                <w:szCs w:val="23"/>
+                <w:bdr w:val="none" w:sz="0" w:space="0" w:color="auto" w:frame="1"/>
+              </w:rPr>
+              <w:t>false</w:t>
+            </w:r>
+          </w:p>
+        </w:tc>
+        <w:tc>
+          <w:tcPr>
+            <w:tcW w:w="0" w:type="auto"/>
+            <w:hideMark/>
+          </w:tcPr>
+          <w:p>
+            <w:pPr>
+              <w:rPr>
+                <w:rFonts w:ascii="Arial" w:hAnsi="Arial" w:cs="Arial"/>
+                <w:color w:val="1F1F1F"/>
+              </w:rPr>
+            </w:pPr>
+            <w:r>
+              <w:rPr>
+                <w:rFonts w:ascii="Arial" w:hAnsi="Arial" w:cs="Arial"/>
+                <w:color w:val="1F1F1F"/>
+                <w:bdr w:val="none" w:sz="0" w:space="0" w:color="auto" w:frame="1"/>
+              </w:rPr>
+              <w:t>PASS</w:t>
+            </w:r>
+          </w:p>
+        </w:tc>
+      </w:tr>
+      <w:tr>
+        <w:tc>
+          <w:tcPr>
+            <w:tcW w:w="0" w:type="auto"/>
+            <w:hideMark/>
+          </w:tcPr>
+          <w:p>
+            <w:pPr>
+              <w:rPr>
+                <w:rFonts w:ascii="Arial" w:hAnsi="Arial" w:cs="Arial"/>
+                <w:color w:val="1F1F1F"/>
+              </w:rPr>
+            </w:pPr>
+            <w:r>
+              <w:rPr>
+                <w:rFonts w:ascii="Arial" w:hAnsi="Arial" w:cs="Arial"/>
+                <w:b/>
+                <w:bCs/>
+                <w:color w:val="1F1F1F"/>
+                <w:bdr w:val="none" w:sz="0" w:space="0" w:color="auto" w:frame="1"/>
+              </w:rPr>
+              <w:t>29</w:t>
+            </w:r>
+          </w:p>
+        </w:tc>
+        <w:tc>
+          <w:tcPr>
+            <w:tcW w:w="0" w:type="auto"/>
+            <w:hideMark/>
+          </w:tcPr>
+          <w:p>
+            <w:pPr>
+              <w:rPr>
+                <w:rFonts w:ascii="Arial" w:hAnsi="Arial" w:cs="Arial"/>
+                <w:color w:val="1F1F1F"/>
+              </w:rPr>
+            </w:pPr>
+            <w:proofErr w:type="spellStart"/>
+            <w:r>
+              <w:rPr>
+                <w:rStyle w:val="HTMLCode"/>
+                <w:rFonts w:ascii="Arial" w:eastAsiaTheme="minorEastAsia" w:hAnsi="Arial" w:cs="Arial"/>
+                <w:color w:val="1F1F1F"/>
+                <w:sz w:val="23"/>
+                <w:szCs w:val="23"/>
+                <w:bdr w:val="none" w:sz="0" w:space="0" w:color="auto" w:frame="1"/>
+              </w:rPr>
+              <w:t>removePolicy</w:t>
+            </w:r>
+            <w:proofErr w:type="spellEnd"/>
+            <w:r>
+              <w:rPr>
+                <w:rFonts w:ascii="Arial" w:hAnsi="Arial" w:cs="Arial"/>
+                <w:color w:val="1F1F1F"/>
+                <w:bdr w:val="none" w:sz="0" w:space="0" w:color="auto" w:frame="1"/>
+              </w:rPr>
+              <w:t xml:space="preserve"> — non-existent user (9999 / 401)</w:t>
+            </w:r>
+          </w:p>
+        </w:tc>
+        <w:tc>
+          <w:tcPr>
+            <w:tcW w:w="0" w:type="auto"/>
+            <w:hideMark/>
+          </w:tcPr>
+          <w:p>
+            <w:pPr>
+              <w:rPr>
+                <w:rFonts w:ascii="Arial" w:hAnsi="Arial" w:cs="Arial"/>
+                <w:color w:val="1F1F1F"/>
+              </w:rPr>
+            </w:pPr>
+            <w:r>
+              <w:rPr>
+                <w:rStyle w:val="HTMLCode"/>
+                <w:rFonts w:ascii="Arial" w:eastAsiaTheme="minorEastAsia" w:hAnsi="Arial" w:cs="Arial"/>
+                <w:color w:val="1F1F1F"/>
+                <w:sz w:val="23"/>
+                <w:szCs w:val="23"/>
+                <w:bdr w:val="none" w:sz="0" w:space="0" w:color="auto" w:frame="1"/>
+              </w:rPr>
+              <w:t>false</w:t>
+            </w:r>
+          </w:p>
+        </w:tc>
+        <w:tc>
+          <w:tcPr>
+            <w:tcW w:w="0" w:type="auto"/>
+            <w:hideMark/>
+          </w:tcPr>
+          <w:p>
+            <w:pPr>
+              <w:rPr>
+                <w:rFonts w:ascii="Arial" w:hAnsi="Arial" w:cs="Arial"/>
+                <w:color w:val="1F1F1F"/>
+              </w:rPr>
+            </w:pPr>
+            <w:r>
+              <w:rPr>
+                <w:rFonts w:ascii="Arial" w:hAnsi="Arial" w:cs="Arial"/>
+                <w:color w:val="1F1F1F"/>
+                <w:bdr w:val="none" w:sz="0" w:space="0" w:color="auto" w:frame="1"/>
+              </w:rPr>
+              <w:t>PASS</w:t>
+            </w:r>
+          </w:p>
+        </w:tc>
+      </w:tr>
+      <w:tr>
+        <w:tc>
+          <w:tcPr>
+            <w:tcW w:w="0" w:type="auto"/>
+            <w:hideMark/>
+          </w:tcPr>
+          <w:p>
+            <w:pPr>
+              <w:rPr>
+                <w:rFonts w:ascii="Arial" w:hAnsi="Arial" w:cs="Arial"/>
+                <w:color w:val="1F1F1F"/>
+              </w:rPr>
+            </w:pPr>
+            <w:r>
+              <w:rPr>
+                <w:rFonts w:ascii="Arial" w:hAnsi="Arial" w:cs="Arial"/>
+                <w:b/>
+                <w:bCs/>
+                <w:color w:val="1F1F1F"/>
+                <w:bdr w:val="none" w:sz="0" w:space="0" w:color="auto" w:frame="1"/>
+              </w:rPr>
+              <w:t>30</w:t>
+            </w:r>
+          </w:p>
+        </w:tc>
+        <w:tc>
+          <w:tcPr>
+            <w:tcW w:w="0" w:type="auto"/>
+            <w:hideMark/>
+          </w:tcPr>
+          <w:p>
+            <w:pPr>
+              <w:rPr>
+                <w:rFonts w:ascii="Arial" w:hAnsi="Arial" w:cs="Arial"/>
+                <w:color w:val="1F1F1F"/>
+              </w:rPr>
+            </w:pPr>
+            <w:proofErr w:type="spellStart"/>
+            <w:r>
+              <w:rPr>
+                <w:rStyle w:val="HTMLCode"/>
+                <w:rFonts w:ascii="Arial" w:eastAsiaTheme="minorEastAsia" w:hAnsi="Arial" w:cs="Arial"/>
+                <w:color w:val="1F1F1F"/>
+                <w:sz w:val="23"/>
+                <w:szCs w:val="23"/>
+                <w:bdr w:val="none" w:sz="0" w:space="0" w:color="auto" w:frame="1"/>
+              </w:rPr>
+              <w:t>autoGeneratedUserID</w:t>
+            </w:r>
+            <w:proofErr w:type="spellEnd"/>
+            <w:r>
+              <w:rPr>
+                <w:rFonts w:ascii="Arial" w:hAnsi="Arial" w:cs="Arial"/>
+                <w:color w:val="1F1F1F"/>
+                <w:bdr w:val="none" w:sz="0" w:space="0" w:color="auto" w:frame="1"/>
+              </w:rPr>
+              <w:t xml:space="preserve"> — sequential increment</w:t>
+            </w:r>
+          </w:p>
+        </w:tc>
+        <w:tc>
+          <w:tcPr>
+            <w:tcW w:w="0" w:type="auto"/>
+            <w:hideMark/>
+          </w:tcPr>
+          <w:p>
+            <w:pPr>
+              <w:rPr>
+                <w:rFonts w:ascii="Arial" w:hAnsi="Arial" w:cs="Arial"/>
+                <w:color w:val="1F1F1F"/>
+              </w:rPr>
+            </w:pPr>
+            <w:r>
+              <w:rPr>
+                <w:rStyle w:val="HTMLCode"/>
+                <w:rFonts w:ascii="Arial" w:eastAsiaTheme="minorEastAsia" w:hAnsi="Arial" w:cs="Arial"/>
+                <w:color w:val="1F1F1F"/>
+                <w:sz w:val="23"/>
+                <w:szCs w:val="23"/>
+                <w:bdr w:val="none" w:sz="0" w:space="0" w:color="auto" w:frame="1"/>
+              </w:rPr>
+              <w:t>true</w:t>
+            </w:r>
+          </w:p>
+        </w:tc>
+        <w:tc>
+          <w:tcPr>
+            <w:tcW w:w="0" w:type="auto"/>
+            <w:hideMark/>
+          </w:tcPr>
+          <w:p>
+            <w:pPr>
+              <w:rPr>
+                <w:rFonts w:ascii="Arial" w:hAnsi="Arial" w:cs="Arial"/>
+                <w:color w:val="1F1F1F"/>
+              </w:rPr>
+            </w:pPr>
+            <w:r>
+              <w:rPr>
+                <w:rFonts w:ascii="Arial" w:hAnsi="Arial" w:cs="Arial"/>
+                <w:color w:val="1F1F1F"/>
+                <w:bdr w:val="none" w:sz="0" w:space="0" w:color="auto" w:frame="1"/>
+              </w:rPr>
+              <w:t>PASS</w:t>
+            </w:r>
+          </w:p>
+        </w:tc>
+      </w:tr>
+      <w:tr>
+        <w:tc>
+          <w:tcPr>
+            <w:tcW w:w="0" w:type="auto"/>
+            <w:hideMark/>
+          </w:tcPr>
+          <w:p>
+            <w:pPr>
+              <w:rPr>
+                <w:rFonts w:ascii="Arial" w:hAnsi="Arial" w:cs="Arial"/>
+                <w:color w:val="1F1F1F"/>
+              </w:rPr>
+            </w:pPr>
+            <w:r>
+              <w:rPr>
+                <w:rFonts w:ascii="Arial" w:hAnsi="Arial" w:cs="Arial"/>
+                <w:b/>
+                <w:bCs/>
+                <w:color w:val="1F1F1F"/>
+                <w:bdr w:val="none" w:sz="0" w:space="0" w:color="auto" w:frame="1"/>
+              </w:rPr>
+              <w:t>31</w:t>
+            </w:r>
+          </w:p>
+        </w:tc>
+        <w:tc>
+          <w:tcPr>
+            <w:tcW w:w="0" w:type="auto"/>
+            <w:hideMark/>
+          </w:tcPr>
+          <w:p>
+            <w:pPr>
+              <w:rPr>
+                <w:rFonts w:ascii="Arial" w:hAnsi="Arial" w:cs="Arial"/>
+                <w:color w:val="1F1F1F"/>
+              </w:rPr>
+            </w:pPr>
+            <w:proofErr w:type="spellStart"/>
+            <w:r>
+              <w:rPr>
+                <w:rStyle w:val="HTMLCode"/>
+                <w:rFonts w:ascii="Arial" w:eastAsiaTheme="minorEastAsia" w:hAnsi="Arial" w:cs="Arial"/>
+                <w:color w:val="1F1F1F"/>
+                <w:sz w:val="23"/>
+                <w:szCs w:val="23"/>
+                <w:bdr w:val="none" w:sz="0" w:space="0" w:color="auto" w:frame="1"/>
+              </w:rPr>
+              <w:t>autoGeneratedUserID</w:t>
+            </w:r>
+            <w:proofErr w:type="spellEnd"/>
+            <w:r>
+              <w:rPr>
+                <w:rFonts w:ascii="Arial" w:hAnsi="Arial" w:cs="Arial"/>
+                <w:color w:val="1F1F1F"/>
+                <w:bdr w:val="none" w:sz="0" w:space="0" w:color="auto" w:frame="1"/>
+              </w:rPr>
+              <w:t xml:space="preserve"> — successfully added (unique)</w:t>
+            </w:r>
+          </w:p>
+        </w:tc>
+        <w:tc>
+          <w:tcPr>
+            <w:tcW w:w="0" w:type="auto"/>
+            <w:hideMark/>
+          </w:tcPr>
+          <w:p>
+            <w:pPr>
+              <w:rPr>
+                <w:rFonts w:ascii="Arial" w:hAnsi="Arial" w:cs="Arial"/>
+                <w:color w:val="1F1F1F"/>
+              </w:rPr>
+            </w:pPr>
+            <w:r>
+              <w:rPr>
+                <w:rStyle w:val="HTMLCode"/>
+                <w:rFonts w:ascii="Arial" w:eastAsiaTheme="minorEastAsia" w:hAnsi="Arial" w:cs="Arial"/>
+                <w:color w:val="1F1F1F"/>
+                <w:sz w:val="23"/>
+                <w:szCs w:val="23"/>
+                <w:bdr w:val="none" w:sz="0" w:space="0" w:color="auto" w:frame="1"/>
+              </w:rPr>
+              <w:t>true</w:t>
+            </w:r>
+          </w:p>
+        </w:tc>
+        <w:tc>
+          <w:tcPr>
+            <w:tcW w:w="0" w:type="auto"/>
+            <w:hideMark/>
+          </w:tcPr>
+          <w:p>
+            <w:pPr>
+              <w:rPr>
+                <w:rFonts w:ascii="Arial" w:hAnsi="Arial" w:cs="Arial"/>
+                <w:color w:val="1F1F1F"/>
+              </w:rPr>
+            </w:pPr>
+            <w:r>
+              <w:rPr>
+                <w:rFonts w:ascii="Arial" w:hAnsi="Arial" w:cs="Arial"/>
+                <w:color w:val="1F1F1F"/>
+                <w:bdr w:val="none" w:sz="0" w:space="0" w:color="auto" w:frame="1"/>
+              </w:rPr>
+              <w:t>PASS</w:t>
+            </w:r>
+          </w:p>
+        </w:tc>
+      </w:tr>
+      <w:tr>
+        <w:tc>
+          <w:tcPr>
+            <w:tcW w:w="0" w:type="auto"/>
+            <w:hideMark/>
+          </w:tcPr>
+          <w:p>
+            <w:pPr>
+              <w:rPr>
+                <w:rFonts w:ascii="Arial" w:hAnsi="Arial" w:cs="Arial"/>
+                <w:color w:val="1F1F1F"/>
+              </w:rPr>
+            </w:pPr>
+            <w:r>
+              <w:rPr>
+                <w:rFonts w:ascii="Arial" w:hAnsi="Arial" w:cs="Arial"/>
+                <w:b/>
+                <w:bCs/>
+                <w:color w:val="1F1F1F"/>
+                <w:bdr w:val="none" w:sz="0" w:space="0" w:color="auto" w:frame="1"/>
+              </w:rPr>
+              <w:t>32</w:t>
+            </w:r>
+          </w:p>
+        </w:tc>
+        <w:tc>
+          <w:tcPr>
+            <w:tcW w:w="0" w:type="auto"/>
+            <w:hideMark/>
+          </w:tcPr>
+          <w:p>
+            <w:pPr>
+              <w:rPr>
+                <w:rFonts w:ascii="Arial" w:hAnsi="Arial" w:cs="Arial"/>
+                <w:color w:val="1F1F1F"/>
+              </w:rPr>
+            </w:pPr>
+            <w:proofErr w:type="spellStart"/>
+            <w:r>
+              <w:rPr>
+                <w:rStyle w:val="HTMLCode"/>
+                <w:rFonts w:ascii="Arial" w:eastAsiaTheme="minorEastAsia" w:hAnsi="Arial" w:cs="Arial"/>
+                <w:color w:val="1F1F1F"/>
+                <w:sz w:val="23"/>
+                <w:szCs w:val="23"/>
+                <w:bdr w:val="none" w:sz="0" w:space="0" w:color="auto" w:frame="1"/>
+              </w:rPr>
+              <w:t>removeUser</w:t>
+            </w:r>
+            <w:proofErr w:type="spellEnd"/>
+            <w:r>
+              <w:rPr>
+                <w:rFonts w:ascii="Arial" w:hAnsi="Arial" w:cs="Arial"/>
+                <w:color w:val="1F1F1F"/>
+                <w:bdr w:val="none" w:sz="0" w:space="0" w:color="auto" w:frame="1"/>
+              </w:rPr>
+              <w:t xml:space="preserve"> — existing user (1005)</w:t>
+            </w:r>
+          </w:p>
+        </w:tc>
+        <w:tc>
+          <w:tcPr>
+            <w:tcW w:w="0" w:type="auto"/>
+            <w:hideMark/>
+          </w:tcPr>
+          <w:p>
+            <w:pPr>
+              <w:rPr>
+                <w:rFonts w:ascii="Arial" w:hAnsi="Arial" w:cs="Arial"/>
+                <w:color w:val="1F1F1F"/>
+              </w:rPr>
+            </w:pPr>
+            <w:r>
+              <w:rPr>
+                <w:rStyle w:val="HTMLCode"/>
+                <w:rFonts w:ascii="Arial" w:eastAsiaTheme="minorEastAsia" w:hAnsi="Arial" w:cs="Arial"/>
+                <w:color w:val="1F1F1F"/>
+                <w:sz w:val="23"/>
+                <w:szCs w:val="23"/>
+                <w:bdr w:val="none" w:sz="0" w:space="0" w:color="auto" w:frame="1"/>
+              </w:rPr>
+              <w:t>true</w:t>
+            </w:r>
+          </w:p>
+        </w:tc>
+        <w:tc>
+          <w:tcPr>
+            <w:tcW w:w="0" w:type="auto"/>
+            <w:hideMark/>
+          </w:tcPr>
+          <w:p>
+            <w:pPr>
+              <w:rPr>
+                <w:rFonts w:ascii="Arial" w:hAnsi="Arial" w:cs="Arial"/>
+                <w:color w:val="1F1F1F"/>
+              </w:rPr>
+            </w:pPr>
+            <w:r>
+              <w:rPr>
+                <w:rFonts w:ascii="Arial" w:hAnsi="Arial" w:cs="Arial"/>
+                <w:color w:val="1F1F1F"/>
+                <w:bdr w:val="none" w:sz="0" w:space="0" w:color="auto" w:frame="1"/>
+              </w:rPr>
+              <w:t>PASS</w:t>
+            </w:r>
+          </w:p>
+        </w:tc>
+      </w:tr>
+      <w:tr>
+        <w:tc>
+          <w:tcPr>
+            <w:tcW w:w="0" w:type="auto"/>
+            <w:hideMark/>
+          </w:tcPr>
+          <w:p>
+            <w:pPr>
+              <w:rPr>
+                <w:rFonts w:ascii="Arial" w:hAnsi="Arial" w:cs="Arial"/>
+                <w:color w:val="1F1F1F"/>
+              </w:rPr>
+            </w:pPr>
+            <w:r>
+              <w:rPr>
+                <w:rFonts w:ascii="Arial" w:hAnsi="Arial" w:cs="Arial"/>
+                <w:b/>
+                <w:bCs/>
+                <w:color w:val="1F1F1F"/>
+                <w:bdr w:val="none" w:sz="0" w:space="0" w:color="auto" w:frame="1"/>
+              </w:rPr>
+              <w:t>33</w:t>
+            </w:r>
+          </w:p>
+        </w:tc>
+        <w:tc>
+          <w:tcPr>
+            <w:tcW w:w="0" w:type="auto"/>
+            <w:hideMark/>
+          </w:tcPr>
+          <w:p>
+            <w:pPr>
+              <w:rPr>
+                <w:rFonts w:ascii="Arial" w:hAnsi="Arial" w:cs="Arial"/>
+                <w:color w:val="1F1F1F"/>
+              </w:rPr>
+            </w:pPr>
+            <w:proofErr w:type="spellStart"/>
+            <w:r>
+              <w:rPr>
+                <w:rStyle w:val="HTMLCode"/>
+                <w:rFonts w:ascii="Arial" w:eastAsiaTheme="minorEastAsia" w:hAnsi="Arial" w:cs="Arial"/>
+                <w:color w:val="1F1F1F"/>
+                <w:sz w:val="23"/>
+                <w:szCs w:val="23"/>
+                <w:bdr w:val="none" w:sz="0" w:space="0" w:color="auto" w:frame="1"/>
+              </w:rPr>
+              <w:t>removeUser</w:t>
+            </w:r>
+            <w:proofErr w:type="spellEnd"/>
+            <w:r>
+              <w:rPr>
+                <w:rFonts w:ascii="Arial" w:hAnsi="Arial" w:cs="Arial"/>
+                <w:color w:val="1F1F1F"/>
+                <w:bdr w:val="none" w:sz="0" w:space="0" w:color="auto" w:frame="1"/>
+              </w:rPr>
+              <w:t xml:space="preserve"> — non-existent user (9999)</w:t>
+            </w:r>
+          </w:p>
+        </w:tc>
+        <w:tc>
+          <w:tcPr>
+            <w:tcW w:w="0" w:type="auto"/>
+            <w:hideMark/>
+          </w:tcPr>
+          <w:p>
+            <w:pPr>
+              <w:rPr>
+                <w:rFonts w:ascii="Arial" w:hAnsi="Arial" w:cs="Arial"/>
+                <w:color w:val="1F1F1F"/>
+              </w:rPr>
+            </w:pPr>
+            <w:r>
+              <w:rPr>
+                <w:rStyle w:val="HTMLCode"/>
+                <w:rFonts w:ascii="Arial" w:eastAsiaTheme="minorEastAsia" w:hAnsi="Arial" w:cs="Arial"/>
+                <w:color w:val="1F1F1F"/>
+                <w:sz w:val="23"/>
+                <w:szCs w:val="23"/>
+                <w:bdr w:val="none" w:sz="0" w:space="0" w:color="auto" w:frame="1"/>
+              </w:rPr>
+              <w:t>false</w:t>
+            </w:r>
+          </w:p>
+        </w:tc>
+        <w:tc>
+          <w:tcPr>
+            <w:tcW w:w="0" w:type="auto"/>
+            <w:hideMark/>
+          </w:tcPr>
+          <w:p>
+            <w:pPr>
+              <w:rPr>
+                <w:rFonts w:ascii="Arial" w:hAnsi="Arial" w:cs="Arial"/>
+                <w:color w:val="1F1F1F"/>
+              </w:rPr>
+            </w:pPr>
+            <w:r>
+              <w:rPr>
+                <w:rFonts w:ascii="Arial" w:hAnsi="Arial" w:cs="Arial"/>
+                <w:color w:val="1F1F1F"/>
+                <w:bdr w:val="none" w:sz="0" w:space="0" w:color="auto" w:frame="1"/>
+              </w:rPr>
+              <w:t>PASS</w:t>
+            </w:r>
+          </w:p>
+        </w:tc>
+      </w:tr>
+      <w:tr>
+        <w:tc>
+          <w:tcPr>
+            <w:tcW w:w="0" w:type="auto"/>
+            <w:hideMark/>
+          </w:tcPr>
+          <w:p>
+            <w:pPr>
+              <w:rPr>
+                <w:rFonts w:ascii="Arial" w:hAnsi="Arial" w:cs="Arial"/>
+                <w:color w:val="1F1F1F"/>
+              </w:rPr>
+            </w:pPr>
+            <w:r>
+              <w:rPr>
+                <w:rFonts w:ascii="Arial" w:hAnsi="Arial" w:cs="Arial"/>
+                <w:b/>
+                <w:bCs/>
+                <w:color w:val="1F1F1F"/>
+                <w:bdr w:val="none" w:sz="0" w:space="0" w:color="auto" w:frame="1"/>
+              </w:rPr>
+              <w:lastRenderedPageBreak/>
+              <w:t>34</w:t>
+            </w:r>
+          </w:p>
+        </w:tc>
+        <w:tc>
+          <w:tcPr>
+            <w:tcW w:w="0" w:type="auto"/>
+            <w:hideMark/>
+          </w:tcPr>
+          <w:p>
+            <w:pPr>
+              <w:rPr>
+                <w:rFonts w:ascii="Arial" w:hAnsi="Arial" w:cs="Arial"/>
+                <w:color w:val="1F1F1F"/>
+              </w:rPr>
+            </w:pPr>
+            <w:proofErr w:type="spellStart"/>
+            <w:r>
+              <w:rPr>
+                <w:rStyle w:val="HTMLCode"/>
+                <w:rFonts w:ascii="Arial" w:eastAsiaTheme="minorEastAsia" w:hAnsi="Arial" w:cs="Arial"/>
+                <w:color w:val="1F1F1F"/>
+                <w:sz w:val="23"/>
+                <w:szCs w:val="23"/>
+                <w:bdr w:val="none" w:sz="0" w:space="0" w:color="auto" w:frame="1"/>
+              </w:rPr>
+              <w:t>findUser</w:t>
+            </w:r>
+            <w:proofErr w:type="spellEnd"/>
+            <w:r>
+              <w:rPr>
+                <w:rFonts w:ascii="Arial" w:hAnsi="Arial" w:cs="Arial"/>
+                <w:color w:val="1F1F1F"/>
+                <w:bdr w:val="none" w:sz="0" w:space="0" w:color="auto" w:frame="1"/>
+              </w:rPr>
+              <w:t xml:space="preserve"> — confirm removed user is null (1005)</w:t>
+            </w:r>
+          </w:p>
+        </w:tc>
+        <w:tc>
+          <w:tcPr>
+            <w:tcW w:w="0" w:type="auto"/>
+            <w:hideMark/>
+          </w:tcPr>
+          <w:p>
+            <w:pPr>
+              <w:rPr>
+                <w:rFonts w:ascii="Arial" w:hAnsi="Arial" w:cs="Arial"/>
+                <w:color w:val="1F1F1F"/>
+              </w:rPr>
+            </w:pPr>
+            <w:r>
+              <w:rPr>
+                <w:rStyle w:val="HTMLCode"/>
+                <w:rFonts w:ascii="Arial" w:eastAsiaTheme="minorEastAsia" w:hAnsi="Arial" w:cs="Arial"/>
+                <w:color w:val="1F1F1F"/>
+                <w:sz w:val="23"/>
+                <w:szCs w:val="23"/>
+                <w:bdr w:val="none" w:sz="0" w:space="0" w:color="auto" w:frame="1"/>
+              </w:rPr>
+              <w:t>true</w:t>
+            </w:r>
+          </w:p>
+        </w:tc>
+        <w:tc>
+          <w:tcPr>
+            <w:tcW w:w="0" w:type="auto"/>
+            <w:hideMark/>
+          </w:tcPr>
+          <w:p>
+            <w:pPr>
+              <w:rPr>
+                <w:rFonts w:ascii="Arial" w:hAnsi="Arial" w:cs="Arial"/>
+                <w:color w:val="1F1F1F"/>
+              </w:rPr>
+            </w:pPr>
+            <w:r>
+              <w:rPr>
+                <w:rFonts w:ascii="Arial" w:hAnsi="Arial" w:cs="Arial"/>
+                <w:color w:val="1F1F1F"/>
+                <w:bdr w:val="none" w:sz="0" w:space="0" w:color="auto" w:frame="1"/>
+              </w:rPr>
+              <w:t>PASS</w:t>
+            </w:r>
+          </w:p>
+        </w:tc>
+      </w:tr>
+      <w:tr>
+        <w:tc>
+          <w:tcPr>
+            <w:tcW w:w="0" w:type="auto"/>
+            <w:hideMark/>
+          </w:tcPr>
+          <w:p>
+            <w:pPr>
+              <w:rPr>
+                <w:rFonts w:ascii="Arial" w:hAnsi="Arial" w:cs="Arial"/>
+                <w:color w:val="1F1F1F"/>
+              </w:rPr>
+            </w:pPr>
+            <w:r>
+              <w:rPr>
+                <w:rFonts w:ascii="Arial" w:hAnsi="Arial" w:cs="Arial"/>
+                <w:b/>
+                <w:bCs/>
+                <w:color w:val="1F1F1F"/>
+                <w:bdr w:val="none" w:sz="0" w:space="0" w:color="auto" w:frame="1"/>
+              </w:rPr>
+              <w:t>35</w:t>
+            </w:r>
+          </w:p>
+        </w:tc>
+        <w:tc>
+          <w:tcPr>
+            <w:tcW w:w="0" w:type="auto"/>
+            <w:hideMark/>
+          </w:tcPr>
+          <w:p>
+            <w:pPr>
+              <w:rPr>
+                <w:rFonts w:ascii="Arial" w:hAnsi="Arial" w:cs="Arial"/>
+                <w:color w:val="1F1F1F"/>
+              </w:rPr>
+            </w:pPr>
+            <w:proofErr w:type="spellStart"/>
+            <w:r>
+              <w:rPr>
+                <w:rStyle w:val="HTMLCode"/>
+                <w:rFonts w:ascii="Arial" w:eastAsiaTheme="minorEastAsia" w:hAnsi="Arial" w:cs="Arial"/>
+                <w:color w:val="1F1F1F"/>
+                <w:sz w:val="23"/>
+                <w:szCs w:val="23"/>
+                <w:bdr w:val="none" w:sz="0" w:space="0" w:color="auto" w:frame="1"/>
+              </w:rPr>
+              <w:t>changeAdminPassword</w:t>
+            </w:r>
+            <w:proofErr w:type="spellEnd"/>
+            <w:r>
+              <w:rPr>
+                <w:rFonts w:ascii="Arial" w:hAnsi="Arial" w:cs="Arial"/>
+                <w:color w:val="1F1F1F"/>
+                <w:bdr w:val="none" w:sz="0" w:space="0" w:color="auto" w:frame="1"/>
+              </w:rPr>
+              <w:t xml:space="preserve"> — incorrect current password</w:t>
+            </w:r>
+          </w:p>
+        </w:tc>
+        <w:tc>
+          <w:tcPr>
+            <w:tcW w:w="0" w:type="auto"/>
+            <w:hideMark/>
+          </w:tcPr>
+          <w:p>
+            <w:pPr>
+              <w:rPr>
+                <w:rFonts w:ascii="Arial" w:hAnsi="Arial" w:cs="Arial"/>
+                <w:color w:val="1F1F1F"/>
+              </w:rPr>
+            </w:pPr>
+            <w:r>
+              <w:rPr>
+                <w:rStyle w:val="HTMLCode"/>
+                <w:rFonts w:ascii="Arial" w:eastAsiaTheme="minorEastAsia" w:hAnsi="Arial" w:cs="Arial"/>
+                <w:color w:val="1F1F1F"/>
+                <w:sz w:val="23"/>
+                <w:szCs w:val="23"/>
+                <w:bdr w:val="none" w:sz="0" w:space="0" w:color="auto" w:frame="1"/>
+              </w:rPr>
+              <w:t>false</w:t>
+            </w:r>
+          </w:p>
+        </w:tc>
+        <w:tc>
+          <w:tcPr>
+            <w:tcW w:w="0" w:type="auto"/>
+            <w:hideMark/>
+          </w:tcPr>
+          <w:p>
+            <w:pPr>
+              <w:rPr>
+                <w:rFonts w:ascii="Arial" w:hAnsi="Arial" w:cs="Arial"/>
+                <w:color w:val="1F1F1F"/>
+              </w:rPr>
+            </w:pPr>
+            <w:r>
+              <w:rPr>
+                <w:rFonts w:ascii="Arial" w:hAnsi="Arial" w:cs="Arial"/>
+                <w:color w:val="1F1F1F"/>
+                <w:bdr w:val="none" w:sz="0" w:space="0" w:color="auto" w:frame="1"/>
+              </w:rPr>
+              <w:t>PASS</w:t>
+            </w:r>
+          </w:p>
+        </w:tc>
+      </w:tr>
+      <w:tr>
+        <w:tc>
+          <w:tcPr>
+            <w:tcW w:w="0" w:type="auto"/>
+            <w:hideMark/>
+          </w:tcPr>
+          <w:p>
+            <w:pPr>
+              <w:rPr>
+                <w:rFonts w:ascii="Arial" w:hAnsi="Arial" w:cs="Arial"/>
+                <w:color w:val="1F1F1F"/>
+              </w:rPr>
+            </w:pPr>
+            <w:r>
+              <w:rPr>
+                <w:rFonts w:ascii="Arial" w:hAnsi="Arial" w:cs="Arial"/>
+                <w:b/>
+                <w:bCs/>
+                <w:color w:val="1F1F1F"/>
+                <w:bdr w:val="none" w:sz="0" w:space="0" w:color="auto" w:frame="1"/>
+              </w:rPr>
+              <w:t>36</w:t>
+            </w:r>
+          </w:p>
+        </w:tc>
+        <w:tc>
+          <w:tcPr>
+            <w:tcW w:w="0" w:type="auto"/>
+            <w:hideMark/>
+          </w:tcPr>
+          <w:p>
+            <w:pPr>
+              <w:rPr>
+                <w:rFonts w:ascii="Arial" w:hAnsi="Arial" w:cs="Arial"/>
+                <w:color w:val="1F1F1F"/>
+              </w:rPr>
+            </w:pPr>
+            <w:proofErr w:type="spellStart"/>
+            <w:r>
+              <w:rPr>
+                <w:rStyle w:val="HTMLCode"/>
+                <w:rFonts w:ascii="Arial" w:eastAsiaTheme="minorEastAsia" w:hAnsi="Arial" w:cs="Arial"/>
+                <w:color w:val="1F1F1F"/>
+                <w:sz w:val="23"/>
+                <w:szCs w:val="23"/>
+                <w:bdr w:val="none" w:sz="0" w:space="0" w:color="auto" w:frame="1"/>
+              </w:rPr>
+              <w:t>changeAdminPassword</w:t>
+            </w:r>
+            <w:proofErr w:type="spellEnd"/>
+            <w:r>
+              <w:rPr>
+                <w:rFonts w:ascii="Arial" w:hAnsi="Arial" w:cs="Arial"/>
+                <w:color w:val="1F1F1F"/>
+                <w:bdr w:val="none" w:sz="0" w:space="0" w:color="auto" w:frame="1"/>
+              </w:rPr>
+              <w:t xml:space="preserve"> — correct current password</w:t>
+            </w:r>
+          </w:p>
+        </w:tc>
+        <w:tc>
+          <w:tcPr>
+            <w:tcW w:w="0" w:type="auto"/>
+            <w:hideMark/>
+          </w:tcPr>
+          <w:p>
+            <w:pPr>
+              <w:rPr>
+                <w:rFonts w:ascii="Arial" w:hAnsi="Arial" w:cs="Arial"/>
+                <w:color w:val="1F1F1F"/>
+              </w:rPr>
+            </w:pPr>
+            <w:r>
+              <w:rPr>
+                <w:rStyle w:val="HTMLCode"/>
+                <w:rFonts w:ascii="Arial" w:eastAsiaTheme="minorEastAsia" w:hAnsi="Arial" w:cs="Arial"/>
+                <w:color w:val="1F1F1F"/>
+                <w:sz w:val="23"/>
+                <w:szCs w:val="23"/>
+                <w:bdr w:val="none" w:sz="0" w:space="0" w:color="auto" w:frame="1"/>
+              </w:rPr>
+              <w:t>true</w:t>
+            </w:r>
+          </w:p>
+        </w:tc>
+        <w:tc>
+          <w:tcPr>
+            <w:tcW w:w="0" w:type="auto"/>
+            <w:hideMark/>
+          </w:tcPr>
+          <w:p>
+            <w:pPr>
+              <w:rPr>
+                <w:rFonts w:ascii="Arial" w:hAnsi="Arial" w:cs="Arial"/>
+                <w:color w:val="1F1F1F"/>
+              </w:rPr>
+            </w:pPr>
+            <w:r>
+              <w:rPr>
+                <w:rFonts w:ascii="Arial" w:hAnsi="Arial" w:cs="Arial"/>
+                <w:color w:val="1F1F1F"/>
+                <w:bdr w:val="none" w:sz="0" w:space="0" w:color="auto" w:frame="1"/>
+              </w:rPr>
+              <w:t>PASS</w:t>
+            </w:r>
+          </w:p>
+        </w:tc>
+      </w:tr>
+      <w:tr>
+        <w:tc>
+          <w:tcPr>
+            <w:tcW w:w="0" w:type="auto"/>
+            <w:hideMark/>
+          </w:tcPr>
+          <w:p>
+            <w:pPr>
+              <w:rPr>
+                <w:rFonts w:ascii="Arial" w:hAnsi="Arial" w:cs="Arial"/>
+                <w:color w:val="1F1F1F"/>
+              </w:rPr>
+            </w:pPr>
+            <w:r>
+              <w:rPr>
+                <w:rFonts w:ascii="Arial" w:hAnsi="Arial" w:cs="Arial"/>
+                <w:b/>
+                <w:bCs/>
+                <w:color w:val="1F1F1F"/>
+                <w:bdr w:val="none" w:sz="0" w:space="0" w:color="auto" w:frame="1"/>
+              </w:rPr>
+              <w:t>37</w:t>
+            </w:r>
+          </w:p>
+        </w:tc>
+        <w:tc>
+          <w:tcPr>
+            <w:tcW w:w="0" w:type="auto"/>
+            <w:hideMark/>
+          </w:tcPr>
+          <w:p>
+            <w:pPr>
+              <w:rPr>
+                <w:rFonts w:ascii="Arial" w:hAnsi="Arial" w:cs="Arial"/>
+                <w:color w:val="1F1F1F"/>
+              </w:rPr>
+            </w:pPr>
+            <w:proofErr w:type="spellStart"/>
+            <w:r>
+              <w:rPr>
+                <w:rStyle w:val="HTMLCode"/>
+                <w:rFonts w:ascii="Arial" w:eastAsiaTheme="minorEastAsia" w:hAnsi="Arial" w:cs="Arial"/>
+                <w:color w:val="1F1F1F"/>
+                <w:sz w:val="23"/>
+                <w:szCs w:val="23"/>
+                <w:bdr w:val="none" w:sz="0" w:space="0" w:color="auto" w:frame="1"/>
+              </w:rPr>
+              <w:t>validateAdmin</w:t>
+            </w:r>
+            <w:proofErr w:type="spellEnd"/>
+            <w:r>
+              <w:rPr>
+                <w:rFonts w:ascii="Arial" w:hAnsi="Arial" w:cs="Arial"/>
+                <w:color w:val="1F1F1F"/>
+                <w:bdr w:val="none" w:sz="0" w:space="0" w:color="auto" w:frame="1"/>
+              </w:rPr>
+              <w:t xml:space="preserve"> — authenticate with new password</w:t>
+            </w:r>
+          </w:p>
+        </w:tc>
+        <w:tc>
+          <w:tcPr>
+            <w:tcW w:w="0" w:type="auto"/>
+            <w:hideMark/>
+          </w:tcPr>
+          <w:p>
+            <w:pPr>
+              <w:rPr>
+                <w:rFonts w:ascii="Arial" w:hAnsi="Arial" w:cs="Arial"/>
+                <w:color w:val="1F1F1F"/>
+              </w:rPr>
+            </w:pPr>
+            <w:r>
+              <w:rPr>
+                <w:rStyle w:val="HTMLCode"/>
+                <w:rFonts w:ascii="Arial" w:eastAsiaTheme="minorEastAsia" w:hAnsi="Arial" w:cs="Arial"/>
+                <w:color w:val="1F1F1F"/>
+                <w:sz w:val="23"/>
+                <w:szCs w:val="23"/>
+                <w:bdr w:val="none" w:sz="0" w:space="0" w:color="auto" w:frame="1"/>
+              </w:rPr>
+              <w:t>true</w:t>
+            </w:r>
+          </w:p>
+        </w:tc>
+        <w:tc>
+          <w:tcPr>
+            <w:tcW w:w="0" w:type="auto"/>
+            <w:hideMark/>
+          </w:tcPr>
+          <w:p>
+            <w:pPr>
+              <w:rPr>
+                <w:rFonts w:ascii="Arial" w:hAnsi="Arial" w:cs="Arial"/>
+                <w:color w:val="1F1F1F"/>
+              </w:rPr>
+            </w:pPr>
+            <w:r>
+              <w:rPr>
+                <w:rFonts w:ascii="Arial" w:hAnsi="Arial" w:cs="Arial"/>
+                <w:color w:val="1F1F1F"/>
+                <w:bdr w:val="none" w:sz="0" w:space="0" w:color="auto" w:frame="1"/>
+              </w:rPr>
+              <w:t>PASS</w:t>
+            </w:r>
+          </w:p>
+        </w:tc>
+      </w:tr>
+      <w:tr>
+        <w:tc>
+          <w:tcPr>
+            <w:tcW w:w="0" w:type="auto"/>
+            <w:hideMark/>
+          </w:tcPr>
+          <w:p>
+            <w:pPr>
+              <w:rPr>
+                <w:rFonts w:ascii="Arial" w:hAnsi="Arial" w:cs="Arial"/>
+                <w:color w:val="1F1F1F"/>
+              </w:rPr>
+            </w:pPr>
+            <w:r>
+              <w:rPr>
+                <w:rFonts w:ascii="Arial" w:hAnsi="Arial" w:cs="Arial"/>
+                <w:b/>
+                <w:bCs/>
+                <w:color w:val="1F1F1F"/>
+                <w:bdr w:val="none" w:sz="0" w:space="0" w:color="auto" w:frame="1"/>
+              </w:rPr>
+              <w:t>38</w:t>
+            </w:r>
+          </w:p>
+        </w:tc>
+        <w:tc>
+          <w:tcPr>
+            <w:tcW w:w="0" w:type="auto"/>
+            <w:hideMark/>
+          </w:tcPr>
+          <w:p>
+            <w:pPr>
+              <w:rPr>
+                <w:rFonts w:ascii="Arial" w:hAnsi="Arial" w:cs="Arial"/>
+                <w:color w:val="1F1F1F"/>
+              </w:rPr>
+            </w:pPr>
+            <w:proofErr w:type="spellStart"/>
+            <w:r>
+              <w:rPr>
+                <w:rStyle w:val="HTMLCode"/>
+                <w:rFonts w:ascii="Arial" w:eastAsiaTheme="minorEastAsia" w:hAnsi="Arial" w:cs="Arial"/>
+                <w:color w:val="1F1F1F"/>
+                <w:sz w:val="23"/>
+                <w:szCs w:val="23"/>
+                <w:bdr w:val="none" w:sz="0" w:space="0" w:color="auto" w:frame="1"/>
+              </w:rPr>
+              <w:t>validateAdmin</w:t>
+            </w:r>
+            <w:proofErr w:type="spellEnd"/>
+            <w:r>
+              <w:rPr>
+                <w:rFonts w:ascii="Arial" w:hAnsi="Arial" w:cs="Arial"/>
+                <w:color w:val="1F1F1F"/>
+                <w:bdr w:val="none" w:sz="0" w:space="0" w:color="auto" w:frame="1"/>
+              </w:rPr>
+              <w:t xml:space="preserve"> — authenticate with old password</w:t>
+            </w:r>
+          </w:p>
+        </w:tc>
+        <w:tc>
+          <w:tcPr>
+            <w:tcW w:w="0" w:type="auto"/>
+            <w:hideMark/>
+          </w:tcPr>
+          <w:p>
+            <w:pPr>
+              <w:rPr>
+                <w:rFonts w:ascii="Arial" w:hAnsi="Arial" w:cs="Arial"/>
+                <w:color w:val="1F1F1F"/>
+              </w:rPr>
+            </w:pPr>
+            <w:r>
+              <w:rPr>
+                <w:rStyle w:val="HTMLCode"/>
+                <w:rFonts w:ascii="Arial" w:eastAsiaTheme="minorEastAsia" w:hAnsi="Arial" w:cs="Arial"/>
+                <w:color w:val="1F1F1F"/>
+                <w:sz w:val="23"/>
+                <w:szCs w:val="23"/>
+                <w:bdr w:val="none" w:sz="0" w:space="0" w:color="auto" w:frame="1"/>
+              </w:rPr>
+              <w:t>false</w:t>
+            </w:r>
+          </w:p>
+        </w:tc>
+        <w:tc>
+          <w:tcPr>
+            <w:tcW w:w="0" w:type="auto"/>
+            <w:hideMark/>
+          </w:tcPr>
+          <w:p>
+            <w:pPr>
+              <w:rPr>
+                <w:rFonts w:ascii="Arial" w:hAnsi="Arial" w:cs="Arial"/>
+                <w:color w:val="1F1F1F"/>
+              </w:rPr>
+            </w:pPr>
+            <w:r>
+              <w:rPr>
+                <w:rFonts w:ascii="Arial" w:hAnsi="Arial" w:cs="Arial"/>
+                <w:color w:val="1F1F1F"/>
+                <w:bdr w:val="none" w:sz="0" w:space="0" w:color="auto" w:frame="1"/>
+              </w:rPr>
+              <w:t>PASS</w:t>
+            </w:r>
+          </w:p>
+        </w:tc>
+      </w:tr>
+      <w:tr>
+        <w:tc>
+          <w:tcPr>
+            <w:tcW w:w="0" w:type="auto"/>
+            <w:hideMark/>
+          </w:tcPr>
+          <w:p>
+            <w:pPr>
+              <w:rPr>
+                <w:rFonts w:ascii="Arial" w:hAnsi="Arial" w:cs="Arial"/>
+                <w:color w:val="1F1F1F"/>
+              </w:rPr>
+            </w:pPr>
+            <w:r>
+              <w:rPr>
+                <w:rFonts w:ascii="Arial" w:hAnsi="Arial" w:cs="Arial"/>
+                <w:b/>
+                <w:bCs/>
+                <w:color w:val="1F1F1F"/>
+                <w:bdr w:val="none" w:sz="0" w:space="0" w:color="auto" w:frame="1"/>
+              </w:rPr>
+              <w:t>39</w:t>
+            </w:r>
+          </w:p>
+        </w:tc>
+        <w:tc>
+          <w:tcPr>
+            <w:tcW w:w="0" w:type="auto"/>
+            <w:hideMark/>
+          </w:tcPr>
+          <w:p>
+            <w:pPr>
+              <w:rPr>
+                <w:rFonts w:ascii="Arial" w:hAnsi="Arial" w:cs="Arial"/>
+                <w:color w:val="1F1F1F"/>
+              </w:rPr>
+            </w:pPr>
+            <w:proofErr w:type="spellStart"/>
+            <w:r>
+              <w:rPr>
+                <w:rStyle w:val="HTMLCode"/>
+                <w:rFonts w:ascii="Arial" w:eastAsiaTheme="minorEastAsia" w:hAnsi="Arial" w:cs="Arial"/>
+                <w:color w:val="1F1F1F"/>
+                <w:sz w:val="23"/>
+                <w:szCs w:val="23"/>
+                <w:bdr w:val="none" w:sz="0" w:space="0" w:color="auto" w:frame="1"/>
+              </w:rPr>
+              <w:t>User.populateDistinctCarModels</w:t>
+            </w:r>
+            <w:proofErr w:type="spellEnd"/>
+            <w:r>
+              <w:rPr>
+                <w:rFonts w:ascii="Arial" w:hAnsi="Arial" w:cs="Arial"/>
+                <w:color w:val="1F1F1F"/>
+                <w:bdr w:val="none" w:sz="0" w:space="0" w:color="auto" w:frame="1"/>
+              </w:rPr>
+              <w:t xml:space="preserve"> (1001)</w:t>
+            </w:r>
+          </w:p>
+        </w:tc>
+        <w:tc>
+          <w:tcPr>
+            <w:tcW w:w="0" w:type="auto"/>
+            <w:hideMark/>
+          </w:tcPr>
+          <w:p>
+            <w:pPr>
+              <w:rPr>
+                <w:rFonts w:ascii="Arial" w:hAnsi="Arial" w:cs="Arial"/>
+                <w:color w:val="1F1F1F"/>
+              </w:rPr>
+            </w:pPr>
+            <w:r>
+              <w:rPr>
+                <w:rStyle w:val="HTMLCode"/>
+                <w:rFonts w:ascii="Arial" w:eastAsiaTheme="minorEastAsia" w:hAnsi="Arial" w:cs="Arial"/>
+                <w:color w:val="1F1F1F"/>
+                <w:sz w:val="23"/>
+                <w:szCs w:val="23"/>
+                <w:bdr w:val="none" w:sz="0" w:space="0" w:color="auto" w:frame="1"/>
+              </w:rPr>
+              <w:t>["Toyota Camry", "BMW X5"]</w:t>
+            </w:r>
+          </w:p>
+        </w:tc>
+        <w:tc>
+          <w:tcPr>
+            <w:tcW w:w="0" w:type="auto"/>
+            <w:hideMark/>
+          </w:tcPr>
+          <w:p>
+            <w:pPr>
+              <w:rPr>
+                <w:rFonts w:ascii="Arial" w:hAnsi="Arial" w:cs="Arial"/>
+                <w:color w:val="1F1F1F"/>
+              </w:rPr>
+            </w:pPr>
+            <w:r>
+              <w:rPr>
+                <w:rFonts w:ascii="Arial" w:hAnsi="Arial" w:cs="Arial"/>
+                <w:color w:val="1F1F1F"/>
+                <w:bdr w:val="none" w:sz="0" w:space="0" w:color="auto" w:frame="1"/>
+              </w:rPr>
+              <w:t>PASS</w:t>
+            </w:r>
+          </w:p>
+        </w:tc>
+      </w:tr>
+      <w:tr>
+        <w:tc>
+          <w:tcPr>
+            <w:tcW w:w="0" w:type="auto"/>
+            <w:hideMark/>
+          </w:tcPr>
+          <w:p>
+            <w:pPr>
+              <w:rPr>
+                <w:rFonts w:ascii="Arial" w:hAnsi="Arial" w:cs="Arial"/>
+                <w:color w:val="1F1F1F"/>
+              </w:rPr>
+            </w:pPr>
+            <w:r>
+              <w:rPr>
+                <w:rFonts w:ascii="Arial" w:hAnsi="Arial" w:cs="Arial"/>
+                <w:b/>
+                <w:bCs/>
+                <w:color w:val="1F1F1F"/>
+                <w:bdr w:val="none" w:sz="0" w:space="0" w:color="auto" w:frame="1"/>
+              </w:rPr>
+              <w:t>40</w:t>
+            </w:r>
+          </w:p>
+        </w:tc>
+        <w:tc>
+          <w:tcPr>
+            <w:tcW w:w="0" w:type="auto"/>
+            <w:hideMark/>
+          </w:tcPr>
+          <w:p>
+            <w:pPr>
+              <w:rPr>
+                <w:rFonts w:ascii="Arial" w:hAnsi="Arial" w:cs="Arial"/>
+                <w:color w:val="1F1F1F"/>
+              </w:rPr>
+            </w:pPr>
+            <w:proofErr w:type="spellStart"/>
+            <w:r>
+              <w:rPr>
+                <w:rStyle w:val="HTMLCode"/>
+                <w:rFonts w:ascii="Arial" w:eastAsiaTheme="minorEastAsia" w:hAnsi="Arial" w:cs="Arial"/>
+                <w:color w:val="1F1F1F"/>
+                <w:sz w:val="23"/>
+                <w:szCs w:val="23"/>
+                <w:bdr w:val="none" w:sz="0" w:space="0" w:color="auto" w:frame="1"/>
+              </w:rPr>
+              <w:t>User.getTotalCountForCarModel</w:t>
+            </w:r>
+            <w:proofErr w:type="spellEnd"/>
+            <w:r>
+              <w:rPr>
+                <w:rFonts w:ascii="Arial" w:hAnsi="Arial" w:cs="Arial"/>
+                <w:color w:val="1F1F1F"/>
+                <w:bdr w:val="none" w:sz="0" w:space="0" w:color="auto" w:frame="1"/>
+              </w:rPr>
+              <w:t xml:space="preserve"> (1001, "Toyota Camry")</w:t>
+            </w:r>
+          </w:p>
+        </w:tc>
+        <w:tc>
+          <w:tcPr>
+            <w:tcW w:w="0" w:type="auto"/>
+            <w:hideMark/>
+          </w:tcPr>
+          <w:p>
+            <w:pPr>
+              <w:rPr>
+                <w:rFonts w:ascii="Arial" w:hAnsi="Arial" w:cs="Arial"/>
+                <w:color w:val="1F1F1F"/>
+              </w:rPr>
+            </w:pPr>
+            <w:r>
+              <w:rPr>
+                <w:rStyle w:val="HTMLCode"/>
+                <w:rFonts w:ascii="Arial" w:eastAsiaTheme="minorEastAsia" w:hAnsi="Arial" w:cs="Arial"/>
+                <w:color w:val="1F1F1F"/>
+                <w:sz w:val="23"/>
+                <w:szCs w:val="23"/>
+                <w:bdr w:val="none" w:sz="0" w:space="0" w:color="auto" w:frame="1"/>
+              </w:rPr>
+              <w:t>1</w:t>
+            </w:r>
+          </w:p>
+        </w:tc>
+        <w:tc>
+          <w:tcPr>
+            <w:tcW w:w="0" w:type="auto"/>
+            <w:hideMark/>
+          </w:tcPr>
+          <w:p>
+            <w:pPr>
+              <w:rPr>
+                <w:rFonts w:ascii="Arial" w:hAnsi="Arial" w:cs="Arial"/>
+                <w:color w:val="1F1F1F"/>
+              </w:rPr>
+            </w:pPr>
+            <w:r>
+              <w:rPr>
+                <w:rFonts w:ascii="Arial" w:hAnsi="Arial" w:cs="Arial"/>
+                <w:color w:val="1F1F1F"/>
+                <w:bdr w:val="none" w:sz="0" w:space="0" w:color="auto" w:frame="1"/>
+              </w:rPr>
+              <w:t>PASS</w:t>
+            </w:r>
+          </w:p>
+        </w:tc>
+      </w:tr>
+      <w:tr>
+        <w:tc>
+          <w:tcPr>
+            <w:tcW w:w="0" w:type="auto"/>
+            <w:hideMark/>
+          </w:tcPr>
+          <w:p>
+            <w:pPr>
+              <w:rPr>
+                <w:rFonts w:ascii="Arial" w:hAnsi="Arial" w:cs="Arial"/>
+                <w:color w:val="1F1F1F"/>
+              </w:rPr>
+            </w:pPr>
+            <w:r>
+              <w:rPr>
+                <w:rFonts w:ascii="Arial" w:hAnsi="Arial" w:cs="Arial"/>
+                <w:b/>
+                <w:bCs/>
+                <w:color w:val="1F1F1F"/>
+                <w:bdr w:val="none" w:sz="0" w:space="0" w:color="auto" w:frame="1"/>
+              </w:rPr>
+              <w:t>41</w:t>
+            </w:r>
+          </w:p>
+        </w:tc>
+        <w:tc>
+          <w:tcPr>
+            <w:tcW w:w="0" w:type="auto"/>
+            <w:hideMark/>
+          </w:tcPr>
+          <w:p>
+            <w:pPr>
+              <w:rPr>
+                <w:rFonts w:ascii="Arial" w:hAnsi="Arial" w:cs="Arial"/>
+                <w:color w:val="1F1F1F"/>
+              </w:rPr>
+            </w:pPr>
+            <w:proofErr w:type="spellStart"/>
+            <w:r>
+              <w:rPr>
+                <w:rStyle w:val="HTMLCode"/>
+                <w:rFonts w:ascii="Arial" w:eastAsiaTheme="minorEastAsia" w:hAnsi="Arial" w:cs="Arial"/>
+                <w:color w:val="1F1F1F"/>
+                <w:sz w:val="23"/>
+                <w:szCs w:val="23"/>
+                <w:bdr w:val="none" w:sz="0" w:space="0" w:color="auto" w:frame="1"/>
+              </w:rPr>
+              <w:t>User.getTotalPaymentForCarModel</w:t>
+            </w:r>
+            <w:proofErr w:type="spellEnd"/>
+            <w:r>
+              <w:rPr>
+                <w:rFonts w:ascii="Arial" w:hAnsi="Arial" w:cs="Arial"/>
+                <w:color w:val="1F1F1F"/>
+                <w:bdr w:val="none" w:sz="0" w:space="0" w:color="auto" w:frame="1"/>
+              </w:rPr>
+              <w:t xml:space="preserve"> (1001, "Toyota Camry")</w:t>
+            </w:r>
+          </w:p>
+        </w:tc>
+        <w:tc>
+          <w:tcPr>
+            <w:tcW w:w="0" w:type="auto"/>
+            <w:hideMark/>
+          </w:tcPr>
+          <w:p>
+            <w:pPr>
+              <w:rPr>
+                <w:rFonts w:ascii="Arial" w:hAnsi="Arial" w:cs="Arial"/>
+                <w:color w:val="1F1F1F"/>
+              </w:rPr>
+            </w:pPr>
+            <w:r>
+              <w:rPr>
+                <w:rStyle w:val="HTMLCode"/>
+                <w:rFonts w:ascii="Arial" w:eastAsiaTheme="minorEastAsia" w:hAnsi="Arial" w:cs="Arial"/>
+                <w:color w:val="1F1F1F"/>
+                <w:sz w:val="23"/>
+                <w:szCs w:val="23"/>
+                <w:bdr w:val="none" w:sz="0" w:space="0" w:color="auto" w:frame="1"/>
+              </w:rPr>
+              <w:t>85.9375</w:t>
+            </w:r>
+          </w:p>
+        </w:tc>
+        <w:tc>
+          <w:tcPr>
+            <w:tcW w:w="0" w:type="auto"/>
+            <w:hideMark/>
+          </w:tcPr>
+          <w:p>
+            <w:pPr>
+              <w:rPr>
+                <w:rFonts w:ascii="Arial" w:hAnsi="Arial" w:cs="Arial"/>
+                <w:color w:val="1F1F1F"/>
+              </w:rPr>
+            </w:pPr>
+            <w:r>
+              <w:rPr>
+                <w:rFonts w:ascii="Arial" w:hAnsi="Arial" w:cs="Arial"/>
+                <w:color w:val="1F1F1F"/>
+                <w:bdr w:val="none" w:sz="0" w:space="0" w:color="auto" w:frame="1"/>
+              </w:rPr>
+              <w:t>PASS</w:t>
+            </w:r>
+          </w:p>
+        </w:tc>
+      </w:tr>
+      <w:tr>
+        <w:tc>
+          <w:tcPr>
+            <w:tcW w:w="0" w:type="auto"/>
+            <w:hideMark/>
+          </w:tcPr>
+          <w:p>
+            <w:pPr>
+              <w:rPr>
+                <w:rFonts w:ascii="Arial" w:hAnsi="Arial" w:cs="Arial"/>
+                <w:color w:val="1F1F1F"/>
+              </w:rPr>
+            </w:pPr>
+            <w:r>
+              <w:rPr>
+                <w:rFonts w:ascii="Arial" w:hAnsi="Arial" w:cs="Arial"/>
+                <w:b/>
+                <w:bCs/>
+                <w:color w:val="1F1F1F"/>
+                <w:bdr w:val="none" w:sz="0" w:space="0" w:color="auto" w:frame="1"/>
+              </w:rPr>
+              <w:t>42</w:t>
+            </w:r>
+          </w:p>
+        </w:tc>
+        <w:tc>
+          <w:tcPr>
+            <w:tcW w:w="0" w:type="auto"/>
+            <w:hideMark/>
+          </w:tcPr>
+          <w:p>
+            <w:pPr>
+              <w:rPr>
+                <w:rFonts w:ascii="Arial" w:hAnsi="Arial" w:cs="Arial"/>
+                <w:color w:val="1F1F1F"/>
+              </w:rPr>
+            </w:pPr>
+            <w:proofErr w:type="spellStart"/>
+            <w:r>
+              <w:rPr>
+                <w:rStyle w:val="HTMLCode"/>
+                <w:rFonts w:ascii="Arial" w:eastAsiaTheme="minorEastAsia" w:hAnsi="Arial" w:cs="Arial"/>
+                <w:color w:val="1F1F1F"/>
+                <w:sz w:val="23"/>
+                <w:szCs w:val="23"/>
+                <w:bdr w:val="none" w:sz="0" w:space="0" w:color="auto" w:frame="1"/>
+              </w:rPr>
+              <w:t>InsuranceCompany.populateDistinctCarModels</w:t>
+            </w:r>
+            <w:proofErr w:type="spellEnd"/>
+          </w:p>
+        </w:tc>
+        <w:tc>
+          <w:tcPr>
+            <w:tcW w:w="0" w:type="auto"/>
+            <w:hideMark/>
+          </w:tcPr>
+          <w:p>
+            <w:pPr>
+              <w:rPr>
+                <w:rFonts w:ascii="Arial" w:hAnsi="Arial" w:cs="Arial"/>
+                <w:color w:val="1F1F1F"/>
+              </w:rPr>
+            </w:pPr>
+            <w:r>
+              <w:rPr>
+                <w:rStyle w:val="HTMLCode"/>
+                <w:rFonts w:ascii="Arial" w:eastAsiaTheme="minorEastAsia" w:hAnsi="Arial" w:cs="Arial"/>
+                <w:color w:val="1F1F1F"/>
+                <w:sz w:val="23"/>
+                <w:szCs w:val="23"/>
+                <w:bdr w:val="none" w:sz="0" w:space="0" w:color="auto" w:frame="1"/>
+              </w:rPr>
+              <w:t>["Toyota Camry", "BMW X5", "Honda Civic", "Toyota RAV4"]</w:t>
+            </w:r>
+          </w:p>
+        </w:tc>
+        <w:tc>
+          <w:tcPr>
+            <w:tcW w:w="0" w:type="auto"/>
+            <w:hideMark/>
+          </w:tcPr>
+          <w:p>
+            <w:pPr>
+              <w:rPr>
+                <w:rFonts w:ascii="Arial" w:hAnsi="Arial" w:cs="Arial"/>
+                <w:color w:val="1F1F1F"/>
+              </w:rPr>
+            </w:pPr>
+            <w:r>
+              <w:rPr>
+                <w:rFonts w:ascii="Arial" w:hAnsi="Arial" w:cs="Arial"/>
+                <w:color w:val="1F1F1F"/>
+                <w:bdr w:val="none" w:sz="0" w:space="0" w:color="auto" w:frame="1"/>
+              </w:rPr>
+              <w:t>PASS</w:t>
+            </w:r>
+          </w:p>
+        </w:tc>
+      </w:tr>
+      <w:tr>
+        <w:trPr>
+          <w:trHeight w:val="20"/>
+        </w:trPr>
+        <w:tc>
+          <w:tcPr>
+            <w:tcW w:w="0" w:type="auto"/>
+            <w:hideMark/>
+          </w:tcPr>
+          <w:p>
+            <w:pPr>
+              <w:rPr>
+                <w:rFonts w:ascii="Arial" w:hAnsi="Arial" w:cs="Arial"/>
+                <w:color w:val="1F1F1F"/>
+              </w:rPr>
+            </w:pPr>
+            <w:r>
+              <w:rPr>
+                <w:rFonts w:ascii="Arial" w:hAnsi="Arial" w:cs="Arial"/>
+                <w:b/>
+                <w:bCs/>
+                <w:color w:val="1F1F1F"/>
+                <w:bdr w:val="none" w:sz="0" w:space="0" w:color="auto" w:frame="1"/>
+              </w:rPr>
+              <w:t>43</w:t>
+            </w:r>
+          </w:p>
+        </w:tc>
+        <w:tc>
+          <w:tcPr>
+            <w:tcW w:w="0" w:type="auto"/>
+            <w:hideMark/>
+          </w:tcPr>
+          <w:p>
+            <w:pPr>
+              <w:rPr>
+                <w:rFonts w:ascii="Arial" w:hAnsi="Arial" w:cs="Arial"/>
+                <w:color w:val="1F1F1F"/>
+              </w:rPr>
+            </w:pPr>
+            <w:proofErr w:type="spellStart"/>
+            <w:r>
+              <w:rPr>
+                <w:rStyle w:val="HTMLCode"/>
+                <w:rFonts w:ascii="Arial" w:eastAsiaTheme="minorEastAsia" w:hAnsi="Arial" w:cs="Arial"/>
+                <w:color w:val="1F1F1F"/>
+                <w:sz w:val="23"/>
+                <w:szCs w:val="23"/>
+                <w:bdr w:val="none" w:sz="0" w:space="0" w:color="auto" w:frame="1"/>
+              </w:rPr>
+              <w:t>InsuranceCompany.getTotalCountPerCarModel</w:t>
+            </w:r>
+            <w:proofErr w:type="spellEnd"/>
+          </w:p>
+        </w:tc>
+        <w:tc>
+          <w:tcPr>
+            <w:tcW w:w="0" w:type="auto"/>
+            <w:hideMark/>
+          </w:tcPr>
+          <w:p>
+            <w:pPr>
+              <w:rPr>
+                <w:rFonts w:ascii="Arial" w:hAnsi="Arial" w:cs="Arial"/>
+                <w:color w:val="1F1F1F"/>
+              </w:rPr>
+            </w:pPr>
+            <w:r>
+              <w:rPr>
+                <w:rStyle w:val="HTMLCode"/>
+                <w:rFonts w:ascii="Arial" w:eastAsiaTheme="minorEastAsia" w:hAnsi="Arial" w:cs="Arial"/>
+                <w:color w:val="1F1F1F"/>
+                <w:sz w:val="23"/>
+                <w:szCs w:val="23"/>
+                <w:bdr w:val="none" w:sz="0" w:space="0" w:color="auto" w:frame="1"/>
+              </w:rPr>
+              <w:t>[1, 1, 1, 1]</w:t>
+            </w:r>
+          </w:p>
+        </w:tc>
+        <w:tc>
+          <w:tcPr>
+            <w:tcW w:w="0" w:type="auto"/>
+            <w:hideMark/>
+          </w:tcPr>
+          <w:p>
+            <w:pPr>
+              <w:rPr>
+                <w:rFonts w:ascii="Arial" w:hAnsi="Arial" w:cs="Arial"/>
+                <w:color w:val="1F1F1F"/>
+              </w:rPr>
+            </w:pPr>
+            <w:r>
+              <w:rPr>
+                <w:rFonts w:ascii="Arial" w:hAnsi="Arial" w:cs="Arial"/>
+                <w:color w:val="1F1F1F"/>
+                <w:bdr w:val="none" w:sz="0" w:space="0" w:color="auto" w:frame="1"/>
+              </w:rPr>
+              <w:t>PASS</w:t>
             </w:r>
           </w:p>
         </w:tc>
@@ -8351,6 +12337,751 @@
       </w:rPr>
     </w:lvl>
   </w:abstractNum>
+  <w:abstractNum w:abstractNumId="10" w15:restartNumberingAfterBreak="0">
+    <w:nsid w:val="25F32413"/>
+    <w:multiLevelType w:val="multilevel"/>
+    <w:tmpl w:val="6C789F84"/>
+    <w:lvl w:ilvl="0">
+      <w:start w:val="1"/>
+      <w:numFmt w:val="bullet"/>
+      <w:lvlText w:val=""/>
+      <w:lvlJc w:val="left"/>
+      <w:pPr>
+        <w:tabs>
+          <w:tab w:val="num" w:pos="720"/>
+        </w:tabs>
+        <w:ind w:left="720" w:hanging="360"/>
+      </w:pPr>
+      <w:rPr>
+        <w:rFonts w:ascii="Symbol" w:hAnsi="Symbol" w:hint="default"/>
+        <w:sz w:val="20"/>
+      </w:rPr>
+    </w:lvl>
+    <w:lvl w:ilvl="1" w:tentative="1">
+      <w:start w:val="1"/>
+      <w:numFmt w:val="bullet"/>
+      <w:lvlText w:val="o"/>
+      <w:lvlJc w:val="left"/>
+      <w:pPr>
+        <w:tabs>
+          <w:tab w:val="num" w:pos="1440"/>
+        </w:tabs>
+        <w:ind w:left="1440" w:hanging="360"/>
+      </w:pPr>
+      <w:rPr>
+        <w:rFonts w:ascii="Courier New" w:hAnsi="Courier New" w:hint="default"/>
+        <w:sz w:val="20"/>
+      </w:rPr>
+    </w:lvl>
+    <w:lvl w:ilvl="2" w:tentative="1">
+      <w:start w:val="1"/>
+      <w:numFmt w:val="bullet"/>
+      <w:lvlText w:val=""/>
+      <w:lvlJc w:val="left"/>
+      <w:pPr>
+        <w:tabs>
+          <w:tab w:val="num" w:pos="2160"/>
+        </w:tabs>
+        <w:ind w:left="2160" w:hanging="360"/>
+      </w:pPr>
+      <w:rPr>
+        <w:rFonts w:ascii="Wingdings" w:hAnsi="Wingdings" w:hint="default"/>
+        <w:sz w:val="20"/>
+      </w:rPr>
+    </w:lvl>
+    <w:lvl w:ilvl="3" w:tentative="1">
+      <w:start w:val="1"/>
+      <w:numFmt w:val="bullet"/>
+      <w:lvlText w:val=""/>
+      <w:lvlJc w:val="left"/>
+      <w:pPr>
+        <w:tabs>
+          <w:tab w:val="num" w:pos="2880"/>
+        </w:tabs>
+        <w:ind w:left="2880" w:hanging="360"/>
+      </w:pPr>
+      <w:rPr>
+        <w:rFonts w:ascii="Wingdings" w:hAnsi="Wingdings" w:hint="default"/>
+        <w:sz w:val="20"/>
+      </w:rPr>
+    </w:lvl>
+    <w:lvl w:ilvl="4" w:tentative="1">
+      <w:start w:val="1"/>
+      <w:numFmt w:val="bullet"/>
+      <w:lvlText w:val=""/>
+      <w:lvlJc w:val="left"/>
+      <w:pPr>
+        <w:tabs>
+          <w:tab w:val="num" w:pos="3600"/>
+        </w:tabs>
+        <w:ind w:left="3600" w:hanging="360"/>
+      </w:pPr>
+      <w:rPr>
+        <w:rFonts w:ascii="Wingdings" w:hAnsi="Wingdings" w:hint="default"/>
+        <w:sz w:val="20"/>
+      </w:rPr>
+    </w:lvl>
+    <w:lvl w:ilvl="5" w:tentative="1">
+      <w:start w:val="1"/>
+      <w:numFmt w:val="bullet"/>
+      <w:lvlText w:val=""/>
+      <w:lvlJc w:val="left"/>
+      <w:pPr>
+        <w:tabs>
+          <w:tab w:val="num" w:pos="4320"/>
+        </w:tabs>
+        <w:ind w:left="4320" w:hanging="360"/>
+      </w:pPr>
+      <w:rPr>
+        <w:rFonts w:ascii="Wingdings" w:hAnsi="Wingdings" w:hint="default"/>
+        <w:sz w:val="20"/>
+      </w:rPr>
+    </w:lvl>
+    <w:lvl w:ilvl="6" w:tentative="1">
+      <w:start w:val="1"/>
+      <w:numFmt w:val="bullet"/>
+      <w:lvlText w:val=""/>
+      <w:lvlJc w:val="left"/>
+      <w:pPr>
+        <w:tabs>
+          <w:tab w:val="num" w:pos="5040"/>
+        </w:tabs>
+        <w:ind w:left="5040" w:hanging="360"/>
+      </w:pPr>
+      <w:rPr>
+        <w:rFonts w:ascii="Wingdings" w:hAnsi="Wingdings" w:hint="default"/>
+        <w:sz w:val="20"/>
+      </w:rPr>
+    </w:lvl>
+    <w:lvl w:ilvl="7" w:tentative="1">
+      <w:start w:val="1"/>
+      <w:numFmt w:val="bullet"/>
+      <w:lvlText w:val=""/>
+      <w:lvlJc w:val="left"/>
+      <w:pPr>
+        <w:tabs>
+          <w:tab w:val="num" w:pos="5760"/>
+        </w:tabs>
+        <w:ind w:left="5760" w:hanging="360"/>
+      </w:pPr>
+      <w:rPr>
+        <w:rFonts w:ascii="Wingdings" w:hAnsi="Wingdings" w:hint="default"/>
+        <w:sz w:val="20"/>
+      </w:rPr>
+    </w:lvl>
+    <w:lvl w:ilvl="8" w:tentative="1">
+      <w:start w:val="1"/>
+      <w:numFmt w:val="bullet"/>
+      <w:lvlText w:val=""/>
+      <w:lvlJc w:val="left"/>
+      <w:pPr>
+        <w:tabs>
+          <w:tab w:val="num" w:pos="6480"/>
+        </w:tabs>
+        <w:ind w:left="6480" w:hanging="360"/>
+      </w:pPr>
+      <w:rPr>
+        <w:rFonts w:ascii="Wingdings" w:hAnsi="Wingdings" w:hint="default"/>
+        <w:sz w:val="20"/>
+      </w:rPr>
+    </w:lvl>
+  </w:abstractNum>
+  <w:abstractNum w:abstractNumId="11" w15:restartNumberingAfterBreak="0">
+    <w:nsid w:val="485936F3"/>
+    <w:multiLevelType w:val="multilevel"/>
+    <w:tmpl w:val="74E25FAA"/>
+    <w:lvl w:ilvl="0">
+      <w:start w:val="1"/>
+      <w:numFmt w:val="bullet"/>
+      <w:lvlText w:val=""/>
+      <w:lvlJc w:val="left"/>
+      <w:pPr>
+        <w:tabs>
+          <w:tab w:val="num" w:pos="720"/>
+        </w:tabs>
+        <w:ind w:left="720" w:hanging="360"/>
+      </w:pPr>
+      <w:rPr>
+        <w:rFonts w:ascii="Symbol" w:hAnsi="Symbol" w:hint="default"/>
+        <w:sz w:val="20"/>
+      </w:rPr>
+    </w:lvl>
+    <w:lvl w:ilvl="1">
+      <w:start w:val="1"/>
+      <w:numFmt w:val="bullet"/>
+      <w:lvlText w:val="o"/>
+      <w:lvlJc w:val="left"/>
+      <w:pPr>
+        <w:tabs>
+          <w:tab w:val="num" w:pos="1440"/>
+        </w:tabs>
+        <w:ind w:left="1440" w:hanging="360"/>
+      </w:pPr>
+      <w:rPr>
+        <w:rFonts w:ascii="Courier New" w:hAnsi="Courier New" w:hint="default"/>
+        <w:sz w:val="20"/>
+      </w:rPr>
+    </w:lvl>
+    <w:lvl w:ilvl="2">
+      <w:start w:val="1"/>
+      <w:numFmt w:val="bullet"/>
+      <w:lvlText w:val=""/>
+      <w:lvlJc w:val="left"/>
+      <w:pPr>
+        <w:tabs>
+          <w:tab w:val="num" w:pos="2160"/>
+        </w:tabs>
+        <w:ind w:left="2160" w:hanging="360"/>
+      </w:pPr>
+      <w:rPr>
+        <w:rFonts w:ascii="Wingdings" w:hAnsi="Wingdings" w:hint="default"/>
+        <w:sz w:val="20"/>
+      </w:rPr>
+    </w:lvl>
+    <w:lvl w:ilvl="3" w:tentative="1">
+      <w:start w:val="1"/>
+      <w:numFmt w:val="bullet"/>
+      <w:lvlText w:val=""/>
+      <w:lvlJc w:val="left"/>
+      <w:pPr>
+        <w:tabs>
+          <w:tab w:val="num" w:pos="2880"/>
+        </w:tabs>
+        <w:ind w:left="2880" w:hanging="360"/>
+      </w:pPr>
+      <w:rPr>
+        <w:rFonts w:ascii="Wingdings" w:hAnsi="Wingdings" w:hint="default"/>
+        <w:sz w:val="20"/>
+      </w:rPr>
+    </w:lvl>
+    <w:lvl w:ilvl="4" w:tentative="1">
+      <w:start w:val="1"/>
+      <w:numFmt w:val="bullet"/>
+      <w:lvlText w:val=""/>
+      <w:lvlJc w:val="left"/>
+      <w:pPr>
+        <w:tabs>
+          <w:tab w:val="num" w:pos="3600"/>
+        </w:tabs>
+        <w:ind w:left="3600" w:hanging="360"/>
+      </w:pPr>
+      <w:rPr>
+        <w:rFonts w:ascii="Wingdings" w:hAnsi="Wingdings" w:hint="default"/>
+        <w:sz w:val="20"/>
+      </w:rPr>
+    </w:lvl>
+    <w:lvl w:ilvl="5" w:tentative="1">
+      <w:start w:val="1"/>
+      <w:numFmt w:val="bullet"/>
+      <w:lvlText w:val=""/>
+      <w:lvlJc w:val="left"/>
+      <w:pPr>
+        <w:tabs>
+          <w:tab w:val="num" w:pos="4320"/>
+        </w:tabs>
+        <w:ind w:left="4320" w:hanging="360"/>
+      </w:pPr>
+      <w:rPr>
+        <w:rFonts w:ascii="Wingdings" w:hAnsi="Wingdings" w:hint="default"/>
+        <w:sz w:val="20"/>
+      </w:rPr>
+    </w:lvl>
+    <w:lvl w:ilvl="6" w:tentative="1">
+      <w:start w:val="1"/>
+      <w:numFmt w:val="bullet"/>
+      <w:lvlText w:val=""/>
+      <w:lvlJc w:val="left"/>
+      <w:pPr>
+        <w:tabs>
+          <w:tab w:val="num" w:pos="5040"/>
+        </w:tabs>
+        <w:ind w:left="5040" w:hanging="360"/>
+      </w:pPr>
+      <w:rPr>
+        <w:rFonts w:ascii="Wingdings" w:hAnsi="Wingdings" w:hint="default"/>
+        <w:sz w:val="20"/>
+      </w:rPr>
+    </w:lvl>
+    <w:lvl w:ilvl="7" w:tentative="1">
+      <w:start w:val="1"/>
+      <w:numFmt w:val="bullet"/>
+      <w:lvlText w:val=""/>
+      <w:lvlJc w:val="left"/>
+      <w:pPr>
+        <w:tabs>
+          <w:tab w:val="num" w:pos="5760"/>
+        </w:tabs>
+        <w:ind w:left="5760" w:hanging="360"/>
+      </w:pPr>
+      <w:rPr>
+        <w:rFonts w:ascii="Wingdings" w:hAnsi="Wingdings" w:hint="default"/>
+        <w:sz w:val="20"/>
+      </w:rPr>
+    </w:lvl>
+    <w:lvl w:ilvl="8" w:tentative="1">
+      <w:start w:val="1"/>
+      <w:numFmt w:val="bullet"/>
+      <w:lvlText w:val=""/>
+      <w:lvlJc w:val="left"/>
+      <w:pPr>
+        <w:tabs>
+          <w:tab w:val="num" w:pos="6480"/>
+        </w:tabs>
+        <w:ind w:left="6480" w:hanging="360"/>
+      </w:pPr>
+      <w:rPr>
+        <w:rFonts w:ascii="Wingdings" w:hAnsi="Wingdings" w:hint="default"/>
+        <w:sz w:val="20"/>
+      </w:rPr>
+    </w:lvl>
+  </w:abstractNum>
+  <w:abstractNum w:abstractNumId="12" w15:restartNumberingAfterBreak="0">
+    <w:nsid w:val="556B4225"/>
+    <w:multiLevelType w:val="multilevel"/>
+    <w:tmpl w:val="8B34ECD0"/>
+    <w:lvl w:ilvl="0">
+      <w:start w:val="1"/>
+      <w:numFmt w:val="bullet"/>
+      <w:lvlText w:val=""/>
+      <w:lvlJc w:val="left"/>
+      <w:pPr>
+        <w:tabs>
+          <w:tab w:val="num" w:pos="720"/>
+        </w:tabs>
+        <w:ind w:left="720" w:hanging="360"/>
+      </w:pPr>
+      <w:rPr>
+        <w:rFonts w:ascii="Symbol" w:hAnsi="Symbol" w:hint="default"/>
+        <w:sz w:val="20"/>
+      </w:rPr>
+    </w:lvl>
+    <w:lvl w:ilvl="1" w:tentative="1">
+      <w:start w:val="1"/>
+      <w:numFmt w:val="bullet"/>
+      <w:lvlText w:val="o"/>
+      <w:lvlJc w:val="left"/>
+      <w:pPr>
+        <w:tabs>
+          <w:tab w:val="num" w:pos="1440"/>
+        </w:tabs>
+        <w:ind w:left="1440" w:hanging="360"/>
+      </w:pPr>
+      <w:rPr>
+        <w:rFonts w:ascii="Courier New" w:hAnsi="Courier New" w:hint="default"/>
+        <w:sz w:val="20"/>
+      </w:rPr>
+    </w:lvl>
+    <w:lvl w:ilvl="2" w:tentative="1">
+      <w:start w:val="1"/>
+      <w:numFmt w:val="bullet"/>
+      <w:lvlText w:val=""/>
+      <w:lvlJc w:val="left"/>
+      <w:pPr>
+        <w:tabs>
+          <w:tab w:val="num" w:pos="2160"/>
+        </w:tabs>
+        <w:ind w:left="2160" w:hanging="360"/>
+      </w:pPr>
+      <w:rPr>
+        <w:rFonts w:ascii="Wingdings" w:hAnsi="Wingdings" w:hint="default"/>
+        <w:sz w:val="20"/>
+      </w:rPr>
+    </w:lvl>
+    <w:lvl w:ilvl="3" w:tentative="1">
+      <w:start w:val="1"/>
+      <w:numFmt w:val="bullet"/>
+      <w:lvlText w:val=""/>
+      <w:lvlJc w:val="left"/>
+      <w:pPr>
+        <w:tabs>
+          <w:tab w:val="num" w:pos="2880"/>
+        </w:tabs>
+        <w:ind w:left="2880" w:hanging="360"/>
+      </w:pPr>
+      <w:rPr>
+        <w:rFonts w:ascii="Wingdings" w:hAnsi="Wingdings" w:hint="default"/>
+        <w:sz w:val="20"/>
+      </w:rPr>
+    </w:lvl>
+    <w:lvl w:ilvl="4" w:tentative="1">
+      <w:start w:val="1"/>
+      <w:numFmt w:val="bullet"/>
+      <w:lvlText w:val=""/>
+      <w:lvlJc w:val="left"/>
+      <w:pPr>
+        <w:tabs>
+          <w:tab w:val="num" w:pos="3600"/>
+        </w:tabs>
+        <w:ind w:left="3600" w:hanging="360"/>
+      </w:pPr>
+      <w:rPr>
+        <w:rFonts w:ascii="Wingdings" w:hAnsi="Wingdings" w:hint="default"/>
+        <w:sz w:val="20"/>
+      </w:rPr>
+    </w:lvl>
+    <w:lvl w:ilvl="5" w:tentative="1">
+      <w:start w:val="1"/>
+      <w:numFmt w:val="bullet"/>
+      <w:lvlText w:val=""/>
+      <w:lvlJc w:val="left"/>
+      <w:pPr>
+        <w:tabs>
+          <w:tab w:val="num" w:pos="4320"/>
+        </w:tabs>
+        <w:ind w:left="4320" w:hanging="360"/>
+      </w:pPr>
+      <w:rPr>
+        <w:rFonts w:ascii="Wingdings" w:hAnsi="Wingdings" w:hint="default"/>
+        <w:sz w:val="20"/>
+      </w:rPr>
+    </w:lvl>
+    <w:lvl w:ilvl="6" w:tentative="1">
+      <w:start w:val="1"/>
+      <w:numFmt w:val="bullet"/>
+      <w:lvlText w:val=""/>
+      <w:lvlJc w:val="left"/>
+      <w:pPr>
+        <w:tabs>
+          <w:tab w:val="num" w:pos="5040"/>
+        </w:tabs>
+        <w:ind w:left="5040" w:hanging="360"/>
+      </w:pPr>
+      <w:rPr>
+        <w:rFonts w:ascii="Wingdings" w:hAnsi="Wingdings" w:hint="default"/>
+        <w:sz w:val="20"/>
+      </w:rPr>
+    </w:lvl>
+    <w:lvl w:ilvl="7" w:tentative="1">
+      <w:start w:val="1"/>
+      <w:numFmt w:val="bullet"/>
+      <w:lvlText w:val=""/>
+      <w:lvlJc w:val="left"/>
+      <w:pPr>
+        <w:tabs>
+          <w:tab w:val="num" w:pos="5760"/>
+        </w:tabs>
+        <w:ind w:left="5760" w:hanging="360"/>
+      </w:pPr>
+      <w:rPr>
+        <w:rFonts w:ascii="Wingdings" w:hAnsi="Wingdings" w:hint="default"/>
+        <w:sz w:val="20"/>
+      </w:rPr>
+    </w:lvl>
+    <w:lvl w:ilvl="8" w:tentative="1">
+      <w:start w:val="1"/>
+      <w:numFmt w:val="bullet"/>
+      <w:lvlText w:val=""/>
+      <w:lvlJc w:val="left"/>
+      <w:pPr>
+        <w:tabs>
+          <w:tab w:val="num" w:pos="6480"/>
+        </w:tabs>
+        <w:ind w:left="6480" w:hanging="360"/>
+      </w:pPr>
+      <w:rPr>
+        <w:rFonts w:ascii="Wingdings" w:hAnsi="Wingdings" w:hint="default"/>
+        <w:sz w:val="20"/>
+      </w:rPr>
+    </w:lvl>
+  </w:abstractNum>
+  <w:abstractNum w:abstractNumId="13" w15:restartNumberingAfterBreak="0">
+    <w:nsid w:val="5AD72BE7"/>
+    <w:multiLevelType w:val="multilevel"/>
+    <w:tmpl w:val="0C7AEE40"/>
+    <w:lvl w:ilvl="0">
+      <w:start w:val="1"/>
+      <w:numFmt w:val="bullet"/>
+      <w:lvlText w:val=""/>
+      <w:lvlJc w:val="left"/>
+      <w:pPr>
+        <w:tabs>
+          <w:tab w:val="num" w:pos="720"/>
+        </w:tabs>
+        <w:ind w:left="720" w:hanging="360"/>
+      </w:pPr>
+      <w:rPr>
+        <w:rFonts w:ascii="Symbol" w:hAnsi="Symbol" w:hint="default"/>
+        <w:sz w:val="20"/>
+      </w:rPr>
+    </w:lvl>
+    <w:lvl w:ilvl="1" w:tentative="1">
+      <w:start w:val="1"/>
+      <w:numFmt w:val="bullet"/>
+      <w:lvlText w:val="o"/>
+      <w:lvlJc w:val="left"/>
+      <w:pPr>
+        <w:tabs>
+          <w:tab w:val="num" w:pos="1440"/>
+        </w:tabs>
+        <w:ind w:left="1440" w:hanging="360"/>
+      </w:pPr>
+      <w:rPr>
+        <w:rFonts w:ascii="Courier New" w:hAnsi="Courier New" w:hint="default"/>
+        <w:sz w:val="20"/>
+      </w:rPr>
+    </w:lvl>
+    <w:lvl w:ilvl="2" w:tentative="1">
+      <w:start w:val="1"/>
+      <w:numFmt w:val="bullet"/>
+      <w:lvlText w:val=""/>
+      <w:lvlJc w:val="left"/>
+      <w:pPr>
+        <w:tabs>
+          <w:tab w:val="num" w:pos="2160"/>
+        </w:tabs>
+        <w:ind w:left="2160" w:hanging="360"/>
+      </w:pPr>
+      <w:rPr>
+        <w:rFonts w:ascii="Wingdings" w:hAnsi="Wingdings" w:hint="default"/>
+        <w:sz w:val="20"/>
+      </w:rPr>
+    </w:lvl>
+    <w:lvl w:ilvl="3" w:tentative="1">
+      <w:start w:val="1"/>
+      <w:numFmt w:val="bullet"/>
+      <w:lvlText w:val=""/>
+      <w:lvlJc w:val="left"/>
+      <w:pPr>
+        <w:tabs>
+          <w:tab w:val="num" w:pos="2880"/>
+        </w:tabs>
+        <w:ind w:left="2880" w:hanging="360"/>
+      </w:pPr>
+      <w:rPr>
+        <w:rFonts w:ascii="Wingdings" w:hAnsi="Wingdings" w:hint="default"/>
+        <w:sz w:val="20"/>
+      </w:rPr>
+    </w:lvl>
+    <w:lvl w:ilvl="4" w:tentative="1">
+      <w:start w:val="1"/>
+      <w:numFmt w:val="bullet"/>
+      <w:lvlText w:val=""/>
+      <w:lvlJc w:val="left"/>
+      <w:pPr>
+        <w:tabs>
+          <w:tab w:val="num" w:pos="3600"/>
+        </w:tabs>
+        <w:ind w:left="3600" w:hanging="360"/>
+      </w:pPr>
+      <w:rPr>
+        <w:rFonts w:ascii="Wingdings" w:hAnsi="Wingdings" w:hint="default"/>
+        <w:sz w:val="20"/>
+      </w:rPr>
+    </w:lvl>
+    <w:lvl w:ilvl="5" w:tentative="1">
+      <w:start w:val="1"/>
+      <w:numFmt w:val="bullet"/>
+      <w:lvlText w:val=""/>
+      <w:lvlJc w:val="left"/>
+      <w:pPr>
+        <w:tabs>
+          <w:tab w:val="num" w:pos="4320"/>
+        </w:tabs>
+        <w:ind w:left="4320" w:hanging="360"/>
+      </w:pPr>
+      <w:rPr>
+        <w:rFonts w:ascii="Wingdings" w:hAnsi="Wingdings" w:hint="default"/>
+        <w:sz w:val="20"/>
+      </w:rPr>
+    </w:lvl>
+    <w:lvl w:ilvl="6" w:tentative="1">
+      <w:start w:val="1"/>
+      <w:numFmt w:val="bullet"/>
+      <w:lvlText w:val=""/>
+      <w:lvlJc w:val="left"/>
+      <w:pPr>
+        <w:tabs>
+          <w:tab w:val="num" w:pos="5040"/>
+        </w:tabs>
+        <w:ind w:left="5040" w:hanging="360"/>
+      </w:pPr>
+      <w:rPr>
+        <w:rFonts w:ascii="Wingdings" w:hAnsi="Wingdings" w:hint="default"/>
+        <w:sz w:val="20"/>
+      </w:rPr>
+    </w:lvl>
+    <w:lvl w:ilvl="7" w:tentative="1">
+      <w:start w:val="1"/>
+      <w:numFmt w:val="bullet"/>
+      <w:lvlText w:val=""/>
+      <w:lvlJc w:val="left"/>
+      <w:pPr>
+        <w:tabs>
+          <w:tab w:val="num" w:pos="5760"/>
+        </w:tabs>
+        <w:ind w:left="5760" w:hanging="360"/>
+      </w:pPr>
+      <w:rPr>
+        <w:rFonts w:ascii="Wingdings" w:hAnsi="Wingdings" w:hint="default"/>
+        <w:sz w:val="20"/>
+      </w:rPr>
+    </w:lvl>
+    <w:lvl w:ilvl="8" w:tentative="1">
+      <w:start w:val="1"/>
+      <w:numFmt w:val="bullet"/>
+      <w:lvlText w:val=""/>
+      <w:lvlJc w:val="left"/>
+      <w:pPr>
+        <w:tabs>
+          <w:tab w:val="num" w:pos="6480"/>
+        </w:tabs>
+        <w:ind w:left="6480" w:hanging="360"/>
+      </w:pPr>
+      <w:rPr>
+        <w:rFonts w:ascii="Wingdings" w:hAnsi="Wingdings" w:hint="default"/>
+        <w:sz w:val="20"/>
+      </w:rPr>
+    </w:lvl>
+  </w:abstractNum>
+  <w:abstractNum w:abstractNumId="14" w15:restartNumberingAfterBreak="0">
+    <w:nsid w:val="73B66CA8"/>
+    <w:multiLevelType w:val="multilevel"/>
+    <w:tmpl w:val="7026EFF8"/>
+    <w:lvl w:ilvl="0">
+      <w:start w:val="1"/>
+      <w:numFmt w:val="bullet"/>
+      <w:lvlText w:val=""/>
+      <w:lvlJc w:val="left"/>
+      <w:pPr>
+        <w:tabs>
+          <w:tab w:val="num" w:pos="720"/>
+        </w:tabs>
+        <w:ind w:left="720" w:hanging="360"/>
+      </w:pPr>
+      <w:rPr>
+        <w:rFonts w:ascii="Symbol" w:hAnsi="Symbol" w:hint="default"/>
+        <w:sz w:val="20"/>
+      </w:rPr>
+    </w:lvl>
+    <w:lvl w:ilvl="1" w:tentative="1">
+      <w:start w:val="1"/>
+      <w:numFmt w:val="bullet"/>
+      <w:lvlText w:val="o"/>
+      <w:lvlJc w:val="left"/>
+      <w:pPr>
+        <w:tabs>
+          <w:tab w:val="num" w:pos="1440"/>
+        </w:tabs>
+        <w:ind w:left="1440" w:hanging="360"/>
+      </w:pPr>
+      <w:rPr>
+        <w:rFonts w:ascii="Courier New" w:hAnsi="Courier New" w:hint="default"/>
+        <w:sz w:val="20"/>
+      </w:rPr>
+    </w:lvl>
+    <w:lvl w:ilvl="2" w:tentative="1">
+      <w:start w:val="1"/>
+      <w:numFmt w:val="bullet"/>
+      <w:lvlText w:val=""/>
+      <w:lvlJc w:val="left"/>
+      <w:pPr>
+        <w:tabs>
+          <w:tab w:val="num" w:pos="2160"/>
+        </w:tabs>
+        <w:ind w:left="2160" w:hanging="360"/>
+      </w:pPr>
+      <w:rPr>
+        <w:rFonts w:ascii="Wingdings" w:hAnsi="Wingdings" w:hint="default"/>
+        <w:sz w:val="20"/>
+      </w:rPr>
+    </w:lvl>
+    <w:lvl w:ilvl="3" w:tentative="1">
+      <w:start w:val="1"/>
+      <w:numFmt w:val="bullet"/>
+      <w:lvlText w:val=""/>
+      <w:lvlJc w:val="left"/>
+      <w:pPr>
+        <w:tabs>
+          <w:tab w:val="num" w:pos="2880"/>
+        </w:tabs>
+        <w:ind w:left="2880" w:hanging="360"/>
+      </w:pPr>
+      <w:rPr>
+        <w:rFonts w:ascii="Wingdings" w:hAnsi="Wingdings" w:hint="default"/>
+        <w:sz w:val="20"/>
+      </w:rPr>
+    </w:lvl>
+    <w:lvl w:ilvl="4" w:tentative="1">
+      <w:start w:val="1"/>
+      <w:numFmt w:val="bullet"/>
+      <w:lvlText w:val=""/>
+      <w:lvlJc w:val="left"/>
+      <w:pPr>
+        <w:tabs>
+          <w:tab w:val="num" w:pos="3600"/>
+        </w:tabs>
+        <w:ind w:left="3600" w:hanging="360"/>
+      </w:pPr>
+      <w:rPr>
+        <w:rFonts w:ascii="Wingdings" w:hAnsi="Wingdings" w:hint="default"/>
+        <w:sz w:val="20"/>
+      </w:rPr>
+    </w:lvl>
+    <w:lvl w:ilvl="5" w:tentative="1">
+      <w:start w:val="1"/>
+      <w:numFmt w:val="bullet"/>
+      <w:lvlText w:val=""/>
+      <w:lvlJc w:val="left"/>
+      <w:pPr>
+        <w:tabs>
+          <w:tab w:val="num" w:pos="4320"/>
+        </w:tabs>
+        <w:ind w:left="4320" w:hanging="360"/>
+      </w:pPr>
+      <w:rPr>
+        <w:rFonts w:ascii="Wingdings" w:hAnsi="Wingdings" w:hint="default"/>
+        <w:sz w:val="20"/>
+      </w:rPr>
+    </w:lvl>
+    <w:lvl w:ilvl="6" w:tentative="1">
+      <w:start w:val="1"/>
+      <w:numFmt w:val="bullet"/>
+      <w:lvlText w:val=""/>
+      <w:lvlJc w:val="left"/>
+      <w:pPr>
+        <w:tabs>
+          <w:tab w:val="num" w:pos="5040"/>
+        </w:tabs>
+        <w:ind w:left="5040" w:hanging="360"/>
+      </w:pPr>
+      <w:rPr>
+        <w:rFonts w:ascii="Wingdings" w:hAnsi="Wingdings" w:hint="default"/>
+        <w:sz w:val="20"/>
+      </w:rPr>
+    </w:lvl>
+    <w:lvl w:ilvl="7" w:tentative="1">
+      <w:start w:val="1"/>
+      <w:numFmt w:val="bullet"/>
+      <w:lvlText w:val=""/>
+      <w:lvlJc w:val="left"/>
+      <w:pPr>
+        <w:tabs>
+          <w:tab w:val="num" w:pos="5760"/>
+        </w:tabs>
+        <w:ind w:left="5760" w:hanging="360"/>
+      </w:pPr>
+      <w:rPr>
+        <w:rFonts w:ascii="Wingdings" w:hAnsi="Wingdings" w:hint="default"/>
+        <w:sz w:val="20"/>
+      </w:rPr>
+    </w:lvl>
+    <w:lvl w:ilvl="8" w:tentative="1">
+      <w:start w:val="1"/>
+      <w:numFmt w:val="bullet"/>
+      <w:lvlText w:val=""/>
+      <w:lvlJc w:val="left"/>
+      <w:pPr>
+        <w:tabs>
+          <w:tab w:val="num" w:pos="6480"/>
+        </w:tabs>
+        <w:ind w:left="6480" w:hanging="360"/>
+      </w:pPr>
+      <w:rPr>
+        <w:rFonts w:ascii="Wingdings" w:hAnsi="Wingdings" w:hint="default"/>
+        <w:sz w:val="20"/>
+      </w:rPr>
+    </w:lvl>
+  </w:abstractNum>
   <w:num w:numId="1" w16cid:durableId="1545874354">
     <w:abstractNumId w:val="8"/>
   </w:num>
@@ -8380,6 +13111,21 @@
   </w:num>
   <w:num w:numId="10" w16cid:durableId="115998917">
     <w:abstractNumId w:val="9"/>
+  </w:num>
+  <w:num w:numId="11" w16cid:durableId="1642080849">
+    <w:abstractNumId w:val="14"/>
+  </w:num>
+  <w:num w:numId="12" w16cid:durableId="2117868641">
+    <w:abstractNumId w:val="10"/>
+  </w:num>
+  <w:num w:numId="13" w16cid:durableId="1692535803">
+    <w:abstractNumId w:val="13"/>
+  </w:num>
+  <w:num w:numId="14" w16cid:durableId="1429304029">
+    <w:abstractNumId w:val="12"/>
+  </w:num>
+  <w:num w:numId="15" w16cid:durableId="835807854">
+    <w:abstractNumId w:val="11"/>
   </w:num>
 </w:numbering>
 </file>
